--- a/4.质量管理/1.流程制度规范类文件/040102-管理评审控制程序.docx
+++ b/4.质量管理/1.流程制度规范类文件/040102-管理评审控制程序.docx
@@ -1,25 +1,74 @@
 
 <file path=word/document.xml><?xml version="1.0" encoding="utf-8"?>
-<w:document xmlns:wpc="http://schemas.microsoft.com/office/word/2010/wordprocessingCanvas" xmlns:mc="http://schemas.openxmlformats.org/markup-compatibility/2006" xmlns:o="urn:schemas-microsoft-com:office:office" xmlns:r="http://schemas.openxmlformats.org/officeDocument/2006/relationships" xmlns:m="http://schemas.openxmlformats.org/officeDocument/2006/math" xmlns:v="urn:schemas-microsoft-com:vml" xmlns:wp14="http://schemas.microsoft.com/office/word/2010/wordprocessingDrawing" xmlns:wp="http://schemas.openxmlformats.org/drawingml/2006/wordprocessingDrawing" xmlns:w10="urn:schemas-microsoft-com:office:word" xmlns:w="http://schemas.openxmlformats.org/wordprocessingml/2006/main" xmlns:w14="http://schemas.microsoft.com/office/word/2010/wordml" xmlns:w15="http://schemas.microsoft.com/office/word/2012/wordml" xmlns:wne="http://schemas.microsoft.com/office/word/2006/wordml" xmlns:wpg="http://schemas.microsoft.com/office/word/2010/wordprocessingGroup" xmlns:wpi="http://schemas.microsoft.com/office/word/2010/wordprocessingInk" xmlns:wps="http://schemas.microsoft.com/office/word/2010/wordprocessingShape" mc:Ignorable="w14 w15 wp14">
-  <!-- Generated by Aspose.Words for .NET 13.3.0.1 -->
+<w:document xmlns:wpc="http://schemas.microsoft.com/office/word/2010/wordprocessingCanvas" xmlns:mc="http://schemas.openxmlformats.org/markup-compatibility/2006" xmlns:o="urn:schemas-microsoft-com:office:office" xmlns:r="http://schemas.openxmlformats.org/officeDocument/2006/relationships" xmlns:m="http://schemas.openxmlformats.org/officeDocument/2006/math" xmlns:v="urn:schemas-microsoft-com:vml" xmlns:wp14="http://schemas.microsoft.com/office/word/2010/wordprocessingDrawing" xmlns:wp="http://schemas.openxmlformats.org/drawingml/2006/wordprocessingDrawing" xmlns:w="http://schemas.openxmlformats.org/wordprocessingml/2006/main" xmlns:w14="http://schemas.microsoft.com/office/word/2010/wordml" xmlns:w10="urn:schemas-microsoft-com:office:word" xmlns:w15="http://schemas.microsoft.com/office/word/2012/wordml" xmlns:wpg="http://schemas.microsoft.com/office/word/2010/wordprocessingGroup" xmlns:wpi="http://schemas.microsoft.com/office/word/2010/wordprocessingInk" xmlns:wne="http://schemas.microsoft.com/office/word/2006/wordml" xmlns:wps="http://schemas.microsoft.com/office/word/2010/wordprocessingShape" xmlns:wpsCustomData="http://www.wps.cn/officeDocument/2013/wpsCustomData" mc:Ignorable="w14 w15 wp14">
   <w:body>
     <w:p>
       <w:pPr>
-        <w:pStyle w:val="a1"/>
-        <w:bidi w:val="0"/>
-      </w:pPr>
-      <w:bookmarkStart w:id="0" w:name="_Toc26889"/>
-      <w:r>
-        <w:t>管理评审控制程序</w:t>
+        <w:pStyle w:val="31"/>
+        <w:keepNext w:val="0"/>
+        <w:keepLines w:val="0"/>
+        <w:pageBreakBefore w:val="0"/>
+        <w:widowControl w:val="0"/>
+        <w:kinsoku w:val="0"/>
+        <w:wordWrap/>
+        <w:overflowPunct/>
+        <w:topLinePunct w:val="0"/>
+        <w:autoSpaceDE w:val="0"/>
+        <w:autoSpaceDN w:val="0"/>
+        <w:bidi w:val="0"/>
+        <w:adjustRightInd w:val="0"/>
+        <w:snapToGrid w:val="0"/>
+        <w:textAlignment w:val="baseline"/>
+      </w:pPr>
+      <w:bookmarkStart w:id="0" w:name="_Toc25335"/>
+    </w:p>
+    <w:p>
+      <w:pPr>
+        <w:pStyle w:val="31"/>
+        <w:keepNext w:val="0"/>
+        <w:keepLines w:val="0"/>
+        <w:pageBreakBefore w:val="0"/>
+        <w:widowControl w:val="0"/>
+        <w:kinsoku w:val="0"/>
+        <w:wordWrap/>
+        <w:overflowPunct/>
+        <w:topLinePunct w:val="0"/>
+        <w:autoSpaceDE w:val="0"/>
+        <w:autoSpaceDN w:val="0"/>
+        <w:bidi w:val="0"/>
+        <w:adjustRightInd w:val="0"/>
+        <w:snapToGrid w:val="0"/>
+        <w:textAlignment w:val="baseline"/>
+      </w:pPr>
+      <w:r>
+        <w:t>管理评审控制</w:t>
+      </w:r>
+      <w:bookmarkStart w:id="21" w:name="_GoBack"/>
+      <w:bookmarkEnd w:id="21"/>
+      <w:r>
+        <w:t>程序</w:t>
       </w:r>
       <w:bookmarkEnd w:id="0"/>
     </w:p>
     <w:p>
       <w:pPr>
-        <w:pStyle w:val="a2"/>
-        <w:bidi w:val="0"/>
-      </w:pPr>
-      <w:bookmarkStart w:id="1" w:name="_Toc21231"/>
+        <w:pStyle w:val="32"/>
+        <w:keepNext w:val="0"/>
+        <w:keepLines w:val="0"/>
+        <w:pageBreakBefore w:val="0"/>
+        <w:widowControl w:val="0"/>
+        <w:kinsoku w:val="0"/>
+        <w:wordWrap/>
+        <w:overflowPunct/>
+        <w:topLinePunct w:val="0"/>
+        <w:autoSpaceDE w:val="0"/>
+        <w:autoSpaceDN w:val="0"/>
+        <w:bidi w:val="0"/>
+        <w:adjustRightInd w:val="0"/>
+        <w:snapToGrid w:val="0"/>
+        <w:textAlignment w:val="baseline"/>
+      </w:pPr>
+      <w:bookmarkStart w:id="1" w:name="_Toc22631"/>
       <w:r>
         <w:t>甘肃国邦信息科技有限公司</w:t>
       </w:r>
@@ -27,17 +76,31 @@
     </w:p>
     <w:p>
       <w:pPr>
+        <w:keepNext w:val="0"/>
+        <w:keepLines w:val="0"/>
+        <w:pageBreakBefore w:val="0"/>
+        <w:widowControl w:val="0"/>
+        <w:kinsoku w:val="0"/>
+        <w:wordWrap/>
+        <w:overflowPunct/>
+        <w:topLinePunct w:val="0"/>
+        <w:autoSpaceDE w:val="0"/>
+        <w:autoSpaceDN w:val="0"/>
+        <w:bidi w:val="0"/>
+        <w:adjustRightInd w:val="0"/>
+        <w:snapToGrid w:val="0"/>
         <w:spacing w:before="225" w:line="225" w:lineRule="auto"/>
         <w:ind w:left="2944"/>
-        <w:rPr>
-          <w:rFonts w:ascii="宋体" w:eastAsia="宋体" w:hAnsi="宋体" w:cs="宋体"/>
+        <w:textAlignment w:val="baseline"/>
+        <w:rPr>
+          <w:rFonts w:ascii="宋体" w:hAnsi="宋体" w:eastAsia="宋体" w:cs="宋体"/>
           <w:sz w:val="35"/>
           <w:szCs w:val="35"/>
         </w:rPr>
       </w:pPr>
       <w:r>
         <w:rPr>
-          <w:rFonts w:ascii="宋体" w:eastAsia="宋体" w:hAnsi="宋体" w:cs="宋体"/>
+          <w:rFonts w:ascii="宋体" w:hAnsi="宋体" w:eastAsia="宋体" w:cs="宋体"/>
           <w:spacing w:val="-10"/>
           <w:sz w:val="35"/>
           <w:szCs w:val="35"/>
@@ -47,40 +110,82 @@
     </w:p>
     <w:p>
       <w:pPr>
+        <w:keepNext w:val="0"/>
+        <w:keepLines w:val="0"/>
+        <w:pageBreakBefore w:val="0"/>
+        <w:widowControl w:val="0"/>
+        <w:kinsoku w:val="0"/>
+        <w:wordWrap/>
+        <w:overflowPunct/>
+        <w:topLinePunct w:val="0"/>
+        <w:autoSpaceDE w:val="0"/>
+        <w:autoSpaceDN w:val="0"/>
+        <w:bidi w:val="0"/>
+        <w:adjustRightInd w:val="0"/>
+        <w:snapToGrid w:val="0"/>
         <w:spacing w:line="225" w:lineRule="auto"/>
-        <w:rPr>
-          <w:rFonts w:ascii="宋体" w:eastAsia="宋体" w:hAnsi="宋体" w:cs="宋体"/>
+        <w:textAlignment w:val="baseline"/>
+        <w:rPr>
+          <w:rFonts w:ascii="宋体" w:hAnsi="宋体" w:eastAsia="宋体" w:cs="宋体"/>
           <w:sz w:val="35"/>
           <w:szCs w:val="35"/>
         </w:rPr>
         <w:sectPr>
           <w:pgSz w:w="11906" w:h="16840"/>
           <w:pgMar w:top="1431" w:right="1785" w:bottom="0" w:left="1785" w:header="0" w:footer="0" w:gutter="0"/>
-          <w:cols w:num="1" w:space="720"/>
+          <w:cols w:space="720" w:num="1"/>
         </w:sectPr>
       </w:pPr>
     </w:p>
     <w:p>
       <w:pPr>
-        <w:pStyle w:val="BodyText"/>
+        <w:pStyle w:val="12"/>
+        <w:keepNext w:val="0"/>
+        <w:keepLines w:val="0"/>
+        <w:pageBreakBefore w:val="0"/>
+        <w:widowControl w:val="0"/>
+        <w:kinsoku w:val="0"/>
+        <w:wordWrap/>
+        <w:overflowPunct/>
+        <w:topLinePunct w:val="0"/>
+        <w:autoSpaceDE w:val="0"/>
+        <w:autoSpaceDN w:val="0"/>
+        <w:bidi w:val="0"/>
+        <w:adjustRightInd w:val="0"/>
+        <w:snapToGrid w:val="0"/>
         <w:spacing w:line="378" w:lineRule="auto"/>
-      </w:pPr>
-    </w:p>
-    <w:p>
-      <w:pPr>
+        <w:textAlignment w:val="baseline"/>
+      </w:pPr>
+    </w:p>
+    <w:p>
+      <w:pPr>
+        <w:keepNext w:val="0"/>
+        <w:keepLines w:val="0"/>
+        <w:pageBreakBefore w:val="0"/>
+        <w:widowControl w:val="0"/>
+        <w:kinsoku w:val="0"/>
+        <w:wordWrap/>
+        <w:overflowPunct/>
+        <w:topLinePunct w:val="0"/>
+        <w:autoSpaceDE w:val="0"/>
+        <w:autoSpaceDN w:val="0"/>
+        <w:bidi w:val="0"/>
+        <w:adjustRightInd w:val="0"/>
+        <w:snapToGrid w:val="0"/>
         <w:spacing w:before="91" w:line="220" w:lineRule="auto"/>
         <w:ind w:left="3822"/>
+        <w:textAlignment w:val="baseline"/>
         <w:outlineLvl w:val="1"/>
         <w:rPr>
-          <w:rFonts w:ascii="宋体" w:eastAsia="宋体" w:hAnsi="宋体" w:cs="宋体"/>
+          <w:rFonts w:ascii="宋体" w:hAnsi="宋体" w:eastAsia="宋体" w:cs="宋体"/>
           <w:sz w:val="28"/>
           <w:szCs w:val="28"/>
         </w:rPr>
       </w:pPr>
-      <w:bookmarkStart w:id="2" w:name="_Toc12492"/>
-      <w:r>
-        <w:rPr>
-          <w:rFonts w:ascii="宋体" w:eastAsia="宋体" w:hAnsi="宋体" w:cs="宋体"/>
+      <w:bookmarkStart w:id="2" w:name="_Toc29502"/>
+      <w:r>
+        <w:rPr>
+          <w:rFonts w:ascii="宋体" w:hAnsi="宋体" w:eastAsia="宋体" w:cs="宋体"/>
           <w:spacing w:val="-5"/>
           <w:sz w:val="28"/>
           <w:szCs w:val="28"/>
@@ -91,21 +196,35 @@
     </w:p>
     <w:p>
       <w:pPr>
+        <w:keepNext w:val="0"/>
+        <w:keepLines w:val="0"/>
+        <w:pageBreakBefore w:val="0"/>
+        <w:widowControl w:val="0"/>
+        <w:kinsoku w:val="0"/>
+        <w:wordWrap/>
+        <w:overflowPunct/>
+        <w:topLinePunct w:val="0"/>
+        <w:autoSpaceDE w:val="0"/>
+        <w:autoSpaceDN w:val="0"/>
+        <w:bidi w:val="0"/>
+        <w:adjustRightInd w:val="0"/>
+        <w:snapToGrid w:val="0"/>
         <w:spacing w:line="114" w:lineRule="exact"/>
+        <w:textAlignment w:val="baseline"/>
       </w:pPr>
     </w:p>
     <w:tbl>
       <w:tblPr>
-        <w:tblStyle w:val="TableNormal0"/>
+        <w:tblStyle w:val="24"/>
         <w:tblW w:w="9154" w:type="dxa"/>
         <w:tblInd w:w="2" w:type="dxa"/>
         <w:tblBorders>
-          <w:top w:val="single" w:sz="2" w:space="0" w:color="000000"/>
-          <w:left w:val="single" w:sz="2" w:space="0" w:color="000000"/>
-          <w:bottom w:val="single" w:sz="2" w:space="0" w:color="000000"/>
-          <w:right w:val="single" w:sz="2" w:space="0" w:color="000000"/>
-          <w:insideH w:val="single" w:sz="2" w:space="0" w:color="000000"/>
-          <w:insideV w:val="single" w:sz="2" w:space="0" w:color="000000"/>
+          <w:top w:val="single" w:color="000000" w:sz="2" w:space="0"/>
+          <w:left w:val="single" w:color="000000" w:sz="2" w:space="0"/>
+          <w:bottom w:val="single" w:color="000000" w:sz="2" w:space="0"/>
+          <w:right w:val="single" w:color="000000" w:sz="2" w:space="0"/>
+          <w:insideH w:val="single" w:color="000000" w:sz="2" w:space="0"/>
+          <w:insideV w:val="single" w:color="000000" w:sz="2" w:space="0"/>
         </w:tblBorders>
         <w:tblLayout w:type="fixed"/>
         <w:tblCellMar>
@@ -124,17 +243,14 @@
       </w:tblGrid>
       <w:tr>
         <w:tblPrEx>
-          <w:tblW w:w="9154" w:type="dxa"/>
-          <w:tblInd w:w="2" w:type="dxa"/>
           <w:tblBorders>
-            <w:top w:val="single" w:sz="2" w:space="0" w:color="000000"/>
-            <w:left w:val="single" w:sz="2" w:space="0" w:color="000000"/>
-            <w:bottom w:val="single" w:sz="2" w:space="0" w:color="000000"/>
-            <w:right w:val="single" w:sz="2" w:space="0" w:color="000000"/>
-            <w:insideH w:val="single" w:sz="2" w:space="0" w:color="000000"/>
-            <w:insideV w:val="single" w:sz="2" w:space="0" w:color="000000"/>
+            <w:top w:val="single" w:color="000000" w:sz="2" w:space="0"/>
+            <w:left w:val="single" w:color="000000" w:sz="2" w:space="0"/>
+            <w:bottom w:val="single" w:color="000000" w:sz="2" w:space="0"/>
+            <w:right w:val="single" w:color="000000" w:sz="2" w:space="0"/>
+            <w:insideH w:val="single" w:color="000000" w:sz="2" w:space="0"/>
+            <w:insideV w:val="single" w:color="000000" w:sz="2" w:space="0"/>
           </w:tblBorders>
-          <w:tblLayout w:type="fixed"/>
           <w:tblCellMar>
             <w:top w:w="0" w:type="dxa"/>
             <w:left w:w="0" w:type="dxa"/>
@@ -143,7 +259,7 @@
           </w:tblCellMar>
         </w:tblPrEx>
         <w:trPr>
-          <w:trHeight w:val="990"/>
+          <w:trHeight w:val="990" w:hRule="atLeast"/>
         </w:trPr>
         <w:tc>
           <w:tcPr>
@@ -151,17 +267,31 @@
           </w:tcPr>
           <w:p>
             <w:pPr>
+              <w:keepNext w:val="0"/>
+              <w:keepLines w:val="0"/>
+              <w:pageBreakBefore w:val="0"/>
+              <w:widowControl w:val="0"/>
+              <w:kinsoku w:val="0"/>
+              <w:wordWrap/>
+              <w:overflowPunct/>
+              <w:topLinePunct w:val="0"/>
+              <w:autoSpaceDE w:val="0"/>
+              <w:autoSpaceDN w:val="0"/>
+              <w:bidi w:val="0"/>
+              <w:adjustRightInd w:val="0"/>
+              <w:snapToGrid w:val="0"/>
               <w:spacing w:before="166" w:line="313" w:lineRule="auto"/>
               <w:ind w:left="135" w:right="256" w:hanging="6"/>
+              <w:textAlignment w:val="baseline"/>
               <w:rPr>
-                <w:rFonts w:ascii="宋体" w:eastAsia="宋体" w:hAnsi="宋体" w:cs="宋体"/>
+                <w:rFonts w:ascii="宋体" w:hAnsi="宋体" w:eastAsia="宋体" w:cs="宋体"/>
                 <w:sz w:val="24"/>
                 <w:szCs w:val="24"/>
               </w:rPr>
             </w:pPr>
             <w:r>
               <w:rPr>
-                <w:rFonts w:ascii="宋体" w:eastAsia="宋体" w:hAnsi="宋体" w:cs="宋体"/>
+                <w:rFonts w:ascii="宋体" w:hAnsi="宋体" w:eastAsia="宋体" w:cs="宋体"/>
                 <w:spacing w:val="-5"/>
                 <w:sz w:val="24"/>
                 <w:szCs w:val="24"/>
@@ -170,7 +300,7 @@
             </w:r>
             <w:r>
               <w:rPr>
-                <w:rFonts w:ascii="宋体" w:eastAsia="宋体" w:hAnsi="宋体" w:cs="宋体"/>
+                <w:rFonts w:ascii="宋体" w:hAnsi="宋体" w:eastAsia="宋体" w:cs="宋体"/>
                 <w:sz w:val="24"/>
                 <w:szCs w:val="24"/>
               </w:rPr>
@@ -185,23 +315,51 @@
           </w:tcPr>
           <w:p>
             <w:pPr>
-              <w:pStyle w:val="TableText"/>
+              <w:pStyle w:val="25"/>
+              <w:keepNext w:val="0"/>
+              <w:keepLines w:val="0"/>
+              <w:pageBreakBefore w:val="0"/>
+              <w:widowControl w:val="0"/>
+              <w:kinsoku w:val="0"/>
+              <w:wordWrap/>
+              <w:overflowPunct/>
+              <w:topLinePunct w:val="0"/>
+              <w:autoSpaceDE w:val="0"/>
+              <w:autoSpaceDN w:val="0"/>
+              <w:bidi w:val="0"/>
+              <w:adjustRightInd w:val="0"/>
+              <w:snapToGrid w:val="0"/>
               <w:spacing w:line="311" w:lineRule="auto"/>
+              <w:textAlignment w:val="baseline"/>
             </w:pPr>
           </w:p>
           <w:p>
             <w:pPr>
+              <w:keepNext w:val="0"/>
+              <w:keepLines w:val="0"/>
+              <w:pageBreakBefore w:val="0"/>
+              <w:widowControl w:val="0"/>
+              <w:kinsoku w:val="0"/>
+              <w:wordWrap/>
+              <w:overflowPunct/>
+              <w:topLinePunct w:val="0"/>
+              <w:autoSpaceDE w:val="0"/>
+              <w:autoSpaceDN w:val="0"/>
+              <w:bidi w:val="0"/>
+              <w:adjustRightInd w:val="0"/>
+              <w:snapToGrid w:val="0"/>
               <w:spacing w:before="78" w:line="219" w:lineRule="auto"/>
               <w:ind w:left="130"/>
+              <w:textAlignment w:val="baseline"/>
               <w:rPr>
-                <w:rFonts w:ascii="宋体" w:eastAsia="宋体" w:hAnsi="宋体" w:cs="宋体"/>
+                <w:rFonts w:ascii="宋体" w:hAnsi="宋体" w:eastAsia="宋体" w:cs="宋体"/>
                 <w:sz w:val="24"/>
                 <w:szCs w:val="24"/>
               </w:rPr>
             </w:pPr>
             <w:r>
               <w:rPr>
-                <w:rFonts w:ascii="宋体" w:eastAsia="宋体" w:hAnsi="宋体" w:cs="宋体"/>
+                <w:rFonts w:ascii="宋体" w:hAnsi="宋体" w:eastAsia="宋体" w:cs="宋体"/>
                 <w:spacing w:val="-2"/>
                 <w:sz w:val="24"/>
                 <w:szCs w:val="24"/>
@@ -213,9 +371,14 @@
       </w:tr>
       <w:tr>
         <w:tblPrEx>
-          <w:tblW w:w="9154" w:type="dxa"/>
-          <w:tblInd w:w="2" w:type="dxa"/>
-          <w:tblLayout w:type="fixed"/>
+          <w:tblBorders>
+            <w:top w:val="single" w:color="000000" w:sz="2" w:space="0"/>
+            <w:left w:val="single" w:color="000000" w:sz="2" w:space="0"/>
+            <w:bottom w:val="single" w:color="000000" w:sz="2" w:space="0"/>
+            <w:right w:val="single" w:color="000000" w:sz="2" w:space="0"/>
+            <w:insideH w:val="single" w:color="000000" w:sz="2" w:space="0"/>
+            <w:insideV w:val="single" w:color="000000" w:sz="2" w:space="0"/>
+          </w:tblBorders>
           <w:tblCellMar>
             <w:top w:w="0" w:type="dxa"/>
             <w:left w:w="0" w:type="dxa"/>
@@ -224,7 +387,7 @@
           </w:tblCellMar>
         </w:tblPrEx>
         <w:trPr>
-          <w:trHeight w:val="610"/>
+          <w:trHeight w:val="610" w:hRule="atLeast"/>
         </w:trPr>
         <w:tc>
           <w:tcPr>
@@ -232,17 +395,31 @@
           </w:tcPr>
           <w:p>
             <w:pPr>
+              <w:keepNext w:val="0"/>
+              <w:keepLines w:val="0"/>
+              <w:pageBreakBefore w:val="0"/>
+              <w:widowControl w:val="0"/>
+              <w:kinsoku w:val="0"/>
+              <w:wordWrap/>
+              <w:overflowPunct/>
+              <w:topLinePunct w:val="0"/>
+              <w:autoSpaceDE w:val="0"/>
+              <w:autoSpaceDN w:val="0"/>
+              <w:bidi w:val="0"/>
+              <w:adjustRightInd w:val="0"/>
+              <w:snapToGrid w:val="0"/>
               <w:spacing w:before="200" w:line="219" w:lineRule="auto"/>
               <w:ind w:left="129"/>
+              <w:textAlignment w:val="baseline"/>
               <w:rPr>
-                <w:rFonts w:ascii="宋体" w:eastAsia="宋体" w:hAnsi="宋体" w:cs="宋体"/>
+                <w:rFonts w:ascii="宋体" w:hAnsi="宋体" w:eastAsia="宋体" w:cs="宋体"/>
                 <w:sz w:val="24"/>
                 <w:szCs w:val="24"/>
               </w:rPr>
             </w:pPr>
             <w:r>
               <w:rPr>
-                <w:rFonts w:ascii="宋体" w:eastAsia="宋体" w:hAnsi="宋体" w:cs="宋体"/>
+                <w:rFonts w:ascii="宋体" w:hAnsi="宋体" w:eastAsia="宋体" w:cs="宋体"/>
                 <w:spacing w:val="-5"/>
                 <w:sz w:val="24"/>
                 <w:szCs w:val="24"/>
@@ -258,17 +435,31 @@
           </w:tcPr>
           <w:p>
             <w:pPr>
+              <w:keepNext w:val="0"/>
+              <w:keepLines w:val="0"/>
+              <w:pageBreakBefore w:val="0"/>
+              <w:widowControl w:val="0"/>
+              <w:kinsoku w:val="0"/>
+              <w:wordWrap/>
+              <w:overflowPunct/>
+              <w:topLinePunct w:val="0"/>
+              <w:autoSpaceDE w:val="0"/>
+              <w:autoSpaceDN w:val="0"/>
+              <w:bidi w:val="0"/>
+              <w:adjustRightInd w:val="0"/>
+              <w:snapToGrid w:val="0"/>
               <w:spacing w:before="196" w:line="219" w:lineRule="auto"/>
               <w:ind w:left="119"/>
+              <w:textAlignment w:val="baseline"/>
               <w:rPr>
-                <w:rFonts w:ascii="宋体" w:eastAsia="宋体" w:hAnsi="宋体" w:cs="宋体"/>
+                <w:rFonts w:ascii="宋体" w:hAnsi="宋体" w:eastAsia="宋体" w:cs="宋体"/>
                 <w:sz w:val="24"/>
                 <w:szCs w:val="24"/>
               </w:rPr>
             </w:pPr>
             <w:r>
               <w:rPr>
-                <w:rFonts w:ascii="宋体" w:eastAsia="宋体" w:hAnsi="宋体" w:cs="宋体"/>
+                <w:rFonts w:ascii="宋体" w:hAnsi="宋体" w:eastAsia="宋体" w:cs="宋体"/>
                 <w:spacing w:val="-2"/>
                 <w:sz w:val="24"/>
                 <w:szCs w:val="24"/>
@@ -280,9 +471,14 @@
       </w:tr>
       <w:tr>
         <w:tblPrEx>
-          <w:tblW w:w="9154" w:type="dxa"/>
-          <w:tblInd w:w="2" w:type="dxa"/>
-          <w:tblLayout w:type="fixed"/>
+          <w:tblBorders>
+            <w:top w:val="single" w:color="000000" w:sz="2" w:space="0"/>
+            <w:left w:val="single" w:color="000000" w:sz="2" w:space="0"/>
+            <w:bottom w:val="single" w:color="000000" w:sz="2" w:space="0"/>
+            <w:right w:val="single" w:color="000000" w:sz="2" w:space="0"/>
+            <w:insideH w:val="single" w:color="000000" w:sz="2" w:space="0"/>
+            <w:insideV w:val="single" w:color="000000" w:sz="2" w:space="0"/>
+          </w:tblBorders>
           <w:tblCellMar>
             <w:top w:w="0" w:type="dxa"/>
             <w:left w:w="0" w:type="dxa"/>
@@ -291,7 +487,7 @@
           </w:tblCellMar>
         </w:tblPrEx>
         <w:trPr>
-          <w:trHeight w:val="611"/>
+          <w:trHeight w:val="611" w:hRule="atLeast"/>
         </w:trPr>
         <w:tc>
           <w:tcPr>
@@ -299,17 +495,31 @@
           </w:tcPr>
           <w:p>
             <w:pPr>
+              <w:keepNext w:val="0"/>
+              <w:keepLines w:val="0"/>
+              <w:pageBreakBefore w:val="0"/>
+              <w:widowControl w:val="0"/>
+              <w:kinsoku w:val="0"/>
+              <w:wordWrap/>
+              <w:overflowPunct/>
+              <w:topLinePunct w:val="0"/>
+              <w:autoSpaceDE w:val="0"/>
+              <w:autoSpaceDN w:val="0"/>
+              <w:bidi w:val="0"/>
+              <w:adjustRightInd w:val="0"/>
+              <w:snapToGrid w:val="0"/>
               <w:spacing w:before="202" w:line="219" w:lineRule="auto"/>
               <w:ind w:left="129"/>
+              <w:textAlignment w:val="baseline"/>
               <w:rPr>
-                <w:rFonts w:ascii="宋体" w:eastAsia="宋体" w:hAnsi="宋体" w:cs="宋体"/>
+                <w:rFonts w:ascii="宋体" w:hAnsi="宋体" w:eastAsia="宋体" w:cs="宋体"/>
                 <w:sz w:val="24"/>
                 <w:szCs w:val="24"/>
               </w:rPr>
             </w:pPr>
             <w:r>
               <w:rPr>
-                <w:rFonts w:ascii="宋体" w:eastAsia="宋体" w:hAnsi="宋体" w:cs="宋体"/>
+                <w:rFonts w:ascii="宋体" w:hAnsi="宋体" w:eastAsia="宋体" w:cs="宋体"/>
                 <w:spacing w:val="-5"/>
                 <w:sz w:val="24"/>
                 <w:szCs w:val="24"/>
@@ -325,17 +535,31 @@
           </w:tcPr>
           <w:p>
             <w:pPr>
+              <w:keepNext w:val="0"/>
+              <w:keepLines w:val="0"/>
+              <w:pageBreakBefore w:val="0"/>
+              <w:widowControl w:val="0"/>
+              <w:kinsoku w:val="0"/>
+              <w:wordWrap/>
+              <w:overflowPunct/>
+              <w:topLinePunct w:val="0"/>
+              <w:autoSpaceDE w:val="0"/>
+              <w:autoSpaceDN w:val="0"/>
+              <w:bidi w:val="0"/>
+              <w:adjustRightInd w:val="0"/>
+              <w:snapToGrid w:val="0"/>
               <w:spacing w:before="202" w:line="219" w:lineRule="auto"/>
               <w:ind w:left="116"/>
+              <w:textAlignment w:val="baseline"/>
               <w:rPr>
-                <w:rFonts w:ascii="宋体" w:eastAsia="宋体" w:hAnsi="宋体" w:cs="宋体"/>
+                <w:rFonts w:ascii="宋体" w:hAnsi="宋体" w:eastAsia="宋体" w:cs="宋体"/>
                 <w:sz w:val="24"/>
                 <w:szCs w:val="24"/>
               </w:rPr>
             </w:pPr>
             <w:r>
               <w:rPr>
-                <w:rFonts w:ascii="宋体" w:eastAsia="宋体" w:hAnsi="宋体" w:cs="宋体"/>
+                <w:rFonts w:ascii="宋体" w:hAnsi="宋体" w:eastAsia="宋体" w:cs="宋体"/>
                 <w:spacing w:val="-5"/>
                 <w:sz w:val="24"/>
                 <w:szCs w:val="24"/>
@@ -347,9 +571,14 @@
       </w:tr>
       <w:tr>
         <w:tblPrEx>
-          <w:tblW w:w="9154" w:type="dxa"/>
-          <w:tblInd w:w="2" w:type="dxa"/>
-          <w:tblLayout w:type="fixed"/>
+          <w:tblBorders>
+            <w:top w:val="single" w:color="000000" w:sz="2" w:space="0"/>
+            <w:left w:val="single" w:color="000000" w:sz="2" w:space="0"/>
+            <w:bottom w:val="single" w:color="000000" w:sz="2" w:space="0"/>
+            <w:right w:val="single" w:color="000000" w:sz="2" w:space="0"/>
+            <w:insideH w:val="single" w:color="000000" w:sz="2" w:space="0"/>
+            <w:insideV w:val="single" w:color="000000" w:sz="2" w:space="0"/>
+          </w:tblBorders>
           <w:tblCellMar>
             <w:top w:w="0" w:type="dxa"/>
             <w:left w:w="0" w:type="dxa"/>
@@ -358,7 +587,7 @@
           </w:tblCellMar>
         </w:tblPrEx>
         <w:trPr>
-          <w:trHeight w:val="611"/>
+          <w:trHeight w:val="611" w:hRule="atLeast"/>
         </w:trPr>
         <w:tc>
           <w:tcPr>
@@ -366,17 +595,31 @@
           </w:tcPr>
           <w:p>
             <w:pPr>
+              <w:keepNext w:val="0"/>
+              <w:keepLines w:val="0"/>
+              <w:pageBreakBefore w:val="0"/>
+              <w:widowControl w:val="0"/>
+              <w:kinsoku w:val="0"/>
+              <w:wordWrap/>
+              <w:overflowPunct/>
+              <w:topLinePunct w:val="0"/>
+              <w:autoSpaceDE w:val="0"/>
+              <w:autoSpaceDN w:val="0"/>
+              <w:bidi w:val="0"/>
+              <w:adjustRightInd w:val="0"/>
+              <w:snapToGrid w:val="0"/>
               <w:spacing w:before="201" w:line="219" w:lineRule="auto"/>
               <w:ind w:left="321"/>
+              <w:textAlignment w:val="baseline"/>
               <w:rPr>
-                <w:rFonts w:ascii="宋体" w:eastAsia="宋体" w:hAnsi="宋体" w:cs="宋体"/>
+                <w:rFonts w:ascii="宋体" w:hAnsi="宋体" w:eastAsia="宋体" w:cs="宋体"/>
                 <w:sz w:val="24"/>
                 <w:szCs w:val="24"/>
               </w:rPr>
             </w:pPr>
             <w:r>
               <w:rPr>
-                <w:rFonts w:ascii="宋体" w:eastAsia="宋体" w:hAnsi="宋体" w:cs="宋体"/>
+                <w:rFonts w:ascii="宋体" w:hAnsi="宋体" w:eastAsia="宋体" w:cs="宋体"/>
                 <w:spacing w:val="-5"/>
                 <w:sz w:val="24"/>
                 <w:szCs w:val="24"/>
@@ -391,17 +634,31 @@
           </w:tcPr>
           <w:p>
             <w:pPr>
+              <w:keepNext w:val="0"/>
+              <w:keepLines w:val="0"/>
+              <w:pageBreakBefore w:val="0"/>
+              <w:widowControl w:val="0"/>
+              <w:kinsoku w:val="0"/>
+              <w:wordWrap/>
+              <w:overflowPunct/>
+              <w:topLinePunct w:val="0"/>
+              <w:autoSpaceDE w:val="0"/>
+              <w:autoSpaceDN w:val="0"/>
+              <w:bidi w:val="0"/>
+              <w:adjustRightInd w:val="0"/>
+              <w:snapToGrid w:val="0"/>
               <w:spacing w:before="201" w:line="219" w:lineRule="auto"/>
               <w:ind w:left="382"/>
+              <w:textAlignment w:val="baseline"/>
               <w:rPr>
-                <w:rFonts w:ascii="宋体" w:eastAsia="宋体" w:hAnsi="宋体" w:cs="宋体"/>
+                <w:rFonts w:ascii="宋体" w:hAnsi="宋体" w:eastAsia="宋体" w:cs="宋体"/>
                 <w:sz w:val="24"/>
                 <w:szCs w:val="24"/>
               </w:rPr>
             </w:pPr>
             <w:r>
               <w:rPr>
-                <w:rFonts w:ascii="宋体" w:eastAsia="宋体" w:hAnsi="宋体" w:cs="宋体"/>
+                <w:rFonts w:ascii="宋体" w:hAnsi="宋体" w:eastAsia="宋体" w:cs="宋体"/>
                 <w:spacing w:val="-4"/>
                 <w:sz w:val="24"/>
                 <w:szCs w:val="24"/>
@@ -416,17 +673,31 @@
           </w:tcPr>
           <w:p>
             <w:pPr>
+              <w:keepNext w:val="0"/>
+              <w:keepLines w:val="0"/>
+              <w:pageBreakBefore w:val="0"/>
+              <w:widowControl w:val="0"/>
+              <w:kinsoku w:val="0"/>
+              <w:wordWrap/>
+              <w:overflowPunct/>
+              <w:topLinePunct w:val="0"/>
+              <w:autoSpaceDE w:val="0"/>
+              <w:autoSpaceDN w:val="0"/>
+              <w:bidi w:val="0"/>
+              <w:adjustRightInd w:val="0"/>
+              <w:snapToGrid w:val="0"/>
               <w:spacing w:before="201" w:line="219" w:lineRule="auto"/>
               <w:ind w:left="706"/>
+              <w:textAlignment w:val="baseline"/>
               <w:rPr>
-                <w:rFonts w:ascii="宋体" w:eastAsia="宋体" w:hAnsi="宋体" w:cs="宋体"/>
+                <w:rFonts w:ascii="宋体" w:hAnsi="宋体" w:eastAsia="宋体" w:cs="宋体"/>
                 <w:sz w:val="24"/>
                 <w:szCs w:val="24"/>
               </w:rPr>
             </w:pPr>
             <w:r>
               <w:rPr>
-                <w:rFonts w:ascii="宋体" w:eastAsia="宋体" w:hAnsi="宋体" w:cs="宋体"/>
+                <w:rFonts w:ascii="宋体" w:hAnsi="宋体" w:eastAsia="宋体" w:cs="宋体"/>
                 <w:spacing w:val="-4"/>
                 <w:sz w:val="24"/>
                 <w:szCs w:val="24"/>
@@ -441,17 +712,31 @@
           </w:tcPr>
           <w:p>
             <w:pPr>
+              <w:keepNext w:val="0"/>
+              <w:keepLines w:val="0"/>
+              <w:pageBreakBefore w:val="0"/>
+              <w:widowControl w:val="0"/>
+              <w:kinsoku w:val="0"/>
+              <w:wordWrap/>
+              <w:overflowPunct/>
+              <w:topLinePunct w:val="0"/>
+              <w:autoSpaceDE w:val="0"/>
+              <w:autoSpaceDN w:val="0"/>
+              <w:bidi w:val="0"/>
+              <w:adjustRightInd w:val="0"/>
+              <w:snapToGrid w:val="0"/>
               <w:spacing w:before="204" w:line="220" w:lineRule="auto"/>
               <w:ind w:left="771"/>
+              <w:textAlignment w:val="baseline"/>
               <w:rPr>
-                <w:rFonts w:ascii="宋体" w:eastAsia="宋体" w:hAnsi="宋体" w:cs="宋体"/>
+                <w:rFonts w:ascii="宋体" w:hAnsi="宋体" w:eastAsia="宋体" w:cs="宋体"/>
                 <w:sz w:val="24"/>
                 <w:szCs w:val="24"/>
               </w:rPr>
             </w:pPr>
             <w:r>
               <w:rPr>
-                <w:rFonts w:ascii="宋体" w:eastAsia="宋体" w:hAnsi="宋体" w:cs="宋体"/>
+                <w:rFonts w:ascii="宋体" w:hAnsi="宋体" w:eastAsia="宋体" w:cs="宋体"/>
                 <w:spacing w:val="-6"/>
                 <w:sz w:val="24"/>
                 <w:szCs w:val="24"/>
@@ -466,17 +751,31 @@
           </w:tcPr>
           <w:p>
             <w:pPr>
+              <w:keepNext w:val="0"/>
+              <w:keepLines w:val="0"/>
+              <w:pageBreakBefore w:val="0"/>
+              <w:widowControl w:val="0"/>
+              <w:kinsoku w:val="0"/>
+              <w:wordWrap/>
+              <w:overflowPunct/>
+              <w:topLinePunct w:val="0"/>
+              <w:autoSpaceDE w:val="0"/>
+              <w:autoSpaceDN w:val="0"/>
+              <w:bidi w:val="0"/>
+              <w:adjustRightInd w:val="0"/>
+              <w:snapToGrid w:val="0"/>
               <w:spacing w:before="204" w:line="220" w:lineRule="auto"/>
               <w:ind w:left="586"/>
+              <w:textAlignment w:val="baseline"/>
               <w:rPr>
-                <w:rFonts w:ascii="宋体" w:eastAsia="宋体" w:hAnsi="宋体" w:cs="宋体"/>
+                <w:rFonts w:ascii="宋体" w:hAnsi="宋体" w:eastAsia="宋体" w:cs="宋体"/>
                 <w:sz w:val="24"/>
                 <w:szCs w:val="24"/>
               </w:rPr>
             </w:pPr>
             <w:r>
               <w:rPr>
-                <w:rFonts w:ascii="宋体" w:eastAsia="宋体" w:hAnsi="宋体" w:cs="宋体"/>
+                <w:rFonts w:ascii="宋体" w:hAnsi="宋体" w:eastAsia="宋体" w:cs="宋体"/>
                 <w:spacing w:val="-11"/>
                 <w:sz w:val="24"/>
                 <w:szCs w:val="24"/>
@@ -488,9 +787,14 @@
       </w:tr>
       <w:tr>
         <w:tblPrEx>
-          <w:tblW w:w="9154" w:type="dxa"/>
-          <w:tblInd w:w="2" w:type="dxa"/>
-          <w:tblLayout w:type="fixed"/>
+          <w:tblBorders>
+            <w:top w:val="single" w:color="000000" w:sz="2" w:space="0"/>
+            <w:left w:val="single" w:color="000000" w:sz="2" w:space="0"/>
+            <w:bottom w:val="single" w:color="000000" w:sz="2" w:space="0"/>
+            <w:right w:val="single" w:color="000000" w:sz="2" w:space="0"/>
+            <w:insideH w:val="single" w:color="000000" w:sz="2" w:space="0"/>
+            <w:insideV w:val="single" w:color="000000" w:sz="2" w:space="0"/>
+          </w:tblBorders>
           <w:tblCellMar>
             <w:top w:w="0" w:type="dxa"/>
             <w:left w:w="0" w:type="dxa"/>
@@ -499,7 +803,7 @@
           </w:tblCellMar>
         </w:tblPrEx>
         <w:trPr>
-          <w:trHeight w:val="493"/>
+          <w:trHeight w:val="493" w:hRule="atLeast"/>
         </w:trPr>
         <w:tc>
           <w:tcPr>
@@ -507,17 +811,31 @@
           </w:tcPr>
           <w:p>
             <w:pPr>
+              <w:keepNext w:val="0"/>
+              <w:keepLines w:val="0"/>
+              <w:pageBreakBefore w:val="0"/>
+              <w:widowControl w:val="0"/>
+              <w:kinsoku w:val="0"/>
+              <w:wordWrap/>
+              <w:overflowPunct/>
+              <w:topLinePunct w:val="0"/>
+              <w:autoSpaceDE w:val="0"/>
+              <w:autoSpaceDN w:val="0"/>
+              <w:bidi w:val="0"/>
+              <w:adjustRightInd w:val="0"/>
+              <w:snapToGrid w:val="0"/>
               <w:spacing w:before="205" w:line="268" w:lineRule="exact"/>
               <w:ind w:left="575"/>
+              <w:textAlignment w:val="baseline"/>
               <w:rPr>
-                <w:rFonts w:ascii="宋体" w:eastAsia="宋体" w:hAnsi="宋体" w:cs="宋体"/>
+                <w:rFonts w:ascii="宋体" w:hAnsi="宋体" w:eastAsia="宋体" w:cs="宋体"/>
                 <w:sz w:val="20"/>
                 <w:szCs w:val="20"/>
               </w:rPr>
             </w:pPr>
             <w:r>
               <w:rPr>
-                <w:rFonts w:ascii="宋体" w:eastAsia="宋体" w:hAnsi="宋体" w:cs="宋体"/>
+                <w:rFonts w:ascii="宋体" w:hAnsi="宋体" w:eastAsia="宋体" w:cs="宋体"/>
                 <w:spacing w:val="3"/>
                 <w:position w:val="1"/>
                 <w:sz w:val="20"/>
@@ -533,17 +851,31 @@
           </w:tcPr>
           <w:p>
             <w:pPr>
+              <w:keepNext w:val="0"/>
+              <w:keepLines w:val="0"/>
+              <w:pageBreakBefore w:val="0"/>
+              <w:widowControl w:val="0"/>
+              <w:kinsoku w:val="0"/>
+              <w:wordWrap/>
+              <w:overflowPunct/>
+              <w:topLinePunct w:val="0"/>
+              <w:autoSpaceDE w:val="0"/>
+              <w:autoSpaceDN w:val="0"/>
+              <w:bidi w:val="0"/>
+              <w:adjustRightInd w:val="0"/>
+              <w:snapToGrid w:val="0"/>
               <w:spacing w:before="205" w:line="269" w:lineRule="exact"/>
               <w:ind w:left="442"/>
+              <w:textAlignment w:val="baseline"/>
               <w:rPr>
-                <w:rFonts w:ascii="宋体" w:eastAsia="宋体" w:hAnsi="宋体" w:cs="宋体"/>
+                <w:rFonts w:ascii="宋体" w:hAnsi="宋体" w:eastAsia="宋体" w:cs="宋体"/>
                 <w:sz w:val="20"/>
                 <w:szCs w:val="20"/>
               </w:rPr>
             </w:pPr>
             <w:r>
               <w:rPr>
-                <w:rFonts w:ascii="宋体" w:eastAsia="宋体" w:hAnsi="宋体" w:cs="宋体"/>
+                <w:rFonts w:ascii="宋体" w:hAnsi="宋体" w:eastAsia="宋体" w:cs="宋体"/>
                 <w:spacing w:val="2"/>
                 <w:position w:val="1"/>
                 <w:sz w:val="20"/>
@@ -559,17 +891,31 @@
           </w:tcPr>
           <w:p>
             <w:pPr>
+              <w:keepNext w:val="0"/>
+              <w:keepLines w:val="0"/>
+              <w:pageBreakBefore w:val="0"/>
+              <w:widowControl w:val="0"/>
+              <w:kinsoku w:val="0"/>
+              <w:wordWrap/>
+              <w:overflowPunct/>
+              <w:topLinePunct w:val="0"/>
+              <w:autoSpaceDE w:val="0"/>
+              <w:autoSpaceDN w:val="0"/>
+              <w:bidi w:val="0"/>
+              <w:adjustRightInd w:val="0"/>
+              <w:snapToGrid w:val="0"/>
               <w:spacing w:before="157" w:line="227" w:lineRule="auto"/>
               <w:ind w:left="770"/>
+              <w:textAlignment w:val="baseline"/>
               <w:rPr>
-                <w:rFonts w:ascii="宋体" w:eastAsia="宋体" w:hAnsi="宋体" w:cs="宋体"/>
+                <w:rFonts w:ascii="宋体" w:hAnsi="宋体" w:eastAsia="宋体" w:cs="宋体"/>
                 <w:sz w:val="20"/>
                 <w:szCs w:val="20"/>
               </w:rPr>
             </w:pPr>
             <w:r>
               <w:rPr>
-                <w:rFonts w:ascii="宋体" w:eastAsia="宋体" w:hAnsi="宋体" w:cs="宋体"/>
+                <w:rFonts w:ascii="宋体" w:hAnsi="宋体" w:eastAsia="宋体" w:cs="宋体"/>
                 <w:spacing w:val="4"/>
                 <w:sz w:val="20"/>
                 <w:szCs w:val="20"/>
@@ -584,10 +930,24 @@
           </w:tcPr>
           <w:p>
             <w:pPr>
+              <w:keepNext w:val="0"/>
+              <w:keepLines w:val="0"/>
+              <w:pageBreakBefore w:val="0"/>
+              <w:widowControl w:val="0"/>
+              <w:kinsoku w:val="0"/>
+              <w:wordWrap/>
+              <w:overflowPunct/>
+              <w:topLinePunct w:val="0"/>
+              <w:autoSpaceDE w:val="0"/>
+              <w:autoSpaceDN w:val="0"/>
+              <w:bidi w:val="0"/>
+              <w:adjustRightInd w:val="0"/>
+              <w:snapToGrid w:val="0"/>
               <w:spacing w:before="157" w:line="228" w:lineRule="auto"/>
               <w:ind w:left="696"/>
+              <w:textAlignment w:val="baseline"/>
               <w:rPr>
-                <w:rFonts w:ascii="宋体" w:eastAsia="宋体" w:hAnsi="宋体" w:cs="宋体" w:hint="eastAsia"/>
+                <w:rFonts w:hint="eastAsia" w:ascii="宋体" w:hAnsi="宋体" w:eastAsia="宋体" w:cs="宋体"/>
                 <w:sz w:val="20"/>
                 <w:szCs w:val="20"/>
                 <w:lang w:val="en-US" w:eastAsia="zh-CN"/>
@@ -595,7 +955,7 @@
             </w:pPr>
             <w:r>
               <w:rPr>
-                <w:rFonts w:ascii="宋体" w:eastAsia="宋体" w:hAnsi="宋体" w:cs="宋体" w:hint="eastAsia"/>
+                <w:rFonts w:hint="eastAsia" w:ascii="宋体" w:hAnsi="宋体" w:eastAsia="宋体" w:cs="宋体"/>
                 <w:sz w:val="20"/>
                 <w:szCs w:val="20"/>
                 <w:lang w:val="en-US" w:eastAsia="zh-CN"/>
@@ -610,10 +970,24 @@
           </w:tcPr>
           <w:p>
             <w:pPr>
+              <w:keepNext w:val="0"/>
+              <w:keepLines w:val="0"/>
+              <w:pageBreakBefore w:val="0"/>
+              <w:widowControl w:val="0"/>
+              <w:kinsoku w:val="0"/>
+              <w:wordWrap/>
+              <w:overflowPunct/>
+              <w:topLinePunct w:val="0"/>
+              <w:autoSpaceDE w:val="0"/>
+              <w:autoSpaceDN w:val="0"/>
+              <w:bidi w:val="0"/>
+              <w:adjustRightInd w:val="0"/>
+              <w:snapToGrid w:val="0"/>
               <w:spacing w:before="160" w:line="228" w:lineRule="auto"/>
               <w:ind w:left="504"/>
+              <w:textAlignment w:val="baseline"/>
               <w:rPr>
-                <w:rFonts w:ascii="宋体" w:eastAsia="宋体" w:hAnsi="宋体" w:cs="宋体" w:hint="eastAsia"/>
+                <w:rFonts w:hint="eastAsia" w:ascii="宋体" w:hAnsi="宋体" w:eastAsia="宋体" w:cs="宋体"/>
                 <w:sz w:val="20"/>
                 <w:szCs w:val="20"/>
                 <w:lang w:val="en-US" w:eastAsia="zh-CN"/>
@@ -621,7 +995,7 @@
             </w:pPr>
             <w:r>
               <w:rPr>
-                <w:rFonts w:ascii="宋体" w:eastAsia="宋体" w:hAnsi="宋体" w:cs="宋体" w:hint="eastAsia"/>
+                <w:rFonts w:hint="eastAsia" w:ascii="宋体" w:hAnsi="宋体" w:eastAsia="宋体" w:cs="宋体"/>
                 <w:sz w:val="20"/>
                 <w:szCs w:val="20"/>
                 <w:lang w:val="en-US" w:eastAsia="zh-CN"/>
@@ -633,9 +1007,14 @@
       </w:tr>
       <w:tr>
         <w:tblPrEx>
-          <w:tblW w:w="9154" w:type="dxa"/>
-          <w:tblInd w:w="2" w:type="dxa"/>
-          <w:tblLayout w:type="fixed"/>
+          <w:tblBorders>
+            <w:top w:val="single" w:color="000000" w:sz="2" w:space="0"/>
+            <w:left w:val="single" w:color="000000" w:sz="2" w:space="0"/>
+            <w:bottom w:val="single" w:color="000000" w:sz="2" w:space="0"/>
+            <w:right w:val="single" w:color="000000" w:sz="2" w:space="0"/>
+            <w:insideH w:val="single" w:color="000000" w:sz="2" w:space="0"/>
+            <w:insideV w:val="single" w:color="000000" w:sz="2" w:space="0"/>
+          </w:tblBorders>
           <w:tblCellMar>
             <w:top w:w="0" w:type="dxa"/>
             <w:left w:w="0" w:type="dxa"/>
@@ -644,7 +1023,7 @@
           </w:tblCellMar>
         </w:tblPrEx>
         <w:trPr>
-          <w:trHeight w:val="532"/>
+          <w:trHeight w:val="532" w:hRule="atLeast"/>
         </w:trPr>
         <w:tc>
           <w:tcPr>
@@ -652,7 +1031,21 @@
           </w:tcPr>
           <w:p>
             <w:pPr>
-              <w:pStyle w:val="TableText"/>
+              <w:pStyle w:val="25"/>
+              <w:keepNext w:val="0"/>
+              <w:keepLines w:val="0"/>
+              <w:pageBreakBefore w:val="0"/>
+              <w:widowControl w:val="0"/>
+              <w:kinsoku w:val="0"/>
+              <w:wordWrap/>
+              <w:overflowPunct/>
+              <w:topLinePunct w:val="0"/>
+              <w:autoSpaceDE w:val="0"/>
+              <w:autoSpaceDN w:val="0"/>
+              <w:bidi w:val="0"/>
+              <w:adjustRightInd w:val="0"/>
+              <w:snapToGrid w:val="0"/>
+              <w:textAlignment w:val="baseline"/>
             </w:pPr>
           </w:p>
         </w:tc>
@@ -662,7 +1055,21 @@
           </w:tcPr>
           <w:p>
             <w:pPr>
-              <w:pStyle w:val="TableText"/>
+              <w:pStyle w:val="25"/>
+              <w:keepNext w:val="0"/>
+              <w:keepLines w:val="0"/>
+              <w:pageBreakBefore w:val="0"/>
+              <w:widowControl w:val="0"/>
+              <w:kinsoku w:val="0"/>
+              <w:wordWrap/>
+              <w:overflowPunct/>
+              <w:topLinePunct w:val="0"/>
+              <w:autoSpaceDE w:val="0"/>
+              <w:autoSpaceDN w:val="0"/>
+              <w:bidi w:val="0"/>
+              <w:adjustRightInd w:val="0"/>
+              <w:snapToGrid w:val="0"/>
+              <w:textAlignment w:val="baseline"/>
             </w:pPr>
           </w:p>
         </w:tc>
@@ -672,7 +1079,21 @@
           </w:tcPr>
           <w:p>
             <w:pPr>
-              <w:pStyle w:val="TableText"/>
+              <w:pStyle w:val="25"/>
+              <w:keepNext w:val="0"/>
+              <w:keepLines w:val="0"/>
+              <w:pageBreakBefore w:val="0"/>
+              <w:widowControl w:val="0"/>
+              <w:kinsoku w:val="0"/>
+              <w:wordWrap/>
+              <w:overflowPunct/>
+              <w:topLinePunct w:val="0"/>
+              <w:autoSpaceDE w:val="0"/>
+              <w:autoSpaceDN w:val="0"/>
+              <w:bidi w:val="0"/>
+              <w:adjustRightInd w:val="0"/>
+              <w:snapToGrid w:val="0"/>
+              <w:textAlignment w:val="baseline"/>
             </w:pPr>
           </w:p>
         </w:tc>
@@ -682,7 +1103,21 @@
           </w:tcPr>
           <w:p>
             <w:pPr>
-              <w:pStyle w:val="TableText"/>
+              <w:pStyle w:val="25"/>
+              <w:keepNext w:val="0"/>
+              <w:keepLines w:val="0"/>
+              <w:pageBreakBefore w:val="0"/>
+              <w:widowControl w:val="0"/>
+              <w:kinsoku w:val="0"/>
+              <w:wordWrap/>
+              <w:overflowPunct/>
+              <w:topLinePunct w:val="0"/>
+              <w:autoSpaceDE w:val="0"/>
+              <w:autoSpaceDN w:val="0"/>
+              <w:bidi w:val="0"/>
+              <w:adjustRightInd w:val="0"/>
+              <w:snapToGrid w:val="0"/>
+              <w:textAlignment w:val="baseline"/>
             </w:pPr>
           </w:p>
         </w:tc>
@@ -692,16 +1127,35 @@
           </w:tcPr>
           <w:p>
             <w:pPr>
-              <w:pStyle w:val="TableText"/>
+              <w:pStyle w:val="25"/>
+              <w:keepNext w:val="0"/>
+              <w:keepLines w:val="0"/>
+              <w:pageBreakBefore w:val="0"/>
+              <w:widowControl w:val="0"/>
+              <w:kinsoku w:val="0"/>
+              <w:wordWrap/>
+              <w:overflowPunct/>
+              <w:topLinePunct w:val="0"/>
+              <w:autoSpaceDE w:val="0"/>
+              <w:autoSpaceDN w:val="0"/>
+              <w:bidi w:val="0"/>
+              <w:adjustRightInd w:val="0"/>
+              <w:snapToGrid w:val="0"/>
+              <w:textAlignment w:val="baseline"/>
             </w:pPr>
           </w:p>
         </w:tc>
       </w:tr>
       <w:tr>
         <w:tblPrEx>
-          <w:tblW w:w="9154" w:type="dxa"/>
-          <w:tblInd w:w="2" w:type="dxa"/>
-          <w:tblLayout w:type="fixed"/>
+          <w:tblBorders>
+            <w:top w:val="single" w:color="000000" w:sz="2" w:space="0"/>
+            <w:left w:val="single" w:color="000000" w:sz="2" w:space="0"/>
+            <w:bottom w:val="single" w:color="000000" w:sz="2" w:space="0"/>
+            <w:right w:val="single" w:color="000000" w:sz="2" w:space="0"/>
+            <w:insideH w:val="single" w:color="000000" w:sz="2" w:space="0"/>
+            <w:insideV w:val="single" w:color="000000" w:sz="2" w:space="0"/>
+          </w:tblBorders>
           <w:tblCellMar>
             <w:top w:w="0" w:type="dxa"/>
             <w:left w:w="0" w:type="dxa"/>
@@ -710,7 +1164,7 @@
           </w:tblCellMar>
         </w:tblPrEx>
         <w:trPr>
-          <w:trHeight w:val="533"/>
+          <w:trHeight w:val="533" w:hRule="atLeast"/>
         </w:trPr>
         <w:tc>
           <w:tcPr>
@@ -718,7 +1172,21 @@
           </w:tcPr>
           <w:p>
             <w:pPr>
-              <w:pStyle w:val="TableText"/>
+              <w:pStyle w:val="25"/>
+              <w:keepNext w:val="0"/>
+              <w:keepLines w:val="0"/>
+              <w:pageBreakBefore w:val="0"/>
+              <w:widowControl w:val="0"/>
+              <w:kinsoku w:val="0"/>
+              <w:wordWrap/>
+              <w:overflowPunct/>
+              <w:topLinePunct w:val="0"/>
+              <w:autoSpaceDE w:val="0"/>
+              <w:autoSpaceDN w:val="0"/>
+              <w:bidi w:val="0"/>
+              <w:adjustRightInd w:val="0"/>
+              <w:snapToGrid w:val="0"/>
+              <w:textAlignment w:val="baseline"/>
             </w:pPr>
           </w:p>
         </w:tc>
@@ -728,7 +1196,21 @@
           </w:tcPr>
           <w:p>
             <w:pPr>
-              <w:pStyle w:val="TableText"/>
+              <w:pStyle w:val="25"/>
+              <w:keepNext w:val="0"/>
+              <w:keepLines w:val="0"/>
+              <w:pageBreakBefore w:val="0"/>
+              <w:widowControl w:val="0"/>
+              <w:kinsoku w:val="0"/>
+              <w:wordWrap/>
+              <w:overflowPunct/>
+              <w:topLinePunct w:val="0"/>
+              <w:autoSpaceDE w:val="0"/>
+              <w:autoSpaceDN w:val="0"/>
+              <w:bidi w:val="0"/>
+              <w:adjustRightInd w:val="0"/>
+              <w:snapToGrid w:val="0"/>
+              <w:textAlignment w:val="baseline"/>
             </w:pPr>
           </w:p>
         </w:tc>
@@ -738,7 +1220,21 @@
           </w:tcPr>
           <w:p>
             <w:pPr>
-              <w:pStyle w:val="TableText"/>
+              <w:pStyle w:val="25"/>
+              <w:keepNext w:val="0"/>
+              <w:keepLines w:val="0"/>
+              <w:pageBreakBefore w:val="0"/>
+              <w:widowControl w:val="0"/>
+              <w:kinsoku w:val="0"/>
+              <w:wordWrap/>
+              <w:overflowPunct/>
+              <w:topLinePunct w:val="0"/>
+              <w:autoSpaceDE w:val="0"/>
+              <w:autoSpaceDN w:val="0"/>
+              <w:bidi w:val="0"/>
+              <w:adjustRightInd w:val="0"/>
+              <w:snapToGrid w:val="0"/>
+              <w:textAlignment w:val="baseline"/>
             </w:pPr>
           </w:p>
         </w:tc>
@@ -748,7 +1244,21 @@
           </w:tcPr>
           <w:p>
             <w:pPr>
-              <w:pStyle w:val="TableText"/>
+              <w:pStyle w:val="25"/>
+              <w:keepNext w:val="0"/>
+              <w:keepLines w:val="0"/>
+              <w:pageBreakBefore w:val="0"/>
+              <w:widowControl w:val="0"/>
+              <w:kinsoku w:val="0"/>
+              <w:wordWrap/>
+              <w:overflowPunct/>
+              <w:topLinePunct w:val="0"/>
+              <w:autoSpaceDE w:val="0"/>
+              <w:autoSpaceDN w:val="0"/>
+              <w:bidi w:val="0"/>
+              <w:adjustRightInd w:val="0"/>
+              <w:snapToGrid w:val="0"/>
+              <w:textAlignment w:val="baseline"/>
             </w:pPr>
           </w:p>
         </w:tc>
@@ -758,16 +1268,35 @@
           </w:tcPr>
           <w:p>
             <w:pPr>
-              <w:pStyle w:val="TableText"/>
+              <w:pStyle w:val="25"/>
+              <w:keepNext w:val="0"/>
+              <w:keepLines w:val="0"/>
+              <w:pageBreakBefore w:val="0"/>
+              <w:widowControl w:val="0"/>
+              <w:kinsoku w:val="0"/>
+              <w:wordWrap/>
+              <w:overflowPunct/>
+              <w:topLinePunct w:val="0"/>
+              <w:autoSpaceDE w:val="0"/>
+              <w:autoSpaceDN w:val="0"/>
+              <w:bidi w:val="0"/>
+              <w:adjustRightInd w:val="0"/>
+              <w:snapToGrid w:val="0"/>
+              <w:textAlignment w:val="baseline"/>
             </w:pPr>
           </w:p>
         </w:tc>
       </w:tr>
       <w:tr>
         <w:tblPrEx>
-          <w:tblW w:w="9154" w:type="dxa"/>
-          <w:tblInd w:w="2" w:type="dxa"/>
-          <w:tblLayout w:type="fixed"/>
+          <w:tblBorders>
+            <w:top w:val="single" w:color="000000" w:sz="2" w:space="0"/>
+            <w:left w:val="single" w:color="000000" w:sz="2" w:space="0"/>
+            <w:bottom w:val="single" w:color="000000" w:sz="2" w:space="0"/>
+            <w:right w:val="single" w:color="000000" w:sz="2" w:space="0"/>
+            <w:insideH w:val="single" w:color="000000" w:sz="2" w:space="0"/>
+            <w:insideV w:val="single" w:color="000000" w:sz="2" w:space="0"/>
+          </w:tblBorders>
           <w:tblCellMar>
             <w:top w:w="0" w:type="dxa"/>
             <w:left w:w="0" w:type="dxa"/>
@@ -776,7 +1305,7 @@
           </w:tblCellMar>
         </w:tblPrEx>
         <w:trPr>
-          <w:trHeight w:val="533"/>
+          <w:trHeight w:val="533" w:hRule="atLeast"/>
         </w:trPr>
         <w:tc>
           <w:tcPr>
@@ -784,7 +1313,21 @@
           </w:tcPr>
           <w:p>
             <w:pPr>
-              <w:pStyle w:val="TableText"/>
+              <w:pStyle w:val="25"/>
+              <w:keepNext w:val="0"/>
+              <w:keepLines w:val="0"/>
+              <w:pageBreakBefore w:val="0"/>
+              <w:widowControl w:val="0"/>
+              <w:kinsoku w:val="0"/>
+              <w:wordWrap/>
+              <w:overflowPunct/>
+              <w:topLinePunct w:val="0"/>
+              <w:autoSpaceDE w:val="0"/>
+              <w:autoSpaceDN w:val="0"/>
+              <w:bidi w:val="0"/>
+              <w:adjustRightInd w:val="0"/>
+              <w:snapToGrid w:val="0"/>
+              <w:textAlignment w:val="baseline"/>
             </w:pPr>
           </w:p>
         </w:tc>
@@ -794,7 +1337,21 @@
           </w:tcPr>
           <w:p>
             <w:pPr>
-              <w:pStyle w:val="TableText"/>
+              <w:pStyle w:val="25"/>
+              <w:keepNext w:val="0"/>
+              <w:keepLines w:val="0"/>
+              <w:pageBreakBefore w:val="0"/>
+              <w:widowControl w:val="0"/>
+              <w:kinsoku w:val="0"/>
+              <w:wordWrap/>
+              <w:overflowPunct/>
+              <w:topLinePunct w:val="0"/>
+              <w:autoSpaceDE w:val="0"/>
+              <w:autoSpaceDN w:val="0"/>
+              <w:bidi w:val="0"/>
+              <w:adjustRightInd w:val="0"/>
+              <w:snapToGrid w:val="0"/>
+              <w:textAlignment w:val="baseline"/>
             </w:pPr>
           </w:p>
         </w:tc>
@@ -804,7 +1361,21 @@
           </w:tcPr>
           <w:p>
             <w:pPr>
-              <w:pStyle w:val="TableText"/>
+              <w:pStyle w:val="25"/>
+              <w:keepNext w:val="0"/>
+              <w:keepLines w:val="0"/>
+              <w:pageBreakBefore w:val="0"/>
+              <w:widowControl w:val="0"/>
+              <w:kinsoku w:val="0"/>
+              <w:wordWrap/>
+              <w:overflowPunct/>
+              <w:topLinePunct w:val="0"/>
+              <w:autoSpaceDE w:val="0"/>
+              <w:autoSpaceDN w:val="0"/>
+              <w:bidi w:val="0"/>
+              <w:adjustRightInd w:val="0"/>
+              <w:snapToGrid w:val="0"/>
+              <w:textAlignment w:val="baseline"/>
             </w:pPr>
           </w:p>
         </w:tc>
@@ -814,7 +1385,21 @@
           </w:tcPr>
           <w:p>
             <w:pPr>
-              <w:pStyle w:val="TableText"/>
+              <w:pStyle w:val="25"/>
+              <w:keepNext w:val="0"/>
+              <w:keepLines w:val="0"/>
+              <w:pageBreakBefore w:val="0"/>
+              <w:widowControl w:val="0"/>
+              <w:kinsoku w:val="0"/>
+              <w:wordWrap/>
+              <w:overflowPunct/>
+              <w:topLinePunct w:val="0"/>
+              <w:autoSpaceDE w:val="0"/>
+              <w:autoSpaceDN w:val="0"/>
+              <w:bidi w:val="0"/>
+              <w:adjustRightInd w:val="0"/>
+              <w:snapToGrid w:val="0"/>
+              <w:textAlignment w:val="baseline"/>
             </w:pPr>
           </w:p>
         </w:tc>
@@ -824,16 +1409,35 @@
           </w:tcPr>
           <w:p>
             <w:pPr>
-              <w:pStyle w:val="TableText"/>
+              <w:pStyle w:val="25"/>
+              <w:keepNext w:val="0"/>
+              <w:keepLines w:val="0"/>
+              <w:pageBreakBefore w:val="0"/>
+              <w:widowControl w:val="0"/>
+              <w:kinsoku w:val="0"/>
+              <w:wordWrap/>
+              <w:overflowPunct/>
+              <w:topLinePunct w:val="0"/>
+              <w:autoSpaceDE w:val="0"/>
+              <w:autoSpaceDN w:val="0"/>
+              <w:bidi w:val="0"/>
+              <w:adjustRightInd w:val="0"/>
+              <w:snapToGrid w:val="0"/>
+              <w:textAlignment w:val="baseline"/>
             </w:pPr>
           </w:p>
         </w:tc>
       </w:tr>
       <w:tr>
         <w:tblPrEx>
-          <w:tblW w:w="9154" w:type="dxa"/>
-          <w:tblInd w:w="2" w:type="dxa"/>
-          <w:tblLayout w:type="fixed"/>
+          <w:tblBorders>
+            <w:top w:val="single" w:color="000000" w:sz="2" w:space="0"/>
+            <w:left w:val="single" w:color="000000" w:sz="2" w:space="0"/>
+            <w:bottom w:val="single" w:color="000000" w:sz="2" w:space="0"/>
+            <w:right w:val="single" w:color="000000" w:sz="2" w:space="0"/>
+            <w:insideH w:val="single" w:color="000000" w:sz="2" w:space="0"/>
+            <w:insideV w:val="single" w:color="000000" w:sz="2" w:space="0"/>
+          </w:tblBorders>
           <w:tblCellMar>
             <w:top w:w="0" w:type="dxa"/>
             <w:left w:w="0" w:type="dxa"/>
@@ -842,7 +1446,7 @@
           </w:tblCellMar>
         </w:tblPrEx>
         <w:trPr>
-          <w:trHeight w:val="598"/>
+          <w:trHeight w:val="598" w:hRule="atLeast"/>
         </w:trPr>
         <w:tc>
           <w:tcPr>
@@ -850,7 +1454,21 @@
           </w:tcPr>
           <w:p>
             <w:pPr>
-              <w:pStyle w:val="TableText"/>
+              <w:pStyle w:val="25"/>
+              <w:keepNext w:val="0"/>
+              <w:keepLines w:val="0"/>
+              <w:pageBreakBefore w:val="0"/>
+              <w:widowControl w:val="0"/>
+              <w:kinsoku w:val="0"/>
+              <w:wordWrap/>
+              <w:overflowPunct/>
+              <w:topLinePunct w:val="0"/>
+              <w:autoSpaceDE w:val="0"/>
+              <w:autoSpaceDN w:val="0"/>
+              <w:bidi w:val="0"/>
+              <w:adjustRightInd w:val="0"/>
+              <w:snapToGrid w:val="0"/>
+              <w:textAlignment w:val="baseline"/>
             </w:pPr>
           </w:p>
         </w:tc>
@@ -860,7 +1478,21 @@
           </w:tcPr>
           <w:p>
             <w:pPr>
-              <w:pStyle w:val="TableText"/>
+              <w:pStyle w:val="25"/>
+              <w:keepNext w:val="0"/>
+              <w:keepLines w:val="0"/>
+              <w:pageBreakBefore w:val="0"/>
+              <w:widowControl w:val="0"/>
+              <w:kinsoku w:val="0"/>
+              <w:wordWrap/>
+              <w:overflowPunct/>
+              <w:topLinePunct w:val="0"/>
+              <w:autoSpaceDE w:val="0"/>
+              <w:autoSpaceDN w:val="0"/>
+              <w:bidi w:val="0"/>
+              <w:adjustRightInd w:val="0"/>
+              <w:snapToGrid w:val="0"/>
+              <w:textAlignment w:val="baseline"/>
             </w:pPr>
           </w:p>
         </w:tc>
@@ -870,7 +1502,21 @@
           </w:tcPr>
           <w:p>
             <w:pPr>
-              <w:pStyle w:val="TableText"/>
+              <w:pStyle w:val="25"/>
+              <w:keepNext w:val="0"/>
+              <w:keepLines w:val="0"/>
+              <w:pageBreakBefore w:val="0"/>
+              <w:widowControl w:val="0"/>
+              <w:kinsoku w:val="0"/>
+              <w:wordWrap/>
+              <w:overflowPunct/>
+              <w:topLinePunct w:val="0"/>
+              <w:autoSpaceDE w:val="0"/>
+              <w:autoSpaceDN w:val="0"/>
+              <w:bidi w:val="0"/>
+              <w:adjustRightInd w:val="0"/>
+              <w:snapToGrid w:val="0"/>
+              <w:textAlignment w:val="baseline"/>
             </w:pPr>
           </w:p>
         </w:tc>
@@ -880,7 +1526,21 @@
           </w:tcPr>
           <w:p>
             <w:pPr>
-              <w:pStyle w:val="TableText"/>
+              <w:pStyle w:val="25"/>
+              <w:keepNext w:val="0"/>
+              <w:keepLines w:val="0"/>
+              <w:pageBreakBefore w:val="0"/>
+              <w:widowControl w:val="0"/>
+              <w:kinsoku w:val="0"/>
+              <w:wordWrap/>
+              <w:overflowPunct/>
+              <w:topLinePunct w:val="0"/>
+              <w:autoSpaceDE w:val="0"/>
+              <w:autoSpaceDN w:val="0"/>
+              <w:bidi w:val="0"/>
+              <w:adjustRightInd w:val="0"/>
+              <w:snapToGrid w:val="0"/>
+              <w:textAlignment w:val="baseline"/>
             </w:pPr>
           </w:p>
         </w:tc>
@@ -890,7 +1550,21 @@
           </w:tcPr>
           <w:p>
             <w:pPr>
-              <w:pStyle w:val="TableText"/>
+              <w:pStyle w:val="25"/>
+              <w:keepNext w:val="0"/>
+              <w:keepLines w:val="0"/>
+              <w:pageBreakBefore w:val="0"/>
+              <w:widowControl w:val="0"/>
+              <w:kinsoku w:val="0"/>
+              <w:wordWrap/>
+              <w:overflowPunct/>
+              <w:topLinePunct w:val="0"/>
+              <w:autoSpaceDE w:val="0"/>
+              <w:autoSpaceDN w:val="0"/>
+              <w:bidi w:val="0"/>
+              <w:adjustRightInd w:val="0"/>
+              <w:snapToGrid w:val="0"/>
+              <w:textAlignment w:val="baseline"/>
             </w:pPr>
           </w:p>
         </w:tc>
@@ -898,28 +1572,50 @@
     </w:tbl>
     <w:p>
       <w:pPr>
-        <w:pStyle w:val="BodyText"/>
-      </w:pPr>
-    </w:p>
-    <w:p>
-      <w:pPr>
+        <w:pStyle w:val="12"/>
+        <w:keepNext w:val="0"/>
+        <w:keepLines w:val="0"/>
+        <w:pageBreakBefore w:val="0"/>
+        <w:widowControl w:val="0"/>
+        <w:kinsoku w:val="0"/>
+        <w:wordWrap/>
+        <w:overflowPunct/>
+        <w:topLinePunct w:val="0"/>
+        <w:autoSpaceDE w:val="0"/>
+        <w:autoSpaceDN w:val="0"/>
+        <w:bidi w:val="0"/>
+        <w:adjustRightInd w:val="0"/>
+        <w:snapToGrid w:val="0"/>
+        <w:textAlignment w:val="baseline"/>
+      </w:pPr>
+    </w:p>
+    <w:p>
+      <w:pPr>
+        <w:keepNext w:val="0"/>
+        <w:keepLines w:val="0"/>
+        <w:pageBreakBefore w:val="0"/>
+        <w:widowControl w:val="0"/>
+        <w:kinsoku w:val="0"/>
+        <w:wordWrap/>
+        <w:overflowPunct/>
+        <w:topLinePunct w:val="0"/>
+        <w:autoSpaceDE w:val="0"/>
+        <w:autoSpaceDN w:val="0"/>
+        <w:bidi w:val="0"/>
+        <w:adjustRightInd w:val="0"/>
+        <w:snapToGrid w:val="0"/>
+        <w:textAlignment w:val="baseline"/>
         <w:sectPr>
           <w:pgSz w:w="11906" w:h="16840"/>
           <w:pgMar w:top="1431" w:right="1151" w:bottom="0" w:left="1595" w:header="0" w:footer="0" w:gutter="0"/>
-          <w:cols w:num="1" w:space="720"/>
+          <w:cols w:space="720" w:num="1"/>
         </w:sectPr>
-      </w:pPr>
-    </w:p>
-    <w:p>
-      <w:pPr>
-        <w:pStyle w:val="BodyText"/>
-        <w:spacing w:line="383" w:lineRule="auto"/>
       </w:pPr>
     </w:p>
     <w:sdt>
       <w:sdtPr>
         <w:rPr>
-          <w:rFonts w:ascii="宋体" w:eastAsia="宋体" w:hAnsi="宋体" w:cs="Arial"/>
+          <w:rFonts w:ascii="宋体" w:hAnsi="宋体" w:eastAsia="宋体" w:cs="Arial"/>
           <w:snapToGrid w:val="0"/>
           <w:color w:val="000000"/>
           <w:kern w:val="0"/>
@@ -935,7 +1631,7 @@
       </w:sdtPr>
       <w:sdtEndPr>
         <w:rPr>
-          <w:rFonts w:ascii="Times New Roman" w:eastAsia="Times New Roman" w:hAnsi="Times New Roman" w:cs="Times New Roman"/>
+          <w:rFonts w:ascii="Times New Roman" w:hAnsi="Times New Roman" w:eastAsia="Times New Roman" w:cs="Times New Roman"/>
           <w:snapToGrid w:val="0"/>
           <w:color w:val="000000"/>
           <w:kern w:val="0"/>
@@ -947,13 +1643,27 @@
       <w:sdtContent>
         <w:p>
           <w:pPr>
+            <w:keepNext w:val="0"/>
+            <w:keepLines w:val="0"/>
+            <w:pageBreakBefore w:val="0"/>
+            <w:widowControl w:val="0"/>
+            <w:kinsoku w:val="0"/>
+            <w:wordWrap/>
+            <w:overflowPunct/>
+            <w:topLinePunct w:val="0"/>
+            <w:autoSpaceDE w:val="0"/>
+            <w:autoSpaceDN w:val="0"/>
+            <w:bidi w:val="0"/>
+            <w:adjustRightInd w:val="0"/>
+            <w:snapToGrid w:val="0"/>
             <w:spacing w:before="0" w:beforeLines="0" w:after="0" w:afterLines="0" w:line="240" w:lineRule="auto"/>
-            <w:ind w:left="0" w:right="0" w:firstLine="0" w:leftChars="0" w:rightChars="0" w:firstLineChars="0"/>
+            <w:ind w:left="0" w:leftChars="0" w:right="0" w:rightChars="0" w:firstLine="0" w:firstLineChars="0"/>
             <w:jc w:val="center"/>
+            <w:textAlignment w:val="baseline"/>
           </w:pPr>
           <w:r>
             <w:rPr>
-              <w:rFonts w:ascii="宋体" w:eastAsia="宋体" w:hAnsi="宋体"/>
+              <w:rFonts w:ascii="宋体" w:hAnsi="宋体" w:eastAsia="宋体"/>
               <w:sz w:val="21"/>
             </w:rPr>
             <w:t>目录</w:t>
@@ -961,14 +1671,14 @@
         </w:p>
         <w:p>
           <w:pPr>
-            <w:pStyle w:val="TOC1"/>
+            <w:pStyle w:val="16"/>
             <w:tabs>
               <w:tab w:val="right" w:leader="dot" w:pos="8486"/>
             </w:tabs>
           </w:pPr>
           <w:r>
             <w:rPr>
-              <w:rFonts w:ascii="Times New Roman" w:eastAsia="Times New Roman" w:hAnsi="Times New Roman" w:cs="Times New Roman"/>
+              <w:rFonts w:ascii="Times New Roman" w:hAnsi="Times New Roman" w:eastAsia="Times New Roman" w:cs="Times New Roman"/>
               <w:sz w:val="24"/>
               <w:szCs w:val="24"/>
             </w:rPr>
@@ -976,7 +1686,7 @@
           </w:r>
           <w:r>
             <w:rPr>
-              <w:rFonts w:ascii="Times New Roman" w:eastAsia="Times New Roman" w:hAnsi="Times New Roman" w:cs="Times New Roman"/>
+              <w:rFonts w:ascii="Times New Roman" w:hAnsi="Times New Roman" w:eastAsia="Times New Roman" w:cs="Times New Roman"/>
               <w:sz w:val="24"/>
               <w:szCs w:val="24"/>
             </w:rPr>
@@ -984,7 +1694,7 @@
           </w:r>
           <w:r>
             <w:rPr>
-              <w:rFonts w:ascii="Times New Roman" w:eastAsia="Times New Roman" w:hAnsi="Times New Roman" w:cs="Times New Roman"/>
+              <w:rFonts w:ascii="Times New Roman" w:hAnsi="Times New Roman" w:eastAsia="Times New Roman" w:cs="Times New Roman"/>
               <w:sz w:val="24"/>
               <w:szCs w:val="24"/>
             </w:rPr>
@@ -992,21 +1702,21 @@
           </w:r>
           <w:r>
             <w:rPr>
-              <w:rFonts w:ascii="Times New Roman" w:eastAsia="Times New Roman" w:hAnsi="Times New Roman" w:cs="Times New Roman"/>
+              <w:rFonts w:ascii="Times New Roman" w:hAnsi="Times New Roman" w:eastAsia="Times New Roman" w:cs="Times New Roman"/>
               <w:szCs w:val="24"/>
             </w:rPr>
             <w:fldChar w:fldCharType="begin"/>
           </w:r>
           <w:r>
             <w:rPr>
-              <w:rFonts w:ascii="Times New Roman" w:eastAsia="Times New Roman" w:hAnsi="Times New Roman" w:cs="Times New Roman"/>
+              <w:rFonts w:ascii="Times New Roman" w:hAnsi="Times New Roman" w:eastAsia="Times New Roman" w:cs="Times New Roman"/>
               <w:szCs w:val="24"/>
             </w:rPr>
-            <w:instrText xml:space="preserve"> HYPERLINK \l _Toc26889 </w:instrText>
-          </w:r>
-          <w:r>
-            <w:rPr>
-              <w:rFonts w:ascii="Times New Roman" w:eastAsia="Times New Roman" w:hAnsi="Times New Roman" w:cs="Times New Roman"/>
+            <w:instrText xml:space="preserve"> HYPERLINK \l _Toc25335 </w:instrText>
+          </w:r>
+          <w:r>
+            <w:rPr>
+              <w:rFonts w:ascii="Times New Roman" w:hAnsi="Times New Roman" w:eastAsia="Times New Roman" w:cs="Times New Roman"/>
               <w:szCs w:val="24"/>
             </w:rPr>
             <w:fldChar w:fldCharType="separate"/>
@@ -1021,7 +1731,7 @@
             <w:fldChar w:fldCharType="begin"/>
           </w:r>
           <w:r>
-            <w:instrText xml:space="preserve"> PAGEREF _Toc26889 \h </w:instrText>
+            <w:instrText xml:space="preserve"> PAGEREF _Toc25335 \h </w:instrText>
           </w:r>
           <w:r>
             <w:fldChar w:fldCharType="separate"/>
@@ -1034,7 +1744,7 @@
           </w:r>
           <w:r>
             <w:rPr>
-              <w:rFonts w:ascii="Times New Roman" w:eastAsia="Times New Roman" w:hAnsi="Times New Roman" w:cs="Times New Roman"/>
+              <w:rFonts w:ascii="Times New Roman" w:hAnsi="Times New Roman" w:eastAsia="Times New Roman" w:cs="Times New Roman"/>
               <w:szCs w:val="24"/>
             </w:rPr>
             <w:fldChar w:fldCharType="end"/>
@@ -1042,28 +1752,28 @@
         </w:p>
         <w:p>
           <w:pPr>
-            <w:pStyle w:val="TOC1"/>
+            <w:pStyle w:val="16"/>
             <w:tabs>
               <w:tab w:val="right" w:leader="dot" w:pos="8486"/>
             </w:tabs>
           </w:pPr>
           <w:r>
             <w:rPr>
-              <w:rFonts w:ascii="Times New Roman" w:eastAsia="Times New Roman" w:hAnsi="Times New Roman" w:cs="Times New Roman"/>
+              <w:rFonts w:ascii="Times New Roman" w:hAnsi="Times New Roman" w:eastAsia="Times New Roman" w:cs="Times New Roman"/>
               <w:szCs w:val="24"/>
             </w:rPr>
             <w:fldChar w:fldCharType="begin"/>
           </w:r>
           <w:r>
             <w:rPr>
-              <w:rFonts w:ascii="Times New Roman" w:eastAsia="Times New Roman" w:hAnsi="Times New Roman" w:cs="Times New Roman"/>
+              <w:rFonts w:ascii="Times New Roman" w:hAnsi="Times New Roman" w:eastAsia="Times New Roman" w:cs="Times New Roman"/>
               <w:szCs w:val="24"/>
             </w:rPr>
-            <w:instrText xml:space="preserve"> HYPERLINK \l _Toc21231 </w:instrText>
-          </w:r>
-          <w:r>
-            <w:rPr>
-              <w:rFonts w:ascii="Times New Roman" w:eastAsia="Times New Roman" w:hAnsi="Times New Roman" w:cs="Times New Roman"/>
+            <w:instrText xml:space="preserve"> HYPERLINK \l _Toc22631 </w:instrText>
+          </w:r>
+          <w:r>
+            <w:rPr>
+              <w:rFonts w:ascii="Times New Roman" w:hAnsi="Times New Roman" w:eastAsia="Times New Roman" w:cs="Times New Roman"/>
               <w:szCs w:val="24"/>
             </w:rPr>
             <w:fldChar w:fldCharType="separate"/>
@@ -1078,7 +1788,7 @@
             <w:fldChar w:fldCharType="begin"/>
           </w:r>
           <w:r>
-            <w:instrText xml:space="preserve"> PAGEREF _Toc21231 \h </w:instrText>
+            <w:instrText xml:space="preserve"> PAGEREF _Toc22631 \h </w:instrText>
           </w:r>
           <w:r>
             <w:fldChar w:fldCharType="separate"/>
@@ -1091,7 +1801,7 @@
           </w:r>
           <w:r>
             <w:rPr>
-              <w:rFonts w:ascii="Times New Roman" w:eastAsia="Times New Roman" w:hAnsi="Times New Roman" w:cs="Times New Roman"/>
+              <w:rFonts w:ascii="Times New Roman" w:hAnsi="Times New Roman" w:eastAsia="Times New Roman" w:cs="Times New Roman"/>
               <w:szCs w:val="24"/>
             </w:rPr>
             <w:fldChar w:fldCharType="end"/>
@@ -1099,35 +1809,35 @@
         </w:p>
         <w:p>
           <w:pPr>
-            <w:pStyle w:val="TOC2"/>
+            <w:pStyle w:val="17"/>
             <w:tabs>
               <w:tab w:val="right" w:leader="dot" w:pos="8486"/>
             </w:tabs>
           </w:pPr>
           <w:r>
             <w:rPr>
-              <w:rFonts w:ascii="Times New Roman" w:eastAsia="Times New Roman" w:hAnsi="Times New Roman" w:cs="Times New Roman"/>
+              <w:rFonts w:ascii="Times New Roman" w:hAnsi="Times New Roman" w:eastAsia="Times New Roman" w:cs="Times New Roman"/>
               <w:szCs w:val="24"/>
             </w:rPr>
             <w:fldChar w:fldCharType="begin"/>
           </w:r>
           <w:r>
             <w:rPr>
-              <w:rFonts w:ascii="Times New Roman" w:eastAsia="Times New Roman" w:hAnsi="Times New Roman" w:cs="Times New Roman"/>
+              <w:rFonts w:ascii="Times New Roman" w:hAnsi="Times New Roman" w:eastAsia="Times New Roman" w:cs="Times New Roman"/>
               <w:szCs w:val="24"/>
             </w:rPr>
-            <w:instrText xml:space="preserve"> HYPERLINK \l _Toc12492 </w:instrText>
-          </w:r>
-          <w:r>
-            <w:rPr>
-              <w:rFonts w:ascii="Times New Roman" w:eastAsia="Times New Roman" w:hAnsi="Times New Roman" w:cs="Times New Roman"/>
+            <w:instrText xml:space="preserve"> HYPERLINK \l _Toc29502 </w:instrText>
+          </w:r>
+          <w:r>
+            <w:rPr>
+              <w:rFonts w:ascii="Times New Roman" w:hAnsi="Times New Roman" w:eastAsia="Times New Roman" w:cs="Times New Roman"/>
               <w:szCs w:val="24"/>
             </w:rPr>
             <w:fldChar w:fldCharType="separate"/>
           </w:r>
           <w:r>
             <w:rPr>
-              <w:rFonts w:ascii="宋体" w:eastAsia="宋体" w:hAnsi="宋体" w:cs="宋体"/>
+              <w:rFonts w:ascii="宋体" w:hAnsi="宋体" w:eastAsia="宋体" w:cs="宋体"/>
               <w:spacing w:val="-5"/>
               <w:szCs w:val="28"/>
             </w:rPr>
@@ -1140,7 +1850,7 @@
             <w:fldChar w:fldCharType="begin"/>
           </w:r>
           <w:r>
-            <w:instrText xml:space="preserve"> PAGEREF _Toc12492 \h </w:instrText>
+            <w:instrText xml:space="preserve"> PAGEREF _Toc29502 \h </w:instrText>
           </w:r>
           <w:r>
             <w:fldChar w:fldCharType="separate"/>
@@ -1153,7 +1863,7 @@
           </w:r>
           <w:r>
             <w:rPr>
-              <w:rFonts w:ascii="Times New Roman" w:eastAsia="Times New Roman" w:hAnsi="Times New Roman" w:cs="Times New Roman"/>
+              <w:rFonts w:ascii="Times New Roman" w:hAnsi="Times New Roman" w:eastAsia="Times New Roman" w:cs="Times New Roman"/>
               <w:szCs w:val="24"/>
             </w:rPr>
             <w:fldChar w:fldCharType="end"/>
@@ -1161,28 +1871,28 @@
         </w:p>
         <w:p>
           <w:pPr>
-            <w:pStyle w:val="TOC1"/>
+            <w:pStyle w:val="16"/>
             <w:tabs>
               <w:tab w:val="right" w:leader="dot" w:pos="8486"/>
             </w:tabs>
           </w:pPr>
           <w:r>
             <w:rPr>
-              <w:rFonts w:ascii="Times New Roman" w:eastAsia="Times New Roman" w:hAnsi="Times New Roman" w:cs="Times New Roman"/>
+              <w:rFonts w:ascii="Times New Roman" w:hAnsi="Times New Roman" w:eastAsia="Times New Roman" w:cs="Times New Roman"/>
               <w:szCs w:val="24"/>
             </w:rPr>
             <w:fldChar w:fldCharType="begin"/>
           </w:r>
           <w:r>
             <w:rPr>
-              <w:rFonts w:ascii="Times New Roman" w:eastAsia="Times New Roman" w:hAnsi="Times New Roman" w:cs="Times New Roman"/>
+              <w:rFonts w:ascii="Times New Roman" w:hAnsi="Times New Roman" w:eastAsia="Times New Roman" w:cs="Times New Roman"/>
               <w:szCs w:val="24"/>
             </w:rPr>
-            <w:instrText xml:space="preserve"> HYPERLINK \l _Toc7159 </w:instrText>
-          </w:r>
-          <w:r>
-            <w:rPr>
-              <w:rFonts w:ascii="Times New Roman" w:eastAsia="Times New Roman" w:hAnsi="Times New Roman" w:cs="Times New Roman"/>
+            <w:instrText xml:space="preserve"> HYPERLINK \l _Toc22075 </w:instrText>
+          </w:r>
+          <w:r>
+            <w:rPr>
+              <w:rFonts w:ascii="Times New Roman" w:hAnsi="Times New Roman" w:eastAsia="Times New Roman" w:cs="Times New Roman"/>
               <w:szCs w:val="24"/>
             </w:rPr>
             <w:fldChar w:fldCharType="separate"/>
@@ -1203,7 +1913,7 @@
             <w:fldChar w:fldCharType="begin"/>
           </w:r>
           <w:r>
-            <w:instrText xml:space="preserve"> PAGEREF _Toc7159 \h </w:instrText>
+            <w:instrText xml:space="preserve"> PAGEREF _Toc22075 \h </w:instrText>
           </w:r>
           <w:r>
             <w:fldChar w:fldCharType="separate"/>
@@ -1216,7 +1926,7 @@
           </w:r>
           <w:r>
             <w:rPr>
-              <w:rFonts w:ascii="Times New Roman" w:eastAsia="Times New Roman" w:hAnsi="Times New Roman" w:cs="Times New Roman"/>
+              <w:rFonts w:ascii="Times New Roman" w:hAnsi="Times New Roman" w:eastAsia="Times New Roman" w:cs="Times New Roman"/>
               <w:szCs w:val="24"/>
             </w:rPr>
             <w:fldChar w:fldCharType="end"/>
@@ -1224,28 +1934,28 @@
         </w:p>
         <w:p>
           <w:pPr>
-            <w:pStyle w:val="TOC1"/>
+            <w:pStyle w:val="16"/>
             <w:tabs>
               <w:tab w:val="right" w:leader="dot" w:pos="8486"/>
             </w:tabs>
           </w:pPr>
           <w:r>
             <w:rPr>
-              <w:rFonts w:ascii="Times New Roman" w:eastAsia="Times New Roman" w:hAnsi="Times New Roman" w:cs="Times New Roman"/>
+              <w:rFonts w:ascii="Times New Roman" w:hAnsi="Times New Roman" w:eastAsia="Times New Roman" w:cs="Times New Roman"/>
               <w:szCs w:val="24"/>
             </w:rPr>
             <w:fldChar w:fldCharType="begin"/>
           </w:r>
           <w:r>
             <w:rPr>
-              <w:rFonts w:ascii="Times New Roman" w:eastAsia="Times New Roman" w:hAnsi="Times New Roman" w:cs="Times New Roman"/>
+              <w:rFonts w:ascii="Times New Roman" w:hAnsi="Times New Roman" w:eastAsia="Times New Roman" w:cs="Times New Roman"/>
               <w:szCs w:val="24"/>
             </w:rPr>
-            <w:instrText xml:space="preserve"> HYPERLINK \l _Toc1501 </w:instrText>
-          </w:r>
-          <w:r>
-            <w:rPr>
-              <w:rFonts w:ascii="Times New Roman" w:eastAsia="Times New Roman" w:hAnsi="Times New Roman" w:cs="Times New Roman"/>
+            <w:instrText xml:space="preserve"> HYPERLINK \l _Toc25579 </w:instrText>
+          </w:r>
+          <w:r>
+            <w:rPr>
+              <w:rFonts w:ascii="Times New Roman" w:hAnsi="Times New Roman" w:eastAsia="Times New Roman" w:cs="Times New Roman"/>
               <w:szCs w:val="24"/>
             </w:rPr>
             <w:fldChar w:fldCharType="separate"/>
@@ -1266,7 +1976,7 @@
             <w:fldChar w:fldCharType="begin"/>
           </w:r>
           <w:r>
-            <w:instrText xml:space="preserve"> PAGEREF _Toc1501 \h </w:instrText>
+            <w:instrText xml:space="preserve"> PAGEREF _Toc25579 \h </w:instrText>
           </w:r>
           <w:r>
             <w:fldChar w:fldCharType="separate"/>
@@ -1279,7 +1989,7 @@
           </w:r>
           <w:r>
             <w:rPr>
-              <w:rFonts w:ascii="Times New Roman" w:eastAsia="Times New Roman" w:hAnsi="Times New Roman" w:cs="Times New Roman"/>
+              <w:rFonts w:ascii="Times New Roman" w:hAnsi="Times New Roman" w:eastAsia="Times New Roman" w:cs="Times New Roman"/>
               <w:szCs w:val="24"/>
             </w:rPr>
             <w:fldChar w:fldCharType="end"/>
@@ -1287,28 +1997,28 @@
         </w:p>
         <w:p>
           <w:pPr>
-            <w:pStyle w:val="TOC1"/>
+            <w:pStyle w:val="16"/>
             <w:tabs>
               <w:tab w:val="right" w:leader="dot" w:pos="8486"/>
             </w:tabs>
           </w:pPr>
           <w:r>
             <w:rPr>
-              <w:rFonts w:ascii="Times New Roman" w:eastAsia="Times New Roman" w:hAnsi="Times New Roman" w:cs="Times New Roman"/>
+              <w:rFonts w:ascii="Times New Roman" w:hAnsi="Times New Roman" w:eastAsia="Times New Roman" w:cs="Times New Roman"/>
               <w:szCs w:val="24"/>
             </w:rPr>
             <w:fldChar w:fldCharType="begin"/>
           </w:r>
           <w:r>
             <w:rPr>
-              <w:rFonts w:ascii="Times New Roman" w:eastAsia="Times New Roman" w:hAnsi="Times New Roman" w:cs="Times New Roman"/>
+              <w:rFonts w:ascii="Times New Roman" w:hAnsi="Times New Roman" w:eastAsia="Times New Roman" w:cs="Times New Roman"/>
               <w:szCs w:val="24"/>
             </w:rPr>
-            <w:instrText xml:space="preserve"> HYPERLINK \l _Toc22756 </w:instrText>
-          </w:r>
-          <w:r>
-            <w:rPr>
-              <w:rFonts w:ascii="Times New Roman" w:eastAsia="Times New Roman" w:hAnsi="Times New Roman" w:cs="Times New Roman"/>
+            <w:instrText xml:space="preserve"> HYPERLINK \l _Toc25426 </w:instrText>
+          </w:r>
+          <w:r>
+            <w:rPr>
+              <w:rFonts w:ascii="Times New Roman" w:hAnsi="Times New Roman" w:eastAsia="Times New Roman" w:cs="Times New Roman"/>
               <w:szCs w:val="24"/>
             </w:rPr>
             <w:fldChar w:fldCharType="separate"/>
@@ -1329,7 +2039,7 @@
             <w:fldChar w:fldCharType="begin"/>
           </w:r>
           <w:r>
-            <w:instrText xml:space="preserve"> PAGEREF _Toc22756 \h </w:instrText>
+            <w:instrText xml:space="preserve"> PAGEREF _Toc25426 \h </w:instrText>
           </w:r>
           <w:r>
             <w:fldChar w:fldCharType="separate"/>
@@ -1342,7 +2052,7 @@
           </w:r>
           <w:r>
             <w:rPr>
-              <w:rFonts w:ascii="Times New Roman" w:eastAsia="Times New Roman" w:hAnsi="Times New Roman" w:cs="Times New Roman"/>
+              <w:rFonts w:ascii="Times New Roman" w:hAnsi="Times New Roman" w:eastAsia="Times New Roman" w:cs="Times New Roman"/>
               <w:szCs w:val="24"/>
             </w:rPr>
             <w:fldChar w:fldCharType="end"/>
@@ -1350,28 +2060,28 @@
         </w:p>
         <w:p>
           <w:pPr>
-            <w:pStyle w:val="TOC1"/>
+            <w:pStyle w:val="16"/>
             <w:tabs>
               <w:tab w:val="right" w:leader="dot" w:pos="8486"/>
             </w:tabs>
           </w:pPr>
           <w:r>
             <w:rPr>
-              <w:rFonts w:ascii="Times New Roman" w:eastAsia="Times New Roman" w:hAnsi="Times New Roman" w:cs="Times New Roman"/>
+              <w:rFonts w:ascii="Times New Roman" w:hAnsi="Times New Roman" w:eastAsia="Times New Roman" w:cs="Times New Roman"/>
               <w:szCs w:val="24"/>
             </w:rPr>
             <w:fldChar w:fldCharType="begin"/>
           </w:r>
           <w:r>
             <w:rPr>
-              <w:rFonts w:ascii="Times New Roman" w:eastAsia="Times New Roman" w:hAnsi="Times New Roman" w:cs="Times New Roman"/>
+              <w:rFonts w:ascii="Times New Roman" w:hAnsi="Times New Roman" w:eastAsia="Times New Roman" w:cs="Times New Roman"/>
               <w:szCs w:val="24"/>
             </w:rPr>
-            <w:instrText xml:space="preserve"> HYPERLINK \l _Toc13528 </w:instrText>
-          </w:r>
-          <w:r>
-            <w:rPr>
-              <w:rFonts w:ascii="Times New Roman" w:eastAsia="Times New Roman" w:hAnsi="Times New Roman" w:cs="Times New Roman"/>
+            <w:instrText xml:space="preserve"> HYPERLINK \l _Toc18024 </w:instrText>
+          </w:r>
+          <w:r>
+            <w:rPr>
+              <w:rFonts w:ascii="Times New Roman" w:hAnsi="Times New Roman" w:eastAsia="Times New Roman" w:cs="Times New Roman"/>
               <w:szCs w:val="24"/>
             </w:rPr>
             <w:fldChar w:fldCharType="separate"/>
@@ -1392,7 +2102,7 @@
             <w:fldChar w:fldCharType="begin"/>
           </w:r>
           <w:r>
-            <w:instrText xml:space="preserve"> PAGEREF _Toc13528 \h </w:instrText>
+            <w:instrText xml:space="preserve"> PAGEREF _Toc18024 \h </w:instrText>
           </w:r>
           <w:r>
             <w:fldChar w:fldCharType="separate"/>
@@ -1405,7 +2115,7 @@
           </w:r>
           <w:r>
             <w:rPr>
-              <w:rFonts w:ascii="Times New Roman" w:eastAsia="Times New Roman" w:hAnsi="Times New Roman" w:cs="Times New Roman"/>
+              <w:rFonts w:ascii="Times New Roman" w:hAnsi="Times New Roman" w:eastAsia="Times New Roman" w:cs="Times New Roman"/>
               <w:szCs w:val="24"/>
             </w:rPr>
             <w:fldChar w:fldCharType="end"/>
@@ -1413,28 +2123,28 @@
         </w:p>
         <w:p>
           <w:pPr>
-            <w:pStyle w:val="TOC2"/>
+            <w:pStyle w:val="17"/>
             <w:tabs>
               <w:tab w:val="right" w:leader="dot" w:pos="8486"/>
             </w:tabs>
           </w:pPr>
           <w:r>
             <w:rPr>
-              <w:rFonts w:ascii="Times New Roman" w:eastAsia="Times New Roman" w:hAnsi="Times New Roman" w:cs="Times New Roman"/>
+              <w:rFonts w:ascii="Times New Roman" w:hAnsi="Times New Roman" w:eastAsia="Times New Roman" w:cs="Times New Roman"/>
               <w:szCs w:val="24"/>
             </w:rPr>
             <w:fldChar w:fldCharType="begin"/>
           </w:r>
           <w:r>
             <w:rPr>
-              <w:rFonts w:ascii="Times New Roman" w:eastAsia="Times New Roman" w:hAnsi="Times New Roman" w:cs="Times New Roman"/>
+              <w:rFonts w:ascii="Times New Roman" w:hAnsi="Times New Roman" w:eastAsia="Times New Roman" w:cs="Times New Roman"/>
               <w:szCs w:val="24"/>
             </w:rPr>
-            <w:instrText xml:space="preserve"> HYPERLINK \l _Toc19540 </w:instrText>
-          </w:r>
-          <w:r>
-            <w:rPr>
-              <w:rFonts w:ascii="Times New Roman" w:eastAsia="Times New Roman" w:hAnsi="Times New Roman" w:cs="Times New Roman"/>
+            <w:instrText xml:space="preserve"> HYPERLINK \l _Toc10548 </w:instrText>
+          </w:r>
+          <w:r>
+            <w:rPr>
+              <w:rFonts w:ascii="Times New Roman" w:hAnsi="Times New Roman" w:eastAsia="Times New Roman" w:cs="Times New Roman"/>
               <w:szCs w:val="24"/>
             </w:rPr>
             <w:fldChar w:fldCharType="separate"/>
@@ -1455,7 +2165,7 @@
             <w:fldChar w:fldCharType="begin"/>
           </w:r>
           <w:r>
-            <w:instrText xml:space="preserve"> PAGEREF _Toc19540 \h </w:instrText>
+            <w:instrText xml:space="preserve"> PAGEREF _Toc10548 \h </w:instrText>
           </w:r>
           <w:r>
             <w:fldChar w:fldCharType="separate"/>
@@ -1468,7 +2178,7 @@
           </w:r>
           <w:r>
             <w:rPr>
-              <w:rFonts w:ascii="Times New Roman" w:eastAsia="Times New Roman" w:hAnsi="Times New Roman" w:cs="Times New Roman"/>
+              <w:rFonts w:ascii="Times New Roman" w:hAnsi="Times New Roman" w:eastAsia="Times New Roman" w:cs="Times New Roman"/>
               <w:szCs w:val="24"/>
             </w:rPr>
             <w:fldChar w:fldCharType="end"/>
@@ -1476,28 +2186,28 @@
         </w:p>
         <w:p>
           <w:pPr>
-            <w:pStyle w:val="TOC2"/>
+            <w:pStyle w:val="17"/>
             <w:tabs>
               <w:tab w:val="right" w:leader="dot" w:pos="8486"/>
             </w:tabs>
           </w:pPr>
           <w:r>
             <w:rPr>
-              <w:rFonts w:ascii="Times New Roman" w:eastAsia="Times New Roman" w:hAnsi="Times New Roman" w:cs="Times New Roman"/>
+              <w:rFonts w:ascii="Times New Roman" w:hAnsi="Times New Roman" w:eastAsia="Times New Roman" w:cs="Times New Roman"/>
               <w:szCs w:val="24"/>
             </w:rPr>
             <w:fldChar w:fldCharType="begin"/>
           </w:r>
           <w:r>
             <w:rPr>
-              <w:rFonts w:ascii="Times New Roman" w:eastAsia="Times New Roman" w:hAnsi="Times New Roman" w:cs="Times New Roman"/>
+              <w:rFonts w:ascii="Times New Roman" w:hAnsi="Times New Roman" w:eastAsia="Times New Roman" w:cs="Times New Roman"/>
               <w:szCs w:val="24"/>
             </w:rPr>
-            <w:instrText xml:space="preserve"> HYPERLINK \l _Toc17544 </w:instrText>
-          </w:r>
-          <w:r>
-            <w:rPr>
-              <w:rFonts w:ascii="Times New Roman" w:eastAsia="Times New Roman" w:hAnsi="Times New Roman" w:cs="Times New Roman"/>
+            <w:instrText xml:space="preserve"> HYPERLINK \l _Toc3286 </w:instrText>
+          </w:r>
+          <w:r>
+            <w:rPr>
+              <w:rFonts w:ascii="Times New Roman" w:hAnsi="Times New Roman" w:eastAsia="Times New Roman" w:cs="Times New Roman"/>
               <w:szCs w:val="24"/>
             </w:rPr>
             <w:fldChar w:fldCharType="separate"/>
@@ -1518,7 +2228,7 @@
             <w:fldChar w:fldCharType="begin"/>
           </w:r>
           <w:r>
-            <w:instrText xml:space="preserve"> PAGEREF _Toc17544 \h </w:instrText>
+            <w:instrText xml:space="preserve"> PAGEREF _Toc3286 \h </w:instrText>
           </w:r>
           <w:r>
             <w:fldChar w:fldCharType="separate"/>
@@ -1531,7 +2241,7 @@
           </w:r>
           <w:r>
             <w:rPr>
-              <w:rFonts w:ascii="Times New Roman" w:eastAsia="Times New Roman" w:hAnsi="Times New Roman" w:cs="Times New Roman"/>
+              <w:rFonts w:ascii="Times New Roman" w:hAnsi="Times New Roman" w:eastAsia="Times New Roman" w:cs="Times New Roman"/>
               <w:szCs w:val="24"/>
             </w:rPr>
             <w:fldChar w:fldCharType="end"/>
@@ -1539,28 +2249,28 @@
         </w:p>
         <w:p>
           <w:pPr>
-            <w:pStyle w:val="TOC2"/>
+            <w:pStyle w:val="17"/>
             <w:tabs>
               <w:tab w:val="right" w:leader="dot" w:pos="8486"/>
             </w:tabs>
           </w:pPr>
           <w:r>
             <w:rPr>
-              <w:rFonts w:ascii="Times New Roman" w:eastAsia="Times New Roman" w:hAnsi="Times New Roman" w:cs="Times New Roman"/>
+              <w:rFonts w:ascii="Times New Roman" w:hAnsi="Times New Roman" w:eastAsia="Times New Roman" w:cs="Times New Roman"/>
               <w:szCs w:val="24"/>
             </w:rPr>
             <w:fldChar w:fldCharType="begin"/>
           </w:r>
           <w:r>
             <w:rPr>
-              <w:rFonts w:ascii="Times New Roman" w:eastAsia="Times New Roman" w:hAnsi="Times New Roman" w:cs="Times New Roman"/>
+              <w:rFonts w:ascii="Times New Roman" w:hAnsi="Times New Roman" w:eastAsia="Times New Roman" w:cs="Times New Roman"/>
               <w:szCs w:val="24"/>
             </w:rPr>
-            <w:instrText xml:space="preserve"> HYPERLINK \l _Toc7656 </w:instrText>
-          </w:r>
-          <w:r>
-            <w:rPr>
-              <w:rFonts w:ascii="Times New Roman" w:eastAsia="Times New Roman" w:hAnsi="Times New Roman" w:cs="Times New Roman"/>
+            <w:instrText xml:space="preserve"> HYPERLINK \l _Toc27984 </w:instrText>
+          </w:r>
+          <w:r>
+            <w:rPr>
+              <w:rFonts w:ascii="Times New Roman" w:hAnsi="Times New Roman" w:eastAsia="Times New Roman" w:cs="Times New Roman"/>
               <w:szCs w:val="24"/>
             </w:rPr>
             <w:fldChar w:fldCharType="separate"/>
@@ -1581,7 +2291,7 @@
             <w:fldChar w:fldCharType="begin"/>
           </w:r>
           <w:r>
-            <w:instrText xml:space="preserve"> PAGEREF _Toc7656 \h </w:instrText>
+            <w:instrText xml:space="preserve"> PAGEREF _Toc27984 \h </w:instrText>
           </w:r>
           <w:r>
             <w:fldChar w:fldCharType="separate"/>
@@ -1594,7 +2304,7 @@
           </w:r>
           <w:r>
             <w:rPr>
-              <w:rFonts w:ascii="Times New Roman" w:eastAsia="Times New Roman" w:hAnsi="Times New Roman" w:cs="Times New Roman"/>
+              <w:rFonts w:ascii="Times New Roman" w:hAnsi="Times New Roman" w:eastAsia="Times New Roman" w:cs="Times New Roman"/>
               <w:szCs w:val="24"/>
             </w:rPr>
             <w:fldChar w:fldCharType="end"/>
@@ -1602,28 +2312,28 @@
         </w:p>
         <w:p>
           <w:pPr>
-            <w:pStyle w:val="TOC3"/>
+            <w:pStyle w:val="13"/>
             <w:tabs>
               <w:tab w:val="right" w:leader="dot" w:pos="8486"/>
             </w:tabs>
           </w:pPr>
           <w:r>
             <w:rPr>
-              <w:rFonts w:ascii="Times New Roman" w:eastAsia="Times New Roman" w:hAnsi="Times New Roman" w:cs="Times New Roman"/>
+              <w:rFonts w:ascii="Times New Roman" w:hAnsi="Times New Roman" w:eastAsia="Times New Roman" w:cs="Times New Roman"/>
               <w:szCs w:val="24"/>
             </w:rPr>
             <w:fldChar w:fldCharType="begin"/>
           </w:r>
           <w:r>
             <w:rPr>
-              <w:rFonts w:ascii="Times New Roman" w:eastAsia="Times New Roman" w:hAnsi="Times New Roman" w:cs="Times New Roman"/>
+              <w:rFonts w:ascii="Times New Roman" w:hAnsi="Times New Roman" w:eastAsia="Times New Roman" w:cs="Times New Roman"/>
               <w:szCs w:val="24"/>
             </w:rPr>
-            <w:instrText xml:space="preserve"> HYPERLINK \l _Toc4612 </w:instrText>
-          </w:r>
-          <w:r>
-            <w:rPr>
-              <w:rFonts w:ascii="Times New Roman" w:eastAsia="Times New Roman" w:hAnsi="Times New Roman" w:cs="Times New Roman"/>
+            <w:instrText xml:space="preserve"> HYPERLINK \l _Toc23408 </w:instrText>
+          </w:r>
+          <w:r>
+            <w:rPr>
+              <w:rFonts w:ascii="Times New Roman" w:hAnsi="Times New Roman" w:eastAsia="Times New Roman" w:cs="Times New Roman"/>
               <w:szCs w:val="24"/>
             </w:rPr>
             <w:fldChar w:fldCharType="separate"/>
@@ -1644,7 +2354,7 @@
             <w:fldChar w:fldCharType="begin"/>
           </w:r>
           <w:r>
-            <w:instrText xml:space="preserve"> PAGEREF _Toc4612 \h </w:instrText>
+            <w:instrText xml:space="preserve"> PAGEREF _Toc23408 \h </w:instrText>
           </w:r>
           <w:r>
             <w:fldChar w:fldCharType="separate"/>
@@ -1657,7 +2367,7 @@
           </w:r>
           <w:r>
             <w:rPr>
-              <w:rFonts w:ascii="Times New Roman" w:eastAsia="Times New Roman" w:hAnsi="Times New Roman" w:cs="Times New Roman"/>
+              <w:rFonts w:ascii="Times New Roman" w:hAnsi="Times New Roman" w:eastAsia="Times New Roman" w:cs="Times New Roman"/>
               <w:szCs w:val="24"/>
             </w:rPr>
             <w:fldChar w:fldCharType="end"/>
@@ -1665,28 +2375,28 @@
         </w:p>
         <w:p>
           <w:pPr>
-            <w:pStyle w:val="TOC3"/>
+            <w:pStyle w:val="13"/>
             <w:tabs>
               <w:tab w:val="right" w:leader="dot" w:pos="8486"/>
             </w:tabs>
           </w:pPr>
           <w:r>
             <w:rPr>
-              <w:rFonts w:ascii="Times New Roman" w:eastAsia="Times New Roman" w:hAnsi="Times New Roman" w:cs="Times New Roman"/>
+              <w:rFonts w:ascii="Times New Roman" w:hAnsi="Times New Roman" w:eastAsia="Times New Roman" w:cs="Times New Roman"/>
               <w:szCs w:val="24"/>
             </w:rPr>
             <w:fldChar w:fldCharType="begin"/>
           </w:r>
           <w:r>
             <w:rPr>
-              <w:rFonts w:ascii="Times New Roman" w:eastAsia="Times New Roman" w:hAnsi="Times New Roman" w:cs="Times New Roman"/>
+              <w:rFonts w:ascii="Times New Roman" w:hAnsi="Times New Roman" w:eastAsia="Times New Roman" w:cs="Times New Roman"/>
               <w:szCs w:val="24"/>
             </w:rPr>
-            <w:instrText xml:space="preserve"> HYPERLINK \l _Toc8811 </w:instrText>
-          </w:r>
-          <w:r>
-            <w:rPr>
-              <w:rFonts w:ascii="Times New Roman" w:eastAsia="Times New Roman" w:hAnsi="Times New Roman" w:cs="Times New Roman"/>
+            <w:instrText xml:space="preserve"> HYPERLINK \l _Toc3416 </w:instrText>
+          </w:r>
+          <w:r>
+            <w:rPr>
+              <w:rFonts w:ascii="Times New Roman" w:hAnsi="Times New Roman" w:eastAsia="Times New Roman" w:cs="Times New Roman"/>
               <w:szCs w:val="24"/>
             </w:rPr>
             <w:fldChar w:fldCharType="separate"/>
@@ -1707,7 +2417,7 @@
             <w:fldChar w:fldCharType="begin"/>
           </w:r>
           <w:r>
-            <w:instrText xml:space="preserve"> PAGEREF _Toc8811 \h </w:instrText>
+            <w:instrText xml:space="preserve"> PAGEREF _Toc3416 \h </w:instrText>
           </w:r>
           <w:r>
             <w:fldChar w:fldCharType="separate"/>
@@ -1720,7 +2430,7 @@
           </w:r>
           <w:r>
             <w:rPr>
-              <w:rFonts w:ascii="Times New Roman" w:eastAsia="Times New Roman" w:hAnsi="Times New Roman" w:cs="Times New Roman"/>
+              <w:rFonts w:ascii="Times New Roman" w:hAnsi="Times New Roman" w:eastAsia="Times New Roman" w:cs="Times New Roman"/>
               <w:szCs w:val="24"/>
             </w:rPr>
             <w:fldChar w:fldCharType="end"/>
@@ -1728,28 +2438,28 @@
         </w:p>
         <w:p>
           <w:pPr>
-            <w:pStyle w:val="TOC3"/>
+            <w:pStyle w:val="13"/>
             <w:tabs>
               <w:tab w:val="right" w:leader="dot" w:pos="8486"/>
             </w:tabs>
           </w:pPr>
           <w:r>
             <w:rPr>
-              <w:rFonts w:ascii="Times New Roman" w:eastAsia="Times New Roman" w:hAnsi="Times New Roman" w:cs="Times New Roman"/>
+              <w:rFonts w:ascii="Times New Roman" w:hAnsi="Times New Roman" w:eastAsia="Times New Roman" w:cs="Times New Roman"/>
               <w:szCs w:val="24"/>
             </w:rPr>
             <w:fldChar w:fldCharType="begin"/>
           </w:r>
           <w:r>
             <w:rPr>
-              <w:rFonts w:ascii="Times New Roman" w:eastAsia="Times New Roman" w:hAnsi="Times New Roman" w:cs="Times New Roman"/>
+              <w:rFonts w:ascii="Times New Roman" w:hAnsi="Times New Roman" w:eastAsia="Times New Roman" w:cs="Times New Roman"/>
               <w:szCs w:val="24"/>
             </w:rPr>
-            <w:instrText xml:space="preserve"> HYPERLINK \l _Toc8887 </w:instrText>
-          </w:r>
-          <w:r>
-            <w:rPr>
-              <w:rFonts w:ascii="Times New Roman" w:eastAsia="Times New Roman" w:hAnsi="Times New Roman" w:cs="Times New Roman"/>
+            <w:instrText xml:space="preserve"> HYPERLINK \l _Toc16894 </w:instrText>
+          </w:r>
+          <w:r>
+            <w:rPr>
+              <w:rFonts w:ascii="Times New Roman" w:hAnsi="Times New Roman" w:eastAsia="Times New Roman" w:cs="Times New Roman"/>
               <w:szCs w:val="24"/>
             </w:rPr>
             <w:fldChar w:fldCharType="separate"/>
@@ -1770,7 +2480,7 @@
             <w:fldChar w:fldCharType="begin"/>
           </w:r>
           <w:r>
-            <w:instrText xml:space="preserve"> PAGEREF _Toc8887 \h </w:instrText>
+            <w:instrText xml:space="preserve"> PAGEREF _Toc16894 \h </w:instrText>
           </w:r>
           <w:r>
             <w:fldChar w:fldCharType="separate"/>
@@ -1783,7 +2493,7 @@
           </w:r>
           <w:r>
             <w:rPr>
-              <w:rFonts w:ascii="Times New Roman" w:eastAsia="Times New Roman" w:hAnsi="Times New Roman" w:cs="Times New Roman"/>
+              <w:rFonts w:ascii="Times New Roman" w:hAnsi="Times New Roman" w:eastAsia="Times New Roman" w:cs="Times New Roman"/>
               <w:szCs w:val="24"/>
             </w:rPr>
             <w:fldChar w:fldCharType="end"/>
@@ -1791,28 +2501,28 @@
         </w:p>
         <w:p>
           <w:pPr>
-            <w:pStyle w:val="TOC3"/>
+            <w:pStyle w:val="13"/>
             <w:tabs>
               <w:tab w:val="right" w:leader="dot" w:pos="8486"/>
             </w:tabs>
           </w:pPr>
           <w:r>
             <w:rPr>
-              <w:rFonts w:ascii="Times New Roman" w:eastAsia="Times New Roman" w:hAnsi="Times New Roman" w:cs="Times New Roman"/>
+              <w:rFonts w:ascii="Times New Roman" w:hAnsi="Times New Roman" w:eastAsia="Times New Roman" w:cs="Times New Roman"/>
               <w:szCs w:val="24"/>
             </w:rPr>
             <w:fldChar w:fldCharType="begin"/>
           </w:r>
           <w:r>
             <w:rPr>
-              <w:rFonts w:ascii="Times New Roman" w:eastAsia="Times New Roman" w:hAnsi="Times New Roman" w:cs="Times New Roman"/>
+              <w:rFonts w:ascii="Times New Roman" w:hAnsi="Times New Roman" w:eastAsia="Times New Roman" w:cs="Times New Roman"/>
               <w:szCs w:val="24"/>
             </w:rPr>
-            <w:instrText xml:space="preserve"> HYPERLINK \l _Toc26174 </w:instrText>
-          </w:r>
-          <w:r>
-            <w:rPr>
-              <w:rFonts w:ascii="Times New Roman" w:eastAsia="Times New Roman" w:hAnsi="Times New Roman" w:cs="Times New Roman"/>
+            <w:instrText xml:space="preserve"> HYPERLINK \l _Toc18274 </w:instrText>
+          </w:r>
+          <w:r>
+            <w:rPr>
+              <w:rFonts w:ascii="Times New Roman" w:hAnsi="Times New Roman" w:eastAsia="Times New Roman" w:cs="Times New Roman"/>
               <w:szCs w:val="24"/>
             </w:rPr>
             <w:fldChar w:fldCharType="separate"/>
@@ -1833,7 +2543,7 @@
             <w:fldChar w:fldCharType="begin"/>
           </w:r>
           <w:r>
-            <w:instrText xml:space="preserve"> PAGEREF _Toc26174 \h </w:instrText>
+            <w:instrText xml:space="preserve"> PAGEREF _Toc18274 \h </w:instrText>
           </w:r>
           <w:r>
             <w:fldChar w:fldCharType="separate"/>
@@ -1846,7 +2556,7 @@
           </w:r>
           <w:r>
             <w:rPr>
-              <w:rFonts w:ascii="Times New Roman" w:eastAsia="Times New Roman" w:hAnsi="Times New Roman" w:cs="Times New Roman"/>
+              <w:rFonts w:ascii="Times New Roman" w:hAnsi="Times New Roman" w:eastAsia="Times New Roman" w:cs="Times New Roman"/>
               <w:szCs w:val="24"/>
             </w:rPr>
             <w:fldChar w:fldCharType="end"/>
@@ -1854,28 +2564,28 @@
         </w:p>
         <w:p>
           <w:pPr>
-            <w:pStyle w:val="TOC3"/>
+            <w:pStyle w:val="13"/>
             <w:tabs>
               <w:tab w:val="right" w:leader="dot" w:pos="8486"/>
             </w:tabs>
           </w:pPr>
           <w:r>
             <w:rPr>
-              <w:rFonts w:ascii="Times New Roman" w:eastAsia="Times New Roman" w:hAnsi="Times New Roman" w:cs="Times New Roman"/>
+              <w:rFonts w:ascii="Times New Roman" w:hAnsi="Times New Roman" w:eastAsia="Times New Roman" w:cs="Times New Roman"/>
               <w:szCs w:val="24"/>
             </w:rPr>
             <w:fldChar w:fldCharType="begin"/>
           </w:r>
           <w:r>
             <w:rPr>
-              <w:rFonts w:ascii="Times New Roman" w:eastAsia="Times New Roman" w:hAnsi="Times New Roman" w:cs="Times New Roman"/>
+              <w:rFonts w:ascii="Times New Roman" w:hAnsi="Times New Roman" w:eastAsia="Times New Roman" w:cs="Times New Roman"/>
               <w:szCs w:val="24"/>
             </w:rPr>
-            <w:instrText xml:space="preserve"> HYPERLINK \l _Toc918 </w:instrText>
-          </w:r>
-          <w:r>
-            <w:rPr>
-              <w:rFonts w:ascii="Times New Roman" w:eastAsia="Times New Roman" w:hAnsi="Times New Roman" w:cs="Times New Roman"/>
+            <w:instrText xml:space="preserve"> HYPERLINK \l _Toc1507 </w:instrText>
+          </w:r>
+          <w:r>
+            <w:rPr>
+              <w:rFonts w:ascii="Times New Roman" w:hAnsi="Times New Roman" w:eastAsia="Times New Roman" w:cs="Times New Roman"/>
               <w:szCs w:val="24"/>
             </w:rPr>
             <w:fldChar w:fldCharType="separate"/>
@@ -1896,7 +2606,7 @@
             <w:fldChar w:fldCharType="begin"/>
           </w:r>
           <w:r>
-            <w:instrText xml:space="preserve"> PAGEREF _Toc918 \h </w:instrText>
+            <w:instrText xml:space="preserve"> PAGEREF _Toc1507 \h </w:instrText>
           </w:r>
           <w:r>
             <w:fldChar w:fldCharType="separate"/>
@@ -1909,7 +2619,7 @@
           </w:r>
           <w:r>
             <w:rPr>
-              <w:rFonts w:ascii="Times New Roman" w:eastAsia="Times New Roman" w:hAnsi="Times New Roman" w:cs="Times New Roman"/>
+              <w:rFonts w:ascii="Times New Roman" w:hAnsi="Times New Roman" w:eastAsia="Times New Roman" w:cs="Times New Roman"/>
               <w:szCs w:val="24"/>
             </w:rPr>
             <w:fldChar w:fldCharType="end"/>
@@ -1917,28 +2627,28 @@
         </w:p>
         <w:p>
           <w:pPr>
-            <w:pStyle w:val="TOC1"/>
+            <w:pStyle w:val="16"/>
             <w:tabs>
               <w:tab w:val="right" w:leader="dot" w:pos="8486"/>
             </w:tabs>
           </w:pPr>
           <w:r>
             <w:rPr>
-              <w:rFonts w:ascii="Times New Roman" w:eastAsia="Times New Roman" w:hAnsi="Times New Roman" w:cs="Times New Roman"/>
+              <w:rFonts w:ascii="Times New Roman" w:hAnsi="Times New Roman" w:eastAsia="Times New Roman" w:cs="Times New Roman"/>
               <w:szCs w:val="24"/>
             </w:rPr>
             <w:fldChar w:fldCharType="begin"/>
           </w:r>
           <w:r>
             <w:rPr>
-              <w:rFonts w:ascii="Times New Roman" w:eastAsia="Times New Roman" w:hAnsi="Times New Roman" w:cs="Times New Roman"/>
+              <w:rFonts w:ascii="Times New Roman" w:hAnsi="Times New Roman" w:eastAsia="Times New Roman" w:cs="Times New Roman"/>
               <w:szCs w:val="24"/>
             </w:rPr>
-            <w:instrText xml:space="preserve"> HYPERLINK \l _Toc5173 </w:instrText>
-          </w:r>
-          <w:r>
-            <w:rPr>
-              <w:rFonts w:ascii="Times New Roman" w:eastAsia="Times New Roman" w:hAnsi="Times New Roman" w:cs="Times New Roman"/>
+            <w:instrText xml:space="preserve"> HYPERLINK \l _Toc29769 </w:instrText>
+          </w:r>
+          <w:r>
+            <w:rPr>
+              <w:rFonts w:ascii="Times New Roman" w:hAnsi="Times New Roman" w:eastAsia="Times New Roman" w:cs="Times New Roman"/>
               <w:szCs w:val="24"/>
             </w:rPr>
             <w:fldChar w:fldCharType="separate"/>
@@ -1959,7 +2669,7 @@
             <w:fldChar w:fldCharType="begin"/>
           </w:r>
           <w:r>
-            <w:instrText xml:space="preserve"> PAGEREF _Toc5173 \h </w:instrText>
+            <w:instrText xml:space="preserve"> PAGEREF _Toc29769 \h </w:instrText>
           </w:r>
           <w:r>
             <w:fldChar w:fldCharType="separate"/>
@@ -1972,7 +2682,7 @@
           </w:r>
           <w:r>
             <w:rPr>
-              <w:rFonts w:ascii="Times New Roman" w:eastAsia="Times New Roman" w:hAnsi="Times New Roman" w:cs="Times New Roman"/>
+              <w:rFonts w:ascii="Times New Roman" w:hAnsi="Times New Roman" w:eastAsia="Times New Roman" w:cs="Times New Roman"/>
               <w:szCs w:val="24"/>
             </w:rPr>
             <w:fldChar w:fldCharType="end"/>
@@ -1980,28 +2690,28 @@
         </w:p>
         <w:p>
           <w:pPr>
-            <w:pStyle w:val="TOC1"/>
+            <w:pStyle w:val="16"/>
             <w:tabs>
               <w:tab w:val="right" w:leader="dot" w:pos="8486"/>
             </w:tabs>
           </w:pPr>
           <w:r>
             <w:rPr>
-              <w:rFonts w:ascii="Times New Roman" w:eastAsia="Times New Roman" w:hAnsi="Times New Roman" w:cs="Times New Roman"/>
+              <w:rFonts w:ascii="Times New Roman" w:hAnsi="Times New Roman" w:eastAsia="Times New Roman" w:cs="Times New Roman"/>
               <w:szCs w:val="24"/>
             </w:rPr>
             <w:fldChar w:fldCharType="begin"/>
           </w:r>
           <w:r>
             <w:rPr>
-              <w:rFonts w:ascii="Times New Roman" w:eastAsia="Times New Roman" w:hAnsi="Times New Roman" w:cs="Times New Roman"/>
+              <w:rFonts w:ascii="Times New Roman" w:hAnsi="Times New Roman" w:eastAsia="Times New Roman" w:cs="Times New Roman"/>
               <w:szCs w:val="24"/>
             </w:rPr>
-            <w:instrText xml:space="preserve"> HYPERLINK \l _Toc1808 </w:instrText>
-          </w:r>
-          <w:r>
-            <w:rPr>
-              <w:rFonts w:ascii="Times New Roman" w:eastAsia="Times New Roman" w:hAnsi="Times New Roman" w:cs="Times New Roman"/>
+            <w:instrText xml:space="preserve"> HYPERLINK \l _Toc10631 </w:instrText>
+          </w:r>
+          <w:r>
+            <w:rPr>
+              <w:rFonts w:ascii="Times New Roman" w:hAnsi="Times New Roman" w:eastAsia="Times New Roman" w:cs="Times New Roman"/>
               <w:szCs w:val="24"/>
             </w:rPr>
             <w:fldChar w:fldCharType="separate"/>
@@ -2022,7 +2732,7 @@
             <w:fldChar w:fldCharType="begin"/>
           </w:r>
           <w:r>
-            <w:instrText xml:space="preserve"> PAGEREF _Toc1808 \h </w:instrText>
+            <w:instrText xml:space="preserve"> PAGEREF _Toc10631 \h </w:instrText>
           </w:r>
           <w:r>
             <w:fldChar w:fldCharType="separate"/>
@@ -2035,7 +2745,7 @@
           </w:r>
           <w:r>
             <w:rPr>
-              <w:rFonts w:ascii="Times New Roman" w:eastAsia="Times New Roman" w:hAnsi="Times New Roman" w:cs="Times New Roman"/>
+              <w:rFonts w:ascii="Times New Roman" w:hAnsi="Times New Roman" w:eastAsia="Times New Roman" w:cs="Times New Roman"/>
               <w:szCs w:val="24"/>
             </w:rPr>
             <w:fldChar w:fldCharType="end"/>
@@ -2043,9 +2753,23 @@
         </w:p>
         <w:p>
           <w:pPr>
+            <w:keepNext w:val="0"/>
+            <w:keepLines w:val="0"/>
+            <w:pageBreakBefore w:val="0"/>
+            <w:widowControl w:val="0"/>
+            <w:kinsoku w:val="0"/>
+            <w:wordWrap/>
+            <w:overflowPunct/>
+            <w:topLinePunct w:val="0"/>
+            <w:autoSpaceDE w:val="0"/>
+            <w:autoSpaceDN w:val="0"/>
+            <w:bidi w:val="0"/>
+            <w:adjustRightInd w:val="0"/>
+            <w:snapToGrid w:val="0"/>
             <w:spacing w:line="219" w:lineRule="auto"/>
-            <w:rPr>
-              <w:rFonts w:ascii="Times New Roman" w:eastAsia="Times New Roman" w:hAnsi="Times New Roman" w:cs="Times New Roman"/>
+            <w:textAlignment w:val="baseline"/>
+            <w:rPr>
+              <w:rFonts w:ascii="Times New Roman" w:hAnsi="Times New Roman" w:eastAsia="Times New Roman" w:cs="Times New Roman"/>
               <w:snapToGrid w:val="0"/>
               <w:color w:val="000000"/>
               <w:kern w:val="0"/>
@@ -2056,7 +2780,7 @@
           </w:pPr>
           <w:r>
             <w:rPr>
-              <w:rFonts w:ascii="Times New Roman" w:eastAsia="Times New Roman" w:hAnsi="Times New Roman" w:cs="Times New Roman"/>
+              <w:rFonts w:ascii="Times New Roman" w:hAnsi="Times New Roman" w:eastAsia="Times New Roman" w:cs="Times New Roman"/>
               <w:szCs w:val="24"/>
             </w:rPr>
             <w:fldChar w:fldCharType="end"/>
@@ -2066,9 +2790,23 @@
     </w:sdt>
     <w:p>
       <w:pPr>
+        <w:keepNext w:val="0"/>
+        <w:keepLines w:val="0"/>
+        <w:pageBreakBefore w:val="0"/>
+        <w:widowControl w:val="0"/>
+        <w:kinsoku w:val="0"/>
+        <w:wordWrap/>
+        <w:overflowPunct/>
+        <w:topLinePunct w:val="0"/>
+        <w:autoSpaceDE w:val="0"/>
+        <w:autoSpaceDN w:val="0"/>
+        <w:bidi w:val="0"/>
+        <w:adjustRightInd w:val="0"/>
+        <w:snapToGrid w:val="0"/>
         <w:spacing w:line="219" w:lineRule="auto"/>
-        <w:rPr>
-          <w:rFonts w:ascii="Times New Roman" w:eastAsia="Times New Roman" w:hAnsi="Times New Roman" w:cs="Times New Roman"/>
+        <w:textAlignment w:val="baseline"/>
+        <w:rPr>
+          <w:rFonts w:ascii="Times New Roman" w:hAnsi="Times New Roman" w:eastAsia="Times New Roman" w:cs="Times New Roman"/>
           <w:snapToGrid w:val="0"/>
           <w:color w:val="000000"/>
           <w:kern w:val="0"/>
@@ -2079,20 +2817,107 @@
         <w:sectPr>
           <w:pgSz w:w="11906" w:h="16840"/>
           <w:pgMar w:top="1431" w:right="1713" w:bottom="0" w:left="1707" w:header="0" w:footer="0" w:gutter="0"/>
-          <w:cols w:num="1" w:space="720"/>
+          <w:cols w:space="720" w:num="1"/>
         </w:sectPr>
       </w:pPr>
-      <w:bookmarkStart w:id="3" w:name="_GoBack"/>
+    </w:p>
+    <w:p>
+      <w:pPr>
+        <w:pStyle w:val="26"/>
+        <w:keepNext w:val="0"/>
+        <w:keepLines w:val="0"/>
+        <w:pageBreakBefore w:val="0"/>
+        <w:widowControl w:val="0"/>
+        <w:kinsoku w:val="0"/>
+        <w:wordWrap/>
+        <w:overflowPunct/>
+        <w:topLinePunct w:val="0"/>
+        <w:autoSpaceDE w:val="0"/>
+        <w:autoSpaceDN w:val="0"/>
+        <w:bidi w:val="0"/>
+        <w:adjustRightInd w:val="0"/>
+        <w:snapToGrid w:val="0"/>
+        <w:textAlignment w:val="baseline"/>
+      </w:pPr>
+      <w:bookmarkStart w:id="3" w:name="_Toc22075"/>
+      <w:r>
+        <w:t>目的</w:t>
+      </w:r>
       <w:bookmarkEnd w:id="3"/>
     </w:p>
     <w:p>
       <w:pPr>
-        <w:pStyle w:val="1"/>
-        <w:bidi w:val="0"/>
-      </w:pPr>
-      <w:bookmarkStart w:id="4" w:name="_Toc7159"/>
-      <w:r>
-        <w:t>目的</w:t>
+        <w:keepNext w:val="0"/>
+        <w:keepLines w:val="0"/>
+        <w:pageBreakBefore w:val="0"/>
+        <w:widowControl w:val="0"/>
+        <w:kinsoku w:val="0"/>
+        <w:wordWrap/>
+        <w:overflowPunct/>
+        <w:topLinePunct w:val="0"/>
+        <w:autoSpaceDE w:val="0"/>
+        <w:autoSpaceDN w:val="0"/>
+        <w:bidi w:val="0"/>
+        <w:adjustRightInd w:val="0"/>
+        <w:snapToGrid w:val="0"/>
+        <w:spacing w:line="360" w:lineRule="auto"/>
+        <w:ind w:firstLine="484" w:firstLineChars="200"/>
+        <w:textAlignment w:val="baseline"/>
+        <w:rPr>
+          <w:rFonts w:ascii="宋体" w:hAnsi="宋体" w:eastAsia="宋体" w:cs="宋体"/>
+          <w:sz w:val="24"/>
+          <w:szCs w:val="24"/>
+        </w:rPr>
+      </w:pPr>
+      <w:r>
+        <w:rPr>
+          <w:rFonts w:ascii="宋体" w:hAnsi="宋体" w:eastAsia="宋体" w:cs="宋体"/>
+          <w:spacing w:val="1"/>
+          <w:sz w:val="24"/>
+          <w:szCs w:val="24"/>
+        </w:rPr>
+        <w:t>管理层按策划的时间间隔定期对公司质量监督体系进行系统评价，提出并</w:t>
+      </w:r>
+      <w:r>
+        <w:rPr>
+          <w:rFonts w:ascii="宋体" w:hAnsi="宋体" w:eastAsia="宋体" w:cs="宋体"/>
+          <w:spacing w:val="-1"/>
+          <w:sz w:val="24"/>
+          <w:szCs w:val="24"/>
+        </w:rPr>
+        <w:t>确定各种改进的机会和变更需要，确保质量监督体系持续的适宜性、充分性和</w:t>
+      </w:r>
+      <w:r>
+        <w:rPr>
+          <w:rFonts w:ascii="宋体" w:hAnsi="宋体" w:eastAsia="宋体" w:cs="宋体"/>
+          <w:spacing w:val="-8"/>
+          <w:sz w:val="24"/>
+          <w:szCs w:val="24"/>
+        </w:rPr>
+        <w:t>有效性。</w:t>
+      </w:r>
+    </w:p>
+    <w:p>
+      <w:pPr>
+        <w:pStyle w:val="26"/>
+        <w:keepNext w:val="0"/>
+        <w:keepLines w:val="0"/>
+        <w:pageBreakBefore w:val="0"/>
+        <w:widowControl w:val="0"/>
+        <w:kinsoku w:val="0"/>
+        <w:wordWrap/>
+        <w:overflowPunct/>
+        <w:topLinePunct w:val="0"/>
+        <w:autoSpaceDE w:val="0"/>
+        <w:autoSpaceDN w:val="0"/>
+        <w:bidi w:val="0"/>
+        <w:adjustRightInd w:val="0"/>
+        <w:snapToGrid w:val="0"/>
+        <w:textAlignment w:val="baseline"/>
+      </w:pPr>
+      <w:bookmarkStart w:id="4" w:name="_Toc25579"/>
+      <w:r>
+        <w:t>适用范围</w:t>
       </w:r>
       <w:bookmarkEnd w:id="4"/>
     </w:p>
@@ -2101,7 +2926,7 @@
         <w:keepNext w:val="0"/>
         <w:keepLines w:val="0"/>
         <w:pageBreakBefore w:val="0"/>
-        <w:widowControl/>
+        <w:widowControl w:val="0"/>
         <w:kinsoku w:val="0"/>
         <w:wordWrap/>
         <w:overflowPunct/>
@@ -2112,111 +2937,61 @@
         <w:adjustRightInd w:val="0"/>
         <w:snapToGrid w:val="0"/>
         <w:spacing w:line="360" w:lineRule="auto"/>
-        <w:ind w:firstLine="420" w:firstLineChars="200"/>
-        <w:textAlignment w:val="baseline"/>
-        <w:rPr>
-          <w:rFonts w:ascii="宋体" w:eastAsia="宋体" w:hAnsi="宋体" w:cs="宋体"/>
-          <w:sz w:val="24"/>
-          <w:szCs w:val="24"/>
-        </w:rPr>
-      </w:pPr>
-      <w:r>
-        <w:rPr>
-          <w:rFonts w:ascii="宋体" w:eastAsia="宋体" w:hAnsi="宋体" w:cs="宋体"/>
+        <w:ind w:firstLine="484" w:firstLineChars="200"/>
+        <w:textAlignment w:val="baseline"/>
+        <w:rPr>
+          <w:rFonts w:ascii="宋体" w:hAnsi="宋体" w:eastAsia="宋体" w:cs="宋体"/>
           <w:spacing w:val="1"/>
           <w:sz w:val="24"/>
           <w:szCs w:val="24"/>
         </w:rPr>
-        <w:t>管理层按策划的时间间隔定期对公司质量监督体系进行系统评价，提出并</w:t>
-      </w:r>
-      <w:r>
-        <w:rPr>
-          <w:rFonts w:ascii="宋体" w:eastAsia="宋体" w:hAnsi="宋体" w:cs="宋体"/>
-          <w:spacing w:val="-1"/>
-          <w:sz w:val="24"/>
-          <w:szCs w:val="24"/>
-        </w:rPr>
-        <w:t>确定各种改进的机会和变更需要，确保质量监督体系持续的适宜性、充分性和</w:t>
-      </w:r>
-      <w:r>
-        <w:rPr>
-          <w:rFonts w:ascii="宋体" w:eastAsia="宋体" w:hAnsi="宋体" w:cs="宋体"/>
-          <w:spacing w:val="-8"/>
-          <w:sz w:val="24"/>
-          <w:szCs w:val="24"/>
-        </w:rPr>
-        <w:t>有效性。</w:t>
-      </w:r>
-    </w:p>
-    <w:p>
-      <w:pPr>
-        <w:pStyle w:val="1"/>
-        <w:bidi w:val="0"/>
-      </w:pPr>
-      <w:bookmarkStart w:id="5" w:name="_Toc1501"/>
-      <w:r>
-        <w:t>适用范围</w:t>
+      </w:pPr>
+      <w:r>
+        <w:rPr>
+          <w:rFonts w:ascii="宋体" w:hAnsi="宋体" w:eastAsia="宋体" w:cs="宋体"/>
+          <w:spacing w:val="1"/>
+          <w:sz w:val="24"/>
+          <w:szCs w:val="24"/>
+        </w:rPr>
+        <w:t>适用于公司运维体系所覆盖的所有部门。</w:t>
+      </w:r>
+    </w:p>
+    <w:p>
+      <w:pPr>
+        <w:pStyle w:val="26"/>
+        <w:keepNext w:val="0"/>
+        <w:keepLines w:val="0"/>
+        <w:pageBreakBefore w:val="0"/>
+        <w:widowControl w:val="0"/>
+        <w:kinsoku w:val="0"/>
+        <w:wordWrap/>
+        <w:overflowPunct/>
+        <w:topLinePunct w:val="0"/>
+        <w:autoSpaceDE w:val="0"/>
+        <w:autoSpaceDN w:val="0"/>
+        <w:bidi w:val="0"/>
+        <w:adjustRightInd w:val="0"/>
+        <w:snapToGrid w:val="0"/>
+        <w:textAlignment w:val="baseline"/>
+      </w:pPr>
+      <w:bookmarkStart w:id="5" w:name="_Toc25426"/>
+      <w:r>
+        <w:t>角色与职责</w:t>
       </w:r>
       <w:bookmarkEnd w:id="5"/>
-    </w:p>
-    <w:p>
-      <w:pPr>
-        <w:keepNext w:val="0"/>
-        <w:keepLines w:val="0"/>
-        <w:pageBreakBefore w:val="0"/>
-        <w:widowControl/>
-        <w:kinsoku w:val="0"/>
-        <w:wordWrap/>
-        <w:overflowPunct/>
-        <w:topLinePunct w:val="0"/>
-        <w:autoSpaceDE w:val="0"/>
-        <w:autoSpaceDN w:val="0"/>
-        <w:bidi w:val="0"/>
-        <w:adjustRightInd w:val="0"/>
-        <w:snapToGrid w:val="0"/>
-        <w:spacing w:line="360" w:lineRule="auto"/>
-        <w:ind w:firstLine="420" w:firstLineChars="200"/>
-        <w:textAlignment w:val="baseline"/>
-        <w:rPr>
-          <w:rFonts w:ascii="宋体" w:eastAsia="宋体" w:hAnsi="宋体" w:cs="宋体"/>
-          <w:spacing w:val="1"/>
-          <w:sz w:val="24"/>
-          <w:szCs w:val="24"/>
-        </w:rPr>
-      </w:pPr>
-      <w:r>
-        <w:rPr>
-          <w:rFonts w:ascii="宋体" w:eastAsia="宋体" w:hAnsi="宋体" w:cs="宋体"/>
-          <w:spacing w:val="1"/>
-          <w:sz w:val="24"/>
-          <w:szCs w:val="24"/>
-        </w:rPr>
-        <w:t>适用于公司运维体系所覆盖的所有部门。</w:t>
-      </w:r>
-    </w:p>
-    <w:p>
-      <w:pPr>
-        <w:pStyle w:val="1"/>
-        <w:bidi w:val="0"/>
-      </w:pPr>
-      <w:bookmarkStart w:id="6" w:name="_Toc22756"/>
-      <w:r>
-        <w:t>角色与职责</w:t>
-      </w:r>
-      <w:bookmarkEnd w:id="6"/>
     </w:p>
     <w:tbl>
       <w:tblPr>
-        <w:tblStyle w:val="TableNormal0"/>
+        <w:tblStyle w:val="24"/>
         <w:tblW w:w="9187" w:type="dxa"/>
         <w:tblInd w:w="5" w:type="dxa"/>
         <w:tblBorders>
-          <w:top w:val="single" w:sz="4" w:space="0" w:color="000000"/>
-          <w:left w:val="single" w:sz="4" w:space="0" w:color="000000"/>
-          <w:bottom w:val="single" w:sz="4" w:space="0" w:color="000000"/>
-          <w:right w:val="single" w:sz="4" w:space="0" w:color="000000"/>
-          <w:insideH w:val="single" w:sz="4" w:space="0" w:color="000000"/>
-          <w:insideV w:val="single" w:sz="4" w:space="0" w:color="000000"/>
+          <w:top w:val="single" w:color="000000" w:sz="4" w:space="0"/>
+          <w:left w:val="single" w:color="000000" w:sz="4" w:space="0"/>
+          <w:bottom w:val="single" w:color="000000" w:sz="4" w:space="0"/>
+          <w:right w:val="single" w:color="000000" w:sz="4" w:space="0"/>
+          <w:insideH w:val="single" w:color="000000" w:sz="4" w:space="0"/>
+          <w:insideV w:val="single" w:color="000000" w:sz="4" w:space="0"/>
         </w:tblBorders>
         <w:tblLayout w:type="fixed"/>
         <w:tblCellMar>
@@ -2232,17 +3007,14 @@
       </w:tblGrid>
       <w:tr>
         <w:tblPrEx>
-          <w:tblW w:w="9187" w:type="dxa"/>
-          <w:tblInd w:w="5" w:type="dxa"/>
           <w:tblBorders>
-            <w:top w:val="single" w:sz="4" w:space="0" w:color="000000"/>
-            <w:left w:val="single" w:sz="4" w:space="0" w:color="000000"/>
-            <w:bottom w:val="single" w:sz="4" w:space="0" w:color="000000"/>
-            <w:right w:val="single" w:sz="4" w:space="0" w:color="000000"/>
-            <w:insideH w:val="single" w:sz="4" w:space="0" w:color="000000"/>
-            <w:insideV w:val="single" w:sz="4" w:space="0" w:color="000000"/>
+            <w:top w:val="single" w:color="000000" w:sz="4" w:space="0"/>
+            <w:left w:val="single" w:color="000000" w:sz="4" w:space="0"/>
+            <w:bottom w:val="single" w:color="000000" w:sz="4" w:space="0"/>
+            <w:right w:val="single" w:color="000000" w:sz="4" w:space="0"/>
+            <w:insideH w:val="single" w:color="000000" w:sz="4" w:space="0"/>
+            <w:insideV w:val="single" w:color="000000" w:sz="4" w:space="0"/>
           </w:tblBorders>
-          <w:tblLayout w:type="fixed"/>
           <w:tblCellMar>
             <w:top w:w="0" w:type="dxa"/>
             <w:left w:w="0" w:type="dxa"/>
@@ -2251,7 +3023,7 @@
           </w:tblCellMar>
         </w:tblPrEx>
         <w:trPr>
-          <w:trHeight w:val="581"/>
+          <w:trHeight w:val="581" w:hRule="atLeast"/>
         </w:trPr>
         <w:tc>
           <w:tcPr>
@@ -2260,17 +3032,31 @@
           </w:tcPr>
           <w:p>
             <w:pPr>
+              <w:keepNext w:val="0"/>
+              <w:keepLines w:val="0"/>
+              <w:pageBreakBefore w:val="0"/>
+              <w:widowControl w:val="0"/>
+              <w:kinsoku w:val="0"/>
+              <w:wordWrap/>
+              <w:overflowPunct/>
+              <w:topLinePunct w:val="0"/>
+              <w:autoSpaceDE w:val="0"/>
+              <w:autoSpaceDN w:val="0"/>
+              <w:bidi w:val="0"/>
+              <w:adjustRightInd w:val="0"/>
+              <w:snapToGrid w:val="0"/>
               <w:spacing w:before="202" w:line="219" w:lineRule="auto"/>
               <w:ind w:left="772"/>
+              <w:textAlignment w:val="baseline"/>
               <w:rPr>
-                <w:rFonts w:ascii="宋体" w:eastAsia="宋体" w:hAnsi="宋体" w:cs="宋体"/>
+                <w:rFonts w:ascii="宋体" w:hAnsi="宋体" w:eastAsia="宋体" w:cs="宋体"/>
                 <w:sz w:val="24"/>
                 <w:szCs w:val="24"/>
               </w:rPr>
             </w:pPr>
             <w:r>
               <w:rPr>
-                <w:rFonts w:ascii="宋体" w:eastAsia="宋体" w:hAnsi="宋体" w:cs="宋体"/>
+                <w:rFonts w:ascii="宋体" w:hAnsi="宋体" w:eastAsia="宋体" w:cs="宋体"/>
                 <w:b/>
                 <w:bCs/>
                 <w:spacing w:val="-10"/>
@@ -2288,17 +3074,31 @@
           </w:tcPr>
           <w:p>
             <w:pPr>
+              <w:keepNext w:val="0"/>
+              <w:keepLines w:val="0"/>
+              <w:pageBreakBefore w:val="0"/>
+              <w:widowControl w:val="0"/>
+              <w:kinsoku w:val="0"/>
+              <w:wordWrap/>
+              <w:overflowPunct/>
+              <w:topLinePunct w:val="0"/>
+              <w:autoSpaceDE w:val="0"/>
+              <w:autoSpaceDN w:val="0"/>
+              <w:bidi w:val="0"/>
+              <w:adjustRightInd w:val="0"/>
+              <w:snapToGrid w:val="0"/>
               <w:spacing w:before="204" w:line="221" w:lineRule="auto"/>
               <w:ind w:left="3132"/>
+              <w:textAlignment w:val="baseline"/>
               <w:rPr>
-                <w:rFonts w:ascii="宋体" w:eastAsia="宋体" w:hAnsi="宋体" w:cs="宋体"/>
+                <w:rFonts w:ascii="宋体" w:hAnsi="宋体" w:eastAsia="宋体" w:cs="宋体"/>
                 <w:sz w:val="24"/>
                 <w:szCs w:val="24"/>
               </w:rPr>
             </w:pPr>
             <w:r>
               <w:rPr>
-                <w:rFonts w:ascii="宋体" w:eastAsia="宋体" w:hAnsi="宋体" w:cs="宋体"/>
+                <w:rFonts w:ascii="宋体" w:hAnsi="宋体" w:eastAsia="宋体" w:cs="宋体"/>
                 <w:b/>
                 <w:bCs/>
                 <w:spacing w:val="-8"/>
@@ -2312,9 +3112,14 @@
       </w:tr>
       <w:tr>
         <w:tblPrEx>
-          <w:tblW w:w="9187" w:type="dxa"/>
-          <w:tblInd w:w="5" w:type="dxa"/>
-          <w:tblLayout w:type="fixed"/>
+          <w:tblBorders>
+            <w:top w:val="single" w:color="000000" w:sz="4" w:space="0"/>
+            <w:left w:val="single" w:color="000000" w:sz="4" w:space="0"/>
+            <w:bottom w:val="single" w:color="000000" w:sz="4" w:space="0"/>
+            <w:right w:val="single" w:color="000000" w:sz="4" w:space="0"/>
+            <w:insideH w:val="single" w:color="000000" w:sz="4" w:space="0"/>
+            <w:insideV w:val="single" w:color="000000" w:sz="4" w:space="0"/>
+          </w:tblBorders>
           <w:tblCellMar>
             <w:top w:w="0" w:type="dxa"/>
             <w:left w:w="0" w:type="dxa"/>
@@ -2323,7 +3128,7 @@
           </w:tblCellMar>
         </w:tblPrEx>
         <w:trPr>
-          <w:trHeight w:val="1434"/>
+          <w:trHeight w:val="1434" w:hRule="atLeast"/>
         </w:trPr>
         <w:tc>
           <w:tcPr>
@@ -2331,29 +3136,71 @@
           </w:tcPr>
           <w:p>
             <w:pPr>
-              <w:pStyle w:val="TableText"/>
+              <w:pStyle w:val="25"/>
+              <w:keepNext w:val="0"/>
+              <w:keepLines w:val="0"/>
+              <w:pageBreakBefore w:val="0"/>
+              <w:widowControl w:val="0"/>
+              <w:kinsoku w:val="0"/>
+              <w:wordWrap/>
+              <w:overflowPunct/>
+              <w:topLinePunct w:val="0"/>
+              <w:autoSpaceDE w:val="0"/>
+              <w:autoSpaceDN w:val="0"/>
+              <w:bidi w:val="0"/>
+              <w:adjustRightInd w:val="0"/>
+              <w:snapToGrid w:val="0"/>
               <w:spacing w:line="275" w:lineRule="auto"/>
+              <w:textAlignment w:val="baseline"/>
             </w:pPr>
           </w:p>
           <w:p>
             <w:pPr>
-              <w:pStyle w:val="TableText"/>
+              <w:pStyle w:val="25"/>
+              <w:keepNext w:val="0"/>
+              <w:keepLines w:val="0"/>
+              <w:pageBreakBefore w:val="0"/>
+              <w:widowControl w:val="0"/>
+              <w:kinsoku w:val="0"/>
+              <w:wordWrap/>
+              <w:overflowPunct/>
+              <w:topLinePunct w:val="0"/>
+              <w:autoSpaceDE w:val="0"/>
+              <w:autoSpaceDN w:val="0"/>
+              <w:bidi w:val="0"/>
+              <w:adjustRightInd w:val="0"/>
+              <w:snapToGrid w:val="0"/>
               <w:spacing w:line="275" w:lineRule="auto"/>
+              <w:textAlignment w:val="baseline"/>
             </w:pPr>
           </w:p>
           <w:p>
             <w:pPr>
+              <w:keepNext w:val="0"/>
+              <w:keepLines w:val="0"/>
+              <w:pageBreakBefore w:val="0"/>
+              <w:widowControl w:val="0"/>
+              <w:kinsoku w:val="0"/>
+              <w:wordWrap/>
+              <w:overflowPunct/>
+              <w:topLinePunct w:val="0"/>
+              <w:autoSpaceDE w:val="0"/>
+              <w:autoSpaceDN w:val="0"/>
+              <w:bidi w:val="0"/>
+              <w:adjustRightInd w:val="0"/>
+              <w:snapToGrid w:val="0"/>
               <w:spacing w:before="78" w:line="220" w:lineRule="auto"/>
               <w:ind w:left="524"/>
+              <w:textAlignment w:val="baseline"/>
               <w:rPr>
-                <w:rFonts w:ascii="宋体" w:eastAsia="宋体" w:hAnsi="宋体" w:cs="宋体"/>
+                <w:rFonts w:ascii="宋体" w:hAnsi="宋体" w:eastAsia="宋体" w:cs="宋体"/>
                 <w:sz w:val="24"/>
                 <w:szCs w:val="24"/>
               </w:rPr>
             </w:pPr>
             <w:r>
               <w:rPr>
-                <w:rFonts w:ascii="宋体" w:eastAsia="宋体" w:hAnsi="宋体" w:cs="宋体"/>
+                <w:rFonts w:ascii="宋体" w:hAnsi="宋体" w:eastAsia="宋体" w:cs="宋体"/>
                 <w:spacing w:val="-4"/>
                 <w:sz w:val="24"/>
                 <w:szCs w:val="24"/>
@@ -2368,17 +3215,31 @@
           </w:tcPr>
           <w:p>
             <w:pPr>
+              <w:keepNext w:val="0"/>
+              <w:keepLines w:val="0"/>
+              <w:pageBreakBefore w:val="0"/>
+              <w:widowControl w:val="0"/>
+              <w:kinsoku w:val="0"/>
+              <w:wordWrap/>
+              <w:overflowPunct/>
+              <w:topLinePunct w:val="0"/>
+              <w:autoSpaceDE w:val="0"/>
+              <w:autoSpaceDN w:val="0"/>
+              <w:bidi w:val="0"/>
+              <w:adjustRightInd w:val="0"/>
+              <w:snapToGrid w:val="0"/>
               <w:spacing w:before="92" w:line="219" w:lineRule="auto"/>
               <w:ind w:left="123"/>
+              <w:textAlignment w:val="baseline"/>
               <w:rPr>
-                <w:rFonts w:ascii="宋体" w:eastAsia="宋体" w:hAnsi="宋体" w:cs="宋体"/>
+                <w:rFonts w:ascii="宋体" w:hAnsi="宋体" w:eastAsia="宋体" w:cs="宋体"/>
                 <w:sz w:val="24"/>
                 <w:szCs w:val="24"/>
               </w:rPr>
             </w:pPr>
             <w:r>
               <w:rPr>
-                <w:rFonts w:ascii="宋体" w:eastAsia="宋体" w:hAnsi="宋体" w:cs="宋体"/>
+                <w:rFonts w:ascii="宋体" w:hAnsi="宋体" w:eastAsia="宋体" w:cs="宋体"/>
                 <w:spacing w:val="-6"/>
                 <w:sz w:val="24"/>
                 <w:szCs w:val="24"/>
@@ -2388,17 +3249,31 @@
           </w:p>
           <w:p>
             <w:pPr>
+              <w:keepNext w:val="0"/>
+              <w:keepLines w:val="0"/>
+              <w:pageBreakBefore w:val="0"/>
+              <w:widowControl w:val="0"/>
+              <w:kinsoku w:val="0"/>
+              <w:wordWrap/>
+              <w:overflowPunct/>
+              <w:topLinePunct w:val="0"/>
+              <w:autoSpaceDE w:val="0"/>
+              <w:autoSpaceDN w:val="0"/>
+              <w:bidi w:val="0"/>
+              <w:adjustRightInd w:val="0"/>
+              <w:snapToGrid w:val="0"/>
               <w:spacing w:before="71" w:line="219" w:lineRule="auto"/>
               <w:ind w:left="133"/>
+              <w:textAlignment w:val="baseline"/>
               <w:rPr>
-                <w:rFonts w:ascii="宋体" w:eastAsia="宋体" w:hAnsi="宋体" w:cs="宋体"/>
+                <w:rFonts w:ascii="宋体" w:hAnsi="宋体" w:eastAsia="宋体" w:cs="宋体"/>
                 <w:sz w:val="24"/>
                 <w:szCs w:val="24"/>
               </w:rPr>
             </w:pPr>
             <w:r>
               <w:rPr>
-                <w:rFonts w:ascii="宋体" w:eastAsia="宋体" w:hAnsi="宋体" w:cs="宋体"/>
+                <w:rFonts w:ascii="宋体" w:hAnsi="宋体" w:eastAsia="宋体" w:cs="宋体"/>
                 <w:spacing w:val="-4"/>
                 <w:sz w:val="24"/>
                 <w:szCs w:val="24"/>
@@ -2408,17 +3283,31 @@
           </w:p>
           <w:p>
             <w:pPr>
+              <w:keepNext w:val="0"/>
+              <w:keepLines w:val="0"/>
+              <w:pageBreakBefore w:val="0"/>
+              <w:widowControl w:val="0"/>
+              <w:kinsoku w:val="0"/>
+              <w:wordWrap/>
+              <w:overflowPunct/>
+              <w:topLinePunct w:val="0"/>
+              <w:autoSpaceDE w:val="0"/>
+              <w:autoSpaceDN w:val="0"/>
+              <w:bidi w:val="0"/>
+              <w:adjustRightInd w:val="0"/>
+              <w:snapToGrid w:val="0"/>
               <w:spacing w:before="94" w:line="229" w:lineRule="auto"/>
               <w:ind w:left="115" w:right="147" w:firstLine="15"/>
+              <w:textAlignment w:val="baseline"/>
               <w:rPr>
-                <w:rFonts w:ascii="宋体" w:eastAsia="宋体" w:hAnsi="宋体" w:cs="宋体"/>
+                <w:rFonts w:ascii="宋体" w:hAnsi="宋体" w:eastAsia="宋体" w:cs="宋体"/>
                 <w:sz w:val="24"/>
                 <w:szCs w:val="24"/>
               </w:rPr>
             </w:pPr>
             <w:r>
               <w:rPr>
-                <w:rFonts w:ascii="宋体" w:eastAsia="宋体" w:hAnsi="宋体" w:cs="宋体"/>
+                <w:rFonts w:ascii="宋体" w:hAnsi="宋体" w:eastAsia="宋体" w:cs="宋体"/>
                 <w:spacing w:val="-2"/>
                 <w:sz w:val="24"/>
                 <w:szCs w:val="24"/>
@@ -2427,7 +3316,7 @@
             </w:r>
             <w:r>
               <w:rPr>
-                <w:rFonts w:ascii="宋体" w:eastAsia="宋体" w:hAnsi="宋体" w:cs="宋体"/>
+                <w:rFonts w:ascii="宋体" w:hAnsi="宋体" w:eastAsia="宋体" w:cs="宋体"/>
                 <w:spacing w:val="-7"/>
                 <w:sz w:val="24"/>
                 <w:szCs w:val="24"/>
@@ -2439,9 +3328,14 @@
       </w:tr>
       <w:tr>
         <w:tblPrEx>
-          <w:tblW w:w="9187" w:type="dxa"/>
-          <w:tblInd w:w="5" w:type="dxa"/>
-          <w:tblLayout w:type="fixed"/>
+          <w:tblBorders>
+            <w:top w:val="single" w:color="000000" w:sz="4" w:space="0"/>
+            <w:left w:val="single" w:color="000000" w:sz="4" w:space="0"/>
+            <w:bottom w:val="single" w:color="000000" w:sz="4" w:space="0"/>
+            <w:right w:val="single" w:color="000000" w:sz="4" w:space="0"/>
+            <w:insideH w:val="single" w:color="000000" w:sz="4" w:space="0"/>
+            <w:insideV w:val="single" w:color="000000" w:sz="4" w:space="0"/>
+          </w:tblBorders>
           <w:tblCellMar>
             <w:top w:w="0" w:type="dxa"/>
             <w:left w:w="0" w:type="dxa"/>
@@ -2450,7 +3344,7 @@
           </w:tblCellMar>
         </w:tblPrEx>
         <w:trPr>
-          <w:trHeight w:val="567"/>
+          <w:trHeight w:val="567" w:hRule="atLeast"/>
         </w:trPr>
         <w:tc>
           <w:tcPr>
@@ -2458,17 +3352,31 @@
           </w:tcPr>
           <w:p>
             <w:pPr>
+              <w:keepNext w:val="0"/>
+              <w:keepLines w:val="0"/>
+              <w:pageBreakBefore w:val="0"/>
+              <w:widowControl w:val="0"/>
+              <w:kinsoku w:val="0"/>
+              <w:wordWrap/>
+              <w:overflowPunct/>
+              <w:topLinePunct w:val="0"/>
+              <w:autoSpaceDE w:val="0"/>
+              <w:autoSpaceDN w:val="0"/>
+              <w:bidi w:val="0"/>
+              <w:adjustRightInd w:val="0"/>
+              <w:snapToGrid w:val="0"/>
               <w:spacing w:before="207" w:line="220" w:lineRule="auto"/>
               <w:ind w:left="325"/>
+              <w:textAlignment w:val="baseline"/>
               <w:rPr>
-                <w:rFonts w:ascii="宋体" w:eastAsia="宋体" w:hAnsi="宋体" w:cs="宋体"/>
+                <w:rFonts w:ascii="宋体" w:hAnsi="宋体" w:eastAsia="宋体" w:cs="宋体"/>
                 <w:sz w:val="24"/>
                 <w:szCs w:val="24"/>
               </w:rPr>
             </w:pPr>
             <w:r>
               <w:rPr>
-                <w:rFonts w:ascii="宋体" w:eastAsia="宋体" w:hAnsi="宋体" w:cs="宋体"/>
+                <w:rFonts w:ascii="宋体" w:hAnsi="宋体" w:eastAsia="宋体" w:cs="宋体"/>
                 <w:spacing w:val="-11"/>
                 <w:sz w:val="24"/>
                 <w:szCs w:val="24"/>
@@ -2483,17 +3391,31 @@
           </w:tcPr>
           <w:p>
             <w:pPr>
+              <w:keepNext w:val="0"/>
+              <w:keepLines w:val="0"/>
+              <w:pageBreakBefore w:val="0"/>
+              <w:widowControl w:val="0"/>
+              <w:kinsoku w:val="0"/>
+              <w:wordWrap/>
+              <w:overflowPunct/>
+              <w:topLinePunct w:val="0"/>
+              <w:autoSpaceDE w:val="0"/>
+              <w:autoSpaceDN w:val="0"/>
+              <w:bidi w:val="0"/>
+              <w:adjustRightInd w:val="0"/>
+              <w:snapToGrid w:val="0"/>
               <w:spacing w:before="205" w:line="218" w:lineRule="auto"/>
               <w:ind w:left="133"/>
+              <w:textAlignment w:val="baseline"/>
               <w:rPr>
-                <w:rFonts w:ascii="宋体" w:eastAsia="宋体" w:hAnsi="宋体" w:cs="宋体"/>
+                <w:rFonts w:ascii="宋体" w:hAnsi="宋体" w:eastAsia="宋体" w:cs="宋体"/>
                 <w:sz w:val="24"/>
                 <w:szCs w:val="24"/>
               </w:rPr>
             </w:pPr>
             <w:r>
               <w:rPr>
-                <w:rFonts w:ascii="宋体" w:eastAsia="宋体" w:hAnsi="宋体" w:cs="宋体"/>
+                <w:rFonts w:ascii="宋体" w:hAnsi="宋体" w:eastAsia="宋体" w:cs="宋体"/>
                 <w:spacing w:val="-3"/>
                 <w:sz w:val="24"/>
                 <w:szCs w:val="24"/>
@@ -2505,9 +3427,14 @@
       </w:tr>
       <w:tr>
         <w:tblPrEx>
-          <w:tblW w:w="9187" w:type="dxa"/>
-          <w:tblInd w:w="5" w:type="dxa"/>
-          <w:tblLayout w:type="fixed"/>
+          <w:tblBorders>
+            <w:top w:val="single" w:color="000000" w:sz="4" w:space="0"/>
+            <w:left w:val="single" w:color="000000" w:sz="4" w:space="0"/>
+            <w:bottom w:val="single" w:color="000000" w:sz="4" w:space="0"/>
+            <w:right w:val="single" w:color="000000" w:sz="4" w:space="0"/>
+            <w:insideH w:val="single" w:color="000000" w:sz="4" w:space="0"/>
+            <w:insideV w:val="single" w:color="000000" w:sz="4" w:space="0"/>
+          </w:tblBorders>
           <w:tblCellMar>
             <w:top w:w="0" w:type="dxa"/>
             <w:left w:w="0" w:type="dxa"/>
@@ -2516,7 +3443,7 @@
           </w:tblCellMar>
         </w:tblPrEx>
         <w:trPr>
-          <w:trHeight w:val="582"/>
+          <w:trHeight w:val="582" w:hRule="atLeast"/>
         </w:trPr>
         <w:tc>
           <w:tcPr>
@@ -2524,17 +3451,31 @@
           </w:tcPr>
           <w:p>
             <w:pPr>
+              <w:keepNext w:val="0"/>
+              <w:keepLines w:val="0"/>
+              <w:pageBreakBefore w:val="0"/>
+              <w:widowControl w:val="0"/>
+              <w:kinsoku w:val="0"/>
+              <w:wordWrap/>
+              <w:overflowPunct/>
+              <w:topLinePunct w:val="0"/>
+              <w:autoSpaceDE w:val="0"/>
+              <w:autoSpaceDN w:val="0"/>
+              <w:bidi w:val="0"/>
+              <w:adjustRightInd w:val="0"/>
+              <w:snapToGrid w:val="0"/>
               <w:spacing w:before="212" w:line="219" w:lineRule="auto"/>
               <w:ind w:left="648"/>
+              <w:textAlignment w:val="baseline"/>
               <w:rPr>
-                <w:rFonts w:ascii="宋体" w:eastAsia="宋体" w:hAnsi="宋体" w:cs="宋体"/>
+                <w:rFonts w:ascii="宋体" w:hAnsi="宋体" w:eastAsia="宋体" w:cs="宋体"/>
                 <w:sz w:val="24"/>
                 <w:szCs w:val="24"/>
               </w:rPr>
             </w:pPr>
             <w:r>
               <w:rPr>
-                <w:rFonts w:ascii="宋体" w:eastAsia="宋体" w:hAnsi="宋体" w:cs="宋体"/>
+                <w:rFonts w:ascii="宋体" w:hAnsi="宋体" w:eastAsia="宋体" w:cs="宋体"/>
                 <w:spacing w:val="-5"/>
                 <w:sz w:val="24"/>
                 <w:szCs w:val="24"/>
@@ -2549,17 +3490,31 @@
           </w:tcPr>
           <w:p>
             <w:pPr>
+              <w:keepNext w:val="0"/>
+              <w:keepLines w:val="0"/>
+              <w:pageBreakBefore w:val="0"/>
+              <w:widowControl w:val="0"/>
+              <w:kinsoku w:val="0"/>
+              <w:wordWrap/>
+              <w:overflowPunct/>
+              <w:topLinePunct w:val="0"/>
+              <w:autoSpaceDE w:val="0"/>
+              <w:autoSpaceDN w:val="0"/>
+              <w:bidi w:val="0"/>
+              <w:adjustRightInd w:val="0"/>
+              <w:snapToGrid w:val="0"/>
               <w:spacing w:before="208" w:line="219" w:lineRule="auto"/>
               <w:ind w:left="133"/>
+              <w:textAlignment w:val="baseline"/>
               <w:rPr>
-                <w:rFonts w:ascii="宋体" w:eastAsia="宋体" w:hAnsi="宋体" w:cs="宋体"/>
+                <w:rFonts w:ascii="宋体" w:hAnsi="宋体" w:eastAsia="宋体" w:cs="宋体"/>
                 <w:sz w:val="24"/>
                 <w:szCs w:val="24"/>
               </w:rPr>
             </w:pPr>
             <w:r>
               <w:rPr>
-                <w:rFonts w:ascii="宋体" w:eastAsia="宋体" w:hAnsi="宋体" w:cs="宋体"/>
+                <w:rFonts w:ascii="宋体" w:hAnsi="宋体" w:eastAsia="宋体" w:cs="宋体"/>
                 <w:spacing w:val="-3"/>
                 <w:sz w:val="24"/>
                 <w:szCs w:val="24"/>
@@ -2572,40 +3527,121 @@
     </w:tbl>
     <w:p>
       <w:pPr>
-        <w:pStyle w:val="BodyText"/>
-        <w:spacing w:line="291" w:lineRule="auto"/>
-      </w:pPr>
-    </w:p>
-    <w:p>
-      <w:pPr>
-        <w:pStyle w:val="1"/>
-        <w:bidi w:val="0"/>
-      </w:pPr>
-      <w:bookmarkStart w:id="7" w:name="_Toc13528"/>
+        <w:pStyle w:val="26"/>
+        <w:keepNext w:val="0"/>
+        <w:keepLines w:val="0"/>
+        <w:pageBreakBefore w:val="0"/>
+        <w:widowControl w:val="0"/>
+        <w:kinsoku w:val="0"/>
+        <w:wordWrap/>
+        <w:overflowPunct/>
+        <w:topLinePunct w:val="0"/>
+        <w:autoSpaceDE w:val="0"/>
+        <w:autoSpaceDN w:val="0"/>
+        <w:bidi w:val="0"/>
+        <w:adjustRightInd w:val="0"/>
+        <w:snapToGrid w:val="0"/>
+        <w:textAlignment w:val="baseline"/>
+      </w:pPr>
+      <w:bookmarkStart w:id="6" w:name="_Toc18024"/>
       <w:r>
         <w:t>管理评审流程</w:t>
       </w:r>
+      <w:bookmarkEnd w:id="6"/>
+    </w:p>
+    <w:p>
+      <w:pPr>
+        <w:pStyle w:val="28"/>
+        <w:keepNext w:val="0"/>
+        <w:keepLines w:val="0"/>
+        <w:pageBreakBefore w:val="0"/>
+        <w:widowControl w:val="0"/>
+        <w:kinsoku w:val="0"/>
+        <w:wordWrap/>
+        <w:overflowPunct/>
+        <w:topLinePunct w:val="0"/>
+        <w:autoSpaceDE w:val="0"/>
+        <w:autoSpaceDN w:val="0"/>
+        <w:bidi w:val="0"/>
+        <w:adjustRightInd w:val="0"/>
+        <w:snapToGrid w:val="0"/>
+        <w:textAlignment w:val="baseline"/>
+      </w:pPr>
+      <w:bookmarkStart w:id="7" w:name="bookmark16"/>
       <w:bookmarkEnd w:id="7"/>
-    </w:p>
-    <w:p>
-      <w:pPr>
-        <w:pStyle w:val="2"/>
-        <w:bidi w:val="0"/>
-      </w:pPr>
-      <w:bookmarkStart w:id="8" w:name="bookmark16"/>
+      <w:bookmarkStart w:id="8" w:name="_Toc10548"/>
+      <w:r>
+        <w:t>管理评审时间</w:t>
+      </w:r>
       <w:bookmarkEnd w:id="8"/>
-      <w:bookmarkStart w:id="9" w:name="_Toc19540"/>
-      <w:r>
-        <w:t>管理评审时间</w:t>
-      </w:r>
+    </w:p>
+    <w:p>
+      <w:pPr>
+        <w:keepNext w:val="0"/>
+        <w:keepLines w:val="0"/>
+        <w:pageBreakBefore w:val="0"/>
+        <w:widowControl w:val="0"/>
+        <w:kinsoku w:val="0"/>
+        <w:wordWrap/>
+        <w:overflowPunct/>
+        <w:topLinePunct w:val="0"/>
+        <w:autoSpaceDE w:val="0"/>
+        <w:autoSpaceDN w:val="0"/>
+        <w:bidi w:val="0"/>
+        <w:adjustRightInd w:val="0"/>
+        <w:snapToGrid w:val="0"/>
+        <w:spacing w:line="360" w:lineRule="auto"/>
+        <w:ind w:firstLine="484" w:firstLineChars="200"/>
+        <w:textAlignment w:val="baseline"/>
+        <w:rPr>
+          <w:rFonts w:ascii="宋体" w:hAnsi="宋体" w:eastAsia="宋体" w:cs="宋体"/>
+          <w:spacing w:val="1"/>
+          <w:sz w:val="24"/>
+          <w:szCs w:val="24"/>
+        </w:rPr>
+      </w:pPr>
+      <w:r>
+        <w:rPr>
+          <w:rFonts w:ascii="宋体" w:hAnsi="宋体" w:eastAsia="宋体" w:cs="宋体"/>
+          <w:spacing w:val="1"/>
+          <w:sz w:val="24"/>
+          <w:szCs w:val="24"/>
+        </w:rPr>
+        <w:t>管理评审时间一般会在内审结束后一周左右进行。</w:t>
+      </w:r>
+    </w:p>
+    <w:p>
+      <w:pPr>
+        <w:pStyle w:val="28"/>
+        <w:keepNext w:val="0"/>
+        <w:keepLines w:val="0"/>
+        <w:pageBreakBefore w:val="0"/>
+        <w:widowControl w:val="0"/>
+        <w:kinsoku w:val="0"/>
+        <w:wordWrap/>
+        <w:overflowPunct/>
+        <w:topLinePunct w:val="0"/>
+        <w:autoSpaceDE w:val="0"/>
+        <w:autoSpaceDN w:val="0"/>
+        <w:bidi w:val="0"/>
+        <w:adjustRightInd w:val="0"/>
+        <w:snapToGrid w:val="0"/>
+        <w:textAlignment w:val="baseline"/>
+      </w:pPr>
+      <w:bookmarkStart w:id="9" w:name="bookmark17"/>
       <w:bookmarkEnd w:id="9"/>
-    </w:p>
-    <w:p>
-      <w:pPr>
-        <w:keepNext w:val="0"/>
-        <w:keepLines w:val="0"/>
-        <w:pageBreakBefore w:val="0"/>
-        <w:widowControl/>
+      <w:bookmarkStart w:id="10" w:name="_Toc3286"/>
+      <w:r>
+        <w:t>管理评审的频次</w:t>
+      </w:r>
+      <w:bookmarkEnd w:id="10"/>
+    </w:p>
+    <w:p>
+      <w:pPr>
+        <w:keepNext w:val="0"/>
+        <w:keepLines w:val="0"/>
+        <w:pageBreakBefore w:val="0"/>
+        <w:widowControl w:val="0"/>
         <w:kinsoku w:val="0"/>
         <w:wordWrap/>
         <w:overflowPunct/>
@@ -2616,10 +3652,10 @@
         <w:adjustRightInd w:val="0"/>
         <w:snapToGrid w:val="0"/>
         <w:spacing w:line="360" w:lineRule="auto"/>
-        <w:ind w:firstLine="420" w:firstLineChars="200"/>
-        <w:textAlignment w:val="baseline"/>
-        <w:rPr>
-          <w:rFonts w:ascii="宋体" w:eastAsia="宋体" w:hAnsi="宋体" w:cs="宋体"/>
+        <w:ind w:firstLine="484" w:firstLineChars="200"/>
+        <w:textAlignment w:val="baseline"/>
+        <w:rPr>
+          <w:rFonts w:ascii="宋体" w:hAnsi="宋体" w:eastAsia="宋体" w:cs="宋体"/>
           <w:spacing w:val="1"/>
           <w:sz w:val="24"/>
           <w:szCs w:val="24"/>
@@ -2627,33 +3663,20 @@
       </w:pPr>
       <w:r>
         <w:rPr>
-          <w:rFonts w:ascii="宋体" w:eastAsia="宋体" w:hAnsi="宋体" w:cs="宋体"/>
+          <w:rFonts w:ascii="宋体" w:hAnsi="宋体" w:eastAsia="宋体" w:cs="宋体"/>
           <w:spacing w:val="1"/>
           <w:sz w:val="24"/>
           <w:szCs w:val="24"/>
         </w:rPr>
-        <w:t>管理评审时间一般会在内审结束后一周左右进行。</w:t>
-      </w:r>
-    </w:p>
-    <w:p>
-      <w:pPr>
-        <w:pStyle w:val="2"/>
-        <w:bidi w:val="0"/>
-      </w:pPr>
-      <w:bookmarkStart w:id="10" w:name="bookmark17"/>
-      <w:bookmarkEnd w:id="10"/>
-      <w:bookmarkStart w:id="11" w:name="_Toc17544"/>
-      <w:r>
-        <w:t>管理评审的频次</w:t>
-      </w:r>
-      <w:bookmarkEnd w:id="11"/>
-    </w:p>
-    <w:p>
-      <w:pPr>
-        <w:keepNext w:val="0"/>
-        <w:keepLines w:val="0"/>
-        <w:pageBreakBefore w:val="0"/>
-        <w:widowControl/>
+        <w:t>管理评审每年进行一次，两次评审间隔不超过12个月。当遇到下列情况时，总经理确定增加评审次数：</w:t>
+      </w:r>
+    </w:p>
+    <w:p>
+      <w:pPr>
+        <w:keepNext w:val="0"/>
+        <w:keepLines w:val="0"/>
+        <w:pageBreakBefore w:val="0"/>
+        <w:widowControl w:val="0"/>
         <w:kinsoku w:val="0"/>
         <w:wordWrap/>
         <w:overflowPunct/>
@@ -2664,10 +3687,10 @@
         <w:adjustRightInd w:val="0"/>
         <w:snapToGrid w:val="0"/>
         <w:spacing w:line="360" w:lineRule="auto"/>
-        <w:ind w:firstLine="420" w:firstLineChars="200"/>
-        <w:textAlignment w:val="baseline"/>
-        <w:rPr>
-          <w:rFonts w:ascii="宋体" w:eastAsia="宋体" w:hAnsi="宋体" w:cs="宋体"/>
+        <w:ind w:left="484" w:hanging="484" w:hangingChars="200"/>
+        <w:textAlignment w:val="baseline"/>
+        <w:rPr>
+          <w:rFonts w:ascii="宋体" w:hAnsi="宋体" w:eastAsia="宋体" w:cs="宋体"/>
           <w:spacing w:val="1"/>
           <w:sz w:val="24"/>
           <w:szCs w:val="24"/>
@@ -2675,42 +3698,7 @@
       </w:pPr>
       <w:r>
         <w:rPr>
-          <w:rFonts w:ascii="宋体" w:eastAsia="宋体" w:hAnsi="宋体" w:cs="宋体"/>
-          <w:spacing w:val="1"/>
-          <w:sz w:val="24"/>
-          <w:szCs w:val="24"/>
-        </w:rPr>
-        <w:t>管理评审每年进行一次，两次评审间隔不超过12个月。当遇到下列情况时，总经理确定增加评审次数：</w:t>
-      </w:r>
-    </w:p>
-    <w:p>
-      <w:pPr>
-        <w:keepNext w:val="0"/>
-        <w:keepLines w:val="0"/>
-        <w:pageBreakBefore w:val="0"/>
-        <w:widowControl/>
-        <w:kinsoku w:val="0"/>
-        <w:wordWrap/>
-        <w:overflowPunct/>
-        <w:topLinePunct w:val="0"/>
-        <w:autoSpaceDE w:val="0"/>
-        <w:autoSpaceDN w:val="0"/>
-        <w:bidi w:val="0"/>
-        <w:adjustRightInd w:val="0"/>
-        <w:snapToGrid w:val="0"/>
-        <w:spacing w:line="360" w:lineRule="auto"/>
-        <w:ind w:left="484" w:hanging="420" w:hangingChars="200"/>
-        <w:textAlignment w:val="baseline"/>
-        <w:rPr>
-          <w:rFonts w:ascii="宋体" w:eastAsia="宋体" w:hAnsi="宋体" w:cs="宋体"/>
-          <w:spacing w:val="1"/>
-          <w:sz w:val="24"/>
-          <w:szCs w:val="24"/>
-        </w:rPr>
-      </w:pPr>
-      <w:r>
-        <w:rPr>
-          <w:rFonts w:ascii="宋体" w:eastAsia="宋体" w:hAnsi="宋体" w:cs="宋体"/>
+          <w:rFonts w:ascii="宋体" w:hAnsi="宋体" w:eastAsia="宋体" w:cs="宋体"/>
           <w:spacing w:val="1"/>
           <w:sz w:val="24"/>
           <w:szCs w:val="24"/>
@@ -2729,7 +3717,7 @@
                     <pic:cNvPicPr/>
                   </pic:nvPicPr>
                   <pic:blipFill>
-                    <a:blip xmlns:r="http://schemas.openxmlformats.org/officeDocument/2006/relationships" r:embed="rId4"/>
+                    <a:blip r:embed="rId7"/>
                     <a:stretch>
                       <a:fillRect/>
                     </a:stretch>
@@ -2751,7 +3739,7 @@
       </w:r>
       <w:r>
         <w:rPr>
-          <w:rFonts w:ascii="宋体" w:eastAsia="宋体" w:hAnsi="宋体" w:cs="宋体"/>
+          <w:rFonts w:ascii="宋体" w:hAnsi="宋体" w:eastAsia="宋体" w:cs="宋体"/>
           <w:spacing w:val="1"/>
           <w:sz w:val="24"/>
           <w:szCs w:val="24"/>
@@ -2764,7 +3752,7 @@
         <w:keepNext w:val="0"/>
         <w:keepLines w:val="0"/>
         <w:pageBreakBefore w:val="0"/>
-        <w:widowControl/>
+        <w:widowControl w:val="0"/>
         <w:kinsoku w:val="0"/>
         <w:wordWrap/>
         <w:overflowPunct/>
@@ -2775,10 +3763,10 @@
         <w:adjustRightInd w:val="0"/>
         <w:snapToGrid w:val="0"/>
         <w:spacing w:line="360" w:lineRule="auto"/>
-        <w:ind w:left="484" w:hanging="420" w:hangingChars="200"/>
-        <w:textAlignment w:val="baseline"/>
-        <w:rPr>
-          <w:rFonts w:ascii="宋体" w:eastAsia="宋体" w:hAnsi="宋体" w:cs="宋体"/>
+        <w:ind w:left="484" w:hanging="484" w:hangingChars="200"/>
+        <w:textAlignment w:val="baseline"/>
+        <w:rPr>
+          <w:rFonts w:ascii="宋体" w:hAnsi="宋体" w:eastAsia="宋体" w:cs="宋体"/>
           <w:spacing w:val="1"/>
           <w:sz w:val="24"/>
           <w:szCs w:val="24"/>
@@ -2786,7 +3774,7 @@
       </w:pPr>
       <w:r>
         <w:rPr>
-          <w:rFonts w:ascii="宋体" w:eastAsia="宋体" w:hAnsi="宋体" w:cs="宋体"/>
+          <w:rFonts w:ascii="宋体" w:hAnsi="宋体" w:eastAsia="宋体" w:cs="宋体"/>
           <w:spacing w:val="1"/>
           <w:sz w:val="24"/>
           <w:szCs w:val="24"/>
@@ -2805,7 +3793,7 @@
                     <pic:cNvPicPr/>
                   </pic:nvPicPr>
                   <pic:blipFill>
-                    <a:blip xmlns:r="http://schemas.openxmlformats.org/officeDocument/2006/relationships" r:embed="rId5"/>
+                    <a:blip r:embed="rId8"/>
                     <a:stretch>
                       <a:fillRect/>
                     </a:stretch>
@@ -2827,7 +3815,7 @@
       </w:r>
       <w:r>
         <w:rPr>
-          <w:rFonts w:ascii="宋体" w:eastAsia="宋体" w:hAnsi="宋体" w:cs="宋体"/>
+          <w:rFonts w:ascii="宋体" w:hAnsi="宋体" w:eastAsia="宋体" w:cs="宋体"/>
           <w:spacing w:val="1"/>
           <w:sz w:val="24"/>
           <w:szCs w:val="24"/>
@@ -2840,7 +3828,7 @@
         <w:keepNext w:val="0"/>
         <w:keepLines w:val="0"/>
         <w:pageBreakBefore w:val="0"/>
-        <w:widowControl/>
+        <w:widowControl w:val="0"/>
         <w:kinsoku w:val="0"/>
         <w:wordWrap/>
         <w:overflowPunct/>
@@ -2851,10 +3839,10 @@
         <w:adjustRightInd w:val="0"/>
         <w:snapToGrid w:val="0"/>
         <w:spacing w:line="360" w:lineRule="auto"/>
-        <w:ind w:left="484" w:hanging="420" w:hangingChars="200"/>
-        <w:textAlignment w:val="baseline"/>
-        <w:rPr>
-          <w:rFonts w:ascii="宋体" w:eastAsia="宋体" w:hAnsi="宋体" w:cs="宋体"/>
+        <w:ind w:left="484" w:hanging="484" w:hangingChars="200"/>
+        <w:textAlignment w:val="baseline"/>
+        <w:rPr>
+          <w:rFonts w:ascii="宋体" w:hAnsi="宋体" w:eastAsia="宋体" w:cs="宋体"/>
           <w:spacing w:val="1"/>
           <w:sz w:val="24"/>
           <w:szCs w:val="24"/>
@@ -2862,7 +3850,7 @@
       </w:pPr>
       <w:r>
         <w:rPr>
-          <w:rFonts w:ascii="宋体" w:eastAsia="宋体" w:hAnsi="宋体" w:cs="宋体"/>
+          <w:rFonts w:ascii="宋体" w:hAnsi="宋体" w:eastAsia="宋体" w:cs="宋体"/>
           <w:spacing w:val="1"/>
           <w:sz w:val="24"/>
           <w:szCs w:val="24"/>
@@ -2881,7 +3869,7 @@
                     <pic:cNvPicPr/>
                   </pic:nvPicPr>
                   <pic:blipFill>
-                    <a:blip xmlns:r="http://schemas.openxmlformats.org/officeDocument/2006/relationships" r:embed="rId6"/>
+                    <a:blip r:embed="rId9"/>
                     <a:stretch>
                       <a:fillRect/>
                     </a:stretch>
@@ -2903,7 +3891,7 @@
       </w:r>
       <w:r>
         <w:rPr>
-          <w:rFonts w:ascii="宋体" w:eastAsia="宋体" w:hAnsi="宋体" w:cs="宋体"/>
+          <w:rFonts w:ascii="宋体" w:hAnsi="宋体" w:eastAsia="宋体" w:cs="宋体"/>
           <w:spacing w:val="1"/>
           <w:sz w:val="24"/>
           <w:szCs w:val="24"/>
@@ -2916,7 +3904,7 @@
         <w:keepNext w:val="0"/>
         <w:keepLines w:val="0"/>
         <w:pageBreakBefore w:val="0"/>
-        <w:widowControl/>
+        <w:widowControl w:val="0"/>
         <w:kinsoku w:val="0"/>
         <w:wordWrap/>
         <w:overflowPunct/>
@@ -2927,10 +3915,10 @@
         <w:adjustRightInd w:val="0"/>
         <w:snapToGrid w:val="0"/>
         <w:spacing w:line="360" w:lineRule="auto"/>
-        <w:ind w:left="484" w:hanging="420" w:hangingChars="200"/>
-        <w:textAlignment w:val="baseline"/>
-        <w:rPr>
-          <w:rFonts w:ascii="宋体" w:eastAsia="宋体" w:hAnsi="宋体" w:cs="宋体"/>
+        <w:ind w:left="484" w:hanging="484" w:hangingChars="200"/>
+        <w:textAlignment w:val="baseline"/>
+        <w:rPr>
+          <w:rFonts w:ascii="宋体" w:hAnsi="宋体" w:eastAsia="宋体" w:cs="宋体"/>
           <w:spacing w:val="1"/>
           <w:sz w:val="24"/>
           <w:szCs w:val="24"/>
@@ -2938,7 +3926,7 @@
       </w:pPr>
       <w:r>
         <w:rPr>
-          <w:rFonts w:ascii="宋体" w:eastAsia="宋体" w:hAnsi="宋体" w:cs="宋体"/>
+          <w:rFonts w:ascii="宋体" w:hAnsi="宋体" w:eastAsia="宋体" w:cs="宋体"/>
           <w:spacing w:val="1"/>
           <w:sz w:val="24"/>
           <w:szCs w:val="24"/>
@@ -2957,7 +3945,7 @@
                     <pic:cNvPicPr/>
                   </pic:nvPicPr>
                   <pic:blipFill>
-                    <a:blip xmlns:r="http://schemas.openxmlformats.org/officeDocument/2006/relationships" r:embed="rId7"/>
+                    <a:blip r:embed="rId10"/>
                     <a:stretch>
                       <a:fillRect/>
                     </a:stretch>
@@ -2979,7 +3967,7 @@
       </w:r>
       <w:r>
         <w:rPr>
-          <w:rFonts w:ascii="宋体" w:eastAsia="宋体" w:hAnsi="宋体" w:cs="宋体"/>
+          <w:rFonts w:ascii="宋体" w:hAnsi="宋体" w:eastAsia="宋体" w:cs="宋体"/>
           <w:spacing w:val="1"/>
           <w:sz w:val="24"/>
           <w:szCs w:val="24"/>
@@ -2992,7 +3980,7 @@
         <w:keepNext w:val="0"/>
         <w:keepLines w:val="0"/>
         <w:pageBreakBefore w:val="0"/>
-        <w:widowControl/>
+        <w:widowControl w:val="0"/>
         <w:kinsoku w:val="0"/>
         <w:wordWrap/>
         <w:overflowPunct/>
@@ -3003,10 +3991,10 @@
         <w:adjustRightInd w:val="0"/>
         <w:snapToGrid w:val="0"/>
         <w:spacing w:line="360" w:lineRule="auto"/>
-        <w:ind w:left="484" w:hanging="420" w:hangingChars="200"/>
-        <w:textAlignment w:val="baseline"/>
-        <w:rPr>
-          <w:rFonts w:ascii="宋体" w:eastAsia="宋体" w:hAnsi="宋体" w:cs="宋体"/>
+        <w:ind w:left="484" w:hanging="484" w:hangingChars="200"/>
+        <w:textAlignment w:val="baseline"/>
+        <w:rPr>
+          <w:rFonts w:ascii="宋体" w:hAnsi="宋体" w:eastAsia="宋体" w:cs="宋体"/>
           <w:spacing w:val="1"/>
           <w:sz w:val="24"/>
           <w:szCs w:val="24"/>
@@ -3014,7 +4002,7 @@
       </w:pPr>
       <w:r>
         <w:rPr>
-          <w:rFonts w:ascii="宋体" w:eastAsia="宋体" w:hAnsi="宋体" w:cs="宋体"/>
+          <w:rFonts w:ascii="宋体" w:hAnsi="宋体" w:eastAsia="宋体" w:cs="宋体"/>
           <w:spacing w:val="1"/>
           <w:sz w:val="24"/>
           <w:szCs w:val="24"/>
@@ -3033,7 +4021,7 @@
                     <pic:cNvPicPr/>
                   </pic:nvPicPr>
                   <pic:blipFill>
-                    <a:blip xmlns:r="http://schemas.openxmlformats.org/officeDocument/2006/relationships" r:embed="rId5"/>
+                    <a:blip r:embed="rId8"/>
                     <a:stretch>
                       <a:fillRect/>
                     </a:stretch>
@@ -3055,7 +4043,7 @@
       </w:r>
       <w:r>
         <w:rPr>
-          <w:rFonts w:ascii="宋体" w:eastAsia="宋体" w:hAnsi="宋体" w:cs="宋体"/>
+          <w:rFonts w:ascii="宋体" w:hAnsi="宋体" w:eastAsia="宋体" w:cs="宋体"/>
           <w:spacing w:val="1"/>
           <w:sz w:val="24"/>
           <w:szCs w:val="24"/>
@@ -3065,46 +4053,115 @@
     </w:p>
     <w:p>
       <w:pPr>
-        <w:pStyle w:val="2"/>
-        <w:bidi w:val="0"/>
-      </w:pPr>
-      <w:bookmarkStart w:id="12" w:name="_Toc7656"/>
+        <w:pStyle w:val="28"/>
+        <w:keepNext w:val="0"/>
+        <w:keepLines w:val="0"/>
+        <w:pageBreakBefore w:val="0"/>
+        <w:widowControl w:val="0"/>
+        <w:kinsoku w:val="0"/>
+        <w:wordWrap/>
+        <w:overflowPunct/>
+        <w:topLinePunct w:val="0"/>
+        <w:autoSpaceDE w:val="0"/>
+        <w:autoSpaceDN w:val="0"/>
+        <w:bidi w:val="0"/>
+        <w:adjustRightInd w:val="0"/>
+        <w:snapToGrid w:val="0"/>
+        <w:textAlignment w:val="baseline"/>
+      </w:pPr>
+      <w:bookmarkStart w:id="11" w:name="_Toc27984"/>
       <w:r>
         <w:t>管理评审流程的解释</w:t>
       </w:r>
-      <w:bookmarkEnd w:id="12"/>
-    </w:p>
-    <w:p>
-      <w:pPr>
-        <w:pStyle w:val="BodyText"/>
+      <w:bookmarkEnd w:id="11"/>
+    </w:p>
+    <w:p>
+      <w:pPr>
+        <w:pStyle w:val="12"/>
+        <w:keepNext w:val="0"/>
+        <w:keepLines w:val="0"/>
+        <w:pageBreakBefore w:val="0"/>
+        <w:widowControl w:val="0"/>
+        <w:kinsoku w:val="0"/>
+        <w:wordWrap/>
+        <w:overflowPunct/>
+        <w:topLinePunct w:val="0"/>
+        <w:autoSpaceDE w:val="0"/>
+        <w:autoSpaceDN w:val="0"/>
+        <w:bidi w:val="0"/>
+        <w:adjustRightInd w:val="0"/>
+        <w:snapToGrid w:val="0"/>
         <w:spacing w:line="309" w:lineRule="auto"/>
-      </w:pPr>
-    </w:p>
-    <w:p>
-      <w:pPr>
-        <w:pStyle w:val="BodyText"/>
+        <w:textAlignment w:val="baseline"/>
+      </w:pPr>
+    </w:p>
+    <w:p>
+      <w:pPr>
+        <w:pStyle w:val="12"/>
+        <w:keepNext w:val="0"/>
+        <w:keepLines w:val="0"/>
+        <w:pageBreakBefore w:val="0"/>
+        <w:widowControl w:val="0"/>
+        <w:kinsoku w:val="0"/>
+        <w:wordWrap/>
+        <w:overflowPunct/>
+        <w:topLinePunct w:val="0"/>
+        <w:autoSpaceDE w:val="0"/>
+        <w:autoSpaceDN w:val="0"/>
+        <w:bidi w:val="0"/>
+        <w:adjustRightInd w:val="0"/>
+        <w:snapToGrid w:val="0"/>
         <w:spacing w:line="309" w:lineRule="auto"/>
-      </w:pPr>
-    </w:p>
-    <w:p>
-      <w:pPr>
-        <w:pStyle w:val="BodyText"/>
+        <w:textAlignment w:val="baseline"/>
+      </w:pPr>
+    </w:p>
+    <w:p>
+      <w:pPr>
+        <w:pStyle w:val="12"/>
+        <w:keepNext w:val="0"/>
+        <w:keepLines w:val="0"/>
+        <w:pageBreakBefore w:val="0"/>
+        <w:widowControl w:val="0"/>
+        <w:kinsoku w:val="0"/>
+        <w:wordWrap/>
+        <w:overflowPunct/>
+        <w:topLinePunct w:val="0"/>
+        <w:autoSpaceDE w:val="0"/>
+        <w:autoSpaceDN w:val="0"/>
+        <w:bidi w:val="0"/>
+        <w:adjustRightInd w:val="0"/>
+        <w:snapToGrid w:val="0"/>
         <w:spacing w:line="309" w:lineRule="auto"/>
-      </w:pPr>
-    </w:p>
-    <w:p>
-      <w:pPr>
+        <w:textAlignment w:val="baseline"/>
+      </w:pPr>
+    </w:p>
+    <w:p>
+      <w:pPr>
+        <w:keepNext w:val="0"/>
+        <w:keepLines w:val="0"/>
+        <w:pageBreakBefore w:val="0"/>
+        <w:widowControl w:val="0"/>
+        <w:kinsoku w:val="0"/>
+        <w:wordWrap/>
+        <w:overflowPunct/>
+        <w:topLinePunct w:val="0"/>
+        <w:autoSpaceDE w:val="0"/>
+        <w:autoSpaceDN w:val="0"/>
+        <w:bidi w:val="0"/>
+        <w:adjustRightInd w:val="0"/>
+        <w:snapToGrid w:val="0"/>
         <w:spacing w:before="78" w:line="244" w:lineRule="auto"/>
         <w:ind w:left="3864" w:right="3282" w:hanging="222"/>
-        <w:rPr>
-          <w:rFonts w:ascii="宋体" w:eastAsia="宋体" w:hAnsi="宋体" w:cs="宋体"/>
+        <w:textAlignment w:val="baseline"/>
+        <w:rPr>
+          <w:rFonts w:ascii="宋体" w:hAnsi="宋体" w:eastAsia="宋体" w:cs="宋体"/>
           <w:sz w:val="24"/>
           <w:szCs w:val="24"/>
         </w:rPr>
       </w:pPr>
       <w:r>
         <w:drawing>
-          <wp:anchor distT="0" distB="0" distL="0" distR="0" simplePos="0" relativeHeight="251658240" behindDoc="1" locked="0" layoutInCell="1" allowOverlap="1">
+          <wp:anchor distT="0" distB="0" distL="0" distR="0" simplePos="0" relativeHeight="251659264" behindDoc="1" locked="0" layoutInCell="1" allowOverlap="1">
             <wp:simplePos x="0" y="0"/>
             <wp:positionH relativeFrom="column">
               <wp:posOffset>1954530</wp:posOffset>
@@ -3125,7 +4182,7 @@
                     <pic:cNvPicPr/>
                   </pic:nvPicPr>
                   <pic:blipFill>
-                    <a:blip xmlns:r="http://schemas.openxmlformats.org/officeDocument/2006/relationships" r:embed="rId8"/>
+                    <a:blip r:embed="rId11"/>
                     <a:stretch>
                       <a:fillRect/>
                     </a:stretch>
@@ -3147,7 +4204,7 @@
       </w:r>
       <w:r>
         <w:rPr>
-          <w:rFonts w:ascii="宋体" w:eastAsia="宋体" w:hAnsi="宋体" w:cs="宋体"/>
+          <w:rFonts w:ascii="宋体" w:hAnsi="宋体" w:eastAsia="宋体" w:cs="宋体"/>
           <w:spacing w:val="-6"/>
           <w:sz w:val="24"/>
           <w:szCs w:val="24"/>
@@ -3156,7 +4213,7 @@
       </w:r>
       <w:r>
         <w:rPr>
-          <w:rFonts w:ascii="宋体" w:eastAsia="宋体" w:hAnsi="宋体" w:cs="宋体"/>
+          <w:rFonts w:ascii="宋体" w:hAnsi="宋体" w:eastAsia="宋体" w:cs="宋体"/>
           <w:spacing w:val="-4"/>
           <w:sz w:val="24"/>
           <w:szCs w:val="24"/>
@@ -3166,28 +4223,70 @@
     </w:p>
     <w:p>
       <w:pPr>
-        <w:pStyle w:val="BodyText"/>
-      </w:pPr>
-    </w:p>
-    <w:p>
-      <w:pPr>
-        <w:pStyle w:val="BodyText"/>
+        <w:pStyle w:val="12"/>
+        <w:keepNext w:val="0"/>
+        <w:keepLines w:val="0"/>
+        <w:pageBreakBefore w:val="0"/>
+        <w:widowControl w:val="0"/>
+        <w:kinsoku w:val="0"/>
+        <w:wordWrap/>
+        <w:overflowPunct/>
+        <w:topLinePunct w:val="0"/>
+        <w:autoSpaceDE w:val="0"/>
+        <w:autoSpaceDN w:val="0"/>
+        <w:bidi w:val="0"/>
+        <w:adjustRightInd w:val="0"/>
+        <w:snapToGrid w:val="0"/>
+        <w:textAlignment w:val="baseline"/>
+      </w:pPr>
+    </w:p>
+    <w:p>
+      <w:pPr>
+        <w:pStyle w:val="12"/>
+        <w:keepNext w:val="0"/>
+        <w:keepLines w:val="0"/>
+        <w:pageBreakBefore w:val="0"/>
+        <w:widowControl w:val="0"/>
+        <w:kinsoku w:val="0"/>
+        <w:wordWrap/>
+        <w:overflowPunct/>
+        <w:topLinePunct w:val="0"/>
+        <w:autoSpaceDE w:val="0"/>
+        <w:autoSpaceDN w:val="0"/>
+        <w:bidi w:val="0"/>
+        <w:adjustRightInd w:val="0"/>
+        <w:snapToGrid w:val="0"/>
         <w:spacing w:line="241" w:lineRule="auto"/>
-      </w:pPr>
-    </w:p>
-    <w:p>
-      <w:pPr>
+        <w:textAlignment w:val="baseline"/>
+      </w:pPr>
+    </w:p>
+    <w:p>
+      <w:pPr>
+        <w:keepNext w:val="0"/>
+        <w:keepLines w:val="0"/>
+        <w:pageBreakBefore w:val="0"/>
+        <w:widowControl w:val="0"/>
+        <w:kinsoku w:val="0"/>
+        <w:wordWrap/>
+        <w:overflowPunct/>
+        <w:topLinePunct w:val="0"/>
+        <w:autoSpaceDE w:val="0"/>
+        <w:autoSpaceDN w:val="0"/>
+        <w:bidi w:val="0"/>
+        <w:adjustRightInd w:val="0"/>
+        <w:snapToGrid w:val="0"/>
         <w:spacing w:before="78" w:line="219" w:lineRule="auto"/>
         <w:ind w:left="3602"/>
-        <w:rPr>
-          <w:rFonts w:ascii="宋体" w:eastAsia="宋体" w:hAnsi="宋体" w:cs="宋体"/>
-          <w:sz w:val="24"/>
-          <w:szCs w:val="24"/>
-        </w:rPr>
-      </w:pPr>
-      <w:r>
-        <w:rPr>
-          <w:rFonts w:ascii="宋体" w:eastAsia="宋体" w:hAnsi="宋体" w:cs="宋体"/>
+        <w:textAlignment w:val="baseline"/>
+        <w:rPr>
+          <w:rFonts w:ascii="宋体" w:hAnsi="宋体" w:eastAsia="宋体" w:cs="宋体"/>
+          <w:sz w:val="24"/>
+          <w:szCs w:val="24"/>
+        </w:rPr>
+      </w:pPr>
+      <w:r>
+        <w:rPr>
+          <w:rFonts w:ascii="宋体" w:hAnsi="宋体" w:eastAsia="宋体" w:cs="宋体"/>
           <w:spacing w:val="-3"/>
           <w:sz w:val="24"/>
           <w:szCs w:val="24"/>
@@ -3197,29 +4296,71 @@
     </w:p>
     <w:p>
       <w:pPr>
-        <w:pStyle w:val="BodyText"/>
+        <w:pStyle w:val="12"/>
+        <w:keepNext w:val="0"/>
+        <w:keepLines w:val="0"/>
+        <w:pageBreakBefore w:val="0"/>
+        <w:widowControl w:val="0"/>
+        <w:kinsoku w:val="0"/>
+        <w:wordWrap/>
+        <w:overflowPunct/>
+        <w:topLinePunct w:val="0"/>
+        <w:autoSpaceDE w:val="0"/>
+        <w:autoSpaceDN w:val="0"/>
+        <w:bidi w:val="0"/>
+        <w:adjustRightInd w:val="0"/>
+        <w:snapToGrid w:val="0"/>
         <w:spacing w:line="284" w:lineRule="auto"/>
-      </w:pPr>
-    </w:p>
-    <w:p>
-      <w:pPr>
-        <w:pStyle w:val="BodyText"/>
+        <w:textAlignment w:val="baseline"/>
+      </w:pPr>
+    </w:p>
+    <w:p>
+      <w:pPr>
+        <w:pStyle w:val="12"/>
+        <w:keepNext w:val="0"/>
+        <w:keepLines w:val="0"/>
+        <w:pageBreakBefore w:val="0"/>
+        <w:widowControl w:val="0"/>
+        <w:kinsoku w:val="0"/>
+        <w:wordWrap/>
+        <w:overflowPunct/>
+        <w:topLinePunct w:val="0"/>
+        <w:autoSpaceDE w:val="0"/>
+        <w:autoSpaceDN w:val="0"/>
+        <w:bidi w:val="0"/>
+        <w:adjustRightInd w:val="0"/>
+        <w:snapToGrid w:val="0"/>
         <w:spacing w:line="285" w:lineRule="auto"/>
-      </w:pPr>
-    </w:p>
-    <w:p>
-      <w:pPr>
+        <w:textAlignment w:val="baseline"/>
+      </w:pPr>
+    </w:p>
+    <w:p>
+      <w:pPr>
+        <w:keepNext w:val="0"/>
+        <w:keepLines w:val="0"/>
+        <w:pageBreakBefore w:val="0"/>
+        <w:widowControl w:val="0"/>
+        <w:kinsoku w:val="0"/>
+        <w:wordWrap/>
+        <w:overflowPunct/>
+        <w:topLinePunct w:val="0"/>
+        <w:autoSpaceDE w:val="0"/>
+        <w:autoSpaceDN w:val="0"/>
+        <w:bidi w:val="0"/>
+        <w:adjustRightInd w:val="0"/>
+        <w:snapToGrid w:val="0"/>
         <w:spacing w:before="79" w:line="219" w:lineRule="auto"/>
         <w:ind w:left="3783"/>
-        <w:rPr>
-          <w:rFonts w:ascii="宋体" w:eastAsia="宋体" w:hAnsi="宋体" w:cs="宋体"/>
-          <w:sz w:val="24"/>
-          <w:szCs w:val="24"/>
-        </w:rPr>
-      </w:pPr>
-      <w:r>
-        <w:rPr>
-          <w:rFonts w:ascii="宋体" w:eastAsia="宋体" w:hAnsi="宋体" w:cs="宋体"/>
+        <w:textAlignment w:val="baseline"/>
+        <w:rPr>
+          <w:rFonts w:ascii="宋体" w:hAnsi="宋体" w:eastAsia="宋体" w:cs="宋体"/>
+          <w:sz w:val="24"/>
+          <w:szCs w:val="24"/>
+        </w:rPr>
+      </w:pPr>
+      <w:r>
+        <w:rPr>
+          <w:rFonts w:ascii="宋体" w:hAnsi="宋体" w:eastAsia="宋体" w:cs="宋体"/>
           <w:spacing w:val="-3"/>
           <w:sz w:val="24"/>
           <w:szCs w:val="24"/>
@@ -3229,29 +4370,71 @@
     </w:p>
     <w:p>
       <w:pPr>
-        <w:pStyle w:val="BodyText"/>
+        <w:pStyle w:val="12"/>
+        <w:keepNext w:val="0"/>
+        <w:keepLines w:val="0"/>
+        <w:pageBreakBefore w:val="0"/>
+        <w:widowControl w:val="0"/>
+        <w:kinsoku w:val="0"/>
+        <w:wordWrap/>
+        <w:overflowPunct/>
+        <w:topLinePunct w:val="0"/>
+        <w:autoSpaceDE w:val="0"/>
+        <w:autoSpaceDN w:val="0"/>
+        <w:bidi w:val="0"/>
+        <w:adjustRightInd w:val="0"/>
+        <w:snapToGrid w:val="0"/>
         <w:spacing w:line="286" w:lineRule="auto"/>
-      </w:pPr>
-    </w:p>
-    <w:p>
-      <w:pPr>
-        <w:pStyle w:val="BodyText"/>
+        <w:textAlignment w:val="baseline"/>
+      </w:pPr>
+    </w:p>
+    <w:p>
+      <w:pPr>
+        <w:pStyle w:val="12"/>
+        <w:keepNext w:val="0"/>
+        <w:keepLines w:val="0"/>
+        <w:pageBreakBefore w:val="0"/>
+        <w:widowControl w:val="0"/>
+        <w:kinsoku w:val="0"/>
+        <w:wordWrap/>
+        <w:overflowPunct/>
+        <w:topLinePunct w:val="0"/>
+        <w:autoSpaceDE w:val="0"/>
+        <w:autoSpaceDN w:val="0"/>
+        <w:bidi w:val="0"/>
+        <w:adjustRightInd w:val="0"/>
+        <w:snapToGrid w:val="0"/>
         <w:spacing w:line="286" w:lineRule="auto"/>
-      </w:pPr>
-    </w:p>
-    <w:p>
-      <w:pPr>
+        <w:textAlignment w:val="baseline"/>
+      </w:pPr>
+    </w:p>
+    <w:p>
+      <w:pPr>
+        <w:keepNext w:val="0"/>
+        <w:keepLines w:val="0"/>
+        <w:pageBreakBefore w:val="0"/>
+        <w:widowControl w:val="0"/>
+        <w:kinsoku w:val="0"/>
+        <w:wordWrap/>
+        <w:overflowPunct/>
+        <w:topLinePunct w:val="0"/>
+        <w:autoSpaceDE w:val="0"/>
+        <w:autoSpaceDN w:val="0"/>
+        <w:bidi w:val="0"/>
+        <w:adjustRightInd w:val="0"/>
+        <w:snapToGrid w:val="0"/>
         <w:spacing w:before="78" w:line="219" w:lineRule="auto"/>
         <w:ind w:left="3444"/>
-        <w:rPr>
-          <w:rFonts w:ascii="宋体" w:eastAsia="宋体" w:hAnsi="宋体" w:cs="宋体"/>
-          <w:sz w:val="24"/>
-          <w:szCs w:val="24"/>
-        </w:rPr>
-      </w:pPr>
-      <w:r>
-        <w:rPr>
-          <w:rFonts w:ascii="宋体" w:eastAsia="宋体" w:hAnsi="宋体" w:cs="宋体"/>
+        <w:textAlignment w:val="baseline"/>
+        <w:rPr>
+          <w:rFonts w:ascii="宋体" w:hAnsi="宋体" w:eastAsia="宋体" w:cs="宋体"/>
+          <w:sz w:val="24"/>
+          <w:szCs w:val="24"/>
+        </w:rPr>
+      </w:pPr>
+      <w:r>
+        <w:rPr>
+          <w:rFonts w:ascii="宋体" w:hAnsi="宋体" w:eastAsia="宋体" w:cs="宋体"/>
           <w:spacing w:val="-2"/>
           <w:sz w:val="24"/>
           <w:szCs w:val="24"/>
@@ -3261,29 +4444,71 @@
     </w:p>
     <w:p>
       <w:pPr>
-        <w:pStyle w:val="BodyText"/>
+        <w:pStyle w:val="12"/>
+        <w:keepNext w:val="0"/>
+        <w:keepLines w:val="0"/>
+        <w:pageBreakBefore w:val="0"/>
+        <w:widowControl w:val="0"/>
+        <w:kinsoku w:val="0"/>
+        <w:wordWrap/>
+        <w:overflowPunct/>
+        <w:topLinePunct w:val="0"/>
+        <w:autoSpaceDE w:val="0"/>
+        <w:autoSpaceDN w:val="0"/>
+        <w:bidi w:val="0"/>
+        <w:adjustRightInd w:val="0"/>
+        <w:snapToGrid w:val="0"/>
         <w:spacing w:line="282" w:lineRule="auto"/>
-      </w:pPr>
-    </w:p>
-    <w:p>
-      <w:pPr>
-        <w:pStyle w:val="BodyText"/>
+        <w:textAlignment w:val="baseline"/>
+      </w:pPr>
+    </w:p>
+    <w:p>
+      <w:pPr>
+        <w:pStyle w:val="12"/>
+        <w:keepNext w:val="0"/>
+        <w:keepLines w:val="0"/>
+        <w:pageBreakBefore w:val="0"/>
+        <w:widowControl w:val="0"/>
+        <w:kinsoku w:val="0"/>
+        <w:wordWrap/>
+        <w:overflowPunct/>
+        <w:topLinePunct w:val="0"/>
+        <w:autoSpaceDE w:val="0"/>
+        <w:autoSpaceDN w:val="0"/>
+        <w:bidi w:val="0"/>
+        <w:adjustRightInd w:val="0"/>
+        <w:snapToGrid w:val="0"/>
         <w:spacing w:line="282" w:lineRule="auto"/>
-      </w:pPr>
-    </w:p>
-    <w:p>
-      <w:pPr>
+        <w:textAlignment w:val="baseline"/>
+      </w:pPr>
+    </w:p>
+    <w:p>
+      <w:pPr>
+        <w:keepNext w:val="0"/>
+        <w:keepLines w:val="0"/>
+        <w:pageBreakBefore w:val="0"/>
+        <w:widowControl w:val="0"/>
+        <w:kinsoku w:val="0"/>
+        <w:wordWrap/>
+        <w:overflowPunct/>
+        <w:topLinePunct w:val="0"/>
+        <w:autoSpaceDE w:val="0"/>
+        <w:autoSpaceDN w:val="0"/>
+        <w:bidi w:val="0"/>
+        <w:adjustRightInd w:val="0"/>
+        <w:snapToGrid w:val="0"/>
         <w:spacing w:before="78" w:line="219" w:lineRule="auto"/>
         <w:ind w:left="3913"/>
-        <w:rPr>
-          <w:rFonts w:ascii="宋体" w:eastAsia="宋体" w:hAnsi="宋体" w:cs="宋体"/>
-          <w:sz w:val="24"/>
-          <w:szCs w:val="24"/>
-        </w:rPr>
-      </w:pPr>
-      <w:r>
-        <w:rPr>
-          <w:rFonts w:ascii="宋体" w:eastAsia="宋体" w:hAnsi="宋体" w:cs="宋体"/>
+        <w:textAlignment w:val="baseline"/>
+        <w:rPr>
+          <w:rFonts w:ascii="宋体" w:hAnsi="宋体" w:eastAsia="宋体" w:cs="宋体"/>
+          <w:sz w:val="24"/>
+          <w:szCs w:val="24"/>
+        </w:rPr>
+      </w:pPr>
+      <w:r>
+        <w:rPr>
+          <w:rFonts w:ascii="宋体" w:hAnsi="宋体" w:eastAsia="宋体" w:cs="宋体"/>
           <w:spacing w:val="-6"/>
           <w:sz w:val="24"/>
           <w:szCs w:val="24"/>
@@ -3293,29 +4518,71 @@
     </w:p>
     <w:p>
       <w:pPr>
-        <w:pStyle w:val="BodyText"/>
+        <w:pStyle w:val="12"/>
+        <w:keepNext w:val="0"/>
+        <w:keepLines w:val="0"/>
+        <w:pageBreakBefore w:val="0"/>
+        <w:widowControl w:val="0"/>
+        <w:kinsoku w:val="0"/>
+        <w:wordWrap/>
+        <w:overflowPunct/>
+        <w:topLinePunct w:val="0"/>
+        <w:autoSpaceDE w:val="0"/>
+        <w:autoSpaceDN w:val="0"/>
+        <w:bidi w:val="0"/>
+        <w:adjustRightInd w:val="0"/>
+        <w:snapToGrid w:val="0"/>
         <w:spacing w:line="277" w:lineRule="auto"/>
-      </w:pPr>
-    </w:p>
-    <w:p>
-      <w:pPr>
-        <w:pStyle w:val="BodyText"/>
+        <w:textAlignment w:val="baseline"/>
+      </w:pPr>
+    </w:p>
+    <w:p>
+      <w:pPr>
+        <w:pStyle w:val="12"/>
+        <w:keepNext w:val="0"/>
+        <w:keepLines w:val="0"/>
+        <w:pageBreakBefore w:val="0"/>
+        <w:widowControl w:val="0"/>
+        <w:kinsoku w:val="0"/>
+        <w:wordWrap/>
+        <w:overflowPunct/>
+        <w:topLinePunct w:val="0"/>
+        <w:autoSpaceDE w:val="0"/>
+        <w:autoSpaceDN w:val="0"/>
+        <w:bidi w:val="0"/>
+        <w:adjustRightInd w:val="0"/>
+        <w:snapToGrid w:val="0"/>
         <w:spacing w:line="278" w:lineRule="auto"/>
-      </w:pPr>
-    </w:p>
-    <w:p>
-      <w:pPr>
+        <w:textAlignment w:val="baseline"/>
+      </w:pPr>
+    </w:p>
+    <w:p>
+      <w:pPr>
+        <w:keepNext w:val="0"/>
+        <w:keepLines w:val="0"/>
+        <w:pageBreakBefore w:val="0"/>
+        <w:widowControl w:val="0"/>
+        <w:kinsoku w:val="0"/>
+        <w:wordWrap/>
+        <w:overflowPunct/>
+        <w:topLinePunct w:val="0"/>
+        <w:autoSpaceDE w:val="0"/>
+        <w:autoSpaceDN w:val="0"/>
+        <w:bidi w:val="0"/>
+        <w:adjustRightInd w:val="0"/>
+        <w:snapToGrid w:val="0"/>
         <w:spacing w:before="79" w:line="218" w:lineRule="auto"/>
         <w:ind w:left="3838"/>
-        <w:rPr>
-          <w:rFonts w:ascii="宋体" w:eastAsia="宋体" w:hAnsi="宋体" w:cs="宋体"/>
-          <w:sz w:val="24"/>
-          <w:szCs w:val="24"/>
-        </w:rPr>
-      </w:pPr>
-      <w:r>
-        <w:rPr>
-          <w:rFonts w:ascii="宋体" w:eastAsia="宋体" w:hAnsi="宋体" w:cs="宋体"/>
+        <w:textAlignment w:val="baseline"/>
+        <w:rPr>
+          <w:rFonts w:ascii="宋体" w:hAnsi="宋体" w:eastAsia="宋体" w:cs="宋体"/>
+          <w:sz w:val="24"/>
+          <w:szCs w:val="24"/>
+        </w:rPr>
+      </w:pPr>
+      <w:r>
+        <w:rPr>
+          <w:rFonts w:ascii="宋体" w:hAnsi="宋体" w:eastAsia="宋体" w:cs="宋体"/>
           <w:spacing w:val="-4"/>
           <w:sz w:val="24"/>
           <w:szCs w:val="24"/>
@@ -3325,29 +4592,71 @@
     </w:p>
     <w:p>
       <w:pPr>
-        <w:pStyle w:val="BodyText"/>
+        <w:pStyle w:val="12"/>
+        <w:keepNext w:val="0"/>
+        <w:keepLines w:val="0"/>
+        <w:pageBreakBefore w:val="0"/>
+        <w:widowControl w:val="0"/>
+        <w:kinsoku w:val="0"/>
+        <w:wordWrap/>
+        <w:overflowPunct/>
+        <w:topLinePunct w:val="0"/>
+        <w:autoSpaceDE w:val="0"/>
+        <w:autoSpaceDN w:val="0"/>
+        <w:bidi w:val="0"/>
+        <w:adjustRightInd w:val="0"/>
+        <w:snapToGrid w:val="0"/>
         <w:spacing w:line="296" w:lineRule="auto"/>
-      </w:pPr>
-    </w:p>
-    <w:p>
-      <w:pPr>
-        <w:pStyle w:val="BodyText"/>
+        <w:textAlignment w:val="baseline"/>
+      </w:pPr>
+    </w:p>
+    <w:p>
+      <w:pPr>
+        <w:pStyle w:val="12"/>
+        <w:keepNext w:val="0"/>
+        <w:keepLines w:val="0"/>
+        <w:pageBreakBefore w:val="0"/>
+        <w:widowControl w:val="0"/>
+        <w:kinsoku w:val="0"/>
+        <w:wordWrap/>
+        <w:overflowPunct/>
+        <w:topLinePunct w:val="0"/>
+        <w:autoSpaceDE w:val="0"/>
+        <w:autoSpaceDN w:val="0"/>
+        <w:bidi w:val="0"/>
+        <w:adjustRightInd w:val="0"/>
+        <w:snapToGrid w:val="0"/>
         <w:spacing w:line="297" w:lineRule="auto"/>
-      </w:pPr>
-    </w:p>
-    <w:p>
-      <w:pPr>
+        <w:textAlignment w:val="baseline"/>
+      </w:pPr>
+    </w:p>
+    <w:p>
+      <w:pPr>
+        <w:keepNext w:val="0"/>
+        <w:keepLines w:val="0"/>
+        <w:pageBreakBefore w:val="0"/>
+        <w:widowControl w:val="0"/>
+        <w:kinsoku w:val="0"/>
+        <w:wordWrap/>
+        <w:overflowPunct/>
+        <w:topLinePunct w:val="0"/>
+        <w:autoSpaceDE w:val="0"/>
+        <w:autoSpaceDN w:val="0"/>
+        <w:bidi w:val="0"/>
+        <w:adjustRightInd w:val="0"/>
+        <w:snapToGrid w:val="0"/>
         <w:spacing w:before="78" w:line="219" w:lineRule="auto"/>
         <w:ind w:left="3785"/>
-        <w:rPr>
-          <w:rFonts w:ascii="宋体" w:eastAsia="宋体" w:hAnsi="宋体" w:cs="宋体"/>
-          <w:sz w:val="24"/>
-          <w:szCs w:val="24"/>
-        </w:rPr>
-      </w:pPr>
-      <w:r>
-        <w:rPr>
-          <w:rFonts w:ascii="宋体" w:eastAsia="宋体" w:hAnsi="宋体" w:cs="宋体"/>
+        <w:textAlignment w:val="baseline"/>
+        <w:rPr>
+          <w:rFonts w:ascii="宋体" w:hAnsi="宋体" w:eastAsia="宋体" w:cs="宋体"/>
+          <w:sz w:val="24"/>
+          <w:szCs w:val="24"/>
+        </w:rPr>
+      </w:pPr>
+      <w:r>
+        <w:rPr>
+          <w:rFonts w:ascii="宋体" w:hAnsi="宋体" w:eastAsia="宋体" w:cs="宋体"/>
           <w:spacing w:val="-5"/>
           <w:sz w:val="24"/>
           <w:szCs w:val="24"/>
@@ -3357,12 +4666,26 @@
     </w:p>
     <w:p>
       <w:pPr>
-        <w:pStyle w:val="BodyText"/>
+        <w:pStyle w:val="12"/>
+        <w:keepNext w:val="0"/>
+        <w:keepLines w:val="0"/>
+        <w:pageBreakBefore w:val="0"/>
+        <w:widowControl w:val="0"/>
+        <w:kinsoku w:val="0"/>
+        <w:wordWrap/>
+        <w:overflowPunct/>
+        <w:topLinePunct w:val="0"/>
+        <w:autoSpaceDE w:val="0"/>
+        <w:autoSpaceDN w:val="0"/>
+        <w:bidi w:val="0"/>
+        <w:adjustRightInd w:val="0"/>
+        <w:snapToGrid w:val="0"/>
         <w:spacing w:line="419" w:lineRule="auto"/>
+        <w:textAlignment w:val="baseline"/>
       </w:pPr>
       <w:r>
         <w:drawing>
-          <wp:anchor distT="0" distB="0" distL="0" distR="0" simplePos="0" relativeHeight="251659264" behindDoc="0" locked="0" layoutInCell="1" allowOverlap="1">
+          <wp:anchor distT="0" distB="0" distL="0" distR="0" simplePos="0" relativeHeight="251660288" behindDoc="0" locked="0" layoutInCell="1" allowOverlap="1">
             <wp:simplePos x="0" y="0"/>
             <wp:positionH relativeFrom="column">
               <wp:posOffset>2124075</wp:posOffset>
@@ -3383,7 +4706,7 @@
                     <pic:cNvPicPr/>
                   </pic:nvPicPr>
                   <pic:blipFill>
-                    <a:blip xmlns:r="http://schemas.openxmlformats.org/officeDocument/2006/relationships" r:embed="rId9"/>
+                    <a:blip r:embed="rId12"/>
                     <a:stretch>
                       <a:fillRect/>
                     </a:stretch>
@@ -3406,17 +4729,31 @@
     </w:p>
     <w:p>
       <w:pPr>
+        <w:keepNext w:val="0"/>
+        <w:keepLines w:val="0"/>
+        <w:pageBreakBefore w:val="0"/>
+        <w:widowControl w:val="0"/>
+        <w:kinsoku w:val="0"/>
+        <w:wordWrap/>
+        <w:overflowPunct/>
+        <w:topLinePunct w:val="0"/>
+        <w:autoSpaceDE w:val="0"/>
+        <w:autoSpaceDN w:val="0"/>
+        <w:bidi w:val="0"/>
+        <w:adjustRightInd w:val="0"/>
+        <w:snapToGrid w:val="0"/>
         <w:spacing w:before="78" w:line="219" w:lineRule="auto"/>
         <w:ind w:left="3454"/>
-        <w:rPr>
-          <w:rFonts w:ascii="宋体" w:eastAsia="宋体" w:hAnsi="宋体" w:cs="宋体"/>
+        <w:textAlignment w:val="baseline"/>
+        <w:rPr>
+          <w:rFonts w:ascii="宋体" w:hAnsi="宋体" w:eastAsia="宋体" w:cs="宋体"/>
           <w:sz w:val="24"/>
           <w:szCs w:val="24"/>
         </w:rPr>
       </w:pPr>
       <w:r>
         <w:drawing>
-          <wp:anchor distT="0" distB="0" distL="0" distR="0" simplePos="0" relativeHeight="251660288" behindDoc="0" locked="0" layoutInCell="1" allowOverlap="1">
+          <wp:anchor distT="0" distB="0" distL="0" distR="0" simplePos="0" relativeHeight="251661312" behindDoc="0" locked="0" layoutInCell="1" allowOverlap="1">
             <wp:simplePos x="0" y="0"/>
             <wp:positionH relativeFrom="column">
               <wp:posOffset>2124075</wp:posOffset>
@@ -3437,7 +4774,7 @@
                     <pic:cNvPicPr/>
                   </pic:nvPicPr>
                   <pic:blipFill>
-                    <a:blip xmlns:r="http://schemas.openxmlformats.org/officeDocument/2006/relationships" r:embed="rId9"/>
+                    <a:blip r:embed="rId12"/>
                     <a:stretch>
                       <a:fillRect/>
                     </a:stretch>
@@ -3459,7 +4796,7 @@
       </w:r>
       <w:r>
         <w:rPr>
-          <w:rFonts w:ascii="宋体" w:eastAsia="宋体" w:hAnsi="宋体" w:cs="宋体"/>
+          <w:rFonts w:ascii="宋体" w:hAnsi="宋体" w:eastAsia="宋体" w:cs="宋体"/>
           <w:spacing w:val="-4"/>
           <w:sz w:val="24"/>
           <w:szCs w:val="24"/>
@@ -3469,17 +4806,31 @@
     </w:p>
     <w:p>
       <w:pPr>
+        <w:keepNext w:val="0"/>
+        <w:keepLines w:val="0"/>
+        <w:pageBreakBefore w:val="0"/>
+        <w:widowControl w:val="0"/>
+        <w:kinsoku w:val="0"/>
+        <w:wordWrap/>
+        <w:overflowPunct/>
+        <w:topLinePunct w:val="0"/>
+        <w:autoSpaceDE w:val="0"/>
+        <w:autoSpaceDN w:val="0"/>
+        <w:bidi w:val="0"/>
+        <w:adjustRightInd w:val="0"/>
+        <w:snapToGrid w:val="0"/>
         <w:spacing w:before="187" w:line="337" w:lineRule="exact"/>
         <w:ind w:left="3004"/>
-        <w:rPr>
-          <w:rFonts w:ascii="黑体" w:eastAsia="黑体" w:hAnsi="黑体" w:cs="黑体"/>
-          <w:sz w:val="24"/>
-          <w:szCs w:val="24"/>
-        </w:rPr>
-      </w:pPr>
-      <w:r>
-        <w:rPr>
-          <w:rFonts w:ascii="黑体" w:eastAsia="黑体" w:hAnsi="黑体" w:cs="黑体"/>
+        <w:textAlignment w:val="baseline"/>
+        <w:rPr>
+          <w:rFonts w:ascii="黑体" w:hAnsi="黑体" w:eastAsia="黑体" w:cs="黑体"/>
+          <w:sz w:val="24"/>
+          <w:szCs w:val="24"/>
+        </w:rPr>
+      </w:pPr>
+      <w:r>
+        <w:rPr>
+          <w:rFonts w:ascii="黑体" w:hAnsi="黑体" w:eastAsia="黑体" w:cs="黑体"/>
           <w:b/>
           <w:bCs/>
           <w:spacing w:val="-9"/>
@@ -3491,7 +4842,7 @@
       </w:r>
       <w:r>
         <w:rPr>
-          <w:rFonts w:ascii="黑体" w:eastAsia="黑体" w:hAnsi="黑体" w:cs="黑体"/>
+          <w:rFonts w:ascii="黑体" w:hAnsi="黑体" w:eastAsia="黑体" w:cs="黑体"/>
           <w:spacing w:val="-54"/>
           <w:position w:val="1"/>
           <w:sz w:val="24"/>
@@ -3501,7 +4852,7 @@
       </w:r>
       <w:r>
         <w:rPr>
-          <w:rFonts w:ascii="Calibri" w:eastAsia="Calibri" w:hAnsi="Calibri" w:cs="Calibri"/>
+          <w:rFonts w:ascii="Calibri" w:hAnsi="Calibri" w:eastAsia="Calibri" w:cs="Calibri"/>
           <w:b/>
           <w:bCs/>
           <w:spacing w:val="-9"/>
@@ -3513,7 +4864,7 @@
       </w:r>
       <w:r>
         <w:rPr>
-          <w:rFonts w:ascii="Calibri" w:eastAsia="Calibri" w:hAnsi="Calibri" w:cs="Calibri"/>
+          <w:rFonts w:ascii="Calibri" w:hAnsi="Calibri" w:eastAsia="Calibri" w:cs="Calibri"/>
           <w:b/>
           <w:bCs/>
           <w:spacing w:val="13"/>
@@ -3525,7 +4876,7 @@
       </w:r>
       <w:r>
         <w:rPr>
-          <w:rFonts w:ascii="黑体" w:eastAsia="黑体" w:hAnsi="黑体" w:cs="黑体"/>
+          <w:rFonts w:ascii="黑体" w:hAnsi="黑体" w:eastAsia="黑体" w:cs="黑体"/>
           <w:b/>
           <w:bCs/>
           <w:spacing w:val="-9"/>
@@ -3538,75 +4889,76 @@
     </w:p>
     <w:p>
       <w:pPr>
-        <w:pStyle w:val="3"/>
-        <w:bidi w:val="0"/>
-      </w:pPr>
-      <w:bookmarkStart w:id="13" w:name="_Toc4612"/>
+        <w:pStyle w:val="29"/>
+        <w:keepNext w:val="0"/>
+        <w:keepLines w:val="0"/>
+        <w:pageBreakBefore w:val="0"/>
+        <w:widowControl w:val="0"/>
+        <w:kinsoku w:val="0"/>
+        <w:wordWrap/>
+        <w:overflowPunct/>
+        <w:topLinePunct w:val="0"/>
+        <w:autoSpaceDE w:val="0"/>
+        <w:autoSpaceDN w:val="0"/>
+        <w:bidi w:val="0"/>
+        <w:adjustRightInd w:val="0"/>
+        <w:snapToGrid w:val="0"/>
+        <w:textAlignment w:val="baseline"/>
+      </w:pPr>
+      <w:bookmarkStart w:id="12" w:name="_Toc23408"/>
       <w:r>
         <w:t>管理评审准备</w:t>
       </w:r>
-      <w:bookmarkEnd w:id="13"/>
-    </w:p>
-    <w:p>
-      <w:pPr>
-        <w:spacing w:before="295" w:line="338" w:lineRule="exact"/>
-        <w:ind w:left="22"/>
-        <w:rPr>
-          <w:rFonts w:ascii="宋体" w:eastAsia="宋体" w:hAnsi="宋体" w:cs="宋体"/>
-          <w:sz w:val="24"/>
-          <w:szCs w:val="24"/>
-        </w:rPr>
-      </w:pPr>
-      <w:r>
-        <w:rPr>
-          <w:rFonts w:ascii="Calibri" w:eastAsia="Calibri" w:hAnsi="Calibri" w:cs="Calibri"/>
-          <w:b/>
-          <w:bCs/>
-          <w:spacing w:val="-6"/>
-          <w:position w:val="1"/>
-          <w:sz w:val="24"/>
-          <w:szCs w:val="24"/>
-        </w:rPr>
-        <w:t>4.3.1.1</w:t>
-      </w:r>
-      <w:r>
-        <w:rPr>
-          <w:rFonts w:ascii="Calibri" w:eastAsia="Calibri" w:hAnsi="Calibri" w:cs="Calibri"/>
-          <w:b/>
-          <w:bCs/>
-          <w:spacing w:val="23"/>
-          <w:w w:val="101"/>
-          <w:position w:val="1"/>
-          <w:sz w:val="24"/>
-          <w:szCs w:val="24"/>
-        </w:rPr>
-        <w:t xml:space="preserve">  </w:t>
-      </w:r>
-      <w:r>
-        <w:rPr>
-          <w:rFonts w:ascii="宋体" w:eastAsia="宋体" w:hAnsi="宋体" w:cs="宋体"/>
-          <w:b/>
-          <w:bCs/>
-          <w:spacing w:val="-6"/>
-          <w:position w:val="1"/>
-          <w:sz w:val="24"/>
-          <w:szCs w:val="24"/>
-        </w:rPr>
+      <w:bookmarkEnd w:id="12"/>
+    </w:p>
+    <w:p>
+      <w:pPr>
+        <w:pStyle w:val="40"/>
+        <w:keepNext w:val="0"/>
+        <w:keepLines w:val="0"/>
+        <w:pageBreakBefore w:val="0"/>
+        <w:widowControl w:val="0"/>
+        <w:kinsoku w:val="0"/>
+        <w:wordWrap/>
+        <w:overflowPunct/>
+        <w:topLinePunct w:val="0"/>
+        <w:autoSpaceDE w:val="0"/>
+        <w:autoSpaceDN w:val="0"/>
+        <w:bidi w:val="0"/>
+        <w:adjustRightInd w:val="0"/>
+        <w:snapToGrid w:val="0"/>
+        <w:textAlignment w:val="baseline"/>
+      </w:pPr>
+      <w:r>
         <w:t>下达召开管理评审通知</w:t>
       </w:r>
     </w:p>
     <w:p>
       <w:pPr>
-        <w:pStyle w:val="BodyText"/>
+        <w:pStyle w:val="12"/>
+        <w:keepNext w:val="0"/>
+        <w:keepLines w:val="0"/>
+        <w:pageBreakBefore w:val="0"/>
+        <w:widowControl w:val="0"/>
+        <w:kinsoku w:val="0"/>
+        <w:wordWrap/>
+        <w:overflowPunct/>
+        <w:topLinePunct w:val="0"/>
+        <w:autoSpaceDE w:val="0"/>
+        <w:autoSpaceDN w:val="0"/>
+        <w:bidi w:val="0"/>
+        <w:adjustRightInd w:val="0"/>
+        <w:snapToGrid w:val="0"/>
         <w:spacing w:line="250" w:lineRule="auto"/>
-      </w:pPr>
-    </w:p>
-    <w:p>
-      <w:pPr>
-        <w:keepNext w:val="0"/>
-        <w:keepLines w:val="0"/>
-        <w:pageBreakBefore w:val="0"/>
-        <w:widowControl/>
+        <w:textAlignment w:val="baseline"/>
+      </w:pPr>
+    </w:p>
+    <w:p>
+      <w:pPr>
+        <w:keepNext w:val="0"/>
+        <w:keepLines w:val="0"/>
+        <w:pageBreakBefore w:val="0"/>
+        <w:widowControl w:val="0"/>
         <w:kinsoku w:val="0"/>
         <w:wordWrap/>
         <w:overflowPunct/>
@@ -3617,10 +4969,10 @@
         <w:adjustRightInd w:val="0"/>
         <w:snapToGrid w:val="0"/>
         <w:spacing w:line="360" w:lineRule="auto"/>
-        <w:ind w:firstLine="420" w:firstLineChars="200"/>
-        <w:textAlignment w:val="baseline"/>
-        <w:rPr>
-          <w:rFonts w:ascii="宋体" w:eastAsia="宋体" w:hAnsi="宋体" w:cs="宋体"/>
+        <w:ind w:firstLine="484" w:firstLineChars="200"/>
+        <w:textAlignment w:val="baseline"/>
+        <w:rPr>
+          <w:rFonts w:ascii="宋体" w:hAnsi="宋体" w:eastAsia="宋体" w:cs="宋体"/>
           <w:spacing w:val="1"/>
           <w:sz w:val="24"/>
           <w:szCs w:val="24"/>
@@ -3628,7 +4980,7 @@
       </w:pPr>
       <w:r>
         <w:rPr>
-          <w:rFonts w:ascii="宋体" w:eastAsia="宋体" w:hAnsi="宋体" w:cs="宋体"/>
+          <w:rFonts w:ascii="宋体" w:hAnsi="宋体" w:eastAsia="宋体" w:cs="宋体"/>
           <w:spacing w:val="1"/>
           <w:sz w:val="24"/>
           <w:szCs w:val="24"/>
@@ -3638,64 +4990,52 @@
     </w:p>
     <w:p>
       <w:pPr>
-        <w:spacing w:before="100" w:line="338" w:lineRule="exact"/>
-        <w:ind w:left="22"/>
-        <w:rPr>
-          <w:rFonts w:ascii="宋体" w:eastAsia="宋体" w:hAnsi="宋体" w:cs="宋体"/>
-          <w:sz w:val="24"/>
-          <w:szCs w:val="24"/>
-        </w:rPr>
-      </w:pPr>
-      <w:r>
-        <w:rPr>
-          <w:rFonts w:ascii="Calibri" w:eastAsia="Calibri" w:hAnsi="Calibri" w:cs="Calibri"/>
-          <w:b/>
-          <w:bCs/>
-          <w:spacing w:val="-6"/>
-          <w:position w:val="1"/>
-          <w:sz w:val="24"/>
-          <w:szCs w:val="24"/>
-        </w:rPr>
-        <w:t>4.3.1.2</w:t>
-      </w:r>
-      <w:r>
-        <w:rPr>
-          <w:rFonts w:ascii="Calibri" w:eastAsia="Calibri" w:hAnsi="Calibri" w:cs="Calibri"/>
-          <w:b/>
-          <w:bCs/>
-          <w:spacing w:val="39"/>
-          <w:w w:val="101"/>
-          <w:position w:val="1"/>
-          <w:sz w:val="24"/>
-          <w:szCs w:val="24"/>
-        </w:rPr>
-        <w:t xml:space="preserve"> </w:t>
-      </w:r>
-      <w:r>
-        <w:rPr>
-          <w:rFonts w:ascii="宋体" w:eastAsia="宋体" w:hAnsi="宋体" w:cs="宋体"/>
-          <w:b/>
-          <w:bCs/>
-          <w:spacing w:val="-6"/>
-          <w:position w:val="1"/>
-          <w:sz w:val="24"/>
-          <w:szCs w:val="24"/>
-        </w:rPr>
-        <w:t>制定管理评审计划</w:t>
-      </w:r>
-    </w:p>
-    <w:p>
-      <w:pPr>
-        <w:pStyle w:val="BodyText"/>
+        <w:pStyle w:val="40"/>
+        <w:keepNext w:val="0"/>
+        <w:keepLines w:val="0"/>
+        <w:pageBreakBefore w:val="0"/>
+        <w:widowControl w:val="0"/>
+        <w:kinsoku w:val="0"/>
+        <w:wordWrap/>
+        <w:overflowPunct/>
+        <w:topLinePunct w:val="0"/>
+        <w:autoSpaceDE w:val="0"/>
+        <w:autoSpaceDN w:val="0"/>
+        <w:bidi w:val="0"/>
+        <w:adjustRightInd w:val="0"/>
+        <w:snapToGrid w:val="0"/>
+        <w:textAlignment w:val="baseline"/>
+      </w:pPr>
+      <w:r>
+        <w:t xml:space="preserve"> 制定管理评审计划</w:t>
+      </w:r>
+    </w:p>
+    <w:p>
+      <w:pPr>
+        <w:pStyle w:val="12"/>
+        <w:keepNext w:val="0"/>
+        <w:keepLines w:val="0"/>
+        <w:pageBreakBefore w:val="0"/>
+        <w:widowControl w:val="0"/>
+        <w:kinsoku w:val="0"/>
+        <w:wordWrap/>
+        <w:overflowPunct/>
+        <w:topLinePunct w:val="0"/>
+        <w:autoSpaceDE w:val="0"/>
+        <w:autoSpaceDN w:val="0"/>
+        <w:bidi w:val="0"/>
+        <w:adjustRightInd w:val="0"/>
+        <w:snapToGrid w:val="0"/>
         <w:spacing w:line="251" w:lineRule="auto"/>
-      </w:pPr>
-    </w:p>
-    <w:p>
-      <w:pPr>
-        <w:keepNext w:val="0"/>
-        <w:keepLines w:val="0"/>
-        <w:pageBreakBefore w:val="0"/>
-        <w:widowControl/>
+        <w:textAlignment w:val="baseline"/>
+      </w:pPr>
+    </w:p>
+    <w:p>
+      <w:pPr>
+        <w:keepNext w:val="0"/>
+        <w:keepLines w:val="0"/>
+        <w:pageBreakBefore w:val="0"/>
+        <w:widowControl w:val="0"/>
         <w:kinsoku w:val="0"/>
         <w:wordWrap/>
         <w:overflowPunct/>
@@ -3706,10 +5046,10 @@
         <w:adjustRightInd w:val="0"/>
         <w:snapToGrid w:val="0"/>
         <w:spacing w:line="360" w:lineRule="auto"/>
-        <w:ind w:firstLine="420" w:firstLineChars="200"/>
-        <w:textAlignment w:val="baseline"/>
-        <w:rPr>
-          <w:rFonts w:ascii="宋体" w:eastAsia="宋体" w:hAnsi="宋体" w:cs="宋体"/>
+        <w:ind w:firstLine="484" w:firstLineChars="200"/>
+        <w:textAlignment w:val="baseline"/>
+        <w:rPr>
+          <w:rFonts w:ascii="宋体" w:hAnsi="宋体" w:eastAsia="宋体" w:cs="宋体"/>
           <w:spacing w:val="1"/>
           <w:sz w:val="24"/>
           <w:szCs w:val="24"/>
@@ -3717,7 +5057,7 @@
       </w:pPr>
       <w:r>
         <w:rPr>
-          <w:rFonts w:ascii="宋体" w:eastAsia="宋体" w:hAnsi="宋体" w:cs="宋体"/>
+          <w:rFonts w:ascii="宋体" w:hAnsi="宋体" w:eastAsia="宋体" w:cs="宋体"/>
           <w:spacing w:val="1"/>
           <w:sz w:val="24"/>
           <w:szCs w:val="24"/>
@@ -3730,7 +5070,7 @@
         <w:keepNext w:val="0"/>
         <w:keepLines w:val="0"/>
         <w:pageBreakBefore w:val="0"/>
-        <w:widowControl/>
+        <w:widowControl w:val="0"/>
         <w:kinsoku w:val="0"/>
         <w:wordWrap/>
         <w:overflowPunct/>
@@ -3741,10 +5081,10 @@
         <w:adjustRightInd w:val="0"/>
         <w:snapToGrid w:val="0"/>
         <w:spacing w:line="360" w:lineRule="auto"/>
-        <w:ind w:left="484" w:hanging="420" w:hangingChars="200"/>
-        <w:textAlignment w:val="baseline"/>
-        <w:rPr>
-          <w:rFonts w:ascii="宋体" w:eastAsia="宋体" w:hAnsi="宋体" w:cs="宋体"/>
+        <w:ind w:left="484" w:hanging="484" w:hangingChars="200"/>
+        <w:textAlignment w:val="baseline"/>
+        <w:rPr>
+          <w:rFonts w:ascii="宋体" w:hAnsi="宋体" w:eastAsia="宋体" w:cs="宋体"/>
           <w:spacing w:val="1"/>
           <w:sz w:val="24"/>
           <w:szCs w:val="24"/>
@@ -3752,7 +5092,7 @@
       </w:pPr>
       <w:r>
         <w:rPr>
-          <w:rFonts w:ascii="宋体" w:eastAsia="宋体" w:hAnsi="宋体" w:cs="宋体"/>
+          <w:rFonts w:ascii="宋体" w:hAnsi="宋体" w:eastAsia="宋体" w:cs="宋体"/>
           <w:spacing w:val="1"/>
           <w:sz w:val="24"/>
           <w:szCs w:val="24"/>
@@ -3771,7 +5111,7 @@
                     <pic:cNvPicPr/>
                   </pic:nvPicPr>
                   <pic:blipFill>
-                    <a:blip xmlns:r="http://schemas.openxmlformats.org/officeDocument/2006/relationships" r:embed="rId4"/>
+                    <a:blip r:embed="rId7"/>
                     <a:stretch>
                       <a:fillRect/>
                     </a:stretch>
@@ -3793,7 +5133,7 @@
       </w:r>
       <w:r>
         <w:rPr>
-          <w:rFonts w:ascii="宋体" w:eastAsia="宋体" w:hAnsi="宋体" w:cs="宋体"/>
+          <w:rFonts w:ascii="宋体" w:hAnsi="宋体" w:eastAsia="宋体" w:cs="宋体"/>
           <w:spacing w:val="1"/>
           <w:sz w:val="24"/>
           <w:szCs w:val="24"/>
@@ -3806,7 +5146,7 @@
         <w:keepNext w:val="0"/>
         <w:keepLines w:val="0"/>
         <w:pageBreakBefore w:val="0"/>
-        <w:widowControl/>
+        <w:widowControl w:val="0"/>
         <w:kinsoku w:val="0"/>
         <w:wordWrap/>
         <w:overflowPunct/>
@@ -3817,10 +5157,10 @@
         <w:adjustRightInd w:val="0"/>
         <w:snapToGrid w:val="0"/>
         <w:spacing w:line="360" w:lineRule="auto"/>
-        <w:ind w:left="484" w:hanging="420" w:hangingChars="200"/>
-        <w:textAlignment w:val="baseline"/>
-        <w:rPr>
-          <w:rFonts w:ascii="宋体" w:eastAsia="宋体" w:hAnsi="宋体" w:cs="宋体"/>
+        <w:ind w:left="484" w:hanging="484" w:hangingChars="200"/>
+        <w:textAlignment w:val="baseline"/>
+        <w:rPr>
+          <w:rFonts w:ascii="宋体" w:hAnsi="宋体" w:eastAsia="宋体" w:cs="宋体"/>
           <w:spacing w:val="1"/>
           <w:sz w:val="24"/>
           <w:szCs w:val="24"/>
@@ -3828,7 +5168,7 @@
       </w:pPr>
       <w:r>
         <w:rPr>
-          <w:rFonts w:ascii="宋体" w:eastAsia="宋体" w:hAnsi="宋体" w:cs="宋体"/>
+          <w:rFonts w:ascii="宋体" w:hAnsi="宋体" w:eastAsia="宋体" w:cs="宋体"/>
           <w:spacing w:val="1"/>
           <w:sz w:val="24"/>
           <w:szCs w:val="24"/>
@@ -3847,7 +5187,7 @@
                     <pic:cNvPicPr/>
                   </pic:nvPicPr>
                   <pic:blipFill>
-                    <a:blip xmlns:r="http://schemas.openxmlformats.org/officeDocument/2006/relationships" r:embed="rId10"/>
+                    <a:blip r:embed="rId13"/>
                     <a:stretch>
                       <a:fillRect/>
                     </a:stretch>
@@ -3869,7 +5209,7 @@
       </w:r>
       <w:r>
         <w:rPr>
-          <w:rFonts w:ascii="宋体" w:eastAsia="宋体" w:hAnsi="宋体" w:cs="宋体"/>
+          <w:rFonts w:ascii="宋体" w:hAnsi="宋体" w:eastAsia="宋体" w:cs="宋体"/>
           <w:spacing w:val="1"/>
           <w:sz w:val="24"/>
           <w:szCs w:val="24"/>
@@ -3882,7 +5222,7 @@
         <w:keepNext w:val="0"/>
         <w:keepLines w:val="0"/>
         <w:pageBreakBefore w:val="0"/>
-        <w:widowControl/>
+        <w:widowControl w:val="0"/>
         <w:kinsoku w:val="0"/>
         <w:wordWrap/>
         <w:overflowPunct/>
@@ -3893,10 +5233,10 @@
         <w:adjustRightInd w:val="0"/>
         <w:snapToGrid w:val="0"/>
         <w:spacing w:line="360" w:lineRule="auto"/>
-        <w:ind w:left="484" w:hanging="420" w:hangingChars="200"/>
-        <w:textAlignment w:val="baseline"/>
-        <w:rPr>
-          <w:rFonts w:ascii="宋体" w:eastAsia="宋体" w:hAnsi="宋体" w:cs="宋体"/>
+        <w:ind w:left="484" w:hanging="484" w:hangingChars="200"/>
+        <w:textAlignment w:val="baseline"/>
+        <w:rPr>
+          <w:rFonts w:ascii="宋体" w:hAnsi="宋体" w:eastAsia="宋体" w:cs="宋体"/>
           <w:spacing w:val="1"/>
           <w:sz w:val="24"/>
           <w:szCs w:val="24"/>
@@ -3904,7 +5244,7 @@
       </w:pPr>
       <w:r>
         <w:rPr>
-          <w:rFonts w:ascii="宋体" w:eastAsia="宋体" w:hAnsi="宋体" w:cs="宋体"/>
+          <w:rFonts w:ascii="宋体" w:hAnsi="宋体" w:eastAsia="宋体" w:cs="宋体"/>
           <w:spacing w:val="1"/>
           <w:sz w:val="24"/>
           <w:szCs w:val="24"/>
@@ -3923,7 +5263,7 @@
                     <pic:cNvPicPr/>
                   </pic:nvPicPr>
                   <pic:blipFill>
-                    <a:blip xmlns:r="http://schemas.openxmlformats.org/officeDocument/2006/relationships" r:embed="rId11"/>
+                    <a:blip r:embed="rId14"/>
                     <a:stretch>
                       <a:fillRect/>
                     </a:stretch>
@@ -3945,7 +5285,7 @@
       </w:r>
       <w:r>
         <w:rPr>
-          <w:rFonts w:ascii="宋体" w:eastAsia="宋体" w:hAnsi="宋体" w:cs="宋体"/>
+          <w:rFonts w:ascii="宋体" w:hAnsi="宋体" w:eastAsia="宋体" w:cs="宋体"/>
           <w:spacing w:val="1"/>
           <w:sz w:val="24"/>
           <w:szCs w:val="24"/>
@@ -3958,7 +5298,7 @@
         <w:keepNext w:val="0"/>
         <w:keepLines w:val="0"/>
         <w:pageBreakBefore w:val="0"/>
-        <w:widowControl/>
+        <w:widowControl w:val="0"/>
         <w:kinsoku w:val="0"/>
         <w:wordWrap/>
         <w:overflowPunct/>
@@ -3969,10 +5309,10 @@
         <w:adjustRightInd w:val="0"/>
         <w:snapToGrid w:val="0"/>
         <w:spacing w:line="360" w:lineRule="auto"/>
-        <w:ind w:left="484" w:hanging="420" w:hangingChars="200"/>
-        <w:textAlignment w:val="baseline"/>
-        <w:rPr>
-          <w:rFonts w:ascii="宋体" w:eastAsia="宋体" w:hAnsi="宋体" w:cs="宋体"/>
+        <w:ind w:left="484" w:hanging="484" w:hangingChars="200"/>
+        <w:textAlignment w:val="baseline"/>
+        <w:rPr>
+          <w:rFonts w:ascii="宋体" w:hAnsi="宋体" w:eastAsia="宋体" w:cs="宋体"/>
           <w:spacing w:val="1"/>
           <w:sz w:val="24"/>
           <w:szCs w:val="24"/>
@@ -3980,7 +5320,7 @@
       </w:pPr>
       <w:r>
         <w:rPr>
-          <w:rFonts w:ascii="宋体" w:eastAsia="宋体" w:hAnsi="宋体" w:cs="宋体"/>
+          <w:rFonts w:ascii="宋体" w:hAnsi="宋体" w:eastAsia="宋体" w:cs="宋体"/>
           <w:spacing w:val="1"/>
           <w:sz w:val="24"/>
           <w:szCs w:val="24"/>
@@ -3999,7 +5339,7 @@
                     <pic:cNvPicPr/>
                   </pic:nvPicPr>
                   <pic:blipFill>
-                    <a:blip xmlns:r="http://schemas.openxmlformats.org/officeDocument/2006/relationships" r:embed="rId5"/>
+                    <a:blip r:embed="rId8"/>
                     <a:stretch>
                       <a:fillRect/>
                     </a:stretch>
@@ -4021,7 +5361,7 @@
       </w:r>
       <w:r>
         <w:rPr>
-          <w:rFonts w:ascii="宋体" w:eastAsia="宋体" w:hAnsi="宋体" w:cs="宋体"/>
+          <w:rFonts w:ascii="宋体" w:hAnsi="宋体" w:eastAsia="宋体" w:cs="宋体"/>
           <w:spacing w:val="1"/>
           <w:sz w:val="24"/>
           <w:szCs w:val="24"/>
@@ -4034,7 +5374,7 @@
         <w:keepNext w:val="0"/>
         <w:keepLines w:val="0"/>
         <w:pageBreakBefore w:val="0"/>
-        <w:widowControl/>
+        <w:widowControl w:val="0"/>
         <w:kinsoku w:val="0"/>
         <w:wordWrap/>
         <w:overflowPunct/>
@@ -4045,10 +5385,10 @@
         <w:adjustRightInd w:val="0"/>
         <w:snapToGrid w:val="0"/>
         <w:spacing w:line="360" w:lineRule="auto"/>
-        <w:ind w:left="484" w:hanging="420" w:hangingChars="200"/>
-        <w:textAlignment w:val="baseline"/>
-        <w:rPr>
-          <w:rFonts w:ascii="宋体" w:eastAsia="宋体" w:hAnsi="宋体" w:cs="宋体"/>
+        <w:ind w:left="484" w:hanging="484" w:hangingChars="200"/>
+        <w:textAlignment w:val="baseline"/>
+        <w:rPr>
+          <w:rFonts w:ascii="宋体" w:hAnsi="宋体" w:eastAsia="宋体" w:cs="宋体"/>
           <w:spacing w:val="1"/>
           <w:sz w:val="24"/>
           <w:szCs w:val="24"/>
@@ -4056,7 +5396,7 @@
       </w:pPr>
       <w:r>
         <w:rPr>
-          <w:rFonts w:ascii="宋体" w:eastAsia="宋体" w:hAnsi="宋体" w:cs="宋体"/>
+          <w:rFonts w:ascii="宋体" w:hAnsi="宋体" w:eastAsia="宋体" w:cs="宋体"/>
           <w:spacing w:val="1"/>
           <w:sz w:val="24"/>
           <w:szCs w:val="24"/>
@@ -4075,7 +5415,7 @@
                     <pic:cNvPicPr/>
                   </pic:nvPicPr>
                   <pic:blipFill>
-                    <a:blip xmlns:r="http://schemas.openxmlformats.org/officeDocument/2006/relationships" r:embed="rId4"/>
+                    <a:blip r:embed="rId7"/>
                     <a:stretch>
                       <a:fillRect/>
                     </a:stretch>
@@ -4097,7 +5437,7 @@
       </w:r>
       <w:r>
         <w:rPr>
-          <w:rFonts w:ascii="宋体" w:eastAsia="宋体" w:hAnsi="宋体" w:cs="宋体"/>
+          <w:rFonts w:ascii="宋体" w:hAnsi="宋体" w:eastAsia="宋体" w:cs="宋体"/>
           <w:spacing w:val="1"/>
           <w:sz w:val="24"/>
           <w:szCs w:val="24"/>
@@ -4110,7 +5450,7 @@
         <w:keepNext w:val="0"/>
         <w:keepLines w:val="0"/>
         <w:pageBreakBefore w:val="0"/>
-        <w:widowControl/>
+        <w:widowControl w:val="0"/>
         <w:kinsoku w:val="0"/>
         <w:wordWrap/>
         <w:overflowPunct/>
@@ -4121,10 +5461,10 @@
         <w:adjustRightInd w:val="0"/>
         <w:snapToGrid w:val="0"/>
         <w:spacing w:line="360" w:lineRule="auto"/>
-        <w:ind w:left="484" w:hanging="420" w:hangingChars="200"/>
-        <w:textAlignment w:val="baseline"/>
-        <w:rPr>
-          <w:rFonts w:ascii="宋体" w:eastAsia="宋体" w:hAnsi="宋体" w:cs="宋体"/>
+        <w:ind w:left="484" w:hanging="484" w:hangingChars="200"/>
+        <w:textAlignment w:val="baseline"/>
+        <w:rPr>
+          <w:rFonts w:ascii="宋体" w:hAnsi="宋体" w:eastAsia="宋体" w:cs="宋体"/>
           <w:spacing w:val="1"/>
           <w:sz w:val="24"/>
           <w:szCs w:val="24"/>
@@ -4132,7 +5472,7 @@
       </w:pPr>
       <w:r>
         <w:rPr>
-          <w:rFonts w:ascii="宋体" w:eastAsia="宋体" w:hAnsi="宋体" w:cs="宋体"/>
+          <w:rFonts w:ascii="宋体" w:hAnsi="宋体" w:eastAsia="宋体" w:cs="宋体"/>
           <w:spacing w:val="1"/>
           <w:sz w:val="24"/>
           <w:szCs w:val="24"/>
@@ -4151,7 +5491,7 @@
                     <pic:cNvPicPr/>
                   </pic:nvPicPr>
                   <pic:blipFill>
-                    <a:blip xmlns:r="http://schemas.openxmlformats.org/officeDocument/2006/relationships" r:embed="rId4"/>
+                    <a:blip r:embed="rId7"/>
                     <a:stretch>
                       <a:fillRect/>
                     </a:stretch>
@@ -4173,7 +5513,7 @@
       </w:r>
       <w:r>
         <w:rPr>
-          <w:rFonts w:ascii="宋体" w:eastAsia="宋体" w:hAnsi="宋体" w:cs="宋体"/>
+          <w:rFonts w:ascii="宋体" w:hAnsi="宋体" w:eastAsia="宋体" w:cs="宋体"/>
           <w:spacing w:val="1"/>
           <w:sz w:val="24"/>
           <w:szCs w:val="24"/>
@@ -4186,7 +5526,7 @@
         <w:keepNext w:val="0"/>
         <w:keepLines w:val="0"/>
         <w:pageBreakBefore w:val="0"/>
-        <w:widowControl/>
+        <w:widowControl w:val="0"/>
         <w:kinsoku w:val="0"/>
         <w:wordWrap/>
         <w:overflowPunct/>
@@ -4197,10 +5537,10 @@
         <w:adjustRightInd w:val="0"/>
         <w:snapToGrid w:val="0"/>
         <w:spacing w:line="360" w:lineRule="auto"/>
-        <w:ind w:left="484" w:hanging="420" w:hangingChars="200"/>
-        <w:textAlignment w:val="baseline"/>
-        <w:rPr>
-          <w:rFonts w:ascii="宋体" w:eastAsia="宋体" w:hAnsi="宋体" w:cs="宋体"/>
+        <w:ind w:left="484" w:hanging="484" w:hangingChars="200"/>
+        <w:textAlignment w:val="baseline"/>
+        <w:rPr>
+          <w:rFonts w:ascii="宋体" w:hAnsi="宋体" w:eastAsia="宋体" w:cs="宋体"/>
           <w:spacing w:val="1"/>
           <w:sz w:val="24"/>
           <w:szCs w:val="24"/>
@@ -4208,7 +5548,7 @@
       </w:pPr>
       <w:r>
         <w:rPr>
-          <w:rFonts w:ascii="宋体" w:eastAsia="宋体" w:hAnsi="宋体" w:cs="宋体"/>
+          <w:rFonts w:ascii="宋体" w:hAnsi="宋体" w:eastAsia="宋体" w:cs="宋体"/>
           <w:spacing w:val="1"/>
           <w:sz w:val="24"/>
           <w:szCs w:val="24"/>
@@ -4227,7 +5567,7 @@
                     <pic:cNvPicPr/>
                   </pic:nvPicPr>
                   <pic:blipFill>
-                    <a:blip xmlns:r="http://schemas.openxmlformats.org/officeDocument/2006/relationships" r:embed="rId7"/>
+                    <a:blip r:embed="rId10"/>
                     <a:stretch>
                       <a:fillRect/>
                     </a:stretch>
@@ -4249,7 +5589,7 @@
       </w:r>
       <w:r>
         <w:rPr>
-          <w:rFonts w:ascii="宋体" w:eastAsia="宋体" w:hAnsi="宋体" w:cs="宋体"/>
+          <w:rFonts w:ascii="宋体" w:hAnsi="宋体" w:eastAsia="宋体" w:cs="宋体"/>
           <w:spacing w:val="1"/>
           <w:sz w:val="24"/>
           <w:szCs w:val="24"/>
@@ -4259,34 +5599,10 @@
     </w:p>
     <w:p>
       <w:pPr>
-        <w:spacing w:before="78" w:line="219" w:lineRule="auto"/>
-        <w:ind w:left="20"/>
-        <w:rPr>
-          <w:rFonts w:ascii="宋体" w:eastAsia="宋体" w:hAnsi="宋体" w:cs="宋体"/>
-          <w:sz w:val="24"/>
-          <w:szCs w:val="24"/>
-        </w:rPr>
-      </w:pPr>
-      <w:r>
-        <w:rPr>
-          <w:rFonts w:ascii="Calibri" w:eastAsia="Calibri" w:hAnsi="Calibri" w:cs="Calibri"/>
-          <w:b/>
-          <w:bCs/>
-          <w:spacing w:val="-3"/>
-          <w:sz w:val="24"/>
-          <w:szCs w:val="24"/>
-        </w:rPr>
-        <w:t xml:space="preserve">4.3.1.3  </w:t>
-      </w:r>
-      <w:r>
-        <w:rPr>
-          <w:rFonts w:ascii="宋体" w:eastAsia="宋体" w:hAnsi="宋体" w:cs="宋体"/>
-          <w:b/>
-          <w:bCs/>
-          <w:spacing w:val="-3"/>
-          <w:sz w:val="24"/>
-          <w:szCs w:val="24"/>
-        </w:rPr>
+        <w:pStyle w:val="40"/>
+        <w:bidi w:val="0"/>
+      </w:pPr>
+      <w:r>
         <w:t>评审输入的整理和发放</w:t>
       </w:r>
     </w:p>
@@ -4295,7 +5611,7 @@
         <w:keepNext w:val="0"/>
         <w:keepLines w:val="0"/>
         <w:pageBreakBefore w:val="0"/>
-        <w:widowControl/>
+        <w:widowControl w:val="0"/>
         <w:kinsoku w:val="0"/>
         <w:wordWrap/>
         <w:overflowPunct/>
@@ -4306,10 +5622,10 @@
         <w:adjustRightInd w:val="0"/>
         <w:snapToGrid w:val="0"/>
         <w:spacing w:line="360" w:lineRule="auto"/>
-        <w:ind w:firstLine="420" w:firstLineChars="200"/>
-        <w:textAlignment w:val="baseline"/>
-        <w:rPr>
-          <w:rFonts w:ascii="宋体" w:eastAsia="宋体" w:hAnsi="宋体" w:cs="宋体"/>
+        <w:ind w:firstLine="484" w:firstLineChars="200"/>
+        <w:textAlignment w:val="baseline"/>
+        <w:rPr>
+          <w:rFonts w:ascii="宋体" w:hAnsi="宋体" w:eastAsia="宋体" w:cs="宋体"/>
           <w:spacing w:val="1"/>
           <w:sz w:val="24"/>
           <w:szCs w:val="24"/>
@@ -4317,7 +5633,7 @@
       </w:pPr>
       <w:r>
         <w:rPr>
-          <w:rFonts w:ascii="宋体" w:eastAsia="宋体" w:hAnsi="宋体" w:cs="宋体"/>
+          <w:rFonts w:ascii="宋体" w:hAnsi="宋体" w:eastAsia="宋体" w:cs="宋体"/>
           <w:spacing w:val="1"/>
           <w:sz w:val="24"/>
           <w:szCs w:val="24"/>
@@ -4327,14 +5643,86 @@
     </w:p>
     <w:p>
       <w:pPr>
-        <w:pStyle w:val="3"/>
-        <w:bidi w:val="0"/>
-      </w:pPr>
-      <w:bookmarkStart w:id="14" w:name="bookmark1"/>
+        <w:pStyle w:val="29"/>
+        <w:keepNext w:val="0"/>
+        <w:keepLines w:val="0"/>
+        <w:pageBreakBefore w:val="0"/>
+        <w:widowControl w:val="0"/>
+        <w:kinsoku w:val="0"/>
+        <w:wordWrap/>
+        <w:overflowPunct/>
+        <w:topLinePunct w:val="0"/>
+        <w:autoSpaceDE w:val="0"/>
+        <w:autoSpaceDN w:val="0"/>
+        <w:bidi w:val="0"/>
+        <w:adjustRightInd w:val="0"/>
+        <w:snapToGrid w:val="0"/>
+        <w:textAlignment w:val="baseline"/>
+      </w:pPr>
+      <w:bookmarkStart w:id="13" w:name="bookmark1"/>
+      <w:bookmarkEnd w:id="13"/>
+      <w:bookmarkStart w:id="14" w:name="_Toc3416"/>
+      <w:r>
+        <w:t>召开管理评审会议</w:t>
+      </w:r>
       <w:bookmarkEnd w:id="14"/>
-      <w:bookmarkStart w:id="15" w:name="_Toc8811"/>
-      <w:r>
-        <w:t>召开管理评审会议</w:t>
+    </w:p>
+    <w:p>
+      <w:pPr>
+        <w:keepNext w:val="0"/>
+        <w:keepLines w:val="0"/>
+        <w:pageBreakBefore w:val="0"/>
+        <w:widowControl w:val="0"/>
+        <w:kinsoku w:val="0"/>
+        <w:wordWrap/>
+        <w:overflowPunct/>
+        <w:topLinePunct w:val="0"/>
+        <w:autoSpaceDE w:val="0"/>
+        <w:autoSpaceDN w:val="0"/>
+        <w:bidi w:val="0"/>
+        <w:adjustRightInd w:val="0"/>
+        <w:snapToGrid w:val="0"/>
+        <w:spacing w:line="360" w:lineRule="auto"/>
+        <w:ind w:firstLine="484" w:firstLineChars="200"/>
+        <w:textAlignment w:val="baseline"/>
+        <w:rPr>
+          <w:rFonts w:ascii="宋体" w:hAnsi="宋体" w:eastAsia="宋体" w:cs="宋体"/>
+          <w:spacing w:val="1"/>
+          <w:sz w:val="24"/>
+          <w:szCs w:val="24"/>
+        </w:rPr>
+      </w:pPr>
+      <w:r>
+        <w:rPr>
+          <w:rFonts w:ascii="宋体" w:hAnsi="宋体" w:eastAsia="宋体" w:cs="宋体"/>
+          <w:spacing w:val="1"/>
+          <w:sz w:val="24"/>
+          <w:szCs w:val="24"/>
+        </w:rPr>
+        <w:t>由管理者代表主持召开管理评审会议，对管理评审输入资料内容进行评审，参加会议人员进行充分评价后，做出评审结论（必要时由总经理确定，辅以现场审查），质量部负责会议评审的记录和保存。</w:t>
+      </w:r>
+    </w:p>
+    <w:p>
+      <w:pPr>
+        <w:pStyle w:val="29"/>
+        <w:keepNext w:val="0"/>
+        <w:keepLines w:val="0"/>
+        <w:pageBreakBefore w:val="0"/>
+        <w:widowControl w:val="0"/>
+        <w:kinsoku w:val="0"/>
+        <w:wordWrap/>
+        <w:overflowPunct/>
+        <w:topLinePunct w:val="0"/>
+        <w:autoSpaceDE w:val="0"/>
+        <w:autoSpaceDN w:val="0"/>
+        <w:bidi w:val="0"/>
+        <w:adjustRightInd w:val="0"/>
+        <w:snapToGrid w:val="0"/>
+        <w:textAlignment w:val="baseline"/>
+      </w:pPr>
+      <w:bookmarkStart w:id="15" w:name="_Toc16894"/>
+      <w:r>
+        <w:t>编写管理评审报告</w:t>
       </w:r>
       <w:bookmarkEnd w:id="15"/>
     </w:p>
@@ -4343,7 +5731,7 @@
         <w:keepNext w:val="0"/>
         <w:keepLines w:val="0"/>
         <w:pageBreakBefore w:val="0"/>
-        <w:widowControl/>
+        <w:widowControl w:val="0"/>
         <w:kinsoku w:val="0"/>
         <w:wordWrap/>
         <w:overflowPunct/>
@@ -4354,10 +5742,10 @@
         <w:adjustRightInd w:val="0"/>
         <w:snapToGrid w:val="0"/>
         <w:spacing w:line="360" w:lineRule="auto"/>
-        <w:ind w:firstLine="420" w:firstLineChars="200"/>
-        <w:textAlignment w:val="baseline"/>
-        <w:rPr>
-          <w:rFonts w:ascii="宋体" w:eastAsia="宋体" w:hAnsi="宋体" w:cs="宋体"/>
+        <w:ind w:firstLine="484" w:firstLineChars="200"/>
+        <w:textAlignment w:val="baseline"/>
+        <w:rPr>
+          <w:rFonts w:ascii="宋体" w:hAnsi="宋体" w:eastAsia="宋体" w:cs="宋体"/>
           <w:spacing w:val="1"/>
           <w:sz w:val="24"/>
           <w:szCs w:val="24"/>
@@ -4365,31 +5753,20 @@
       </w:pPr>
       <w:r>
         <w:rPr>
-          <w:rFonts w:ascii="宋体" w:eastAsia="宋体" w:hAnsi="宋体" w:cs="宋体"/>
+          <w:rFonts w:ascii="宋体" w:hAnsi="宋体" w:eastAsia="宋体" w:cs="宋体"/>
           <w:spacing w:val="1"/>
           <w:sz w:val="24"/>
           <w:szCs w:val="24"/>
         </w:rPr>
-        <w:t>由管理者代表主持召开管理评审会议，对管理评审输入资料内容进行评审，参加会议人员进行充分评价后，做出评审结论（必要时由总经理确定，辅以现场审查），质量部负责会议评审的记录和保存。</w:t>
-      </w:r>
-    </w:p>
-    <w:p>
-      <w:pPr>
-        <w:pStyle w:val="3"/>
-        <w:bidi w:val="0"/>
-      </w:pPr>
-      <w:bookmarkStart w:id="16" w:name="_Toc8887"/>
-      <w:r>
-        <w:t>编写管理评审报告</w:t>
-      </w:r>
-      <w:bookmarkEnd w:id="16"/>
-    </w:p>
-    <w:p>
-      <w:pPr>
-        <w:keepNext w:val="0"/>
-        <w:keepLines w:val="0"/>
-        <w:pageBreakBefore w:val="0"/>
-        <w:widowControl/>
+        <w:t>质量部根据会议记录的内容编写《管理评审报告》。《管理评审报告》整理完成后报总经理审批。管理评审报告的内容（输出）一般包括：</w:t>
+      </w:r>
+    </w:p>
+    <w:p>
+      <w:pPr>
+        <w:keepNext w:val="0"/>
+        <w:keepLines w:val="0"/>
+        <w:pageBreakBefore w:val="0"/>
+        <w:widowControl w:val="0"/>
         <w:kinsoku w:val="0"/>
         <w:wordWrap/>
         <w:overflowPunct/>
@@ -4400,10 +5777,10 @@
         <w:adjustRightInd w:val="0"/>
         <w:snapToGrid w:val="0"/>
         <w:spacing w:line="360" w:lineRule="auto"/>
-        <w:ind w:firstLine="420" w:firstLineChars="200"/>
-        <w:textAlignment w:val="baseline"/>
-        <w:rPr>
-          <w:rFonts w:ascii="宋体" w:eastAsia="宋体" w:hAnsi="宋体" w:cs="宋体"/>
+        <w:ind w:left="484" w:hanging="484" w:hangingChars="200"/>
+        <w:textAlignment w:val="baseline"/>
+        <w:rPr>
+          <w:rFonts w:ascii="宋体" w:hAnsi="宋体" w:eastAsia="宋体" w:cs="宋体"/>
           <w:spacing w:val="1"/>
           <w:sz w:val="24"/>
           <w:szCs w:val="24"/>
@@ -4411,42 +5788,7 @@
       </w:pPr>
       <w:r>
         <w:rPr>
-          <w:rFonts w:ascii="宋体" w:eastAsia="宋体" w:hAnsi="宋体" w:cs="宋体"/>
-          <w:spacing w:val="1"/>
-          <w:sz w:val="24"/>
-          <w:szCs w:val="24"/>
-        </w:rPr>
-        <w:t>质量部根据会议记录的内容编写《管理评审报告》。《管理评审报告》整理完成后报总经理审批。管理评审报告的内容（输出）一般包括：</w:t>
-      </w:r>
-    </w:p>
-    <w:p>
-      <w:pPr>
-        <w:keepNext w:val="0"/>
-        <w:keepLines w:val="0"/>
-        <w:pageBreakBefore w:val="0"/>
-        <w:widowControl/>
-        <w:kinsoku w:val="0"/>
-        <w:wordWrap/>
-        <w:overflowPunct/>
-        <w:topLinePunct w:val="0"/>
-        <w:autoSpaceDE w:val="0"/>
-        <w:autoSpaceDN w:val="0"/>
-        <w:bidi w:val="0"/>
-        <w:adjustRightInd w:val="0"/>
-        <w:snapToGrid w:val="0"/>
-        <w:spacing w:line="360" w:lineRule="auto"/>
-        <w:ind w:left="484" w:hanging="420" w:hangingChars="200"/>
-        <w:textAlignment w:val="baseline"/>
-        <w:rPr>
-          <w:rFonts w:ascii="宋体" w:eastAsia="宋体" w:hAnsi="宋体" w:cs="宋体"/>
-          <w:spacing w:val="1"/>
-          <w:sz w:val="24"/>
-          <w:szCs w:val="24"/>
-        </w:rPr>
-      </w:pPr>
-      <w:r>
-        <w:rPr>
-          <w:rFonts w:ascii="宋体" w:eastAsia="宋体" w:hAnsi="宋体" w:cs="宋体"/>
+          <w:rFonts w:ascii="宋体" w:hAnsi="宋体" w:eastAsia="宋体" w:cs="宋体"/>
           <w:spacing w:val="1"/>
           <w:sz w:val="24"/>
           <w:szCs w:val="24"/>
@@ -4465,7 +5807,7 @@
                     <pic:cNvPicPr/>
                   </pic:nvPicPr>
                   <pic:blipFill>
-                    <a:blip xmlns:r="http://schemas.openxmlformats.org/officeDocument/2006/relationships" r:embed="rId5"/>
+                    <a:blip r:embed="rId8"/>
                     <a:stretch>
                       <a:fillRect/>
                     </a:stretch>
@@ -4487,7 +5829,7 @@
       </w:r>
       <w:r>
         <w:rPr>
-          <w:rFonts w:ascii="宋体" w:eastAsia="宋体" w:hAnsi="宋体" w:cs="宋体"/>
+          <w:rFonts w:ascii="宋体" w:hAnsi="宋体" w:eastAsia="宋体" w:cs="宋体"/>
           <w:spacing w:val="1"/>
           <w:sz w:val="24"/>
           <w:szCs w:val="24"/>
@@ -4500,7 +5842,7 @@
         <w:keepNext w:val="0"/>
         <w:keepLines w:val="0"/>
         <w:pageBreakBefore w:val="0"/>
-        <w:widowControl/>
+        <w:widowControl w:val="0"/>
         <w:kinsoku w:val="0"/>
         <w:wordWrap/>
         <w:overflowPunct/>
@@ -4511,10 +5853,10 @@
         <w:adjustRightInd w:val="0"/>
         <w:snapToGrid w:val="0"/>
         <w:spacing w:line="360" w:lineRule="auto"/>
-        <w:ind w:left="484" w:hanging="420" w:hangingChars="200"/>
-        <w:textAlignment w:val="baseline"/>
-        <w:rPr>
-          <w:rFonts w:ascii="宋体" w:eastAsia="宋体" w:hAnsi="宋体" w:cs="宋体"/>
+        <w:ind w:left="484" w:hanging="484" w:hangingChars="200"/>
+        <w:textAlignment w:val="baseline"/>
+        <w:rPr>
+          <w:rFonts w:ascii="宋体" w:hAnsi="宋体" w:eastAsia="宋体" w:cs="宋体"/>
           <w:spacing w:val="1"/>
           <w:sz w:val="24"/>
           <w:szCs w:val="24"/>
@@ -4522,7 +5864,7 @@
       </w:pPr>
       <w:r>
         <w:rPr>
-          <w:rFonts w:ascii="宋体" w:eastAsia="宋体" w:hAnsi="宋体" w:cs="宋体"/>
+          <w:rFonts w:ascii="宋体" w:hAnsi="宋体" w:eastAsia="宋体" w:cs="宋体"/>
           <w:spacing w:val="1"/>
           <w:sz w:val="24"/>
           <w:szCs w:val="24"/>
@@ -4541,7 +5883,7 @@
                     <pic:cNvPicPr/>
                   </pic:nvPicPr>
                   <pic:blipFill>
-                    <a:blip xmlns:r="http://schemas.openxmlformats.org/officeDocument/2006/relationships" r:embed="rId4"/>
+                    <a:blip r:embed="rId7"/>
                     <a:stretch>
                       <a:fillRect/>
                     </a:stretch>
@@ -4563,7 +5905,7 @@
       </w:r>
       <w:r>
         <w:rPr>
-          <w:rFonts w:ascii="宋体" w:eastAsia="宋体" w:hAnsi="宋体" w:cs="宋体"/>
+          <w:rFonts w:ascii="宋体" w:hAnsi="宋体" w:eastAsia="宋体" w:cs="宋体"/>
           <w:spacing w:val="1"/>
           <w:sz w:val="24"/>
           <w:szCs w:val="24"/>
@@ -4576,7 +5918,7 @@
         <w:keepNext w:val="0"/>
         <w:keepLines w:val="0"/>
         <w:pageBreakBefore w:val="0"/>
-        <w:widowControl/>
+        <w:widowControl w:val="0"/>
         <w:kinsoku w:val="0"/>
         <w:wordWrap/>
         <w:overflowPunct/>
@@ -4587,10 +5929,10 @@
         <w:adjustRightInd w:val="0"/>
         <w:snapToGrid w:val="0"/>
         <w:spacing w:line="360" w:lineRule="auto"/>
-        <w:ind w:left="484" w:hanging="420" w:hangingChars="200"/>
-        <w:textAlignment w:val="baseline"/>
-        <w:rPr>
-          <w:rFonts w:ascii="宋体" w:eastAsia="宋体" w:hAnsi="宋体" w:cs="宋体"/>
+        <w:ind w:left="484" w:hanging="484" w:hangingChars="200"/>
+        <w:textAlignment w:val="baseline"/>
+        <w:rPr>
+          <w:rFonts w:ascii="宋体" w:hAnsi="宋体" w:eastAsia="宋体" w:cs="宋体"/>
           <w:spacing w:val="1"/>
           <w:sz w:val="24"/>
           <w:szCs w:val="24"/>
@@ -4598,7 +5940,7 @@
       </w:pPr>
       <w:r>
         <w:rPr>
-          <w:rFonts w:ascii="宋体" w:eastAsia="宋体" w:hAnsi="宋体" w:cs="宋体"/>
+          <w:rFonts w:ascii="宋体" w:hAnsi="宋体" w:eastAsia="宋体" w:cs="宋体"/>
           <w:spacing w:val="1"/>
           <w:sz w:val="24"/>
           <w:szCs w:val="24"/>
@@ -4617,7 +5959,7 @@
                     <pic:cNvPicPr/>
                   </pic:nvPicPr>
                   <pic:blipFill>
-                    <a:blip xmlns:r="http://schemas.openxmlformats.org/officeDocument/2006/relationships" r:embed="rId5"/>
+                    <a:blip r:embed="rId8"/>
                     <a:stretch>
                       <a:fillRect/>
                     </a:stretch>
@@ -4639,7 +5981,7 @@
       </w:r>
       <w:r>
         <w:rPr>
-          <w:rFonts w:ascii="宋体" w:eastAsia="宋体" w:hAnsi="宋体" w:cs="宋体"/>
+          <w:rFonts w:ascii="宋体" w:hAnsi="宋体" w:eastAsia="宋体" w:cs="宋体"/>
           <w:spacing w:val="1"/>
           <w:sz w:val="24"/>
           <w:szCs w:val="24"/>
@@ -4652,7 +5994,7 @@
         <w:keepNext w:val="0"/>
         <w:keepLines w:val="0"/>
         <w:pageBreakBefore w:val="0"/>
-        <w:widowControl/>
+        <w:widowControl w:val="0"/>
         <w:kinsoku w:val="0"/>
         <w:wordWrap/>
         <w:overflowPunct/>
@@ -4663,10 +6005,10 @@
         <w:adjustRightInd w:val="0"/>
         <w:snapToGrid w:val="0"/>
         <w:spacing w:line="360" w:lineRule="auto"/>
-        <w:ind w:left="484" w:hanging="420" w:hangingChars="200"/>
-        <w:textAlignment w:val="baseline"/>
-        <w:rPr>
-          <w:rFonts w:ascii="宋体" w:eastAsia="宋体" w:hAnsi="宋体" w:cs="宋体"/>
+        <w:ind w:left="484" w:hanging="484" w:hangingChars="200"/>
+        <w:textAlignment w:val="baseline"/>
+        <w:rPr>
+          <w:rFonts w:ascii="宋体" w:hAnsi="宋体" w:eastAsia="宋体" w:cs="宋体"/>
           <w:spacing w:val="1"/>
           <w:sz w:val="24"/>
           <w:szCs w:val="24"/>
@@ -4674,7 +6016,7 @@
       </w:pPr>
       <w:r>
         <w:rPr>
-          <w:rFonts w:ascii="宋体" w:eastAsia="宋体" w:hAnsi="宋体" w:cs="宋体"/>
+          <w:rFonts w:ascii="宋体" w:hAnsi="宋体" w:eastAsia="宋体" w:cs="宋体"/>
           <w:spacing w:val="1"/>
           <w:sz w:val="24"/>
           <w:szCs w:val="24"/>
@@ -4693,7 +6035,7 @@
                     <pic:cNvPicPr/>
                   </pic:nvPicPr>
                   <pic:blipFill>
-                    <a:blip xmlns:r="http://schemas.openxmlformats.org/officeDocument/2006/relationships" r:embed="rId12"/>
+                    <a:blip r:embed="rId15"/>
                     <a:stretch>
                       <a:fillRect/>
                     </a:stretch>
@@ -4715,7 +6057,7 @@
       </w:r>
       <w:r>
         <w:rPr>
-          <w:rFonts w:ascii="宋体" w:eastAsia="宋体" w:hAnsi="宋体" w:cs="宋体"/>
+          <w:rFonts w:ascii="宋体" w:hAnsi="宋体" w:eastAsia="宋体" w:cs="宋体"/>
           <w:spacing w:val="1"/>
           <w:sz w:val="24"/>
           <w:szCs w:val="24"/>
@@ -4728,7 +6070,7 @@
         <w:keepNext w:val="0"/>
         <w:keepLines w:val="0"/>
         <w:pageBreakBefore w:val="0"/>
-        <w:widowControl/>
+        <w:widowControl w:val="0"/>
         <w:kinsoku w:val="0"/>
         <w:wordWrap/>
         <w:overflowPunct/>
@@ -4739,10 +6081,10 @@
         <w:adjustRightInd w:val="0"/>
         <w:snapToGrid w:val="0"/>
         <w:spacing w:line="360" w:lineRule="auto"/>
-        <w:ind w:left="484" w:hanging="420" w:hangingChars="200"/>
-        <w:textAlignment w:val="baseline"/>
-        <w:rPr>
-          <w:rFonts w:ascii="宋体" w:eastAsia="宋体" w:hAnsi="宋体" w:cs="宋体"/>
+        <w:ind w:left="484" w:hanging="484" w:hangingChars="200"/>
+        <w:textAlignment w:val="baseline"/>
+        <w:rPr>
+          <w:rFonts w:ascii="宋体" w:hAnsi="宋体" w:eastAsia="宋体" w:cs="宋体"/>
           <w:spacing w:val="1"/>
           <w:sz w:val="24"/>
           <w:szCs w:val="24"/>
@@ -4750,7 +6092,7 @@
       </w:pPr>
       <w:r>
         <w:rPr>
-          <w:rFonts w:ascii="宋体" w:eastAsia="宋体" w:hAnsi="宋体" w:cs="宋体"/>
+          <w:rFonts w:ascii="宋体" w:hAnsi="宋体" w:eastAsia="宋体" w:cs="宋体"/>
           <w:spacing w:val="1"/>
           <w:sz w:val="24"/>
           <w:szCs w:val="24"/>
@@ -4763,7 +6105,7 @@
         <w:keepNext w:val="0"/>
         <w:keepLines w:val="0"/>
         <w:pageBreakBefore w:val="0"/>
-        <w:widowControl/>
+        <w:widowControl w:val="0"/>
         <w:kinsoku w:val="0"/>
         <w:wordWrap/>
         <w:overflowPunct/>
@@ -4774,10 +6116,10 @@
         <w:adjustRightInd w:val="0"/>
         <w:snapToGrid w:val="0"/>
         <w:spacing w:line="360" w:lineRule="auto"/>
-        <w:ind w:left="484" w:hanging="420" w:hangingChars="200"/>
-        <w:textAlignment w:val="baseline"/>
-        <w:rPr>
-          <w:rFonts w:ascii="宋体" w:eastAsia="宋体" w:hAnsi="宋体" w:cs="宋体"/>
+        <w:ind w:left="484" w:hanging="484" w:hangingChars="200"/>
+        <w:textAlignment w:val="baseline"/>
+        <w:rPr>
+          <w:rFonts w:ascii="宋体" w:hAnsi="宋体" w:eastAsia="宋体" w:cs="宋体"/>
           <w:spacing w:val="1"/>
           <w:sz w:val="24"/>
           <w:szCs w:val="24"/>
@@ -4785,7 +6127,7 @@
       </w:pPr>
       <w:r>
         <w:rPr>
-          <w:rFonts w:ascii="宋体" w:eastAsia="宋体" w:hAnsi="宋体" w:cs="宋体"/>
+          <w:rFonts w:ascii="宋体" w:hAnsi="宋体" w:eastAsia="宋体" w:cs="宋体"/>
           <w:spacing w:val="1"/>
           <w:sz w:val="24"/>
           <w:szCs w:val="24"/>
@@ -4794,7 +6136,7 @@
       </w:r>
       <w:r>
         <w:rPr>
-          <w:rFonts w:ascii="宋体" w:eastAsia="宋体" w:hAnsi="宋体" w:cs="宋体" w:hint="eastAsia"/>
+          <w:rFonts w:hint="eastAsia" w:ascii="宋体" w:hAnsi="宋体" w:eastAsia="宋体" w:cs="宋体"/>
           <w:spacing w:val="1"/>
           <w:sz w:val="24"/>
           <w:szCs w:val="24"/>
@@ -4804,7 +6146,7 @@
       </w:r>
       <w:r>
         <w:rPr>
-          <w:rFonts w:ascii="宋体" w:eastAsia="宋体" w:hAnsi="宋体" w:cs="宋体"/>
+          <w:rFonts w:ascii="宋体" w:hAnsi="宋体" w:eastAsia="宋体" w:cs="宋体"/>
           <w:spacing w:val="1"/>
           <w:sz w:val="24"/>
           <w:szCs w:val="24"/>
@@ -4817,7 +6159,7 @@
         <w:keepNext w:val="0"/>
         <w:keepLines w:val="0"/>
         <w:pageBreakBefore w:val="0"/>
-        <w:widowControl/>
+        <w:widowControl w:val="0"/>
         <w:kinsoku w:val="0"/>
         <w:wordWrap/>
         <w:overflowPunct/>
@@ -4828,10 +6170,10 @@
         <w:adjustRightInd w:val="0"/>
         <w:snapToGrid w:val="0"/>
         <w:spacing w:line="360" w:lineRule="auto"/>
-        <w:ind w:left="484" w:hanging="420" w:hangingChars="200"/>
-        <w:textAlignment w:val="baseline"/>
-        <w:rPr>
-          <w:rFonts w:ascii="宋体" w:eastAsia="宋体" w:hAnsi="宋体" w:cs="宋体"/>
+        <w:ind w:left="484" w:hanging="484" w:hangingChars="200"/>
+        <w:textAlignment w:val="baseline"/>
+        <w:rPr>
+          <w:rFonts w:ascii="宋体" w:hAnsi="宋体" w:eastAsia="宋体" w:cs="宋体"/>
           <w:spacing w:val="1"/>
           <w:sz w:val="24"/>
           <w:szCs w:val="24"/>
@@ -4839,7 +6181,7 @@
       </w:pPr>
       <w:r>
         <w:rPr>
-          <w:rFonts w:ascii="宋体" w:eastAsia="宋体" w:hAnsi="宋体" w:cs="宋体"/>
+          <w:rFonts w:ascii="宋体" w:hAnsi="宋体" w:eastAsia="宋体" w:cs="宋体"/>
           <w:spacing w:val="1"/>
           <w:sz w:val="24"/>
           <w:szCs w:val="24"/>
@@ -4852,7 +6194,7 @@
         <w:keepNext w:val="0"/>
         <w:keepLines w:val="0"/>
         <w:pageBreakBefore w:val="0"/>
-        <w:widowControl/>
+        <w:widowControl w:val="0"/>
         <w:kinsoku w:val="0"/>
         <w:wordWrap/>
         <w:overflowPunct/>
@@ -4863,10 +6205,10 @@
         <w:adjustRightInd w:val="0"/>
         <w:snapToGrid w:val="0"/>
         <w:spacing w:line="360" w:lineRule="auto"/>
-        <w:ind w:left="484" w:hanging="420" w:hangingChars="200"/>
-        <w:textAlignment w:val="baseline"/>
-        <w:rPr>
-          <w:rFonts w:ascii="宋体" w:eastAsia="宋体" w:hAnsi="宋体" w:cs="宋体"/>
+        <w:ind w:left="484" w:hanging="484" w:hangingChars="200"/>
+        <w:textAlignment w:val="baseline"/>
+        <w:rPr>
+          <w:rFonts w:ascii="宋体" w:hAnsi="宋体" w:eastAsia="宋体" w:cs="宋体"/>
           <w:spacing w:val="1"/>
           <w:sz w:val="24"/>
           <w:szCs w:val="24"/>
@@ -4874,7 +6216,7 @@
       </w:pPr>
       <w:r>
         <w:rPr>
-          <w:rFonts w:ascii="宋体" w:eastAsia="宋体" w:hAnsi="宋体" w:cs="宋体"/>
+          <w:rFonts w:ascii="宋体" w:hAnsi="宋体" w:eastAsia="宋体" w:cs="宋体"/>
           <w:spacing w:val="1"/>
           <w:sz w:val="24"/>
           <w:szCs w:val="24"/>
@@ -4883,7 +6225,7 @@
       </w:r>
       <w:r>
         <w:rPr>
-          <w:rFonts w:ascii="宋体" w:eastAsia="宋体" w:hAnsi="宋体" w:cs="宋体" w:hint="eastAsia"/>
+          <w:rFonts w:hint="eastAsia" w:ascii="宋体" w:hAnsi="宋体" w:eastAsia="宋体" w:cs="宋体"/>
           <w:spacing w:val="1"/>
           <w:sz w:val="24"/>
           <w:szCs w:val="24"/>
@@ -4893,7 +6235,7 @@
       </w:r>
       <w:r>
         <w:rPr>
-          <w:rFonts w:ascii="宋体" w:eastAsia="宋体" w:hAnsi="宋体" w:cs="宋体"/>
+          <w:rFonts w:ascii="宋体" w:hAnsi="宋体" w:eastAsia="宋体" w:cs="宋体"/>
           <w:spacing w:val="1"/>
           <w:sz w:val="24"/>
           <w:szCs w:val="24"/>
@@ -4906,7 +6248,7 @@
         <w:keepNext w:val="0"/>
         <w:keepLines w:val="0"/>
         <w:pageBreakBefore w:val="0"/>
-        <w:widowControl/>
+        <w:widowControl w:val="0"/>
         <w:kinsoku w:val="0"/>
         <w:wordWrap/>
         <w:overflowPunct/>
@@ -4917,10 +6259,10 @@
         <w:adjustRightInd w:val="0"/>
         <w:snapToGrid w:val="0"/>
         <w:spacing w:line="360" w:lineRule="auto"/>
-        <w:ind w:left="484" w:hanging="420" w:hangingChars="200"/>
-        <w:textAlignment w:val="baseline"/>
-        <w:rPr>
-          <w:rFonts w:ascii="宋体" w:eastAsia="宋体" w:hAnsi="宋体" w:cs="宋体"/>
+        <w:ind w:left="484" w:hanging="484" w:hangingChars="200"/>
+        <w:textAlignment w:val="baseline"/>
+        <w:rPr>
+          <w:rFonts w:ascii="宋体" w:hAnsi="宋体" w:eastAsia="宋体" w:cs="宋体"/>
           <w:spacing w:val="1"/>
           <w:sz w:val="24"/>
           <w:szCs w:val="24"/>
@@ -4928,7 +6270,7 @@
       </w:pPr>
       <w:r>
         <w:rPr>
-          <w:rFonts w:ascii="宋体" w:eastAsia="宋体" w:hAnsi="宋体" w:cs="宋体"/>
+          <w:rFonts w:ascii="宋体" w:hAnsi="宋体" w:eastAsia="宋体" w:cs="宋体"/>
           <w:spacing w:val="1"/>
           <w:sz w:val="24"/>
           <w:szCs w:val="24"/>
@@ -4937,7 +6279,7 @@
       </w:r>
       <w:r>
         <w:rPr>
-          <w:rFonts w:ascii="宋体" w:eastAsia="宋体" w:hAnsi="宋体" w:cs="宋体" w:hint="eastAsia"/>
+          <w:rFonts w:hint="eastAsia" w:ascii="宋体" w:hAnsi="宋体" w:eastAsia="宋体" w:cs="宋体"/>
           <w:spacing w:val="1"/>
           <w:sz w:val="24"/>
           <w:szCs w:val="24"/>
@@ -4947,7 +6289,7 @@
       </w:r>
       <w:r>
         <w:rPr>
-          <w:rFonts w:ascii="宋体" w:eastAsia="宋体" w:hAnsi="宋体" w:cs="宋体"/>
+          <w:rFonts w:ascii="宋体" w:hAnsi="宋体" w:eastAsia="宋体" w:cs="宋体"/>
           <w:spacing w:val="1"/>
           <w:sz w:val="24"/>
           <w:szCs w:val="24"/>
@@ -4957,21 +6299,95 @@
     </w:p>
     <w:p>
       <w:pPr>
-        <w:pStyle w:val="3"/>
-        <w:bidi w:val="0"/>
-      </w:pPr>
-      <w:bookmarkStart w:id="17" w:name="_Toc26174"/>
+        <w:pStyle w:val="29"/>
+        <w:keepNext w:val="0"/>
+        <w:keepLines w:val="0"/>
+        <w:pageBreakBefore w:val="0"/>
+        <w:widowControl w:val="0"/>
+        <w:kinsoku w:val="0"/>
+        <w:wordWrap/>
+        <w:overflowPunct/>
+        <w:topLinePunct w:val="0"/>
+        <w:autoSpaceDE w:val="0"/>
+        <w:autoSpaceDN w:val="0"/>
+        <w:bidi w:val="0"/>
+        <w:adjustRightInd w:val="0"/>
+        <w:snapToGrid w:val="0"/>
+        <w:textAlignment w:val="baseline"/>
+      </w:pPr>
+      <w:bookmarkStart w:id="16" w:name="_Toc18274"/>
       <w:r>
         <w:t>改进措施的实施</w:t>
       </w:r>
+      <w:bookmarkEnd w:id="16"/>
+    </w:p>
+    <w:p>
+      <w:pPr>
+        <w:keepNext w:val="0"/>
+        <w:keepLines w:val="0"/>
+        <w:pageBreakBefore w:val="0"/>
+        <w:widowControl w:val="0"/>
+        <w:kinsoku w:val="0"/>
+        <w:wordWrap/>
+        <w:overflowPunct/>
+        <w:topLinePunct w:val="0"/>
+        <w:autoSpaceDE w:val="0"/>
+        <w:autoSpaceDN w:val="0"/>
+        <w:bidi w:val="0"/>
+        <w:adjustRightInd w:val="0"/>
+        <w:snapToGrid w:val="0"/>
+        <w:spacing w:line="360" w:lineRule="auto"/>
+        <w:ind w:firstLine="484" w:firstLineChars="200"/>
+        <w:textAlignment w:val="baseline"/>
+        <w:rPr>
+          <w:rFonts w:ascii="宋体" w:hAnsi="宋体" w:eastAsia="宋体" w:cs="宋体"/>
+          <w:spacing w:val="1"/>
+          <w:sz w:val="24"/>
+          <w:szCs w:val="24"/>
+        </w:rPr>
+      </w:pPr>
+      <w:r>
+        <w:rPr>
+          <w:rFonts w:ascii="宋体" w:hAnsi="宋体" w:eastAsia="宋体" w:cs="宋体"/>
+          <w:spacing w:val="1"/>
+          <w:sz w:val="24"/>
+          <w:szCs w:val="24"/>
+        </w:rPr>
+        <w:t>各部门根据管理评审报告中提出的改进决定和措施，由相关部门制定改进措施并列入下一工作周期的改进计划。</w:t>
+      </w:r>
+    </w:p>
+    <w:p>
+      <w:pPr>
+        <w:pStyle w:val="29"/>
+        <w:keepNext w:val="0"/>
+        <w:keepLines w:val="0"/>
+        <w:pageBreakBefore w:val="0"/>
+        <w:widowControl w:val="0"/>
+        <w:kinsoku w:val="0"/>
+        <w:wordWrap/>
+        <w:overflowPunct/>
+        <w:topLinePunct w:val="0"/>
+        <w:autoSpaceDE w:val="0"/>
+        <w:autoSpaceDN w:val="0"/>
+        <w:bidi w:val="0"/>
+        <w:adjustRightInd w:val="0"/>
+        <w:snapToGrid w:val="0"/>
+        <w:textAlignment w:val="baseline"/>
+      </w:pPr>
+      <w:bookmarkStart w:id="17" w:name="bookmark18"/>
       <w:bookmarkEnd w:id="17"/>
-    </w:p>
-    <w:p>
-      <w:pPr>
-        <w:keepNext w:val="0"/>
-        <w:keepLines w:val="0"/>
-        <w:pageBreakBefore w:val="0"/>
-        <w:widowControl/>
+      <w:bookmarkStart w:id="18" w:name="_Toc1507"/>
+      <w:r>
+        <w:t>改进措施的跟踪验证</w:t>
+      </w:r>
+      <w:bookmarkEnd w:id="18"/>
+    </w:p>
+    <w:p>
+      <w:pPr>
+        <w:keepNext w:val="0"/>
+        <w:keepLines w:val="0"/>
+        <w:pageBreakBefore w:val="0"/>
+        <w:widowControl w:val="0"/>
         <w:kinsoku w:val="0"/>
         <w:wordWrap/>
         <w:overflowPunct/>
@@ -4982,10 +6398,10 @@
         <w:adjustRightInd w:val="0"/>
         <w:snapToGrid w:val="0"/>
         <w:spacing w:line="360" w:lineRule="auto"/>
-        <w:ind w:firstLine="420" w:firstLineChars="200"/>
-        <w:textAlignment w:val="baseline"/>
-        <w:rPr>
-          <w:rFonts w:ascii="宋体" w:eastAsia="宋体" w:hAnsi="宋体" w:cs="宋体"/>
+        <w:ind w:firstLine="484" w:firstLineChars="200"/>
+        <w:textAlignment w:val="baseline"/>
+        <w:rPr>
+          <w:rFonts w:ascii="宋体" w:hAnsi="宋体" w:eastAsia="宋体" w:cs="宋体"/>
           <w:spacing w:val="1"/>
           <w:sz w:val="24"/>
           <w:szCs w:val="24"/>
@@ -4993,85 +6409,50 @@
       </w:pPr>
       <w:r>
         <w:rPr>
-          <w:rFonts w:ascii="宋体" w:eastAsia="宋体" w:hAnsi="宋体" w:cs="宋体"/>
+          <w:rFonts w:ascii="宋体" w:hAnsi="宋体" w:eastAsia="宋体" w:cs="宋体"/>
           <w:spacing w:val="1"/>
           <w:sz w:val="24"/>
           <w:szCs w:val="24"/>
         </w:rPr>
-        <w:t>各部门根据管理评审报告中提出的改进决定和措施，由相关部门制定改进措施并列入下一工作周期的改进计划。</w:t>
-      </w:r>
-    </w:p>
-    <w:p>
-      <w:pPr>
-        <w:pStyle w:val="3"/>
-        <w:bidi w:val="0"/>
-      </w:pPr>
-      <w:bookmarkStart w:id="18" w:name="bookmark18"/>
-      <w:bookmarkEnd w:id="18"/>
-      <w:bookmarkStart w:id="19" w:name="_Toc918"/>
-      <w:r>
-        <w:t>改进措施的跟踪验证</w:t>
+        <w:t>质量部跟踪验证改进部门的实施效果，验证不合格的需重新制定纠正措施并实施，继续跟踪验证直至合格，并报告给管理者代表。</w:t>
+      </w:r>
+    </w:p>
+    <w:p>
+      <w:pPr>
+        <w:pStyle w:val="26"/>
+        <w:keepNext w:val="0"/>
+        <w:keepLines w:val="0"/>
+        <w:pageBreakBefore w:val="0"/>
+        <w:widowControl w:val="0"/>
+        <w:kinsoku w:val="0"/>
+        <w:wordWrap/>
+        <w:overflowPunct/>
+        <w:topLinePunct w:val="0"/>
+        <w:autoSpaceDE w:val="0"/>
+        <w:autoSpaceDN w:val="0"/>
+        <w:bidi w:val="0"/>
+        <w:adjustRightInd w:val="0"/>
+        <w:snapToGrid w:val="0"/>
+        <w:textAlignment w:val="baseline"/>
+      </w:pPr>
+      <w:bookmarkStart w:id="19" w:name="_Toc29769"/>
+      <w:r>
+        <w:t>流程衡量指标</w:t>
       </w:r>
       <w:bookmarkEnd w:id="19"/>
-    </w:p>
-    <w:p>
-      <w:pPr>
-        <w:keepNext w:val="0"/>
-        <w:keepLines w:val="0"/>
-        <w:pageBreakBefore w:val="0"/>
-        <w:widowControl/>
-        <w:kinsoku w:val="0"/>
-        <w:wordWrap/>
-        <w:overflowPunct/>
-        <w:topLinePunct w:val="0"/>
-        <w:autoSpaceDE w:val="0"/>
-        <w:autoSpaceDN w:val="0"/>
-        <w:bidi w:val="0"/>
-        <w:adjustRightInd w:val="0"/>
-        <w:snapToGrid w:val="0"/>
-        <w:spacing w:line="360" w:lineRule="auto"/>
-        <w:ind w:firstLine="420" w:firstLineChars="200"/>
-        <w:textAlignment w:val="baseline"/>
-        <w:rPr>
-          <w:rFonts w:ascii="宋体" w:eastAsia="宋体" w:hAnsi="宋体" w:cs="宋体"/>
-          <w:spacing w:val="1"/>
-          <w:sz w:val="24"/>
-          <w:szCs w:val="24"/>
-        </w:rPr>
-      </w:pPr>
-      <w:r>
-        <w:rPr>
-          <w:rFonts w:ascii="宋体" w:eastAsia="宋体" w:hAnsi="宋体" w:cs="宋体"/>
-          <w:spacing w:val="1"/>
-          <w:sz w:val="24"/>
-          <w:szCs w:val="24"/>
-        </w:rPr>
-        <w:t>质量部跟踪验证改进部门的实施效果，验证不合格的需重新制定纠正措施并实施，继续跟踪验证直至合格，并报告给管理者代表。</w:t>
-      </w:r>
-    </w:p>
-    <w:p>
-      <w:pPr>
-        <w:pStyle w:val="1"/>
-        <w:bidi w:val="0"/>
-      </w:pPr>
-      <w:bookmarkStart w:id="20" w:name="_Toc5173"/>
-      <w:r>
-        <w:t>流程衡量指标</w:t>
-      </w:r>
-      <w:bookmarkEnd w:id="20"/>
     </w:p>
     <w:tbl>
       <w:tblPr>
-        <w:tblStyle w:val="TableNormal0"/>
-        <w:tblW w:w="8504" w:type="dxa"/>
+        <w:tblStyle w:val="24"/>
+        <w:tblW w:w="8311" w:type="dxa"/>
         <w:tblInd w:w="130" w:type="dxa"/>
         <w:tblBorders>
-          <w:top w:val="single" w:sz="2" w:space="0" w:color="000000"/>
-          <w:left w:val="single" w:sz="2" w:space="0" w:color="000000"/>
-          <w:bottom w:val="single" w:sz="2" w:space="0" w:color="000000"/>
-          <w:right w:val="single" w:sz="2" w:space="0" w:color="000000"/>
-          <w:insideH w:val="single" w:sz="2" w:space="0" w:color="000000"/>
-          <w:insideV w:val="single" w:sz="2" w:space="0" w:color="000000"/>
+          <w:top w:val="single" w:color="000000" w:sz="2" w:space="0"/>
+          <w:left w:val="single" w:color="000000" w:sz="2" w:space="0"/>
+          <w:bottom w:val="single" w:color="000000" w:sz="2" w:space="0"/>
+          <w:right w:val="single" w:color="000000" w:sz="2" w:space="0"/>
+          <w:insideH w:val="single" w:color="000000" w:sz="2" w:space="0"/>
+          <w:insideV w:val="single" w:color="000000" w:sz="2" w:space="0"/>
         </w:tblBorders>
         <w:tblLayout w:type="fixed"/>
         <w:tblCellMar>
@@ -5085,21 +6466,19 @@
         <w:gridCol w:w="727"/>
         <w:gridCol w:w="1337"/>
         <w:gridCol w:w="3545"/>
-        <w:gridCol w:w="2895"/>
+        <w:gridCol w:w="1351"/>
+        <w:gridCol w:w="1351"/>
       </w:tblGrid>
       <w:tr>
         <w:tblPrEx>
-          <w:tblW w:w="8504" w:type="dxa"/>
-          <w:tblInd w:w="130" w:type="dxa"/>
           <w:tblBorders>
-            <w:top w:val="single" w:sz="2" w:space="0" w:color="000000"/>
-            <w:left w:val="single" w:sz="2" w:space="0" w:color="000000"/>
-            <w:bottom w:val="single" w:sz="2" w:space="0" w:color="000000"/>
-            <w:right w:val="single" w:sz="2" w:space="0" w:color="000000"/>
-            <w:insideH w:val="single" w:sz="2" w:space="0" w:color="000000"/>
-            <w:insideV w:val="single" w:sz="2" w:space="0" w:color="000000"/>
+            <w:top w:val="single" w:color="000000" w:sz="2" w:space="0"/>
+            <w:left w:val="single" w:color="000000" w:sz="2" w:space="0"/>
+            <w:bottom w:val="single" w:color="000000" w:sz="2" w:space="0"/>
+            <w:right w:val="single" w:color="000000" w:sz="2" w:space="0"/>
+            <w:insideH w:val="single" w:color="000000" w:sz="2" w:space="0"/>
+            <w:insideV w:val="single" w:color="000000" w:sz="2" w:space="0"/>
           </w:tblBorders>
-          <w:tblLayout w:type="fixed"/>
           <w:tblCellMar>
             <w:top w:w="0" w:type="dxa"/>
             <w:left w:w="0" w:type="dxa"/>
@@ -5108,24 +6487,38 @@
           </w:tblCellMar>
         </w:tblPrEx>
         <w:trPr>
-          <w:trHeight w:val="583"/>
+          <w:trHeight w:val="583" w:hRule="atLeast"/>
         </w:trPr>
         <w:tc>
           <w:tcPr>
             <w:tcW w:w="727" w:type="dxa"/>
             <w:tcBorders>
-              <w:top w:val="single" w:sz="6" w:space="0" w:color="000000"/>
-              <w:left w:val="single" w:sz="6" w:space="0" w:color="000000"/>
-              <w:bottom w:val="single" w:sz="6" w:space="0" w:color="000000"/>
+              <w:top w:val="single" w:color="000000" w:sz="6" w:space="0"/>
+              <w:left w:val="single" w:color="000000" w:sz="6" w:space="0"/>
+              <w:bottom w:val="single" w:color="000000" w:sz="6" w:space="0"/>
             </w:tcBorders>
             <w:shd w:val="clear" w:color="auto" w:fill="C0C0C0"/>
           </w:tcPr>
           <w:p>
             <w:pPr>
+              <w:keepNext w:val="0"/>
+              <w:keepLines w:val="0"/>
+              <w:pageBreakBefore w:val="0"/>
+              <w:widowControl w:val="0"/>
+              <w:kinsoku w:val="0"/>
+              <w:wordWrap/>
+              <w:overflowPunct/>
+              <w:topLinePunct w:val="0"/>
+              <w:autoSpaceDE w:val="0"/>
+              <w:autoSpaceDN w:val="0"/>
+              <w:bidi w:val="0"/>
+              <w:adjustRightInd w:val="0"/>
+              <w:snapToGrid w:val="0"/>
               <w:spacing w:before="205" w:line="221" w:lineRule="auto"/>
               <w:ind w:left="195"/>
+              <w:textAlignment w:val="baseline"/>
               <w:rPr>
-                <w:rFonts w:ascii="宋体" w:eastAsia="宋体" w:hAnsi="宋体" w:cs="宋体"/>
+                <w:rFonts w:ascii="宋体" w:hAnsi="宋体" w:eastAsia="宋体" w:cs="宋体"/>
                 <w:b/>
                 <w:bCs/>
                 <w:spacing w:val="-7"/>
@@ -5135,7 +6528,7 @@
             </w:pPr>
             <w:r>
               <w:rPr>
-                <w:rFonts w:ascii="宋体" w:eastAsia="宋体" w:hAnsi="宋体" w:cs="宋体"/>
+                <w:rFonts w:ascii="宋体" w:hAnsi="宋体" w:eastAsia="宋体" w:cs="宋体"/>
                 <w:b/>
                 <w:bCs/>
                 <w:spacing w:val="-7"/>
@@ -5150,17 +6543,31 @@
           <w:tcPr>
             <w:tcW w:w="1337" w:type="dxa"/>
             <w:tcBorders>
-              <w:top w:val="single" w:sz="6" w:space="0" w:color="000000"/>
-              <w:bottom w:val="single" w:sz="6" w:space="0" w:color="000000"/>
+              <w:top w:val="single" w:color="000000" w:sz="6" w:space="0"/>
+              <w:bottom w:val="single" w:color="000000" w:sz="6" w:space="0"/>
             </w:tcBorders>
             <w:shd w:val="clear" w:color="auto" w:fill="C0C0C0"/>
           </w:tcPr>
           <w:p>
             <w:pPr>
+              <w:keepNext w:val="0"/>
+              <w:keepLines w:val="0"/>
+              <w:pageBreakBefore w:val="0"/>
+              <w:widowControl w:val="0"/>
+              <w:kinsoku w:val="0"/>
+              <w:wordWrap/>
+              <w:overflowPunct/>
+              <w:topLinePunct w:val="0"/>
+              <w:autoSpaceDE w:val="0"/>
+              <w:autoSpaceDN w:val="0"/>
+              <w:bidi w:val="0"/>
+              <w:adjustRightInd w:val="0"/>
+              <w:snapToGrid w:val="0"/>
               <w:spacing w:before="205" w:line="221" w:lineRule="auto"/>
               <w:ind w:left="195"/>
+              <w:textAlignment w:val="baseline"/>
               <w:rPr>
-                <w:rFonts w:ascii="宋体" w:eastAsia="宋体" w:hAnsi="宋体" w:cs="宋体"/>
+                <w:rFonts w:ascii="宋体" w:hAnsi="宋体" w:eastAsia="宋体" w:cs="宋体"/>
                 <w:b/>
                 <w:bCs/>
                 <w:spacing w:val="-7"/>
@@ -5170,7 +6577,7 @@
             </w:pPr>
             <w:r>
               <w:rPr>
-                <w:rFonts w:ascii="宋体" w:eastAsia="宋体" w:hAnsi="宋体" w:cs="宋体"/>
+                <w:rFonts w:ascii="宋体" w:hAnsi="宋体" w:eastAsia="宋体" w:cs="宋体"/>
                 <w:b/>
                 <w:bCs/>
                 <w:spacing w:val="-7"/>
@@ -5185,18 +6592,32 @@
           <w:tcPr>
             <w:tcW w:w="3545" w:type="dxa"/>
             <w:tcBorders>
-              <w:top w:val="single" w:sz="6" w:space="0" w:color="000000"/>
-              <w:bottom w:val="single" w:sz="6" w:space="0" w:color="000000"/>
-              <w:right w:val="single" w:sz="6" w:space="0" w:color="000000"/>
+              <w:top w:val="single" w:color="000000" w:sz="6" w:space="0"/>
+              <w:bottom w:val="single" w:color="000000" w:sz="6" w:space="0"/>
+              <w:right w:val="single" w:color="000000" w:sz="6" w:space="0"/>
             </w:tcBorders>
             <w:shd w:val="clear" w:color="auto" w:fill="C0C0C0"/>
           </w:tcPr>
           <w:p>
             <w:pPr>
+              <w:keepNext w:val="0"/>
+              <w:keepLines w:val="0"/>
+              <w:pageBreakBefore w:val="0"/>
+              <w:widowControl w:val="0"/>
+              <w:kinsoku w:val="0"/>
+              <w:wordWrap/>
+              <w:overflowPunct/>
+              <w:topLinePunct w:val="0"/>
+              <w:autoSpaceDE w:val="0"/>
+              <w:autoSpaceDN w:val="0"/>
+              <w:bidi w:val="0"/>
+              <w:adjustRightInd w:val="0"/>
+              <w:snapToGrid w:val="0"/>
               <w:spacing w:before="205" w:line="221" w:lineRule="auto"/>
               <w:ind w:left="195"/>
+              <w:textAlignment w:val="baseline"/>
               <w:rPr>
-                <w:rFonts w:ascii="宋体" w:eastAsia="宋体" w:hAnsi="宋体" w:cs="宋体"/>
+                <w:rFonts w:ascii="宋体" w:hAnsi="宋体" w:eastAsia="宋体" w:cs="宋体"/>
                 <w:b/>
                 <w:bCs/>
                 <w:spacing w:val="-7"/>
@@ -5206,7 +6627,7 @@
             </w:pPr>
             <w:r>
               <w:rPr>
-                <w:rFonts w:ascii="宋体" w:eastAsia="宋体" w:hAnsi="宋体" w:cs="宋体"/>
+                <w:rFonts w:ascii="宋体" w:hAnsi="宋体" w:eastAsia="宋体" w:cs="宋体"/>
                 <w:b/>
                 <w:bCs/>
                 <w:spacing w:val="-7"/>
@@ -5219,20 +6640,34 @@
         </w:tc>
         <w:tc>
           <w:tcPr>
-            <w:tcW w:w="2895" w:type="dxa"/>
+            <w:tcW w:w="1351" w:type="dxa"/>
             <w:tcBorders>
-              <w:top w:val="single" w:sz="6" w:space="0" w:color="000000"/>
-              <w:bottom w:val="single" w:sz="6" w:space="0" w:color="000000"/>
-              <w:right w:val="single" w:sz="6" w:space="0" w:color="000000"/>
+              <w:top w:val="single" w:color="000000" w:sz="6" w:space="0"/>
+              <w:bottom w:val="single" w:color="000000" w:sz="6" w:space="0"/>
+              <w:right w:val="single" w:color="000000" w:sz="6" w:space="0"/>
             </w:tcBorders>
             <w:shd w:val="clear" w:color="auto" w:fill="C0C0C0"/>
           </w:tcPr>
           <w:p>
             <w:pPr>
+              <w:keepNext w:val="0"/>
+              <w:keepLines w:val="0"/>
+              <w:pageBreakBefore w:val="0"/>
+              <w:widowControl w:val="0"/>
+              <w:kinsoku w:val="0"/>
+              <w:wordWrap/>
+              <w:overflowPunct/>
+              <w:topLinePunct w:val="0"/>
+              <w:autoSpaceDE w:val="0"/>
+              <w:autoSpaceDN w:val="0"/>
+              <w:bidi w:val="0"/>
+              <w:adjustRightInd w:val="0"/>
+              <w:snapToGrid w:val="0"/>
               <w:spacing w:before="205" w:line="221" w:lineRule="auto"/>
               <w:ind w:left="195"/>
+              <w:textAlignment w:val="baseline"/>
               <w:rPr>
-                <w:rFonts w:ascii="宋体" w:eastAsia="宋体" w:hAnsi="宋体" w:cs="宋体" w:hint="default"/>
+                <w:rFonts w:hint="default" w:ascii="宋体" w:hAnsi="宋体" w:eastAsia="宋体" w:cs="宋体"/>
                 <w:b/>
                 <w:bCs/>
                 <w:spacing w:val="-7"/>
@@ -5243,7 +6678,7 @@
             </w:pPr>
             <w:r>
               <w:rPr>
-                <w:rFonts w:ascii="宋体" w:eastAsia="宋体" w:hAnsi="宋体" w:cs="宋体" w:hint="eastAsia"/>
+                <w:rFonts w:hint="eastAsia" w:ascii="宋体" w:hAnsi="宋体" w:eastAsia="宋体" w:cs="宋体"/>
                 <w:b/>
                 <w:bCs/>
                 <w:spacing w:val="-7"/>
@@ -5255,12 +6690,69 @@
             </w:r>
           </w:p>
         </w:tc>
+        <w:tc>
+          <w:tcPr>
+            <w:tcW w:w="1351" w:type="dxa"/>
+            <w:tcBorders>
+              <w:top w:val="single" w:color="000000" w:sz="6" w:space="0"/>
+              <w:bottom w:val="single" w:color="000000" w:sz="6" w:space="0"/>
+              <w:right w:val="single" w:color="000000" w:sz="6" w:space="0"/>
+            </w:tcBorders>
+            <w:shd w:val="clear" w:color="auto" w:fill="C0C0C0"/>
+          </w:tcPr>
+          <w:p>
+            <w:pPr>
+              <w:keepNext w:val="0"/>
+              <w:keepLines w:val="0"/>
+              <w:pageBreakBefore w:val="0"/>
+              <w:widowControl w:val="0"/>
+              <w:kinsoku w:val="0"/>
+              <w:wordWrap/>
+              <w:overflowPunct/>
+              <w:topLinePunct w:val="0"/>
+              <w:autoSpaceDE w:val="0"/>
+              <w:autoSpaceDN w:val="0"/>
+              <w:bidi w:val="0"/>
+              <w:adjustRightInd w:val="0"/>
+              <w:snapToGrid w:val="0"/>
+              <w:spacing w:before="205" w:line="221" w:lineRule="auto"/>
+              <w:ind w:left="195"/>
+              <w:textAlignment w:val="baseline"/>
+              <w:rPr>
+                <w:rFonts w:hint="default" w:ascii="宋体" w:hAnsi="宋体" w:eastAsia="宋体" w:cs="宋体"/>
+                <w:b/>
+                <w:bCs/>
+                <w:spacing w:val="-7"/>
+                <w:sz w:val="24"/>
+                <w:szCs w:val="24"/>
+                <w:lang w:val="en-US" w:eastAsia="zh-CN"/>
+              </w:rPr>
+            </w:pPr>
+            <w:r>
+              <w:rPr>
+                <w:rFonts w:hint="eastAsia" w:ascii="宋体" w:hAnsi="宋体" w:cs="宋体"/>
+                <w:b/>
+                <w:bCs/>
+                <w:spacing w:val="-7"/>
+                <w:sz w:val="24"/>
+                <w:szCs w:val="24"/>
+                <w:lang w:val="en-US" w:eastAsia="zh-CN"/>
+              </w:rPr>
+              <w:t>目标值</w:t>
+            </w:r>
+          </w:p>
+        </w:tc>
       </w:tr>
       <w:tr>
         <w:tblPrEx>
-          <w:tblW w:w="8504" w:type="dxa"/>
-          <w:tblInd w:w="130" w:type="dxa"/>
-          <w:tblLayout w:type="fixed"/>
+          <w:tblBorders>
+            <w:top w:val="single" w:color="000000" w:sz="2" w:space="0"/>
+            <w:left w:val="single" w:color="000000" w:sz="2" w:space="0"/>
+            <w:bottom w:val="single" w:color="000000" w:sz="2" w:space="0"/>
+            <w:right w:val="single" w:color="000000" w:sz="2" w:space="0"/>
+            <w:insideH w:val="single" w:color="000000" w:sz="2" w:space="0"/>
+            <w:insideV w:val="single" w:color="000000" w:sz="2" w:space="0"/>
+          </w:tblBorders>
           <w:tblCellMar>
             <w:top w:w="0" w:type="dxa"/>
             <w:left w:w="0" w:type="dxa"/>
@@ -5269,22 +6761,36 @@
           </w:tblCellMar>
         </w:tblPrEx>
         <w:trPr>
-          <w:trHeight w:val="549"/>
+          <w:trHeight w:val="549" w:hRule="atLeast"/>
         </w:trPr>
         <w:tc>
           <w:tcPr>
             <w:tcW w:w="727" w:type="dxa"/>
             <w:tcBorders>
-              <w:top w:val="single" w:sz="6" w:space="0" w:color="000000"/>
-              <w:left w:val="single" w:sz="6" w:space="0" w:color="000000"/>
+              <w:top w:val="single" w:color="000000" w:sz="6" w:space="0"/>
+              <w:left w:val="single" w:color="000000" w:sz="6" w:space="0"/>
             </w:tcBorders>
           </w:tcPr>
           <w:p>
             <w:pPr>
+              <w:keepNext w:val="0"/>
+              <w:keepLines w:val="0"/>
+              <w:pageBreakBefore w:val="0"/>
+              <w:widowControl w:val="0"/>
+              <w:kinsoku w:val="0"/>
+              <w:wordWrap/>
+              <w:overflowPunct/>
+              <w:topLinePunct w:val="0"/>
+              <w:autoSpaceDE w:val="0"/>
+              <w:autoSpaceDN w:val="0"/>
+              <w:bidi w:val="0"/>
+              <w:adjustRightInd w:val="0"/>
+              <w:snapToGrid w:val="0"/>
               <w:spacing w:before="194" w:line="219" w:lineRule="auto"/>
               <w:ind w:left="123"/>
+              <w:textAlignment w:val="baseline"/>
               <w:rPr>
-                <w:rFonts w:ascii="宋体" w:eastAsia="宋体" w:hAnsi="宋体" w:cs="宋体" w:hint="eastAsia"/>
+                <w:rFonts w:hint="eastAsia" w:ascii="宋体" w:hAnsi="宋体" w:eastAsia="宋体" w:cs="宋体"/>
                 <w:spacing w:val="-2"/>
                 <w:sz w:val="24"/>
                 <w:szCs w:val="24"/>
@@ -5293,7 +6799,7 @@
             </w:pPr>
             <w:r>
               <w:rPr>
-                <w:rFonts w:ascii="宋体" w:eastAsia="宋体" w:hAnsi="宋体" w:cs="宋体" w:hint="eastAsia"/>
+                <w:rFonts w:hint="eastAsia" w:ascii="宋体" w:hAnsi="宋体" w:eastAsia="宋体" w:cs="宋体"/>
                 <w:spacing w:val="-2"/>
                 <w:sz w:val="24"/>
                 <w:szCs w:val="24"/>
@@ -5307,15 +6813,29 @@
           <w:tcPr>
             <w:tcW w:w="1337" w:type="dxa"/>
             <w:tcBorders>
-              <w:top w:val="single" w:sz="6" w:space="0" w:color="000000"/>
+              <w:top w:val="single" w:color="000000" w:sz="6" w:space="0"/>
             </w:tcBorders>
           </w:tcPr>
           <w:p>
             <w:pPr>
+              <w:keepNext w:val="0"/>
+              <w:keepLines w:val="0"/>
+              <w:pageBreakBefore w:val="0"/>
+              <w:widowControl w:val="0"/>
+              <w:kinsoku w:val="0"/>
+              <w:wordWrap/>
+              <w:overflowPunct/>
+              <w:topLinePunct w:val="0"/>
+              <w:autoSpaceDE w:val="0"/>
+              <w:autoSpaceDN w:val="0"/>
+              <w:bidi w:val="0"/>
+              <w:adjustRightInd w:val="0"/>
+              <w:snapToGrid w:val="0"/>
               <w:spacing w:before="194" w:line="219" w:lineRule="auto"/>
               <w:ind w:left="123"/>
+              <w:textAlignment w:val="baseline"/>
               <w:rPr>
-                <w:rFonts w:ascii="宋体" w:eastAsia="宋体" w:hAnsi="宋体" w:cs="宋体" w:hint="eastAsia"/>
+                <w:rFonts w:hint="eastAsia" w:ascii="宋体" w:hAnsi="宋体" w:eastAsia="宋体" w:cs="宋体"/>
                 <w:spacing w:val="-2"/>
                 <w:sz w:val="24"/>
                 <w:szCs w:val="24"/>
@@ -5324,7 +6844,7 @@
             </w:pPr>
             <w:r>
               <w:rPr>
-                <w:rFonts w:ascii="宋体" w:eastAsia="宋体" w:hAnsi="宋体" w:cs="宋体" w:hint="eastAsia"/>
+                <w:rFonts w:hint="eastAsia" w:ascii="宋体" w:hAnsi="宋体" w:eastAsia="宋体" w:cs="宋体"/>
                 <w:spacing w:val="-2"/>
                 <w:sz w:val="24"/>
                 <w:szCs w:val="24"/>
@@ -5338,16 +6858,30 @@
           <w:tcPr>
             <w:tcW w:w="3545" w:type="dxa"/>
             <w:tcBorders>
-              <w:top w:val="single" w:sz="6" w:space="0" w:color="000000"/>
-              <w:right w:val="single" w:sz="6" w:space="0" w:color="000000"/>
+              <w:top w:val="single" w:color="000000" w:sz="6" w:space="0"/>
+              <w:right w:val="single" w:color="000000" w:sz="6" w:space="0"/>
             </w:tcBorders>
           </w:tcPr>
           <w:p>
             <w:pPr>
+              <w:keepNext w:val="0"/>
+              <w:keepLines w:val="0"/>
+              <w:pageBreakBefore w:val="0"/>
+              <w:widowControl w:val="0"/>
+              <w:kinsoku w:val="0"/>
+              <w:wordWrap/>
+              <w:overflowPunct/>
+              <w:topLinePunct w:val="0"/>
+              <w:autoSpaceDE w:val="0"/>
+              <w:autoSpaceDN w:val="0"/>
+              <w:bidi w:val="0"/>
+              <w:adjustRightInd w:val="0"/>
+              <w:snapToGrid w:val="0"/>
               <w:spacing w:before="194" w:line="219" w:lineRule="auto"/>
               <w:ind w:left="123"/>
+              <w:textAlignment w:val="baseline"/>
               <w:rPr>
-                <w:rFonts w:ascii="宋体" w:eastAsia="宋体" w:hAnsi="宋体" w:cs="宋体" w:hint="default"/>
+                <w:rFonts w:hint="default" w:ascii="宋体" w:hAnsi="宋体" w:eastAsia="宋体" w:cs="宋体"/>
                 <w:spacing w:val="-2"/>
                 <w:sz w:val="24"/>
                 <w:szCs w:val="24"/>
@@ -5356,7 +6890,7 @@
             </w:pPr>
             <w:r>
               <w:rPr>
-                <w:rFonts w:ascii="宋体" w:eastAsia="宋体" w:hAnsi="宋体" w:cs="宋体" w:hint="eastAsia"/>
+                <w:rFonts w:hint="eastAsia" w:ascii="宋体" w:hAnsi="宋体" w:eastAsia="宋体" w:cs="宋体"/>
                 <w:spacing w:val="-2"/>
                 <w:sz w:val="24"/>
                 <w:szCs w:val="24"/>
@@ -5368,18 +6902,32 @@
         </w:tc>
         <w:tc>
           <w:tcPr>
-            <w:tcW w:w="2895" w:type="dxa"/>
+            <w:tcW w:w="1351" w:type="dxa"/>
             <w:tcBorders>
-              <w:top w:val="single" w:sz="6" w:space="0" w:color="000000"/>
-              <w:right w:val="single" w:sz="6" w:space="0" w:color="000000"/>
+              <w:top w:val="single" w:color="000000" w:sz="6" w:space="0"/>
+              <w:right w:val="single" w:color="000000" w:sz="6" w:space="0"/>
             </w:tcBorders>
           </w:tcPr>
           <w:p>
             <w:pPr>
+              <w:keepNext w:val="0"/>
+              <w:keepLines w:val="0"/>
+              <w:pageBreakBefore w:val="0"/>
+              <w:widowControl w:val="0"/>
+              <w:kinsoku w:val="0"/>
+              <w:wordWrap/>
+              <w:overflowPunct/>
+              <w:topLinePunct w:val="0"/>
+              <w:autoSpaceDE w:val="0"/>
+              <w:autoSpaceDN w:val="0"/>
+              <w:bidi w:val="0"/>
+              <w:adjustRightInd w:val="0"/>
+              <w:snapToGrid w:val="0"/>
               <w:spacing w:before="194" w:line="219" w:lineRule="auto"/>
               <w:ind w:left="123"/>
+              <w:textAlignment w:val="baseline"/>
               <w:rPr>
-                <w:rFonts w:ascii="宋体" w:eastAsia="宋体" w:hAnsi="宋体" w:cs="宋体" w:hint="eastAsia"/>
+                <w:rFonts w:hint="eastAsia" w:ascii="宋体" w:hAnsi="宋体" w:eastAsia="宋体" w:cs="宋体"/>
                 <w:spacing w:val="-2"/>
                 <w:sz w:val="24"/>
                 <w:szCs w:val="24"/>
@@ -5388,7 +6936,7 @@
             </w:pPr>
             <w:r>
               <w:rPr>
-                <w:rFonts w:ascii="宋体" w:eastAsia="宋体" w:hAnsi="宋体" w:cs="宋体" w:hint="eastAsia"/>
+                <w:rFonts w:hint="eastAsia" w:ascii="宋体" w:hAnsi="宋体" w:eastAsia="宋体" w:cs="宋体"/>
                 <w:spacing w:val="-2"/>
                 <w:sz w:val="24"/>
                 <w:szCs w:val="24"/>
@@ -5398,38 +6946,125 @@
             </w:r>
           </w:p>
         </w:tc>
+        <w:tc>
+          <w:tcPr>
+            <w:tcW w:w="1351" w:type="dxa"/>
+            <w:tcBorders>
+              <w:top w:val="single" w:color="000000" w:sz="6" w:space="0"/>
+              <w:right w:val="single" w:color="000000" w:sz="6" w:space="0"/>
+            </w:tcBorders>
+          </w:tcPr>
+          <w:p>
+            <w:pPr>
+              <w:keepNext w:val="0"/>
+              <w:keepLines w:val="0"/>
+              <w:pageBreakBefore w:val="0"/>
+              <w:widowControl w:val="0"/>
+              <w:kinsoku w:val="0"/>
+              <w:wordWrap/>
+              <w:overflowPunct/>
+              <w:topLinePunct w:val="0"/>
+              <w:autoSpaceDE w:val="0"/>
+              <w:autoSpaceDN w:val="0"/>
+              <w:bidi w:val="0"/>
+              <w:adjustRightInd w:val="0"/>
+              <w:snapToGrid w:val="0"/>
+              <w:spacing w:before="194" w:line="219" w:lineRule="auto"/>
+              <w:ind w:left="123"/>
+              <w:textAlignment w:val="baseline"/>
+              <w:rPr>
+                <w:rFonts w:hint="default" w:ascii="宋体" w:hAnsi="宋体" w:eastAsia="宋体" w:cs="宋体"/>
+                <w:spacing w:val="-2"/>
+                <w:sz w:val="24"/>
+                <w:szCs w:val="24"/>
+                <w:lang w:val="en-US" w:eastAsia="zh-CN"/>
+              </w:rPr>
+            </w:pPr>
+            <w:r>
+              <w:rPr>
+                <w:rFonts w:hint="eastAsia" w:ascii="宋体" w:hAnsi="宋体" w:cs="宋体"/>
+                <w:spacing w:val="-2"/>
+                <w:sz w:val="24"/>
+                <w:szCs w:val="24"/>
+                <w:lang w:val="en-US" w:eastAsia="zh-CN"/>
+              </w:rPr>
+              <w:t>≥1次</w:t>
+            </w:r>
+          </w:p>
+        </w:tc>
       </w:tr>
     </w:tbl>
     <w:p>
       <w:pPr>
-        <w:pStyle w:val="BodyText"/>
+        <w:pStyle w:val="12"/>
+        <w:keepNext w:val="0"/>
+        <w:keepLines w:val="0"/>
+        <w:pageBreakBefore w:val="0"/>
+        <w:widowControl w:val="0"/>
+        <w:kinsoku w:val="0"/>
+        <w:wordWrap/>
+        <w:overflowPunct/>
+        <w:topLinePunct w:val="0"/>
+        <w:autoSpaceDE w:val="0"/>
+        <w:autoSpaceDN w:val="0"/>
+        <w:bidi w:val="0"/>
+        <w:adjustRightInd w:val="0"/>
+        <w:snapToGrid w:val="0"/>
         <w:spacing w:line="292" w:lineRule="auto"/>
-      </w:pPr>
-    </w:p>
-    <w:p>
-      <w:pPr>
-        <w:pStyle w:val="1"/>
-        <w:bidi w:val="0"/>
-      </w:pPr>
-      <w:bookmarkStart w:id="21" w:name="_Toc1808"/>
+        <w:textAlignment w:val="baseline"/>
+      </w:pPr>
+    </w:p>
+    <w:p>
+      <w:pPr>
+        <w:pStyle w:val="26"/>
+        <w:keepNext w:val="0"/>
+        <w:keepLines w:val="0"/>
+        <w:pageBreakBefore w:val="0"/>
+        <w:widowControl w:val="0"/>
+        <w:kinsoku w:val="0"/>
+        <w:wordWrap/>
+        <w:overflowPunct/>
+        <w:topLinePunct w:val="0"/>
+        <w:autoSpaceDE w:val="0"/>
+        <w:autoSpaceDN w:val="0"/>
+        <w:bidi w:val="0"/>
+        <w:adjustRightInd w:val="0"/>
+        <w:snapToGrid w:val="0"/>
+        <w:textAlignment w:val="baseline"/>
+      </w:pPr>
+      <w:bookmarkStart w:id="20" w:name="_Toc10631"/>
       <w:r>
         <w:t>相关文件及模板</w:t>
       </w:r>
-      <w:bookmarkEnd w:id="21"/>
-    </w:p>
-    <w:p>
-      <w:pPr>
+      <w:bookmarkEnd w:id="20"/>
+    </w:p>
+    <w:p>
+      <w:pPr>
+        <w:keepNext w:val="0"/>
+        <w:keepLines w:val="0"/>
+        <w:pageBreakBefore w:val="0"/>
+        <w:widowControl w:val="0"/>
+        <w:kinsoku w:val="0"/>
+        <w:wordWrap/>
+        <w:overflowPunct/>
+        <w:topLinePunct w:val="0"/>
+        <w:autoSpaceDE w:val="0"/>
+        <w:autoSpaceDN w:val="0"/>
+        <w:bidi w:val="0"/>
+        <w:adjustRightInd w:val="0"/>
+        <w:snapToGrid w:val="0"/>
         <w:spacing w:before="270" w:line="219" w:lineRule="auto"/>
         <w:ind w:left="459"/>
-        <w:rPr>
-          <w:rFonts w:ascii="宋体" w:eastAsia="宋体" w:hAnsi="宋体" w:cs="宋体"/>
-          <w:sz w:val="24"/>
-          <w:szCs w:val="24"/>
-        </w:rPr>
-      </w:pPr>
-      <w:r>
-        <w:rPr>
-          <w:rFonts w:ascii="宋体" w:eastAsia="宋体" w:hAnsi="宋体" w:cs="宋体"/>
+        <w:textAlignment w:val="baseline"/>
+        <w:rPr>
+          <w:rFonts w:ascii="宋体" w:hAnsi="宋体" w:eastAsia="宋体" w:cs="宋体"/>
+          <w:sz w:val="24"/>
+          <w:szCs w:val="24"/>
+        </w:rPr>
+      </w:pPr>
+      <w:r>
+        <w:rPr>
+          <w:rFonts w:ascii="宋体" w:hAnsi="宋体" w:eastAsia="宋体" w:cs="宋体"/>
           <w:spacing w:val="-4"/>
           <w:sz w:val="24"/>
           <w:szCs w:val="24"/>
@@ -5439,17 +7074,31 @@
     </w:p>
     <w:p>
       <w:pPr>
+        <w:keepNext w:val="0"/>
+        <w:keepLines w:val="0"/>
+        <w:pageBreakBefore w:val="0"/>
+        <w:widowControl w:val="0"/>
+        <w:kinsoku w:val="0"/>
+        <w:wordWrap/>
+        <w:overflowPunct/>
+        <w:topLinePunct w:val="0"/>
+        <w:autoSpaceDE w:val="0"/>
+        <w:autoSpaceDN w:val="0"/>
+        <w:bidi w:val="0"/>
+        <w:adjustRightInd w:val="0"/>
+        <w:snapToGrid w:val="0"/>
         <w:spacing w:before="79" w:line="218" w:lineRule="auto"/>
         <w:ind w:left="459"/>
-        <w:rPr>
-          <w:rFonts w:ascii="宋体" w:eastAsia="宋体" w:hAnsi="宋体" w:cs="宋体"/>
-          <w:sz w:val="24"/>
-          <w:szCs w:val="24"/>
-        </w:rPr>
-      </w:pPr>
-      <w:r>
-        <w:rPr>
-          <w:rFonts w:ascii="宋体" w:eastAsia="宋体" w:hAnsi="宋体" w:cs="宋体"/>
+        <w:textAlignment w:val="baseline"/>
+        <w:rPr>
+          <w:rFonts w:ascii="宋体" w:hAnsi="宋体" w:eastAsia="宋体" w:cs="宋体"/>
+          <w:sz w:val="24"/>
+          <w:szCs w:val="24"/>
+        </w:rPr>
+      </w:pPr>
+      <w:r>
+        <w:rPr>
+          <w:rFonts w:ascii="宋体" w:hAnsi="宋体" w:eastAsia="宋体" w:cs="宋体"/>
           <w:spacing w:val="-4"/>
           <w:sz w:val="24"/>
           <w:szCs w:val="24"/>
@@ -5458,30 +7107,55 @@
       </w:r>
     </w:p>
     <w:sectPr>
-      <w:footerReference w:type="default" r:id="rId13"/>
+      <w:footerReference r:id="rId5" w:type="default"/>
       <w:pgSz w:w="11906" w:h="16840"/>
       <w:pgMar w:top="1431" w:right="1579" w:bottom="1361" w:left="1785" w:header="0" w:footer="1197" w:gutter="0"/>
-      <w:cols w:num="1" w:space="720"/>
+      <w:cols w:space="720" w:num="1"/>
     </w:sectPr>
   </w:body>
 </w:document>
 </file>
 
+<file path=word/endnotes.xml><?xml version="1.0" encoding="utf-8"?>
+<w:endnotes xmlns:wpc="http://schemas.microsoft.com/office/word/2010/wordprocessingCanvas" xmlns:mc="http://schemas.openxmlformats.org/markup-compatibility/2006" xmlns:o="urn:schemas-microsoft-com:office:office" xmlns:r="http://schemas.openxmlformats.org/officeDocument/2006/relationships" xmlns:m="http://schemas.openxmlformats.org/officeDocument/2006/math" xmlns:v="urn:schemas-microsoft-com:vml" xmlns:wp14="http://schemas.microsoft.com/office/word/2010/wordprocessingDrawing" xmlns:wp="http://schemas.openxmlformats.org/drawingml/2006/wordprocessingDrawing" xmlns:w="http://schemas.openxmlformats.org/wordprocessingml/2006/main" xmlns:w14="http://schemas.microsoft.com/office/word/2010/wordml" xmlns:w15="http://schemas.microsoft.com/office/word/2012/wordml" xmlns:w10="urn:schemas-microsoft-com:office:word" xmlns:wpg="http://schemas.microsoft.com/office/word/2010/wordprocessingGroup" xmlns:wpi="http://schemas.microsoft.com/office/word/2010/wordprocessingInk" xmlns:wne="http://schemas.microsoft.com/office/word/2006/wordml" xmlns:wps="http://schemas.microsoft.com/office/word/2010/wordprocessingShape" xmlns:wpsCustomData="http://www.wps.cn/officeDocument/2013/wpsCustomData" mc:Ignorable="w14 w15 wp14">
+  <w:endnote w:type="separator" w:id="0">
+    <w:p>
+      <w:pPr>
+        <w:spacing w:line="240" w:lineRule="auto"/>
+      </w:pPr>
+      <w:r>
+        <w:separator/>
+      </w:r>
+    </w:p>
+  </w:endnote>
+  <w:endnote w:type="continuationSeparator" w:id="1">
+    <w:p>
+      <w:pPr>
+        <w:spacing w:line="240" w:lineRule="auto"/>
+      </w:pPr>
+      <w:r>
+        <w:continuationSeparator/>
+      </w:r>
+    </w:p>
+  </w:endnote>
+</w:endnotes>
+</file>
+
 <file path=word/footer1.xml><?xml version="1.0" encoding="utf-8"?>
-<w:ftr xmlns:wpc="http://schemas.microsoft.com/office/word/2010/wordprocessingCanvas" xmlns:mc="http://schemas.openxmlformats.org/markup-compatibility/2006" xmlns:o="urn:schemas-microsoft-com:office:office" xmlns:r="http://schemas.openxmlformats.org/officeDocument/2006/relationships" xmlns:m="http://schemas.openxmlformats.org/officeDocument/2006/math" xmlns:v="urn:schemas-microsoft-com:vml" xmlns:wp14="http://schemas.microsoft.com/office/word/2010/wordprocessingDrawing" xmlns:wp="http://schemas.openxmlformats.org/drawingml/2006/wordprocessingDrawing" xmlns:w10="urn:schemas-microsoft-com:office:word" xmlns:w="http://schemas.openxmlformats.org/wordprocessingml/2006/main" xmlns:w14="http://schemas.microsoft.com/office/word/2010/wordml" xmlns:w15="http://schemas.microsoft.com/office/word/2012/wordml" xmlns:wne="http://schemas.microsoft.com/office/word/2006/wordml" xmlns:wpg="http://schemas.microsoft.com/office/word/2010/wordprocessingGroup" xmlns:wpi="http://schemas.microsoft.com/office/word/2010/wordprocessingInk" xmlns:wps="http://schemas.microsoft.com/office/word/2010/wordprocessingShape" mc:Ignorable="w14 w15 wp14">
+<w:ftr xmlns:wpc="http://schemas.microsoft.com/office/word/2010/wordprocessingCanvas" xmlns:mc="http://schemas.openxmlformats.org/markup-compatibility/2006" xmlns:o="urn:schemas-microsoft-com:office:office" xmlns:r="http://schemas.openxmlformats.org/officeDocument/2006/relationships" xmlns:m="http://schemas.openxmlformats.org/officeDocument/2006/math" xmlns:v="urn:schemas-microsoft-com:vml" xmlns:wp14="http://schemas.microsoft.com/office/word/2010/wordprocessingDrawing" xmlns:wp="http://schemas.openxmlformats.org/drawingml/2006/wordprocessingDrawing" xmlns:w10="urn:schemas-microsoft-com:office:word" xmlns:w="http://schemas.openxmlformats.org/wordprocessingml/2006/main" xmlns:w14="http://schemas.microsoft.com/office/word/2010/wordml" xmlns:w15="http://schemas.microsoft.com/office/word/2012/wordml" xmlns:wpg="http://schemas.microsoft.com/office/word/2010/wordprocessingGroup" xmlns:wpi="http://schemas.microsoft.com/office/word/2010/wordprocessingInk" xmlns:wne="http://schemas.microsoft.com/office/word/2006/wordml" xmlns:wps="http://schemas.microsoft.com/office/word/2010/wordprocessingShape" xmlns:wpsCustomData="http://www.wps.cn/officeDocument/2013/wpsCustomData" mc:Ignorable="w14 w15 wp14">
   <w:p>
     <w:pPr>
       <w:spacing w:line="168" w:lineRule="auto"/>
       <w:ind w:left="4127"/>
       <w:rPr>
-        <w:rFonts w:ascii="Calibri" w:eastAsia="Calibri" w:hAnsi="Calibri" w:cs="Calibri"/>
+        <w:rFonts w:ascii="Calibri" w:hAnsi="Calibri" w:eastAsia="Calibri" w:cs="Calibri"/>
         <w:sz w:val="18"/>
         <w:szCs w:val="18"/>
       </w:rPr>
     </w:pPr>
     <w:r>
       <w:rPr>
-        <w:rFonts w:ascii="Calibri" w:eastAsia="Calibri" w:hAnsi="Calibri" w:cs="Calibri"/>
+        <w:rFonts w:ascii="Calibri" w:hAnsi="Calibri" w:eastAsia="Calibri" w:cs="Calibri"/>
         <w:sz w:val="18"/>
         <w:szCs w:val="18"/>
       </w:rPr>
@@ -5491,16 +7165,41 @@
 </w:ftr>
 </file>
 
+<file path=word/footnotes.xml><?xml version="1.0" encoding="utf-8"?>
+<w:footnotes xmlns:wpc="http://schemas.microsoft.com/office/word/2010/wordprocessingCanvas" xmlns:mc="http://schemas.openxmlformats.org/markup-compatibility/2006" xmlns:o="urn:schemas-microsoft-com:office:office" xmlns:r="http://schemas.openxmlformats.org/officeDocument/2006/relationships" xmlns:m="http://schemas.openxmlformats.org/officeDocument/2006/math" xmlns:v="urn:schemas-microsoft-com:vml" xmlns:wp14="http://schemas.microsoft.com/office/word/2010/wordprocessingDrawing" xmlns:wp="http://schemas.openxmlformats.org/drawingml/2006/wordprocessingDrawing" xmlns:w="http://schemas.openxmlformats.org/wordprocessingml/2006/main" xmlns:w14="http://schemas.microsoft.com/office/word/2010/wordml" xmlns:w15="http://schemas.microsoft.com/office/word/2012/wordml" xmlns:w10="urn:schemas-microsoft-com:office:word" xmlns:wpg="http://schemas.microsoft.com/office/word/2010/wordprocessingGroup" xmlns:wpi="http://schemas.microsoft.com/office/word/2010/wordprocessingInk" xmlns:wne="http://schemas.microsoft.com/office/word/2006/wordml" xmlns:wps="http://schemas.microsoft.com/office/word/2010/wordprocessingShape" xmlns:wpsCustomData="http://www.wps.cn/officeDocument/2013/wpsCustomData" mc:Ignorable="w14 w15 wp14">
+  <w:footnote w:type="separator" w:id="0">
+    <w:p>
+      <w:pPr>
+        <w:spacing w:line="360" w:lineRule="auto"/>
+      </w:pPr>
+      <w:r>
+        <w:separator/>
+      </w:r>
+    </w:p>
+  </w:footnote>
+  <w:footnote w:type="continuationSeparator" w:id="1">
+    <w:p>
+      <w:pPr>
+        <w:spacing w:line="360" w:lineRule="auto"/>
+      </w:pPr>
+      <w:r>
+        <w:continuationSeparator/>
+      </w:r>
+    </w:p>
+  </w:footnote>
+</w:footnotes>
+</file>
+
 <file path=word/numbering.xml><?xml version="1.0" encoding="utf-8"?>
-<w:numbering xmlns:wpc="http://schemas.microsoft.com/office/word/2010/wordprocessingCanvas" xmlns:mc="http://schemas.openxmlformats.org/markup-compatibility/2006" xmlns:o="urn:schemas-microsoft-com:office:office" xmlns:r="http://schemas.openxmlformats.org/officeDocument/2006/relationships" xmlns:m="http://schemas.openxmlformats.org/officeDocument/2006/math" xmlns:v="urn:schemas-microsoft-com:vml" xmlns:wp14="http://schemas.microsoft.com/office/word/2010/wordprocessingDrawing" xmlns:wp="http://schemas.openxmlformats.org/drawingml/2006/wordprocessingDrawing" xmlns:w10="urn:schemas-microsoft-com:office:word" xmlns:w="http://schemas.openxmlformats.org/wordprocessingml/2006/main" xmlns:w14="http://schemas.microsoft.com/office/word/2010/wordml" xmlns:w15="http://schemas.microsoft.com/office/word/2012/wordml" xmlns:wne="http://schemas.microsoft.com/office/word/2006/wordml" xmlns:wpg="http://schemas.microsoft.com/office/word/2010/wordprocessingGroup" xmlns:wpi="http://schemas.microsoft.com/office/word/2010/wordprocessingInk" xmlns:wps="http://schemas.microsoft.com/office/word/2010/wordprocessingShape" mc:Ignorable="w14 w15 wp14">
+<w:numbering xmlns:wpc="http://schemas.microsoft.com/office/word/2010/wordprocessingCanvas" xmlns:mc="http://schemas.openxmlformats.org/markup-compatibility/2006" xmlns:o="urn:schemas-microsoft-com:office:office" xmlns:r="http://schemas.openxmlformats.org/officeDocument/2006/relationships" xmlns:m="http://schemas.openxmlformats.org/officeDocument/2006/math" xmlns:v="urn:schemas-microsoft-com:vml" xmlns:wp14="http://schemas.microsoft.com/office/word/2010/wordprocessingDrawing" xmlns:wp="http://schemas.openxmlformats.org/drawingml/2006/wordprocessingDrawing" xmlns:w10="urn:schemas-microsoft-com:office:word" xmlns:w="http://schemas.openxmlformats.org/wordprocessingml/2006/main" xmlns:w14="http://schemas.microsoft.com/office/word/2010/wordml" xmlns:wpg="http://schemas.microsoft.com/office/word/2010/wordprocessingGroup" xmlns:wpi="http://schemas.microsoft.com/office/word/2010/wordprocessingInk" xmlns:wne="http://schemas.microsoft.com/office/word/2006/wordml" xmlns:wps="http://schemas.microsoft.com/office/word/2010/wordprocessingShape" xmlns:wpsCustomData="http://www.wps.cn/officeDocument/2013/wpsCustomData" mc:Ignorable="w14 wp14">
   <w:abstractNum w:abstractNumId="0">
     <w:nsid w:val="8E964DCE"/>
     <w:multiLevelType w:val="multilevel"/>
     <w:tmpl w:val="8E964DCE"/>
-    <w:lvl w:ilvl="0">
+    <w:lvl w:ilvl="0" w:tentative="0">
       <w:start w:val="1"/>
       <w:numFmt w:val="decimal"/>
-      <w:pStyle w:val="Heading1"/>
+      <w:pStyle w:val="2"/>
       <w:lvlText w:val="%1."/>
       <w:lvlJc w:val="left"/>
       <w:pPr>
@@ -5510,10 +7209,10 @@
         <w:rFonts w:hint="default"/>
       </w:rPr>
     </w:lvl>
-    <w:lvl w:ilvl="1">
+    <w:lvl w:ilvl="1" w:tentative="0">
       <w:start w:val="1"/>
       <w:numFmt w:val="decimal"/>
-      <w:pStyle w:val="Heading2"/>
+      <w:pStyle w:val="3"/>
       <w:lvlText w:val="%1.%2."/>
       <w:lvlJc w:val="left"/>
       <w:pPr>
@@ -5523,10 +7222,10 @@
         <w:rFonts w:hint="default"/>
       </w:rPr>
     </w:lvl>
-    <w:lvl w:ilvl="2">
+    <w:lvl w:ilvl="2" w:tentative="0">
       <w:start w:val="1"/>
       <w:numFmt w:val="decimal"/>
-      <w:pStyle w:val="Heading3"/>
+      <w:pStyle w:val="4"/>
       <w:lvlText w:val="%1.%2.%3."/>
       <w:lvlJc w:val="left"/>
       <w:pPr>
@@ -5536,10 +7235,10 @@
         <w:rFonts w:hint="default"/>
       </w:rPr>
     </w:lvl>
-    <w:lvl w:ilvl="3">
+    <w:lvl w:ilvl="3" w:tentative="0">
       <w:start w:val="1"/>
       <w:numFmt w:val="decimal"/>
-      <w:pStyle w:val="Heading4"/>
+      <w:pStyle w:val="5"/>
       <w:lvlText w:val="%1.%2.%3.%4."/>
       <w:lvlJc w:val="left"/>
       <w:pPr>
@@ -5549,10 +7248,10 @@
         <w:rFonts w:hint="default"/>
       </w:rPr>
     </w:lvl>
-    <w:lvl w:ilvl="4">
+    <w:lvl w:ilvl="4" w:tentative="0">
       <w:start w:val="1"/>
       <w:numFmt w:val="decimal"/>
-      <w:pStyle w:val="Heading5"/>
+      <w:pStyle w:val="6"/>
       <w:lvlText w:val="%1.%2.%3.%4.%5."/>
       <w:lvlJc w:val="left"/>
       <w:pPr>
@@ -5562,10 +7261,10 @@
         <w:rFonts w:hint="default"/>
       </w:rPr>
     </w:lvl>
-    <w:lvl w:ilvl="5">
+    <w:lvl w:ilvl="5" w:tentative="0">
       <w:start w:val="1"/>
       <w:numFmt w:val="decimal"/>
-      <w:pStyle w:val="Heading6"/>
+      <w:pStyle w:val="7"/>
       <w:lvlText w:val="%1.%2.%3.%4.%5.%6."/>
       <w:lvlJc w:val="left"/>
       <w:pPr>
@@ -5575,10 +7274,10 @@
         <w:rFonts w:hint="default"/>
       </w:rPr>
     </w:lvl>
-    <w:lvl w:ilvl="6">
+    <w:lvl w:ilvl="6" w:tentative="0">
       <w:start w:val="1"/>
       <w:numFmt w:val="decimal"/>
-      <w:pStyle w:val="Heading7"/>
+      <w:pStyle w:val="8"/>
       <w:lvlText w:val="%1.%2.%3.%4.%5.%6.%7."/>
       <w:lvlJc w:val="left"/>
       <w:pPr>
@@ -5588,10 +7287,10 @@
         <w:rFonts w:hint="default"/>
       </w:rPr>
     </w:lvl>
-    <w:lvl w:ilvl="7">
+    <w:lvl w:ilvl="7" w:tentative="0">
       <w:start w:val="1"/>
       <w:numFmt w:val="decimal"/>
-      <w:pStyle w:val="Heading8"/>
+      <w:pStyle w:val="9"/>
       <w:lvlText w:val="%1.%2.%3.%4.%5.%6.%7.%8."/>
       <w:lvlJc w:val="left"/>
       <w:pPr>
@@ -5601,10 +7300,10 @@
         <w:rFonts w:hint="default"/>
       </w:rPr>
     </w:lvl>
-    <w:lvl w:ilvl="8">
+    <w:lvl w:ilvl="8" w:tentative="0">
       <w:start w:val="1"/>
       <w:numFmt w:val="decimal"/>
-      <w:pStyle w:val="Heading9"/>
+      <w:pStyle w:val="10"/>
       <w:lvlText w:val="%1.%2.%3.%4.%5.%6.%7.%8.%9."/>
       <w:lvlJc w:val="left"/>
       <w:pPr>
@@ -5622,267 +7321,269 @@
 </file>
 
 <file path=word/styles.xml><?xml version="1.0" encoding="utf-8"?>
-<w:styles xmlns:mc="http://schemas.openxmlformats.org/markup-compatibility/2006" xmlns:r="http://schemas.openxmlformats.org/officeDocument/2006/relationships" xmlns:w="http://schemas.openxmlformats.org/wordprocessingml/2006/main" xmlns:w14="http://schemas.microsoft.com/office/word/2010/wordml" xmlns:w15="http://schemas.microsoft.com/office/word/2012/wordml" mc:Ignorable="w14 w15">
+<w:styles xmlns:mc="http://schemas.openxmlformats.org/markup-compatibility/2006" xmlns:o="urn:schemas-microsoft-com:office:office" xmlns:r="http://schemas.openxmlformats.org/officeDocument/2006/relationships" xmlns:m="http://schemas.openxmlformats.org/officeDocument/2006/math" xmlns:v="urn:schemas-microsoft-com:vml" xmlns:w="http://schemas.openxmlformats.org/wordprocessingml/2006/main" xmlns:w14="http://schemas.microsoft.com/office/word/2010/wordml" xmlns:w10="urn:schemas-microsoft-com:office:word" xmlns:sl="http://schemas.openxmlformats.org/schemaLibrary/2006/main" xmlns:wpsCustomData="http://www.wps.cn/officeDocument/2013/wpsCustomData" mc:Ignorable="w14">
   <w:docDefaults>
     <w:rPrDefault>
       <w:rPr>
-        <w:rFonts w:ascii="Arial" w:eastAsia="Arial" w:hAnsi="Arial" w:cs="Arial"/>
+        <w:rFonts w:ascii="Arial" w:hAnsi="Arial" w:eastAsia="Arial" w:cs="Arial"/>
       </w:rPr>
     </w:rPrDefault>
     <w:pPrDefault/>
   </w:docDefaults>
-  <w:latentStyles w:defLockedState="0" w:defUIPriority="99" w:defSemiHidden="1" w:defUnhideWhenUsed="1" w:defQFormat="0" w:count="260">
-    <w:lsdException w:name="Normal" w:semiHidden="0" w:uiPriority="0" w:unhideWhenUsed="0" w:qFormat="1"/>
-    <w:lsdException w:name="heading 1" w:semiHidden="0" w:uiPriority="0" w:unhideWhenUsed="0" w:qFormat="1"/>
-    <w:lsdException w:name="heading 2" w:semiHidden="0" w:uiPriority="0" w:qFormat="1"/>
-    <w:lsdException w:name="heading 3" w:uiPriority="0" w:qFormat="1"/>
-    <w:lsdException w:name="heading 4" w:semiHidden="0" w:uiPriority="0" w:qFormat="1"/>
-    <w:lsdException w:name="heading 5" w:uiPriority="0" w:qFormat="1"/>
-    <w:lsdException w:name="heading 6" w:uiPriority="0" w:qFormat="1"/>
-    <w:lsdException w:name="heading 7" w:uiPriority="0" w:qFormat="1"/>
-    <w:lsdException w:name="heading 8" w:uiPriority="0" w:qFormat="1"/>
-    <w:lsdException w:name="heading 9" w:uiPriority="0" w:qFormat="1"/>
-    <w:lsdException w:name="index 1" w:semiHidden="0" w:uiPriority="0" w:unhideWhenUsed="0"/>
-    <w:lsdException w:name="index 2" w:semiHidden="0" w:uiPriority="0" w:unhideWhenUsed="0"/>
-    <w:lsdException w:name="index 3" w:semiHidden="0" w:uiPriority="0" w:unhideWhenUsed="0"/>
-    <w:lsdException w:name="index 4" w:semiHidden="0" w:uiPriority="0" w:unhideWhenUsed="0"/>
-    <w:lsdException w:name="index 5" w:semiHidden="0" w:uiPriority="0" w:unhideWhenUsed="0"/>
-    <w:lsdException w:name="index 6" w:semiHidden="0" w:uiPriority="0" w:unhideWhenUsed="0"/>
-    <w:lsdException w:name="index 7" w:semiHidden="0" w:uiPriority="0" w:unhideWhenUsed="0"/>
-    <w:lsdException w:name="index 8" w:semiHidden="0" w:uiPriority="0" w:unhideWhenUsed="0"/>
-    <w:lsdException w:name="index 9" w:semiHidden="0" w:uiPriority="0" w:unhideWhenUsed="0"/>
-    <w:lsdException w:name="toc 1" w:semiHidden="0" w:uiPriority="0" w:unhideWhenUsed="0" w:qFormat="1"/>
-    <w:lsdException w:name="toc 2" w:semiHidden="0" w:uiPriority="0" w:unhideWhenUsed="0" w:qFormat="1"/>
-    <w:lsdException w:name="toc 3" w:semiHidden="0" w:uiPriority="0" w:unhideWhenUsed="0" w:qFormat="1"/>
-    <w:lsdException w:name="toc 4" w:semiHidden="0" w:uiPriority="0" w:unhideWhenUsed="0"/>
-    <w:lsdException w:name="toc 5" w:semiHidden="0" w:uiPriority="0" w:unhideWhenUsed="0"/>
-    <w:lsdException w:name="toc 6" w:semiHidden="0" w:uiPriority="0" w:unhideWhenUsed="0"/>
-    <w:lsdException w:name="toc 7" w:semiHidden="0" w:uiPriority="0" w:unhideWhenUsed="0"/>
-    <w:lsdException w:name="toc 8" w:semiHidden="0" w:uiPriority="0" w:unhideWhenUsed="0"/>
-    <w:lsdException w:name="toc 9" w:semiHidden="0" w:uiPriority="0" w:unhideWhenUsed="0"/>
-    <w:lsdException w:name="Normal Indent" w:semiHidden="0" w:uiPriority="0" w:unhideWhenUsed="0"/>
-    <w:lsdException w:name="footnote text" w:semiHidden="0" w:uiPriority="0" w:unhideWhenUsed="0"/>
-    <w:lsdException w:name="annotation text" w:semiHidden="0" w:uiPriority="0" w:unhideWhenUsed="0" w:qFormat="1"/>
-    <w:lsdException w:name="header" w:semiHidden="0" w:uiPriority="0" w:unhideWhenUsed="0" w:qFormat="1"/>
-    <w:lsdException w:name="footer" w:semiHidden="0" w:uiPriority="0" w:unhideWhenUsed="0" w:qFormat="1"/>
-    <w:lsdException w:name="index heading" w:semiHidden="0" w:uiPriority="0" w:unhideWhenUsed="0"/>
-    <w:lsdException w:name="caption" w:uiPriority="0" w:qFormat="1"/>
-    <w:lsdException w:name="table of figures" w:semiHidden="0" w:uiPriority="0" w:unhideWhenUsed="0"/>
-    <w:lsdException w:name="envelope address" w:semiHidden="0" w:uiPriority="0" w:unhideWhenUsed="0"/>
-    <w:lsdException w:name="envelope return" w:semiHidden="0" w:uiPriority="0" w:unhideWhenUsed="0"/>
-    <w:lsdException w:name="footnote reference" w:semiHidden="0" w:uiPriority="0" w:unhideWhenUsed="0"/>
-    <w:lsdException w:name="annotation reference" w:semiHidden="0" w:uiPriority="0" w:unhideWhenUsed="0"/>
-    <w:lsdException w:name="line number" w:semiHidden="0" w:uiPriority="0" w:unhideWhenUsed="0"/>
-    <w:lsdException w:name="page number" w:semiHidden="0" w:uiPriority="0" w:unhideWhenUsed="0"/>
-    <w:lsdException w:name="endnote reference" w:semiHidden="0" w:uiPriority="0" w:unhideWhenUsed="0"/>
-    <w:lsdException w:name="endnote text" w:semiHidden="0" w:uiPriority="0" w:unhideWhenUsed="0"/>
-    <w:lsdException w:name="table of authorities" w:semiHidden="0" w:uiPriority="0" w:unhideWhenUsed="0"/>
-    <w:lsdException w:name="macro" w:semiHidden="0" w:uiPriority="0" w:unhideWhenUsed="0"/>
-    <w:lsdException w:name="toa heading" w:semiHidden="0" w:uiPriority="0" w:unhideWhenUsed="0"/>
-    <w:lsdException w:name="List" w:semiHidden="0" w:uiPriority="0" w:unhideWhenUsed="0"/>
-    <w:lsdException w:name="List Bullet" w:semiHidden="0" w:uiPriority="0" w:unhideWhenUsed="0"/>
-    <w:lsdException w:name="List Number" w:semiHidden="0" w:uiPriority="0" w:unhideWhenUsed="0"/>
-    <w:lsdException w:name="List 2" w:semiHidden="0" w:uiPriority="0" w:unhideWhenUsed="0"/>
-    <w:lsdException w:name="List 3" w:semiHidden="0" w:uiPriority="0" w:unhideWhenUsed="0"/>
-    <w:lsdException w:name="List 4" w:semiHidden="0" w:uiPriority="0" w:unhideWhenUsed="0"/>
-    <w:lsdException w:name="List 5" w:semiHidden="0" w:uiPriority="0" w:unhideWhenUsed="0"/>
-    <w:lsdException w:name="List Bullet 2" w:semiHidden="0" w:uiPriority="0" w:unhideWhenUsed="0"/>
-    <w:lsdException w:name="List Bullet 3" w:semiHidden="0" w:uiPriority="0" w:unhideWhenUsed="0"/>
-    <w:lsdException w:name="List Bullet 4" w:semiHidden="0" w:uiPriority="0" w:unhideWhenUsed="0"/>
-    <w:lsdException w:name="List Bullet 5" w:semiHidden="0" w:uiPriority="0" w:unhideWhenUsed="0"/>
-    <w:lsdException w:name="List Number 2" w:semiHidden="0" w:uiPriority="0" w:unhideWhenUsed="0"/>
-    <w:lsdException w:name="List Number 3" w:semiHidden="0" w:uiPriority="0" w:unhideWhenUsed="0"/>
-    <w:lsdException w:name="List Number 4" w:semiHidden="0" w:uiPriority="0" w:unhideWhenUsed="0"/>
-    <w:lsdException w:name="List Number 5" w:semiHidden="0" w:uiPriority="0" w:unhideWhenUsed="0"/>
-    <w:lsdException w:name="Title" w:semiHidden="0" w:uiPriority="0" w:unhideWhenUsed="0" w:qFormat="1"/>
-    <w:lsdException w:name="Closing" w:semiHidden="0" w:uiPriority="0" w:unhideWhenUsed="0"/>
-    <w:lsdException w:name="Signature" w:semiHidden="0" w:uiPriority="0" w:unhideWhenUsed="0"/>
-    <w:lsdException w:name="Default Paragraph Font" w:uiPriority="0" w:unhideWhenUsed="0" w:qFormat="1"/>
-    <w:lsdException w:name="Body Text" w:uiPriority="0" w:unhideWhenUsed="0" w:qFormat="1"/>
-    <w:lsdException w:name="Body Text Indent" w:semiHidden="0" w:uiPriority="0" w:unhideWhenUsed="0"/>
-    <w:lsdException w:name="List Continue" w:semiHidden="0" w:uiPriority="0" w:unhideWhenUsed="0"/>
-    <w:lsdException w:name="List Continue 2" w:semiHidden="0" w:uiPriority="0" w:unhideWhenUsed="0"/>
-    <w:lsdException w:name="List Continue 3" w:semiHidden="0" w:uiPriority="0" w:unhideWhenUsed="0"/>
-    <w:lsdException w:name="List Continue 4" w:semiHidden="0" w:uiPriority="0" w:unhideWhenUsed="0"/>
-    <w:lsdException w:name="List Continue 5" w:semiHidden="0" w:uiPriority="0" w:unhideWhenUsed="0"/>
-    <w:lsdException w:name="Message Header" w:semiHidden="0" w:uiPriority="0" w:unhideWhenUsed="0"/>
-    <w:lsdException w:name="Subtitle" w:semiHidden="0" w:uiPriority="0" w:unhideWhenUsed="0" w:qFormat="1"/>
-    <w:lsdException w:name="Salutation" w:semiHidden="0" w:uiPriority="0" w:unhideWhenUsed="0"/>
-    <w:lsdException w:name="Date" w:semiHidden="0" w:uiPriority="0" w:unhideWhenUsed="0"/>
-    <w:lsdException w:name="Body Text First Indent" w:semiHidden="0" w:uiPriority="0" w:unhideWhenUsed="0"/>
-    <w:lsdException w:name="Body Text First Indent 2" w:semiHidden="0" w:uiPriority="0" w:unhideWhenUsed="0"/>
-    <w:lsdException w:name="Body Text 2" w:semiHidden="0" w:uiPriority="0" w:unhideWhenUsed="0"/>
-    <w:lsdException w:name="Body Text 3" w:semiHidden="0" w:uiPriority="0" w:unhideWhenUsed="0"/>
-    <w:lsdException w:name="Body Text Indent 2" w:semiHidden="0" w:uiPriority="0" w:unhideWhenUsed="0"/>
-    <w:lsdException w:name="Body Text Indent 3" w:semiHidden="0" w:uiPriority="0" w:unhideWhenUsed="0"/>
-    <w:lsdException w:name="Block Text" w:semiHidden="0" w:uiPriority="0" w:unhideWhenUsed="0"/>
-    <w:lsdException w:name="Hyperlink" w:semiHidden="0" w:uiPriority="0" w:unhideWhenUsed="0"/>
-    <w:lsdException w:name="FollowedHyperlink" w:semiHidden="0" w:uiPriority="0" w:unhideWhenUsed="0"/>
-    <w:lsdException w:name="Strong" w:semiHidden="0" w:uiPriority="0" w:unhideWhenUsed="0" w:qFormat="1"/>
-    <w:lsdException w:name="Emphasis" w:semiHidden="0" w:uiPriority="0" w:unhideWhenUsed="0" w:qFormat="1"/>
-    <w:lsdException w:name="Document Map" w:semiHidden="0" w:uiPriority="0" w:unhideWhenUsed="0"/>
-    <w:lsdException w:name="Plain Text" w:semiHidden="0" w:uiPriority="0" w:unhideWhenUsed="0"/>
-    <w:lsdException w:name="E-mail Signature" w:semiHidden="0" w:uiPriority="0" w:unhideWhenUsed="0"/>
-    <w:lsdException w:name="Normal (Web)" w:semiHidden="0" w:uiPriority="0" w:unhideWhenUsed="0" w:qFormat="1"/>
-    <w:lsdException w:name="HTML Acronym" w:semiHidden="0" w:uiPriority="0" w:unhideWhenUsed="0"/>
-    <w:lsdException w:name="HTML Address" w:semiHidden="0" w:uiPriority="0" w:unhideWhenUsed="0"/>
-    <w:lsdException w:name="HTML Cite" w:semiHidden="0" w:uiPriority="0" w:unhideWhenUsed="0"/>
-    <w:lsdException w:name="HTML Code" w:semiHidden="0" w:uiPriority="0" w:unhideWhenUsed="0"/>
-    <w:lsdException w:name="HTML Definition" w:semiHidden="0" w:uiPriority="0" w:unhideWhenUsed="0"/>
-    <w:lsdException w:name="HTML Keyboard" w:semiHidden="0" w:uiPriority="0" w:unhideWhenUsed="0"/>
-    <w:lsdException w:name="HTML Preformatted" w:semiHidden="0" w:uiPriority="0" w:unhideWhenUsed="0"/>
-    <w:lsdException w:name="HTML Sample" w:semiHidden="0" w:uiPriority="0" w:unhideWhenUsed="0"/>
-    <w:lsdException w:name="HTML Typewriter" w:semiHidden="0" w:uiPriority="0" w:unhideWhenUsed="0"/>
-    <w:lsdException w:name="HTML Variable" w:semiHidden="0" w:uiPriority="0" w:unhideWhenUsed="0"/>
-    <w:lsdException w:name="Normal Table" w:uiPriority="0" w:unhideWhenUsed="0" w:qFormat="1"/>
-    <w:lsdException w:name="annotation subject" w:semiHidden="0" w:uiPriority="0" w:unhideWhenUsed="0"/>
-    <w:lsdException w:name="Table Simple 1" w:semiHidden="0" w:uiPriority="0" w:unhideWhenUsed="0"/>
-    <w:lsdException w:name="Table Simple 2" w:semiHidden="0" w:uiPriority="0" w:unhideWhenUsed="0"/>
-    <w:lsdException w:name="Table Simple 3" w:semiHidden="0" w:uiPriority="0" w:unhideWhenUsed="0"/>
-    <w:lsdException w:name="Table Classic 1" w:semiHidden="0" w:uiPriority="0" w:unhideWhenUsed="0"/>
-    <w:lsdException w:name="Table Classic 2" w:semiHidden="0" w:uiPriority="0" w:unhideWhenUsed="0"/>
-    <w:lsdException w:name="Table Classic 3" w:semiHidden="0" w:uiPriority="0" w:unhideWhenUsed="0"/>
-    <w:lsdException w:name="Table Classic 4" w:semiHidden="0" w:uiPriority="0" w:unhideWhenUsed="0"/>
-    <w:lsdException w:name="Table Colorful 1" w:semiHidden="0" w:uiPriority="0" w:unhideWhenUsed="0"/>
-    <w:lsdException w:name="Table Colorful 2" w:semiHidden="0" w:uiPriority="0" w:unhideWhenUsed="0"/>
-    <w:lsdException w:name="Table Colorful 3" w:semiHidden="0" w:uiPriority="0" w:unhideWhenUsed="0"/>
-    <w:lsdException w:name="Table Columns 1" w:semiHidden="0" w:uiPriority="0" w:unhideWhenUsed="0"/>
-    <w:lsdException w:name="Table Columns 2" w:semiHidden="0" w:uiPriority="0" w:unhideWhenUsed="0"/>
-    <w:lsdException w:name="Table Columns 3" w:semiHidden="0" w:uiPriority="0" w:unhideWhenUsed="0"/>
-    <w:lsdException w:name="Table Columns 4" w:semiHidden="0" w:uiPriority="0" w:unhideWhenUsed="0"/>
-    <w:lsdException w:name="Table Columns 5" w:semiHidden="0" w:uiPriority="0" w:unhideWhenUsed="0"/>
-    <w:lsdException w:name="Table Grid 1" w:semiHidden="0" w:uiPriority="0" w:unhideWhenUsed="0"/>
-    <w:lsdException w:name="Table Grid 2" w:semiHidden="0" w:uiPriority="0" w:unhideWhenUsed="0"/>
-    <w:lsdException w:name="Table Grid 3" w:semiHidden="0" w:uiPriority="0" w:unhideWhenUsed="0"/>
-    <w:lsdException w:name="Table Grid 4" w:semiHidden="0" w:uiPriority="0" w:unhideWhenUsed="0"/>
-    <w:lsdException w:name="Table Grid 5" w:semiHidden="0" w:uiPriority="0" w:unhideWhenUsed="0"/>
-    <w:lsdException w:name="Table Grid 6" w:semiHidden="0" w:uiPriority="0" w:unhideWhenUsed="0"/>
-    <w:lsdException w:name="Table Grid 7" w:semiHidden="0" w:uiPriority="0" w:unhideWhenUsed="0"/>
-    <w:lsdException w:name="Table Grid 8" w:semiHidden="0" w:uiPriority="0" w:unhideWhenUsed="0"/>
-    <w:lsdException w:name="Table List 1" w:semiHidden="0" w:uiPriority="0" w:unhideWhenUsed="0"/>
-    <w:lsdException w:name="Table List 2" w:semiHidden="0" w:uiPriority="0" w:unhideWhenUsed="0"/>
-    <w:lsdException w:name="Table List 3" w:semiHidden="0" w:uiPriority="0" w:unhideWhenUsed="0"/>
-    <w:lsdException w:name="Table List 4" w:semiHidden="0" w:uiPriority="0" w:unhideWhenUsed="0"/>
-    <w:lsdException w:name="Table List 5" w:semiHidden="0" w:uiPriority="0" w:unhideWhenUsed="0"/>
-    <w:lsdException w:name="Table List 6" w:semiHidden="0" w:uiPriority="0" w:unhideWhenUsed="0"/>
-    <w:lsdException w:name="Table List 7" w:semiHidden="0" w:uiPriority="0" w:unhideWhenUsed="0"/>
-    <w:lsdException w:name="Table List 8" w:semiHidden="0" w:uiPriority="0" w:unhideWhenUsed="0"/>
-    <w:lsdException w:name="Table 3D effects 1" w:semiHidden="0" w:uiPriority="0" w:unhideWhenUsed="0"/>
-    <w:lsdException w:name="Table 3D effects 2" w:semiHidden="0" w:uiPriority="0" w:unhideWhenUsed="0"/>
-    <w:lsdException w:name="Table 3D effects 3" w:semiHidden="0" w:uiPriority="0" w:unhideWhenUsed="0"/>
-    <w:lsdException w:name="Table Contemporary" w:semiHidden="0" w:uiPriority="0" w:unhideWhenUsed="0"/>
-    <w:lsdException w:name="Table Elegant" w:semiHidden="0" w:uiPriority="0" w:unhideWhenUsed="0"/>
-    <w:lsdException w:name="Table Professional" w:semiHidden="0" w:uiPriority="0" w:unhideWhenUsed="0"/>
-    <w:lsdException w:name="Table Subtle 1" w:semiHidden="0" w:uiPriority="0" w:unhideWhenUsed="0"/>
-    <w:lsdException w:name="Table Subtle 2" w:semiHidden="0" w:uiPriority="0" w:unhideWhenUsed="0"/>
-    <w:lsdException w:name="Table Web 1" w:semiHidden="0" w:uiPriority="0" w:unhideWhenUsed="0"/>
-    <w:lsdException w:name="Table Web 2" w:semiHidden="0" w:uiPriority="0" w:unhideWhenUsed="0"/>
-    <w:lsdException w:name="Table Web 3" w:semiHidden="0" w:uiPriority="0" w:unhideWhenUsed="0"/>
-    <w:lsdException w:name="Balloon Text" w:semiHidden="0" w:uiPriority="0" w:unhideWhenUsed="0"/>
-    <w:lsdException w:name="Table Grid" w:semiHidden="0" w:uiPriority="0" w:unhideWhenUsed="0" w:qFormat="1"/>
-    <w:lsdException w:name="Table Theme" w:semiHidden="0" w:uiPriority="0" w:unhideWhenUsed="0"/>
-    <w:lsdException w:name="Light Shading" w:semiHidden="0" w:uiPriority="60" w:unhideWhenUsed="0"/>
-    <w:lsdException w:name="Light List" w:semiHidden="0" w:uiPriority="61" w:unhideWhenUsed="0"/>
-    <w:lsdException w:name="Light Grid" w:semiHidden="0" w:uiPriority="62" w:unhideWhenUsed="0"/>
-    <w:lsdException w:name="Medium Shading 1" w:semiHidden="0" w:uiPriority="63" w:unhideWhenUsed="0"/>
-    <w:lsdException w:name="Medium Shading 2" w:semiHidden="0" w:uiPriority="64" w:unhideWhenUsed="0"/>
-    <w:lsdException w:name="Medium List 1" w:semiHidden="0" w:uiPriority="65" w:unhideWhenUsed="0"/>
-    <w:lsdException w:name="Medium List 2" w:semiHidden="0" w:uiPriority="66" w:unhideWhenUsed="0"/>
-    <w:lsdException w:name="Medium Grid 1" w:semiHidden="0" w:uiPriority="67" w:unhideWhenUsed="0"/>
-    <w:lsdException w:name="Medium Grid 2" w:semiHidden="0" w:uiPriority="68" w:unhideWhenUsed="0"/>
-    <w:lsdException w:name="Medium Grid 3" w:semiHidden="0" w:uiPriority="69" w:unhideWhenUsed="0"/>
-    <w:lsdException w:name="Dark List" w:semiHidden="0" w:uiPriority="70" w:unhideWhenUsed="0"/>
-    <w:lsdException w:name="Colorful Shading" w:semiHidden="0" w:uiPriority="71" w:unhideWhenUsed="0"/>
-    <w:lsdException w:name="Colorful List" w:semiHidden="0" w:uiPriority="72" w:unhideWhenUsed="0"/>
-    <w:lsdException w:name="Colorful Grid" w:semiHidden="0" w:uiPriority="73" w:unhideWhenUsed="0"/>
-    <w:lsdException w:name="Light Shading Accent 1" w:semiHidden="0" w:uiPriority="60" w:unhideWhenUsed="0"/>
-    <w:lsdException w:name="Light List Accent 1" w:semiHidden="0" w:uiPriority="61" w:unhideWhenUsed="0"/>
-    <w:lsdException w:name="Light Grid Accent 1" w:semiHidden="0" w:uiPriority="62" w:unhideWhenUsed="0"/>
-    <w:lsdException w:name="Medium Shading 1 Accent 1" w:semiHidden="0" w:uiPriority="63" w:unhideWhenUsed="0"/>
-    <w:lsdException w:name="Medium Shading 2 Accent 1" w:semiHidden="0" w:uiPriority="64" w:unhideWhenUsed="0"/>
-    <w:lsdException w:name="Medium List 1 Accent 1" w:semiHidden="0" w:uiPriority="65" w:unhideWhenUsed="0"/>
-    <w:lsdException w:name="Medium List 2 Accent 1" w:semiHidden="0" w:uiPriority="66" w:unhideWhenUsed="0"/>
-    <w:lsdException w:name="Medium Grid 1 Accent 1" w:semiHidden="0" w:uiPriority="67" w:unhideWhenUsed="0"/>
-    <w:lsdException w:name="Medium Grid 2 Accent 1" w:semiHidden="0" w:uiPriority="68" w:unhideWhenUsed="0"/>
-    <w:lsdException w:name="Medium Grid 3 Accent 1" w:semiHidden="0" w:uiPriority="69" w:unhideWhenUsed="0"/>
-    <w:lsdException w:name="Dark List Accent 1" w:semiHidden="0" w:uiPriority="70" w:unhideWhenUsed="0"/>
-    <w:lsdException w:name="Colorful Shading Accent 1" w:semiHidden="0" w:uiPriority="71" w:unhideWhenUsed="0"/>
-    <w:lsdException w:name="Colorful List Accent 1" w:semiHidden="0" w:uiPriority="72" w:unhideWhenUsed="0"/>
-    <w:lsdException w:name="Colorful Grid Accent 1" w:semiHidden="0" w:uiPriority="73" w:unhideWhenUsed="0"/>
-    <w:lsdException w:name="Light Shading Accent 2" w:semiHidden="0" w:uiPriority="60" w:unhideWhenUsed="0"/>
-    <w:lsdException w:name="Light List Accent 2" w:semiHidden="0" w:uiPriority="61" w:unhideWhenUsed="0"/>
-    <w:lsdException w:name="Light Grid Accent 2" w:semiHidden="0" w:uiPriority="62" w:unhideWhenUsed="0"/>
-    <w:lsdException w:name="Medium Shading 1 Accent 2" w:semiHidden="0" w:uiPriority="63" w:unhideWhenUsed="0"/>
-    <w:lsdException w:name="Medium Shading 2 Accent 2" w:semiHidden="0" w:uiPriority="64" w:unhideWhenUsed="0"/>
-    <w:lsdException w:name="Medium List 1 Accent 2" w:semiHidden="0" w:uiPriority="65" w:unhideWhenUsed="0"/>
-    <w:lsdException w:name="Medium List 2 Accent 2" w:semiHidden="0" w:uiPriority="66" w:unhideWhenUsed="0"/>
-    <w:lsdException w:name="Medium Grid 1 Accent 2" w:semiHidden="0" w:uiPriority="67" w:unhideWhenUsed="0"/>
-    <w:lsdException w:name="Medium Grid 2 Accent 2" w:semiHidden="0" w:uiPriority="68" w:unhideWhenUsed="0"/>
-    <w:lsdException w:name="Medium Grid 3 Accent 2" w:semiHidden="0" w:uiPriority="69" w:unhideWhenUsed="0"/>
-    <w:lsdException w:name="Dark List Accent 2" w:semiHidden="0" w:uiPriority="70" w:unhideWhenUsed="0"/>
-    <w:lsdException w:name="Colorful Shading Accent 2" w:semiHidden="0" w:uiPriority="71" w:unhideWhenUsed="0"/>
-    <w:lsdException w:name="Colorful List Accent 2" w:semiHidden="0" w:uiPriority="72" w:unhideWhenUsed="0"/>
-    <w:lsdException w:name="Colorful Grid Accent 2" w:semiHidden="0" w:uiPriority="73" w:unhideWhenUsed="0"/>
-    <w:lsdException w:name="Light Shading Accent 3" w:semiHidden="0" w:uiPriority="60" w:unhideWhenUsed="0"/>
-    <w:lsdException w:name="Light List Accent 3" w:semiHidden="0" w:uiPriority="61" w:unhideWhenUsed="0"/>
-    <w:lsdException w:name="Light Grid Accent 3" w:semiHidden="0" w:uiPriority="62" w:unhideWhenUsed="0"/>
-    <w:lsdException w:name="Medium Shading 1 Accent 3" w:semiHidden="0" w:uiPriority="63" w:unhideWhenUsed="0"/>
-    <w:lsdException w:name="Medium Shading 2 Accent 3" w:semiHidden="0" w:uiPriority="64" w:unhideWhenUsed="0"/>
-    <w:lsdException w:name="Medium List 1 Accent 3" w:semiHidden="0" w:uiPriority="65" w:unhideWhenUsed="0"/>
-    <w:lsdException w:name="Medium List 2 Accent 3" w:semiHidden="0" w:uiPriority="66" w:unhideWhenUsed="0"/>
-    <w:lsdException w:name="Medium Grid 1 Accent 3" w:semiHidden="0" w:uiPriority="67" w:unhideWhenUsed="0"/>
-    <w:lsdException w:name="Medium Grid 2 Accent 3" w:semiHidden="0" w:uiPriority="68" w:unhideWhenUsed="0"/>
-    <w:lsdException w:name="Medium Grid 3 Accent 3" w:semiHidden="0" w:uiPriority="69" w:unhideWhenUsed="0"/>
-    <w:lsdException w:name="Dark List Accent 3" w:semiHidden="0" w:uiPriority="70" w:unhideWhenUsed="0"/>
-    <w:lsdException w:name="Colorful Shading Accent 3" w:semiHidden="0" w:uiPriority="71" w:unhideWhenUsed="0"/>
-    <w:lsdException w:name="Colorful List Accent 3" w:semiHidden="0" w:uiPriority="72" w:unhideWhenUsed="0"/>
-    <w:lsdException w:name="Colorful Grid Accent 3" w:semiHidden="0" w:uiPriority="73" w:unhideWhenUsed="0"/>
-    <w:lsdException w:name="Light Shading Accent 4" w:semiHidden="0" w:uiPriority="60" w:unhideWhenUsed="0"/>
-    <w:lsdException w:name="Light List Accent 4" w:semiHidden="0" w:uiPriority="61" w:unhideWhenUsed="0"/>
-    <w:lsdException w:name="Light Grid Accent 4" w:semiHidden="0" w:uiPriority="62" w:unhideWhenUsed="0"/>
-    <w:lsdException w:name="Medium Shading 1 Accent 4" w:semiHidden="0" w:uiPriority="63" w:unhideWhenUsed="0"/>
-    <w:lsdException w:name="Medium Shading 2 Accent 4" w:semiHidden="0" w:uiPriority="64" w:unhideWhenUsed="0"/>
-    <w:lsdException w:name="Medium List 1 Accent 4" w:semiHidden="0" w:uiPriority="65" w:unhideWhenUsed="0"/>
-    <w:lsdException w:name="Medium List 2 Accent 4" w:semiHidden="0" w:uiPriority="66" w:unhideWhenUsed="0"/>
-    <w:lsdException w:name="Medium Grid 1 Accent 4" w:semiHidden="0" w:uiPriority="67" w:unhideWhenUsed="0"/>
-    <w:lsdException w:name="Medium Grid 2 Accent 4" w:semiHidden="0" w:uiPriority="68" w:unhideWhenUsed="0"/>
-    <w:lsdException w:name="Medium Grid 3 Accent 4" w:semiHidden="0" w:uiPriority="69" w:unhideWhenUsed="0"/>
-    <w:lsdException w:name="Dark List Accent 4" w:semiHidden="0" w:uiPriority="70" w:unhideWhenUsed="0"/>
-    <w:lsdException w:name="Colorful Shading Accent 4" w:semiHidden="0" w:uiPriority="71" w:unhideWhenUsed="0"/>
-    <w:lsdException w:name="Colorful List Accent 4" w:semiHidden="0" w:uiPriority="72" w:unhideWhenUsed="0"/>
-    <w:lsdException w:name="Colorful Grid Accent 4" w:semiHidden="0" w:uiPriority="73" w:unhideWhenUsed="0"/>
-    <w:lsdException w:name="Light Shading Accent 5" w:semiHidden="0" w:uiPriority="60" w:unhideWhenUsed="0"/>
-    <w:lsdException w:name="Light List Accent 5" w:semiHidden="0" w:uiPriority="61" w:unhideWhenUsed="0"/>
-    <w:lsdException w:name="Light Grid Accent 5" w:semiHidden="0" w:uiPriority="62" w:unhideWhenUsed="0"/>
-    <w:lsdException w:name="Medium Shading 1 Accent 5" w:semiHidden="0" w:uiPriority="63" w:unhideWhenUsed="0"/>
-    <w:lsdException w:name="Medium Shading 2 Accent 5" w:semiHidden="0" w:uiPriority="64" w:unhideWhenUsed="0"/>
-    <w:lsdException w:name="Medium List 1 Accent 5" w:semiHidden="0" w:uiPriority="65" w:unhideWhenUsed="0"/>
-    <w:lsdException w:name="Medium List 2 Accent 5" w:semiHidden="0" w:uiPriority="66" w:unhideWhenUsed="0"/>
-    <w:lsdException w:name="Medium Grid 1 Accent 5" w:semiHidden="0" w:uiPriority="67" w:unhideWhenUsed="0"/>
-    <w:lsdException w:name="Medium Grid 2 Accent 5" w:semiHidden="0" w:uiPriority="68" w:unhideWhenUsed="0"/>
-    <w:lsdException w:name="Medium Grid 3 Accent 5" w:semiHidden="0" w:uiPriority="69" w:unhideWhenUsed="0"/>
-    <w:lsdException w:name="Dark List Accent 5" w:semiHidden="0" w:uiPriority="70" w:unhideWhenUsed="0"/>
-    <w:lsdException w:name="Colorful Shading Accent 5" w:semiHidden="0" w:uiPriority="71" w:unhideWhenUsed="0"/>
-    <w:lsdException w:name="Colorful List Accent 5" w:semiHidden="0" w:uiPriority="72" w:unhideWhenUsed="0"/>
-    <w:lsdException w:name="Colorful Grid Accent 5" w:semiHidden="0" w:uiPriority="73" w:unhideWhenUsed="0"/>
-    <w:lsdException w:name="Light Shading Accent 6" w:semiHidden="0" w:uiPriority="60" w:unhideWhenUsed="0"/>
-    <w:lsdException w:name="Light List Accent 6" w:semiHidden="0" w:uiPriority="61" w:unhideWhenUsed="0"/>
-    <w:lsdException w:name="Light Grid Accent 6" w:semiHidden="0" w:uiPriority="62" w:unhideWhenUsed="0"/>
-    <w:lsdException w:name="Medium Shading 1 Accent 6" w:semiHidden="0" w:uiPriority="63" w:unhideWhenUsed="0"/>
-    <w:lsdException w:name="Medium Shading 2 Accent 6" w:semiHidden="0" w:uiPriority="64" w:unhideWhenUsed="0"/>
-    <w:lsdException w:name="Medium List 1 Accent 6" w:semiHidden="0" w:uiPriority="65" w:unhideWhenUsed="0"/>
-    <w:lsdException w:name="Medium List 2 Accent 6" w:semiHidden="0" w:uiPriority="66" w:unhideWhenUsed="0"/>
-    <w:lsdException w:name="Medium Grid 1 Accent 6" w:semiHidden="0" w:uiPriority="67" w:unhideWhenUsed="0"/>
-    <w:lsdException w:name="Medium Grid 2 Accent 6" w:semiHidden="0" w:uiPriority="68" w:unhideWhenUsed="0"/>
-    <w:lsdException w:name="Medium Grid 3 Accent 6" w:semiHidden="0" w:uiPriority="69" w:unhideWhenUsed="0"/>
-    <w:lsdException w:name="Dark List Accent 6" w:semiHidden="0" w:uiPriority="70" w:unhideWhenUsed="0"/>
-    <w:lsdException w:name="Colorful Shading Accent 6" w:semiHidden="0" w:uiPriority="71" w:unhideWhenUsed="0"/>
-    <w:lsdException w:name="Colorful List Accent 6" w:semiHidden="0" w:uiPriority="72" w:unhideWhenUsed="0"/>
-    <w:lsdException w:name="Colorful Grid Accent 6" w:semiHidden="0" w:uiPriority="73" w:unhideWhenUsed="0"/>
+  <w:latentStyles w:count="260" w:defQFormat="0" w:defUnhideWhenUsed="1" w:defSemiHidden="1" w:defUIPriority="99" w:defLockedState="0">
+    <w:lsdException w:qFormat="1" w:unhideWhenUsed="0" w:uiPriority="0" w:semiHidden="0" w:name="Normal"/>
+    <w:lsdException w:qFormat="1" w:unhideWhenUsed="0" w:uiPriority="0" w:semiHidden="0" w:name="heading 1"/>
+    <w:lsdException w:qFormat="1" w:uiPriority="0" w:semiHidden="0" w:name="heading 2"/>
+    <w:lsdException w:qFormat="1" w:uiPriority="0" w:name="heading 3"/>
+    <w:lsdException w:qFormat="1" w:uiPriority="0" w:semiHidden="0" w:name="heading 4"/>
+    <w:lsdException w:qFormat="1" w:uiPriority="0" w:name="heading 5"/>
+    <w:lsdException w:qFormat="1" w:uiPriority="0" w:name="heading 6"/>
+    <w:lsdException w:qFormat="1" w:uiPriority="0" w:name="heading 7"/>
+    <w:lsdException w:qFormat="1" w:uiPriority="0" w:name="heading 8"/>
+    <w:lsdException w:qFormat="1" w:uiPriority="0" w:name="heading 9"/>
+    <w:lsdException w:unhideWhenUsed="0" w:uiPriority="0" w:semiHidden="0" w:name="index 1"/>
+    <w:lsdException w:unhideWhenUsed="0" w:uiPriority="0" w:semiHidden="0" w:name="index 2"/>
+    <w:lsdException w:unhideWhenUsed="0" w:uiPriority="0" w:semiHidden="0" w:name="index 3"/>
+    <w:lsdException w:unhideWhenUsed="0" w:uiPriority="0" w:semiHidden="0" w:name="index 4"/>
+    <w:lsdException w:unhideWhenUsed="0" w:uiPriority="0" w:semiHidden="0" w:name="index 5"/>
+    <w:lsdException w:unhideWhenUsed="0" w:uiPriority="0" w:semiHidden="0" w:name="index 6"/>
+    <w:lsdException w:unhideWhenUsed="0" w:uiPriority="0" w:semiHidden="0" w:name="index 7"/>
+    <w:lsdException w:unhideWhenUsed="0" w:uiPriority="0" w:semiHidden="0" w:name="index 8"/>
+    <w:lsdException w:unhideWhenUsed="0" w:uiPriority="0" w:semiHidden="0" w:name="index 9"/>
+    <w:lsdException w:qFormat="1" w:unhideWhenUsed="0" w:uiPriority="0" w:semiHidden="0" w:name="toc 1"/>
+    <w:lsdException w:qFormat="1" w:unhideWhenUsed="0" w:uiPriority="0" w:semiHidden="0" w:name="toc 2"/>
+    <w:lsdException w:qFormat="1" w:unhideWhenUsed="0" w:uiPriority="0" w:semiHidden="0" w:name="toc 3"/>
+    <w:lsdException w:unhideWhenUsed="0" w:uiPriority="0" w:semiHidden="0" w:name="toc 4"/>
+    <w:lsdException w:unhideWhenUsed="0" w:uiPriority="0" w:semiHidden="0" w:name="toc 5"/>
+    <w:lsdException w:unhideWhenUsed="0" w:uiPriority="0" w:semiHidden="0" w:name="toc 6"/>
+    <w:lsdException w:unhideWhenUsed="0" w:uiPriority="0" w:semiHidden="0" w:name="toc 7"/>
+    <w:lsdException w:unhideWhenUsed="0" w:uiPriority="0" w:semiHidden="0" w:name="toc 8"/>
+    <w:lsdException w:unhideWhenUsed="0" w:uiPriority="0" w:semiHidden="0" w:name="toc 9"/>
+    <w:lsdException w:unhideWhenUsed="0" w:uiPriority="0" w:semiHidden="0" w:name="Normal Indent"/>
+    <w:lsdException w:unhideWhenUsed="0" w:uiPriority="0" w:semiHidden="0" w:name="footnote text"/>
+    <w:lsdException w:qFormat="1" w:unhideWhenUsed="0" w:uiPriority="0" w:semiHidden="0" w:name="annotation text"/>
+    <w:lsdException w:qFormat="1" w:unhideWhenUsed="0" w:uiPriority="0" w:semiHidden="0" w:name="header"/>
+    <w:lsdException w:qFormat="1" w:unhideWhenUsed="0" w:uiPriority="0" w:semiHidden="0" w:name="footer"/>
+    <w:lsdException w:unhideWhenUsed="0" w:uiPriority="0" w:semiHidden="0" w:name="index heading"/>
+    <w:lsdException w:qFormat="1" w:uiPriority="0" w:name="caption"/>
+    <w:lsdException w:unhideWhenUsed="0" w:uiPriority="0" w:semiHidden="0" w:name="table of figures"/>
+    <w:lsdException w:unhideWhenUsed="0" w:uiPriority="0" w:semiHidden="0" w:name="envelope address"/>
+    <w:lsdException w:unhideWhenUsed="0" w:uiPriority="0" w:semiHidden="0" w:name="envelope return"/>
+    <w:lsdException w:unhideWhenUsed="0" w:uiPriority="0" w:semiHidden="0" w:name="footnote reference"/>
+    <w:lsdException w:unhideWhenUsed="0" w:uiPriority="0" w:semiHidden="0" w:name="annotation reference"/>
+    <w:lsdException w:unhideWhenUsed="0" w:uiPriority="0" w:semiHidden="0" w:name="line number"/>
+    <w:lsdException w:unhideWhenUsed="0" w:uiPriority="0" w:semiHidden="0" w:name="page number"/>
+    <w:lsdException w:unhideWhenUsed="0" w:uiPriority="0" w:semiHidden="0" w:name="endnote reference"/>
+    <w:lsdException w:unhideWhenUsed="0" w:uiPriority="0" w:semiHidden="0" w:name="endnote text"/>
+    <w:lsdException w:unhideWhenUsed="0" w:uiPriority="0" w:semiHidden="0" w:name="table of authorities"/>
+    <w:lsdException w:unhideWhenUsed="0" w:uiPriority="0" w:semiHidden="0" w:name="macro"/>
+    <w:lsdException w:unhideWhenUsed="0" w:uiPriority="0" w:semiHidden="0" w:name="toa heading"/>
+    <w:lsdException w:unhideWhenUsed="0" w:uiPriority="0" w:semiHidden="0" w:name="List"/>
+    <w:lsdException w:unhideWhenUsed="0" w:uiPriority="0" w:semiHidden="0" w:name="List Bullet"/>
+    <w:lsdException w:unhideWhenUsed="0" w:uiPriority="0" w:semiHidden="0" w:name="List Number"/>
+    <w:lsdException w:unhideWhenUsed="0" w:uiPriority="0" w:semiHidden="0" w:name="List 2"/>
+    <w:lsdException w:unhideWhenUsed="0" w:uiPriority="0" w:semiHidden="0" w:name="List 3"/>
+    <w:lsdException w:unhideWhenUsed="0" w:uiPriority="0" w:semiHidden="0" w:name="List 4"/>
+    <w:lsdException w:unhideWhenUsed="0" w:uiPriority="0" w:semiHidden="0" w:name="List 5"/>
+    <w:lsdException w:unhideWhenUsed="0" w:uiPriority="0" w:semiHidden="0" w:name="List Bullet 2"/>
+    <w:lsdException w:unhideWhenUsed="0" w:uiPriority="0" w:semiHidden="0" w:name="List Bullet 3"/>
+    <w:lsdException w:unhideWhenUsed="0" w:uiPriority="0" w:semiHidden="0" w:name="List Bullet 4"/>
+    <w:lsdException w:unhideWhenUsed="0" w:uiPriority="0" w:semiHidden="0" w:name="List Bullet 5"/>
+    <w:lsdException w:unhideWhenUsed="0" w:uiPriority="0" w:semiHidden="0" w:name="List Number 2"/>
+    <w:lsdException w:unhideWhenUsed="0" w:uiPriority="0" w:semiHidden="0" w:name="List Number 3"/>
+    <w:lsdException w:unhideWhenUsed="0" w:uiPriority="0" w:semiHidden="0" w:name="List Number 4"/>
+    <w:lsdException w:unhideWhenUsed="0" w:uiPriority="0" w:semiHidden="0" w:name="List Number 5"/>
+    <w:lsdException w:qFormat="1" w:unhideWhenUsed="0" w:uiPriority="0" w:semiHidden="0" w:name="Title"/>
+    <w:lsdException w:unhideWhenUsed="0" w:uiPriority="0" w:semiHidden="0" w:name="Closing"/>
+    <w:lsdException w:unhideWhenUsed="0" w:uiPriority="0" w:semiHidden="0" w:name="Signature"/>
+    <w:lsdException w:qFormat="1" w:unhideWhenUsed="0" w:uiPriority="0" w:name="Default Paragraph Font"/>
+    <w:lsdException w:qFormat="1" w:unhideWhenUsed="0" w:uiPriority="0" w:name="Body Text"/>
+    <w:lsdException w:unhideWhenUsed="0" w:uiPriority="0" w:semiHidden="0" w:name="Body Text Indent"/>
+    <w:lsdException w:unhideWhenUsed="0" w:uiPriority="0" w:semiHidden="0" w:name="List Continue"/>
+    <w:lsdException w:unhideWhenUsed="0" w:uiPriority="0" w:semiHidden="0" w:name="List Continue 2"/>
+    <w:lsdException w:unhideWhenUsed="0" w:uiPriority="0" w:semiHidden="0" w:name="List Continue 3"/>
+    <w:lsdException w:unhideWhenUsed="0" w:uiPriority="0" w:semiHidden="0" w:name="List Continue 4"/>
+    <w:lsdException w:unhideWhenUsed="0" w:uiPriority="0" w:semiHidden="0" w:name="List Continue 5"/>
+    <w:lsdException w:unhideWhenUsed="0" w:uiPriority="0" w:semiHidden="0" w:name="Message Header"/>
+    <w:lsdException w:qFormat="1" w:unhideWhenUsed="0" w:uiPriority="0" w:semiHidden="0" w:name="Subtitle"/>
+    <w:lsdException w:unhideWhenUsed="0" w:uiPriority="0" w:semiHidden="0" w:name="Salutation"/>
+    <w:lsdException w:unhideWhenUsed="0" w:uiPriority="0" w:semiHidden="0" w:name="Date"/>
+    <w:lsdException w:unhideWhenUsed="0" w:uiPriority="0" w:semiHidden="0" w:name="Body Text First Indent"/>
+    <w:lsdException w:unhideWhenUsed="0" w:uiPriority="0" w:semiHidden="0" w:name="Body Text First Indent 2"/>
+    <w:lsdException w:uiPriority="99" w:name="Note Heading"/>
+    <w:lsdException w:unhideWhenUsed="0" w:uiPriority="0" w:semiHidden="0" w:name="Body Text 2"/>
+    <w:lsdException w:unhideWhenUsed="0" w:uiPriority="0" w:semiHidden="0" w:name="Body Text 3"/>
+    <w:lsdException w:unhideWhenUsed="0" w:uiPriority="0" w:semiHidden="0" w:name="Body Text Indent 2"/>
+    <w:lsdException w:unhideWhenUsed="0" w:uiPriority="0" w:semiHidden="0" w:name="Body Text Indent 3"/>
+    <w:lsdException w:unhideWhenUsed="0" w:uiPriority="0" w:semiHidden="0" w:name="Block Text"/>
+    <w:lsdException w:unhideWhenUsed="0" w:uiPriority="0" w:semiHidden="0" w:name="Hyperlink"/>
+    <w:lsdException w:unhideWhenUsed="0" w:uiPriority="0" w:semiHidden="0" w:name="FollowedHyperlink"/>
+    <w:lsdException w:qFormat="1" w:unhideWhenUsed="0" w:uiPriority="0" w:semiHidden="0" w:name="Strong"/>
+    <w:lsdException w:qFormat="1" w:unhideWhenUsed="0" w:uiPriority="0" w:semiHidden="0" w:name="Emphasis"/>
+    <w:lsdException w:unhideWhenUsed="0" w:uiPriority="0" w:semiHidden="0" w:name="Document Map"/>
+    <w:lsdException w:unhideWhenUsed="0" w:uiPriority="0" w:semiHidden="0" w:name="Plain Text"/>
+    <w:lsdException w:unhideWhenUsed="0" w:uiPriority="0" w:semiHidden="0" w:name="E-mail Signature"/>
+    <w:lsdException w:qFormat="1" w:unhideWhenUsed="0" w:uiPriority="0" w:semiHidden="0" w:name="Normal (Web)"/>
+    <w:lsdException w:unhideWhenUsed="0" w:uiPriority="0" w:semiHidden="0" w:name="HTML Acronym"/>
+    <w:lsdException w:unhideWhenUsed="0" w:uiPriority="0" w:semiHidden="0" w:name="HTML Address"/>
+    <w:lsdException w:unhideWhenUsed="0" w:uiPriority="0" w:semiHidden="0" w:name="HTML Cite"/>
+    <w:lsdException w:unhideWhenUsed="0" w:uiPriority="0" w:semiHidden="0" w:name="HTML Code"/>
+    <w:lsdException w:unhideWhenUsed="0" w:uiPriority="0" w:semiHidden="0" w:name="HTML Definition"/>
+    <w:lsdException w:unhideWhenUsed="0" w:uiPriority="0" w:semiHidden="0" w:name="HTML Keyboard"/>
+    <w:lsdException w:unhideWhenUsed="0" w:uiPriority="0" w:semiHidden="0" w:name="HTML Preformatted"/>
+    <w:lsdException w:unhideWhenUsed="0" w:uiPriority="0" w:semiHidden="0" w:name="HTML Sample"/>
+    <w:lsdException w:unhideWhenUsed="0" w:uiPriority="0" w:semiHidden="0" w:name="HTML Typewriter"/>
+    <w:lsdException w:unhideWhenUsed="0" w:uiPriority="0" w:semiHidden="0" w:name="HTML Variable"/>
+    <w:lsdException w:qFormat="1" w:unhideWhenUsed="0" w:uiPriority="0" w:name="Normal Table"/>
+    <w:lsdException w:unhideWhenUsed="0" w:uiPriority="0" w:semiHidden="0" w:name="annotation subject"/>
+    <w:lsdException w:unhideWhenUsed="0" w:uiPriority="0" w:semiHidden="0" w:name="Table Simple 1"/>
+    <w:lsdException w:unhideWhenUsed="0" w:uiPriority="0" w:semiHidden="0" w:name="Table Simple 2"/>
+    <w:lsdException w:unhideWhenUsed="0" w:uiPriority="0" w:semiHidden="0" w:name="Table Simple 3"/>
+    <w:lsdException w:unhideWhenUsed="0" w:uiPriority="0" w:semiHidden="0" w:name="Table Classic 1"/>
+    <w:lsdException w:unhideWhenUsed="0" w:uiPriority="0" w:semiHidden="0" w:name="Table Classic 2"/>
+    <w:lsdException w:unhideWhenUsed="0" w:uiPriority="0" w:semiHidden="0" w:name="Table Classic 3"/>
+    <w:lsdException w:unhideWhenUsed="0" w:uiPriority="0" w:semiHidden="0" w:name="Table Classic 4"/>
+    <w:lsdException w:unhideWhenUsed="0" w:uiPriority="0" w:semiHidden="0" w:name="Table Colorful 1"/>
+    <w:lsdException w:unhideWhenUsed="0" w:uiPriority="0" w:semiHidden="0" w:name="Table Colorful 2"/>
+    <w:lsdException w:unhideWhenUsed="0" w:uiPriority="0" w:semiHidden="0" w:name="Table Colorful 3"/>
+    <w:lsdException w:unhideWhenUsed="0" w:uiPriority="0" w:semiHidden="0" w:name="Table Columns 1"/>
+    <w:lsdException w:unhideWhenUsed="0" w:uiPriority="0" w:semiHidden="0" w:name="Table Columns 2"/>
+    <w:lsdException w:unhideWhenUsed="0" w:uiPriority="0" w:semiHidden="0" w:name="Table Columns 3"/>
+    <w:lsdException w:unhideWhenUsed="0" w:uiPriority="0" w:semiHidden="0" w:name="Table Columns 4"/>
+    <w:lsdException w:unhideWhenUsed="0" w:uiPriority="0" w:semiHidden="0" w:name="Table Columns 5"/>
+    <w:lsdException w:unhideWhenUsed="0" w:uiPriority="0" w:semiHidden="0" w:name="Table Grid 1"/>
+    <w:lsdException w:unhideWhenUsed="0" w:uiPriority="0" w:semiHidden="0" w:name="Table Grid 2"/>
+    <w:lsdException w:unhideWhenUsed="0" w:uiPriority="0" w:semiHidden="0" w:name="Table Grid 3"/>
+    <w:lsdException w:unhideWhenUsed="0" w:uiPriority="0" w:semiHidden="0" w:name="Table Grid 4"/>
+    <w:lsdException w:unhideWhenUsed="0" w:uiPriority="0" w:semiHidden="0" w:name="Table Grid 5"/>
+    <w:lsdException w:unhideWhenUsed="0" w:uiPriority="0" w:semiHidden="0" w:name="Table Grid 6"/>
+    <w:lsdException w:unhideWhenUsed="0" w:uiPriority="0" w:semiHidden="0" w:name="Table Grid 7"/>
+    <w:lsdException w:unhideWhenUsed="0" w:uiPriority="0" w:semiHidden="0" w:name="Table Grid 8"/>
+    <w:lsdException w:unhideWhenUsed="0" w:uiPriority="0" w:semiHidden="0" w:name="Table List 1"/>
+    <w:lsdException w:unhideWhenUsed="0" w:uiPriority="0" w:semiHidden="0" w:name="Table List 2"/>
+    <w:lsdException w:unhideWhenUsed="0" w:uiPriority="0" w:semiHidden="0" w:name="Table List 3"/>
+    <w:lsdException w:unhideWhenUsed="0" w:uiPriority="0" w:semiHidden="0" w:name="Table List 4"/>
+    <w:lsdException w:unhideWhenUsed="0" w:uiPriority="0" w:semiHidden="0" w:name="Table List 5"/>
+    <w:lsdException w:unhideWhenUsed="0" w:uiPriority="0" w:semiHidden="0" w:name="Table List 6"/>
+    <w:lsdException w:unhideWhenUsed="0" w:uiPriority="0" w:semiHidden="0" w:name="Table List 7"/>
+    <w:lsdException w:unhideWhenUsed="0" w:uiPriority="0" w:semiHidden="0" w:name="Table List 8"/>
+    <w:lsdException w:unhideWhenUsed="0" w:uiPriority="0" w:semiHidden="0" w:name="Table 3D effects 1"/>
+    <w:lsdException w:unhideWhenUsed="0" w:uiPriority="0" w:semiHidden="0" w:name="Table 3D effects 2"/>
+    <w:lsdException w:unhideWhenUsed="0" w:uiPriority="0" w:semiHidden="0" w:name="Table 3D effects 3"/>
+    <w:lsdException w:unhideWhenUsed="0" w:uiPriority="0" w:semiHidden="0" w:name="Table Contemporary"/>
+    <w:lsdException w:unhideWhenUsed="0" w:uiPriority="0" w:semiHidden="0" w:name="Table Elegant"/>
+    <w:lsdException w:unhideWhenUsed="0" w:uiPriority="0" w:semiHidden="0" w:name="Table Professional"/>
+    <w:lsdException w:unhideWhenUsed="0" w:uiPriority="0" w:semiHidden="0" w:name="Table Subtle 1"/>
+    <w:lsdException w:unhideWhenUsed="0" w:uiPriority="0" w:semiHidden="0" w:name="Table Subtle 2"/>
+    <w:lsdException w:unhideWhenUsed="0" w:uiPriority="0" w:semiHidden="0" w:name="Table Web 1"/>
+    <w:lsdException w:unhideWhenUsed="0" w:uiPriority="0" w:semiHidden="0" w:name="Table Web 2"/>
+    <w:lsdException w:unhideWhenUsed="0" w:uiPriority="0" w:semiHidden="0" w:name="Table Web 3"/>
+    <w:lsdException w:unhideWhenUsed="0" w:uiPriority="0" w:semiHidden="0" w:name="Balloon Text"/>
+    <w:lsdException w:qFormat="1" w:unhideWhenUsed="0" w:uiPriority="0" w:semiHidden="0" w:name="Table Grid"/>
+    <w:lsdException w:unhideWhenUsed="0" w:uiPriority="0" w:semiHidden="0" w:name="Table Theme"/>
+    <w:lsdException w:unhideWhenUsed="0" w:uiPriority="60" w:semiHidden="0" w:name="Light Shading"/>
+    <w:lsdException w:unhideWhenUsed="0" w:uiPriority="61" w:semiHidden="0" w:name="Light List"/>
+    <w:lsdException w:unhideWhenUsed="0" w:uiPriority="62" w:semiHidden="0" w:name="Light Grid"/>
+    <w:lsdException w:unhideWhenUsed="0" w:uiPriority="63" w:semiHidden="0" w:name="Medium Shading 1"/>
+    <w:lsdException w:unhideWhenUsed="0" w:uiPriority="64" w:semiHidden="0" w:name="Medium Shading 2"/>
+    <w:lsdException w:unhideWhenUsed="0" w:uiPriority="65" w:semiHidden="0" w:name="Medium List 1"/>
+    <w:lsdException w:unhideWhenUsed="0" w:uiPriority="66" w:semiHidden="0" w:name="Medium List 2"/>
+    <w:lsdException w:unhideWhenUsed="0" w:uiPriority="67" w:semiHidden="0" w:name="Medium Grid 1"/>
+    <w:lsdException w:unhideWhenUsed="0" w:uiPriority="68" w:semiHidden="0" w:name="Medium Grid 2"/>
+    <w:lsdException w:unhideWhenUsed="0" w:uiPriority="69" w:semiHidden="0" w:name="Medium Grid 3"/>
+    <w:lsdException w:unhideWhenUsed="0" w:uiPriority="70" w:semiHidden="0" w:name="Dark List"/>
+    <w:lsdException w:unhideWhenUsed="0" w:uiPriority="71" w:semiHidden="0" w:name="Colorful Shading"/>
+    <w:lsdException w:unhideWhenUsed="0" w:uiPriority="72" w:semiHidden="0" w:name="Colorful List"/>
+    <w:lsdException w:unhideWhenUsed="0" w:uiPriority="73" w:semiHidden="0" w:name="Colorful Grid"/>
+    <w:lsdException w:unhideWhenUsed="0" w:uiPriority="60" w:semiHidden="0" w:name="Light Shading Accent 1"/>
+    <w:lsdException w:unhideWhenUsed="0" w:uiPriority="61" w:semiHidden="0" w:name="Light List Accent 1"/>
+    <w:lsdException w:unhideWhenUsed="0" w:uiPriority="62" w:semiHidden="0" w:name="Light Grid Accent 1"/>
+    <w:lsdException w:unhideWhenUsed="0" w:uiPriority="63" w:semiHidden="0" w:name="Medium Shading 1 Accent 1"/>
+    <w:lsdException w:unhideWhenUsed="0" w:uiPriority="64" w:semiHidden="0" w:name="Medium Shading 2 Accent 1"/>
+    <w:lsdException w:unhideWhenUsed="0" w:uiPriority="65" w:semiHidden="0" w:name="Medium List 1 Accent 1"/>
+    <w:lsdException w:unhideWhenUsed="0" w:uiPriority="66" w:semiHidden="0" w:name="Medium List 2 Accent 1"/>
+    <w:lsdException w:unhideWhenUsed="0" w:uiPriority="67" w:semiHidden="0" w:name="Medium Grid 1 Accent 1"/>
+    <w:lsdException w:unhideWhenUsed="0" w:uiPriority="68" w:semiHidden="0" w:name="Medium Grid 2 Accent 1"/>
+    <w:lsdException w:unhideWhenUsed="0" w:uiPriority="69" w:semiHidden="0" w:name="Medium Grid 3 Accent 1"/>
+    <w:lsdException w:unhideWhenUsed="0" w:uiPriority="70" w:semiHidden="0" w:name="Dark List Accent 1"/>
+    <w:lsdException w:unhideWhenUsed="0" w:uiPriority="71" w:semiHidden="0" w:name="Colorful Shading Accent 1"/>
+    <w:lsdException w:unhideWhenUsed="0" w:uiPriority="72" w:semiHidden="0" w:name="Colorful List Accent 1"/>
+    <w:lsdException w:unhideWhenUsed="0" w:uiPriority="73" w:semiHidden="0" w:name="Colorful Grid Accent 1"/>
+    <w:lsdException w:unhideWhenUsed="0" w:uiPriority="60" w:semiHidden="0" w:name="Light Shading Accent 2"/>
+    <w:lsdException w:unhideWhenUsed="0" w:uiPriority="61" w:semiHidden="0" w:name="Light List Accent 2"/>
+    <w:lsdException w:unhideWhenUsed="0" w:uiPriority="62" w:semiHidden="0" w:name="Light Grid Accent 2"/>
+    <w:lsdException w:unhideWhenUsed="0" w:uiPriority="63" w:semiHidden="0" w:name="Medium Shading 1 Accent 2"/>
+    <w:lsdException w:unhideWhenUsed="0" w:uiPriority="64" w:semiHidden="0" w:name="Medium Shading 2 Accent 2"/>
+    <w:lsdException w:unhideWhenUsed="0" w:uiPriority="65" w:semiHidden="0" w:name="Medium List 1 Accent 2"/>
+    <w:lsdException w:unhideWhenUsed="0" w:uiPriority="66" w:semiHidden="0" w:name="Medium List 2 Accent 2"/>
+    <w:lsdException w:unhideWhenUsed="0" w:uiPriority="67" w:semiHidden="0" w:name="Medium Grid 1 Accent 2"/>
+    <w:lsdException w:unhideWhenUsed="0" w:uiPriority="68" w:semiHidden="0" w:name="Medium Grid 2 Accent 2"/>
+    <w:lsdException w:unhideWhenUsed="0" w:uiPriority="69" w:semiHidden="0" w:name="Medium Grid 3 Accent 2"/>
+    <w:lsdException w:unhideWhenUsed="0" w:uiPriority="70" w:semiHidden="0" w:name="Dark List Accent 2"/>
+    <w:lsdException w:unhideWhenUsed="0" w:uiPriority="71" w:semiHidden="0" w:name="Colorful Shading Accent 2"/>
+    <w:lsdException w:unhideWhenUsed="0" w:uiPriority="72" w:semiHidden="0" w:name="Colorful List Accent 2"/>
+    <w:lsdException w:unhideWhenUsed="0" w:uiPriority="73" w:semiHidden="0" w:name="Colorful Grid Accent 2"/>
+    <w:lsdException w:unhideWhenUsed="0" w:uiPriority="60" w:semiHidden="0" w:name="Light Shading Accent 3"/>
+    <w:lsdException w:unhideWhenUsed="0" w:uiPriority="61" w:semiHidden="0" w:name="Light List Accent 3"/>
+    <w:lsdException w:unhideWhenUsed="0" w:uiPriority="62" w:semiHidden="0" w:name="Light Grid Accent 3"/>
+    <w:lsdException w:unhideWhenUsed="0" w:uiPriority="63" w:semiHidden="0" w:name="Medium Shading 1 Accent 3"/>
+    <w:lsdException w:unhideWhenUsed="0" w:uiPriority="64" w:semiHidden="0" w:name="Medium Shading 2 Accent 3"/>
+    <w:lsdException w:unhideWhenUsed="0" w:uiPriority="65" w:semiHidden="0" w:name="Medium List 1 Accent 3"/>
+    <w:lsdException w:unhideWhenUsed="0" w:uiPriority="66" w:semiHidden="0" w:name="Medium List 2 Accent 3"/>
+    <w:lsdException w:unhideWhenUsed="0" w:uiPriority="67" w:semiHidden="0" w:name="Medium Grid 1 Accent 3"/>
+    <w:lsdException w:unhideWhenUsed="0" w:uiPriority="68" w:semiHidden="0" w:name="Medium Grid 2 Accent 3"/>
+    <w:lsdException w:unhideWhenUsed="0" w:uiPriority="69" w:semiHidden="0" w:name="Medium Grid 3 Accent 3"/>
+    <w:lsdException w:unhideWhenUsed="0" w:uiPriority="70" w:semiHidden="0" w:name="Dark List Accent 3"/>
+    <w:lsdException w:unhideWhenUsed="0" w:uiPriority="71" w:semiHidden="0" w:name="Colorful Shading Accent 3"/>
+    <w:lsdException w:unhideWhenUsed="0" w:uiPriority="72" w:semiHidden="0" w:name="Colorful List Accent 3"/>
+    <w:lsdException w:unhideWhenUsed="0" w:uiPriority="73" w:semiHidden="0" w:name="Colorful Grid Accent 3"/>
+    <w:lsdException w:unhideWhenUsed="0" w:uiPriority="60" w:semiHidden="0" w:name="Light Shading Accent 4"/>
+    <w:lsdException w:unhideWhenUsed="0" w:uiPriority="61" w:semiHidden="0" w:name="Light List Accent 4"/>
+    <w:lsdException w:unhideWhenUsed="0" w:uiPriority="62" w:semiHidden="0" w:name="Light Grid Accent 4"/>
+    <w:lsdException w:unhideWhenUsed="0" w:uiPriority="63" w:semiHidden="0" w:name="Medium Shading 1 Accent 4"/>
+    <w:lsdException w:unhideWhenUsed="0" w:uiPriority="64" w:semiHidden="0" w:name="Medium Shading 2 Accent 4"/>
+    <w:lsdException w:unhideWhenUsed="0" w:uiPriority="65" w:semiHidden="0" w:name="Medium List 1 Accent 4"/>
+    <w:lsdException w:unhideWhenUsed="0" w:uiPriority="66" w:semiHidden="0" w:name="Medium List 2 Accent 4"/>
+    <w:lsdException w:unhideWhenUsed="0" w:uiPriority="67" w:semiHidden="0" w:name="Medium Grid 1 Accent 4"/>
+    <w:lsdException w:unhideWhenUsed="0" w:uiPriority="68" w:semiHidden="0" w:name="Medium Grid 2 Accent 4"/>
+    <w:lsdException w:unhideWhenUsed="0" w:uiPriority="69" w:semiHidden="0" w:name="Medium Grid 3 Accent 4"/>
+    <w:lsdException w:unhideWhenUsed="0" w:uiPriority="70" w:semiHidden="0" w:name="Dark List Accent 4"/>
+    <w:lsdException w:unhideWhenUsed="0" w:uiPriority="71" w:semiHidden="0" w:name="Colorful Shading Accent 4"/>
+    <w:lsdException w:unhideWhenUsed="0" w:uiPriority="72" w:semiHidden="0" w:name="Colorful List Accent 4"/>
+    <w:lsdException w:unhideWhenUsed="0" w:uiPriority="73" w:semiHidden="0" w:name="Colorful Grid Accent 4"/>
+    <w:lsdException w:unhideWhenUsed="0" w:uiPriority="60" w:semiHidden="0" w:name="Light Shading Accent 5"/>
+    <w:lsdException w:unhideWhenUsed="0" w:uiPriority="61" w:semiHidden="0" w:name="Light List Accent 5"/>
+    <w:lsdException w:unhideWhenUsed="0" w:uiPriority="62" w:semiHidden="0" w:name="Light Grid Accent 5"/>
+    <w:lsdException w:unhideWhenUsed="0" w:uiPriority="63" w:semiHidden="0" w:name="Medium Shading 1 Accent 5"/>
+    <w:lsdException w:unhideWhenUsed="0" w:uiPriority="64" w:semiHidden="0" w:name="Medium Shading 2 Accent 5"/>
+    <w:lsdException w:unhideWhenUsed="0" w:uiPriority="65" w:semiHidden="0" w:name="Medium List 1 Accent 5"/>
+    <w:lsdException w:unhideWhenUsed="0" w:uiPriority="66" w:semiHidden="0" w:name="Medium List 2 Accent 5"/>
+    <w:lsdException w:unhideWhenUsed="0" w:uiPriority="67" w:semiHidden="0" w:name="Medium Grid 1 Accent 5"/>
+    <w:lsdException w:unhideWhenUsed="0" w:uiPriority="68" w:semiHidden="0" w:name="Medium Grid 2 Accent 5"/>
+    <w:lsdException w:unhideWhenUsed="0" w:uiPriority="69" w:semiHidden="0" w:name="Medium Grid 3 Accent 5"/>
+    <w:lsdException w:unhideWhenUsed="0" w:uiPriority="70" w:semiHidden="0" w:name="Dark List Accent 5"/>
+    <w:lsdException w:unhideWhenUsed="0" w:uiPriority="71" w:semiHidden="0" w:name="Colorful Shading Accent 5"/>
+    <w:lsdException w:unhideWhenUsed="0" w:uiPriority="72" w:semiHidden="0" w:name="Colorful List Accent 5"/>
+    <w:lsdException w:unhideWhenUsed="0" w:uiPriority="73" w:semiHidden="0" w:name="Colorful Grid Accent 5"/>
+    <w:lsdException w:unhideWhenUsed="0" w:uiPriority="60" w:semiHidden="0" w:name="Light Shading Accent 6"/>
+    <w:lsdException w:unhideWhenUsed="0" w:uiPriority="61" w:semiHidden="0" w:name="Light List Accent 6"/>
+    <w:lsdException w:unhideWhenUsed="0" w:uiPriority="62" w:semiHidden="0" w:name="Light Grid Accent 6"/>
+    <w:lsdException w:unhideWhenUsed="0" w:uiPriority="63" w:semiHidden="0" w:name="Medium Shading 1 Accent 6"/>
+    <w:lsdException w:unhideWhenUsed="0" w:uiPriority="64" w:semiHidden="0" w:name="Medium Shading 2 Accent 6"/>
+    <w:lsdException w:unhideWhenUsed="0" w:uiPriority="65" w:semiHidden="0" w:name="Medium List 1 Accent 6"/>
+    <w:lsdException w:unhideWhenUsed="0" w:uiPriority="66" w:semiHidden="0" w:name="Medium List 2 Accent 6"/>
+    <w:lsdException w:unhideWhenUsed="0" w:uiPriority="67" w:semiHidden="0" w:name="Medium Grid 1 Accent 6"/>
+    <w:lsdException w:unhideWhenUsed="0" w:uiPriority="68" w:semiHidden="0" w:name="Medium Grid 2 Accent 6"/>
+    <w:lsdException w:unhideWhenUsed="0" w:uiPriority="69" w:semiHidden="0" w:name="Medium Grid 3 Accent 6"/>
+    <w:lsdException w:unhideWhenUsed="0" w:uiPriority="70" w:semiHidden="0" w:name="Dark List Accent 6"/>
+    <w:lsdException w:unhideWhenUsed="0" w:uiPriority="71" w:semiHidden="0" w:name="Colorful Shading Accent 6"/>
+    <w:lsdException w:unhideWhenUsed="0" w:uiPriority="72" w:semiHidden="0" w:name="Colorful List Accent 6"/>
+    <w:lsdException w:unhideWhenUsed="0" w:uiPriority="73" w:semiHidden="0" w:name="Colorful Grid Accent 6"/>
   </w:latentStyles>
-  <w:style w:type="paragraph" w:default="1" w:styleId="Normal">
+  <w:style w:type="paragraph" w:default="1" w:styleId="1">
     <w:name w:val="Normal"/>
     <w:qFormat/>
+    <w:uiPriority w:val="0"/>
     <w:pPr>
       <w:kinsoku w:val="0"/>
       <w:autoSpaceDE w:val="0"/>
@@ -5894,7 +7595,7 @@
       <w:textAlignment w:val="baseline"/>
     </w:pPr>
     <w:rPr>
-      <w:rFonts w:ascii="Arial" w:eastAsia="宋体" w:hAnsi="Arial" w:cs="Arial"/>
+      <w:rFonts w:ascii="Arial" w:hAnsi="Arial" w:eastAsia="宋体" w:cs="Arial"/>
       <w:snapToGrid w:val="0"/>
       <w:color w:val="000000"/>
       <w:kern w:val="0"/>
@@ -5903,11 +7604,12 @@
       <w:lang w:val="en-US" w:eastAsia="en-US" w:bidi="ar-SA"/>
     </w:rPr>
   </w:style>
-  <w:style w:type="paragraph" w:styleId="Heading1">
+  <w:style w:type="paragraph" w:styleId="2">
     <w:name w:val="heading 1"/>
-    <w:basedOn w:val="Normal"/>
-    <w:next w:val="Normal"/>
+    <w:basedOn w:val="1"/>
+    <w:next w:val="1"/>
     <w:qFormat/>
+    <w:uiPriority w:val="0"/>
     <w:pPr>
       <w:keepNext/>
       <w:keepLines/>
@@ -5925,12 +7627,13 @@
       <w:sz w:val="44"/>
     </w:rPr>
   </w:style>
-  <w:style w:type="paragraph" w:styleId="Heading2">
+  <w:style w:type="paragraph" w:styleId="3">
     <w:name w:val="heading 2"/>
-    <w:basedOn w:val="Normal"/>
-    <w:next w:val="Normal"/>
+    <w:basedOn w:val="1"/>
+    <w:next w:val="1"/>
     <w:unhideWhenUsed/>
     <w:qFormat/>
+    <w:uiPriority w:val="0"/>
     <w:pPr>
       <w:keepNext/>
       <w:keepLines/>
@@ -5943,18 +7646,19 @@
       <w:outlineLvl w:val="1"/>
     </w:pPr>
     <w:rPr>
-      <w:rFonts w:ascii="Arial" w:eastAsia="黑体" w:hAnsi="Arial"/>
+      <w:rFonts w:ascii="Arial" w:hAnsi="Arial" w:eastAsia="黑体"/>
       <w:b/>
       <w:sz w:val="32"/>
     </w:rPr>
   </w:style>
-  <w:style w:type="paragraph" w:styleId="Heading3">
+  <w:style w:type="paragraph" w:styleId="4">
     <w:name w:val="heading 3"/>
-    <w:basedOn w:val="Normal"/>
-    <w:next w:val="Normal"/>
+    <w:basedOn w:val="1"/>
+    <w:next w:val="1"/>
     <w:semiHidden/>
     <w:unhideWhenUsed/>
     <w:qFormat/>
+    <w:uiPriority w:val="0"/>
     <w:pPr>
       <w:keepNext/>
       <w:keepLines/>
@@ -5971,12 +7675,13 @@
       <w:sz w:val="32"/>
     </w:rPr>
   </w:style>
-  <w:style w:type="paragraph" w:styleId="Heading4">
+  <w:style w:type="paragraph" w:styleId="5">
     <w:name w:val="heading 4"/>
-    <w:basedOn w:val="Normal"/>
-    <w:next w:val="Normal"/>
+    <w:basedOn w:val="1"/>
+    <w:next w:val="1"/>
     <w:unhideWhenUsed/>
     <w:qFormat/>
+    <w:uiPriority w:val="0"/>
     <w:pPr>
       <w:keepNext/>
       <w:keepLines/>
@@ -5989,18 +7694,19 @@
       <w:outlineLvl w:val="3"/>
     </w:pPr>
     <w:rPr>
-      <w:rFonts w:ascii="Arial" w:eastAsia="黑体" w:hAnsi="Arial"/>
+      <w:rFonts w:ascii="Arial" w:hAnsi="Arial" w:eastAsia="黑体"/>
       <w:b/>
       <w:sz w:val="28"/>
     </w:rPr>
   </w:style>
-  <w:style w:type="paragraph" w:styleId="Heading5">
+  <w:style w:type="paragraph" w:styleId="6">
     <w:name w:val="heading 5"/>
-    <w:basedOn w:val="Normal"/>
-    <w:next w:val="Normal"/>
+    <w:basedOn w:val="1"/>
+    <w:next w:val="1"/>
     <w:semiHidden/>
     <w:unhideWhenUsed/>
     <w:qFormat/>
+    <w:uiPriority w:val="0"/>
     <w:pPr>
       <w:keepNext/>
       <w:keepLines/>
@@ -6017,13 +7723,14 @@
       <w:sz w:val="28"/>
     </w:rPr>
   </w:style>
-  <w:style w:type="paragraph" w:styleId="Heading6">
+  <w:style w:type="paragraph" w:styleId="7">
     <w:name w:val="heading 6"/>
-    <w:basedOn w:val="Normal"/>
-    <w:next w:val="Normal"/>
+    <w:basedOn w:val="1"/>
+    <w:next w:val="1"/>
     <w:semiHidden/>
     <w:unhideWhenUsed/>
     <w:qFormat/>
+    <w:uiPriority w:val="0"/>
     <w:pPr>
       <w:keepNext/>
       <w:keepLines/>
@@ -6036,18 +7743,19 @@
       <w:outlineLvl w:val="5"/>
     </w:pPr>
     <w:rPr>
-      <w:rFonts w:ascii="Arial" w:eastAsia="黑体" w:hAnsi="Arial"/>
+      <w:rFonts w:ascii="Arial" w:hAnsi="Arial" w:eastAsia="黑体"/>
       <w:b/>
       <w:sz w:val="24"/>
     </w:rPr>
   </w:style>
-  <w:style w:type="paragraph" w:styleId="Heading7">
+  <w:style w:type="paragraph" w:styleId="8">
     <w:name w:val="heading 7"/>
-    <w:basedOn w:val="Normal"/>
-    <w:next w:val="Normal"/>
+    <w:basedOn w:val="1"/>
+    <w:next w:val="1"/>
     <w:semiHidden/>
     <w:unhideWhenUsed/>
     <w:qFormat/>
+    <w:uiPriority w:val="0"/>
     <w:pPr>
       <w:keepNext/>
       <w:keepLines/>
@@ -6064,13 +7772,14 @@
       <w:sz w:val="24"/>
     </w:rPr>
   </w:style>
-  <w:style w:type="paragraph" w:styleId="Heading8">
+  <w:style w:type="paragraph" w:styleId="9">
     <w:name w:val="heading 8"/>
-    <w:basedOn w:val="Normal"/>
-    <w:next w:val="Normal"/>
+    <w:basedOn w:val="1"/>
+    <w:next w:val="1"/>
     <w:semiHidden/>
     <w:unhideWhenUsed/>
     <w:qFormat/>
+    <w:uiPriority w:val="0"/>
     <w:pPr>
       <w:keepNext/>
       <w:keepLines/>
@@ -6083,17 +7792,18 @@
       <w:outlineLvl w:val="7"/>
     </w:pPr>
     <w:rPr>
-      <w:rFonts w:ascii="Arial" w:eastAsia="黑体" w:hAnsi="Arial"/>
+      <w:rFonts w:ascii="Arial" w:hAnsi="Arial" w:eastAsia="黑体"/>
       <w:sz w:val="24"/>
     </w:rPr>
   </w:style>
-  <w:style w:type="paragraph" w:styleId="Heading9">
+  <w:style w:type="paragraph" w:styleId="10">
     <w:name w:val="heading 9"/>
-    <w:basedOn w:val="Normal"/>
-    <w:next w:val="Normal"/>
+    <w:basedOn w:val="1"/>
+    <w:next w:val="1"/>
     <w:semiHidden/>
     <w:unhideWhenUsed/>
     <w:qFormat/>
+    <w:uiPriority w:val="0"/>
     <w:pPr>
       <w:keepNext/>
       <w:keepLines/>
@@ -6106,19 +7816,21 @@
       <w:outlineLvl w:val="8"/>
     </w:pPr>
     <w:rPr>
-      <w:rFonts w:ascii="Arial" w:eastAsia="黑体" w:hAnsi="Arial"/>
+      <w:rFonts w:ascii="Arial" w:hAnsi="Arial" w:eastAsia="黑体"/>
       <w:sz w:val="21"/>
     </w:rPr>
   </w:style>
-  <w:style w:type="character" w:default="1" w:styleId="DefaultParagraphFont">
+  <w:style w:type="character" w:default="1" w:styleId="22">
     <w:name w:val="Default Paragraph Font"/>
     <w:semiHidden/>
     <w:qFormat/>
+    <w:uiPriority w:val="0"/>
   </w:style>
-  <w:style w:type="table" w:default="1" w:styleId="TableNormal">
+  <w:style w:type="table" w:default="1" w:styleId="20">
     <w:name w:val="Normal Table"/>
     <w:semiHidden/>
     <w:qFormat/>
+    <w:uiPriority w:val="0"/>
     <w:tblPr>
       <w:tblCellMar>
         <w:top w:w="0" w:type="dxa"/>
@@ -6128,39 +7840,43 @@
       </w:tblCellMar>
     </w:tblPr>
   </w:style>
-  <w:style w:type="paragraph" w:styleId="CommentText">
+  <w:style w:type="paragraph" w:styleId="11">
     <w:name w:val="annotation text"/>
-    <w:basedOn w:val="Normal"/>
+    <w:basedOn w:val="1"/>
     <w:qFormat/>
+    <w:uiPriority w:val="0"/>
     <w:pPr>
       <w:jc w:val="left"/>
     </w:pPr>
   </w:style>
-  <w:style w:type="paragraph" w:styleId="BodyText">
+  <w:style w:type="paragraph" w:styleId="12">
     <w:name w:val="Body Text"/>
-    <w:basedOn w:val="Normal"/>
+    <w:basedOn w:val="1"/>
     <w:semiHidden/>
     <w:qFormat/>
+    <w:uiPriority w:val="0"/>
     <w:rPr>
-      <w:rFonts w:ascii="Arial" w:eastAsia="Arial" w:hAnsi="Arial" w:cs="Arial"/>
+      <w:rFonts w:ascii="Arial" w:hAnsi="Arial" w:eastAsia="Arial" w:cs="Arial"/>
       <w:sz w:val="21"/>
       <w:szCs w:val="21"/>
       <w:lang w:val="en-US" w:eastAsia="en-US" w:bidi="ar-SA"/>
     </w:rPr>
   </w:style>
-  <w:style w:type="paragraph" w:styleId="TOC3">
+  <w:style w:type="paragraph" w:styleId="13">
     <w:name w:val="toc 3"/>
-    <w:basedOn w:val="Normal"/>
-    <w:next w:val="Normal"/>
+    <w:basedOn w:val="1"/>
+    <w:next w:val="1"/>
     <w:qFormat/>
+    <w:uiPriority w:val="0"/>
     <w:pPr>
       <w:ind w:left="840" w:leftChars="400"/>
     </w:pPr>
   </w:style>
-  <w:style w:type="paragraph" w:styleId="Footer">
+  <w:style w:type="paragraph" w:styleId="14">
     <w:name w:val="footer"/>
-    <w:basedOn w:val="Normal"/>
+    <w:basedOn w:val="1"/>
     <w:qFormat/>
+    <w:uiPriority w:val="0"/>
     <w:pPr>
       <w:tabs>
         <w:tab w:val="center" w:pos="4153"/>
@@ -6173,16 +7889,17 @@
       <w:sz w:val="18"/>
     </w:rPr>
   </w:style>
-  <w:style w:type="paragraph" w:styleId="Header">
+  <w:style w:type="paragraph" w:styleId="15">
     <w:name w:val="header"/>
-    <w:basedOn w:val="Normal"/>
+    <w:basedOn w:val="1"/>
     <w:qFormat/>
+    <w:uiPriority w:val="0"/>
     <w:pPr>
       <w:pBdr>
-        <w:top w:val="nil"/>
-        <w:left w:val="nil"/>
-        <w:bottom w:val="nil"/>
-        <w:right w:val="nil"/>
+        <w:top w:val="none" w:color="auto" w:sz="0" w:space="0"/>
+        <w:left w:val="none" w:color="auto" w:sz="0" w:space="0"/>
+        <w:bottom w:val="none" w:color="auto" w:sz="0" w:space="0"/>
+        <w:right w:val="none" w:color="auto" w:sz="0" w:space="0"/>
       </w:pBdr>
       <w:tabs>
         <w:tab w:val="center" w:pos="4153"/>
@@ -6197,37 +7914,41 @@
       <w:sz w:val="18"/>
     </w:rPr>
   </w:style>
-  <w:style w:type="paragraph" w:styleId="TOC1">
+  <w:style w:type="paragraph" w:styleId="16">
     <w:name w:val="toc 1"/>
-    <w:basedOn w:val="Normal"/>
-    <w:next w:val="Normal"/>
+    <w:basedOn w:val="1"/>
+    <w:next w:val="1"/>
     <w:qFormat/>
+    <w:uiPriority w:val="0"/>
     <w:rPr>
-      <w:rFonts w:ascii="Arial" w:eastAsia="Microsoft JhengHei" w:hAnsi="Arial"/>
+      <w:rFonts w:ascii="Arial" w:hAnsi="Arial" w:eastAsia="Microsoft JhengHei"/>
       <w:sz w:val="24"/>
     </w:rPr>
   </w:style>
-  <w:style w:type="paragraph" w:styleId="TOC2">
+  <w:style w:type="paragraph" w:styleId="17">
     <w:name w:val="toc 2"/>
-    <w:basedOn w:val="Normal"/>
-    <w:next w:val="Normal"/>
+    <w:basedOn w:val="1"/>
+    <w:next w:val="1"/>
     <w:qFormat/>
+    <w:uiPriority w:val="0"/>
     <w:pPr>
       <w:ind w:left="420" w:leftChars="200"/>
     </w:pPr>
   </w:style>
-  <w:style w:type="paragraph" w:styleId="NormalWeb">
+  <w:style w:type="paragraph" w:styleId="18">
     <w:name w:val="Normal (Web)"/>
-    <w:basedOn w:val="Normal"/>
+    <w:basedOn w:val="1"/>
     <w:qFormat/>
+    <w:uiPriority w:val="0"/>
     <w:rPr>
       <w:sz w:val="24"/>
     </w:rPr>
   </w:style>
-  <w:style w:type="paragraph" w:styleId="Title">
+  <w:style w:type="paragraph" w:styleId="19">
     <w:name w:val="Title"/>
-    <w:basedOn w:val="Normal"/>
+    <w:basedOn w:val="1"/>
     <w:qFormat/>
+    <w:uiPriority w:val="0"/>
     <w:pPr>
       <w:spacing w:before="240" w:beforeLines="0" w:beforeAutospacing="0" w:after="60" w:afterLines="0" w:afterAutospacing="0"/>
       <w:jc w:val="center"/>
@@ -6239,38 +7960,41 @@
       <w:sz w:val="32"/>
     </w:rPr>
   </w:style>
-  <w:style w:type="table" w:styleId="TableGrid">
+  <w:style w:type="table" w:styleId="21">
     <w:name w:val="Table Grid"/>
-    <w:basedOn w:val="TableNormal"/>
+    <w:basedOn w:val="20"/>
     <w:qFormat/>
+    <w:uiPriority w:val="0"/>
     <w:pPr>
       <w:widowControl w:val="0"/>
       <w:jc w:val="both"/>
     </w:pPr>
     <w:tblPr>
       <w:tblBorders>
-        <w:top w:val="single" w:sz="4" w:space="0" w:color="auto"/>
-        <w:left w:val="single" w:sz="4" w:space="0" w:color="auto"/>
-        <w:bottom w:val="single" w:sz="4" w:space="0" w:color="auto"/>
-        <w:right w:val="single" w:sz="4" w:space="0" w:color="auto"/>
-        <w:insideH w:val="single" w:sz="4" w:space="0" w:color="auto"/>
-        <w:insideV w:val="single" w:sz="4" w:space="0" w:color="auto"/>
+        <w:top w:val="single" w:color="auto" w:sz="4" w:space="0"/>
+        <w:left w:val="single" w:color="auto" w:sz="4" w:space="0"/>
+        <w:bottom w:val="single" w:color="auto" w:sz="4" w:space="0"/>
+        <w:right w:val="single" w:color="auto" w:sz="4" w:space="0"/>
+        <w:insideH w:val="single" w:color="auto" w:sz="4" w:space="0"/>
+        <w:insideV w:val="single" w:color="auto" w:sz="4" w:space="0"/>
       </w:tblBorders>
     </w:tblPr>
   </w:style>
-  <w:style w:type="character" w:styleId="Strong">
+  <w:style w:type="character" w:styleId="23">
     <w:name w:val="Strong"/>
-    <w:basedOn w:val="DefaultParagraphFont"/>
+    <w:basedOn w:val="22"/>
     <w:qFormat/>
+    <w:uiPriority w:val="0"/>
     <w:rPr>
       <w:b/>
     </w:rPr>
   </w:style>
-  <w:style w:type="table" w:customStyle="1" w:styleId="TableNormal0">
+  <w:style w:type="table" w:customStyle="1" w:styleId="24">
     <w:name w:val="Table Normal_0"/>
     <w:semiHidden/>
     <w:unhideWhenUsed/>
     <w:qFormat/>
+    <w:uiPriority w:val="0"/>
     <w:tblPr>
       <w:tblCellMar>
         <w:top w:w="0" w:type="dxa"/>
@@ -6280,81 +8004,87 @@
       </w:tblCellMar>
     </w:tblPr>
   </w:style>
-  <w:style w:type="paragraph" w:customStyle="1" w:styleId="TableText">
+  <w:style w:type="paragraph" w:customStyle="1" w:styleId="25">
     <w:name w:val="Table Text"/>
-    <w:basedOn w:val="Normal"/>
+    <w:basedOn w:val="1"/>
     <w:semiHidden/>
     <w:qFormat/>
+    <w:uiPriority w:val="0"/>
     <w:rPr>
-      <w:rFonts w:ascii="宋体" w:eastAsia="宋体" w:hAnsi="宋体" w:cs="宋体"/>
+      <w:rFonts w:ascii="宋体" w:hAnsi="宋体" w:eastAsia="宋体" w:cs="宋体"/>
       <w:sz w:val="21"/>
       <w:szCs w:val="21"/>
       <w:lang w:val="en-US" w:eastAsia="en-US" w:bidi="ar-SA"/>
     </w:rPr>
   </w:style>
-  <w:style w:type="paragraph" w:customStyle="1" w:styleId="1">
+  <w:style w:type="paragraph" w:customStyle="1" w:styleId="26">
     <w:name w:val="柴_标题1"/>
-    <w:basedOn w:val="Heading1"/>
-    <w:next w:val="a"/>
-    <w:link w:val="1Char"/>
+    <w:basedOn w:val="2"/>
+    <w:next w:val="27"/>
+    <w:link w:val="38"/>
     <w:qFormat/>
+    <w:uiPriority w:val="0"/>
     <w:pPr>
       <w:spacing w:before="100" w:after="90" w:line="360" w:lineRule="auto"/>
     </w:pPr>
     <w:rPr>
-      <w:rFonts w:ascii="Arial" w:eastAsia="宋体" w:hAnsi="Arial"/>
+      <w:rFonts w:ascii="Arial" w:hAnsi="Arial" w:eastAsia="宋体"/>
       <w:sz w:val="32"/>
     </w:rPr>
   </w:style>
-  <w:style w:type="paragraph" w:customStyle="1" w:styleId="a">
+  <w:style w:type="paragraph" w:customStyle="1" w:styleId="27">
     <w:name w:val="柴_正文"/>
-    <w:basedOn w:val="BodyText"/>
-    <w:link w:val="Char"/>
+    <w:basedOn w:val="12"/>
+    <w:link w:val="41"/>
     <w:qFormat/>
+    <w:uiPriority w:val="0"/>
     <w:pPr>
       <w:spacing w:line="360" w:lineRule="auto"/>
       <w:ind w:firstLine="470" w:firstLineChars="200"/>
     </w:pPr>
     <w:rPr>
-      <w:rFonts w:ascii="Arial" w:eastAsia="宋体" w:hAnsi="Arial"/>
+      <w:rFonts w:ascii="Arial" w:hAnsi="Arial" w:eastAsia="宋体"/>
       <w:sz w:val="24"/>
       <w:lang w:eastAsia="zh-CN"/>
     </w:rPr>
   </w:style>
-  <w:style w:type="paragraph" w:customStyle="1" w:styleId="2">
+  <w:style w:type="paragraph" w:customStyle="1" w:styleId="28">
     <w:name w:val="柴_标题2"/>
-    <w:basedOn w:val="Heading2"/>
-    <w:next w:val="a"/>
+    <w:basedOn w:val="3"/>
+    <w:next w:val="27"/>
     <w:qFormat/>
+    <w:uiPriority w:val="0"/>
     <w:pPr>
       <w:spacing w:line="360" w:lineRule="auto"/>
     </w:pPr>
     <w:rPr>
-      <w:rFonts w:ascii="Arial" w:eastAsia="宋体" w:hAnsi="Arial"/>
+      <w:rFonts w:ascii="Arial" w:hAnsi="Arial" w:eastAsia="宋体"/>
       <w:sz w:val="28"/>
     </w:rPr>
   </w:style>
-  <w:style w:type="paragraph" w:customStyle="1" w:styleId="3">
+  <w:style w:type="paragraph" w:customStyle="1" w:styleId="29">
     <w:name w:val="柴_标题3"/>
-    <w:basedOn w:val="Heading3"/>
-    <w:next w:val="a"/>
+    <w:basedOn w:val="4"/>
+    <w:next w:val="27"/>
     <w:qFormat/>
+    <w:uiPriority w:val="0"/>
     <w:pPr>
       <w:spacing w:line="360" w:lineRule="auto"/>
       <w:ind w:left="0" w:firstLine="472" w:firstLineChars="200"/>
     </w:pPr>
     <w:rPr>
-      <w:rFonts w:ascii="宋体" w:eastAsia="宋体" w:hAnsi="宋体" w:cs="宋体"/>
+      <w:rFonts w:ascii="宋体" w:hAnsi="宋体" w:eastAsia="宋体" w:cs="宋体"/>
       <w:spacing w:val="-2"/>
       <w:sz w:val="24"/>
       <w:szCs w:val="24"/>
     </w:rPr>
   </w:style>
-  <w:style w:type="paragraph" w:customStyle="1" w:styleId="a0">
+  <w:style w:type="paragraph" w:customStyle="1" w:styleId="30">
     <w:name w:val="柴_目录"/>
-    <w:basedOn w:val="Normal"/>
-    <w:next w:val="BodyText"/>
+    <w:basedOn w:val="1"/>
+    <w:next w:val="12"/>
     <w:qFormat/>
+    <w:uiPriority w:val="0"/>
     <w:pPr>
       <w:tabs>
         <w:tab w:val="right" w:leader="dot" w:pos="8442"/>
@@ -6362,89 +8092,96 @@
       <w:ind w:left="0" w:leftChars="0"/>
     </w:pPr>
     <w:rPr>
-      <w:rFonts w:ascii="Arial" w:eastAsia="Microsoft JhengHei" w:hAnsi="Arial"/>
+      <w:rFonts w:ascii="Arial" w:hAnsi="Arial" w:eastAsia="Microsoft JhengHei"/>
       <w:sz w:val="24"/>
     </w:rPr>
   </w:style>
-  <w:style w:type="paragraph" w:customStyle="1" w:styleId="a1">
+  <w:style w:type="paragraph" w:customStyle="1" w:styleId="31">
     <w:name w:val="柴_公司名"/>
-    <w:basedOn w:val="Title"/>
+    <w:basedOn w:val="19"/>
     <w:qFormat/>
+    <w:uiPriority w:val="0"/>
     <w:pPr>
       <w:spacing w:after="600" w:afterLines="600"/>
     </w:pPr>
     <w:rPr>
-      <w:rFonts w:ascii="宋体" w:eastAsia="宋体" w:hAnsi="宋体" w:cs="宋体" w:hint="eastAsia"/>
+      <w:rFonts w:hint="eastAsia" w:ascii="宋体" w:hAnsi="宋体" w:eastAsia="宋体" w:cs="宋体"/>
       <w:bCs/>
       <w:spacing w:val="-6"/>
       <w:sz w:val="52"/>
       <w:szCs w:val="52"/>
     </w:rPr>
   </w:style>
-  <w:style w:type="paragraph" w:customStyle="1" w:styleId="a2">
+  <w:style w:type="paragraph" w:customStyle="1" w:styleId="32">
     <w:name w:val="柴_文档名"/>
-    <w:basedOn w:val="Title"/>
+    <w:basedOn w:val="19"/>
     <w:qFormat/>
+    <w:uiPriority w:val="0"/>
     <w:pPr>
       <w:spacing w:after="900" w:afterLines="900"/>
     </w:pPr>
     <w:rPr>
-      <w:rFonts w:ascii="黑体" w:eastAsia="黑体" w:hAnsi="黑体" w:cs="黑体"/>
+      <w:rFonts w:ascii="黑体" w:hAnsi="黑体" w:eastAsia="黑体" w:cs="黑体"/>
       <w:bCs/>
       <w:spacing w:val="-7"/>
       <w:sz w:val="52"/>
       <w:szCs w:val="52"/>
     </w:rPr>
   </w:style>
-  <w:style w:type="paragraph" w:customStyle="1" w:styleId="WPSOffice1">
+  <w:style w:type="paragraph" w:customStyle="1" w:styleId="33">
     <w:name w:val="WPSOffice手动目录 1"/>
     <w:qFormat/>
+    <w:uiPriority w:val="0"/>
     <w:pPr>
       <w:ind w:leftChars="0"/>
     </w:pPr>
     <w:rPr>
-      <w:rFonts w:ascii="Times New Roman" w:eastAsia="宋体" w:hAnsi="Times New Roman" w:cs="Times New Roman"/>
+      <w:rFonts w:ascii="Times New Roman" w:hAnsi="Times New Roman" w:eastAsia="宋体" w:cs="Times New Roman"/>
       <w:sz w:val="20"/>
       <w:szCs w:val="20"/>
     </w:rPr>
   </w:style>
-  <w:style w:type="paragraph" w:customStyle="1" w:styleId="WPSOffice2">
+  <w:style w:type="paragraph" w:customStyle="1" w:styleId="34">
     <w:name w:val="WPSOffice手动目录 2"/>
     <w:qFormat/>
+    <w:uiPriority w:val="0"/>
     <w:pPr>
       <w:ind w:leftChars="200"/>
     </w:pPr>
     <w:rPr>
-      <w:rFonts w:ascii="Times New Roman" w:eastAsia="宋体" w:hAnsi="Times New Roman" w:cs="Times New Roman"/>
+      <w:rFonts w:ascii="Times New Roman" w:hAnsi="Times New Roman" w:eastAsia="宋体" w:cs="Times New Roman"/>
       <w:sz w:val="20"/>
       <w:szCs w:val="20"/>
     </w:rPr>
   </w:style>
-  <w:style w:type="paragraph" w:customStyle="1" w:styleId="WPSOffice3">
+  <w:style w:type="paragraph" w:customStyle="1" w:styleId="35">
     <w:name w:val="WPSOffice手动目录 3"/>
     <w:qFormat/>
+    <w:uiPriority w:val="0"/>
     <w:pPr>
       <w:ind w:leftChars="400"/>
     </w:pPr>
     <w:rPr>
-      <w:rFonts w:ascii="Times New Roman" w:eastAsia="宋体" w:hAnsi="Times New Roman" w:cs="Times New Roman"/>
+      <w:rFonts w:ascii="Times New Roman" w:hAnsi="Times New Roman" w:eastAsia="宋体" w:cs="Times New Roman"/>
       <w:sz w:val="20"/>
       <w:szCs w:val="20"/>
     </w:rPr>
   </w:style>
-  <w:style w:type="paragraph" w:customStyle="1" w:styleId="Compact">
+  <w:style w:type="paragraph" w:customStyle="1" w:styleId="36">
     <w:name w:val="Compact"/>
-    <w:basedOn w:val="BodyText"/>
+    <w:basedOn w:val="12"/>
     <w:qFormat/>
+    <w:uiPriority w:val="0"/>
     <w:pPr>
       <w:spacing w:before="36" w:after="36"/>
     </w:pPr>
   </w:style>
-  <w:style w:type="table" w:customStyle="1" w:styleId="Table">
+  <w:style w:type="table" w:customStyle="1" w:styleId="37">
     <w:name w:val="Table"/>
     <w:semiHidden/>
     <w:unhideWhenUsed/>
     <w:qFormat/>
+    <w:uiPriority w:val="0"/>
     <w:tblPr>
       <w:tblCellMar>
         <w:top w:w="0" w:type="dxa"/>
@@ -6456,25 +8193,27 @@
     <w:tblStylePr w:type="firstRow">
       <w:tcPr>
         <w:tcBorders>
-          <w:bottom w:val="single" w:sz="0" w:space="0" w:color="auto"/>
+          <w:bottom w:val="single" w:color="auto" w:sz="0" w:space="0"/>
         </w:tcBorders>
         <w:vAlign w:val="bottom"/>
       </w:tcPr>
     </w:tblStylePr>
   </w:style>
-  <w:style w:type="character" w:customStyle="1" w:styleId="1Char">
+  <w:style w:type="character" w:customStyle="1" w:styleId="38">
     <w:name w:val="柴_标题1 Char"/>
-    <w:link w:val="1"/>
+    <w:link w:val="26"/>
     <w:qFormat/>
+    <w:uiPriority w:val="0"/>
     <w:rPr>
-      <w:rFonts w:ascii="Arial" w:eastAsia="宋体" w:hAnsi="Arial"/>
+      <w:rFonts w:ascii="Arial" w:hAnsi="Arial" w:eastAsia="宋体"/>
       <w:sz w:val="32"/>
     </w:rPr>
   </w:style>
-  <w:style w:type="paragraph" w:customStyle="1" w:styleId="a3">
+  <w:style w:type="paragraph" w:customStyle="1" w:styleId="39">
     <w:name w:val="柴_正文_无缩进"/>
-    <w:basedOn w:val="Normal"/>
+    <w:basedOn w:val="1"/>
     <w:qFormat/>
+    <w:uiPriority w:val="0"/>
     <w:pPr>
       <w:ind w:firstLine="0" w:firstLineChars="0"/>
     </w:pPr>
@@ -6484,29 +8223,31 @@
       <w:lang w:eastAsia="zh-CN"/>
     </w:rPr>
   </w:style>
-  <w:style w:type="paragraph" w:customStyle="1" w:styleId="4">
+  <w:style w:type="paragraph" w:customStyle="1" w:styleId="40">
     <w:name w:val="柴_标题4"/>
-    <w:basedOn w:val="Heading4"/>
-    <w:next w:val="Normal"/>
+    <w:basedOn w:val="5"/>
+    <w:next w:val="1"/>
     <w:qFormat/>
+    <w:uiPriority w:val="0"/>
     <w:pPr>
       <w:widowControl w:val="0"/>
       <w:spacing w:before="160" w:line="360" w:lineRule="auto"/>
-      <w:ind w:left="981" w:hanging="862" w:leftChars="300"/>
+      <w:ind w:left="981" w:leftChars="300" w:hanging="862"/>
     </w:pPr>
     <w:rPr>
-      <w:rFonts w:ascii="Calibri" w:eastAsia="宋体" w:hAnsi="Calibri" w:cs="宋体" w:hint="eastAsia"/>
+      <w:rFonts w:hint="eastAsia" w:ascii="Calibri" w:hAnsi="Calibri" w:eastAsia="宋体" w:cs="宋体"/>
       <w:sz w:val="24"/>
       <w:szCs w:val="24"/>
       <w:lang w:eastAsia="zh-CN" w:bidi="zh-CN"/>
     </w:rPr>
   </w:style>
-  <w:style w:type="character" w:customStyle="1" w:styleId="Char">
+  <w:style w:type="character" w:customStyle="1" w:styleId="41">
     <w:name w:val="柴_正文 Char"/>
-    <w:link w:val="a"/>
+    <w:link w:val="27"/>
     <w:qFormat/>
+    <w:uiPriority w:val="0"/>
     <w:rPr>
-      <w:rFonts w:ascii="Arial" w:eastAsia="宋体" w:hAnsi="Arial"/>
+      <w:rFonts w:ascii="Arial" w:hAnsi="Arial" w:eastAsia="宋体"/>
       <w:sz w:val="24"/>
       <w:lang w:eastAsia="zh-CN"/>
     </w:rPr>
